--- a/docs/Rent Renewal Tracker Knowledge Base and User Manual.docx
+++ b/docs/Rent Renewal Tracker Knowledge Base and User Manual.docx
@@ -74,7 +74,7 @@
           <w:color w:val="5F6C76"/>
           <w:sz w:val="20"/>
         </w:rPr>
-        <w:t>Prepared 13 July 2026</w:t>
+        <w:t>Prepared 15 July 2026</w:t>
       </w:r>
     </w:p>
     <w:p/>
@@ -191,7 +191,7 @@
                 <w:color w:val="263038"/>
                 <w:sz w:val="20"/>
               </w:rPr>
-              <w:t>This manual is derived from the application source in this workspace as of 13 July 2026. It documents implemented behavior. Site-specific Frappe configuration, custom roles, email accounts, print formats, and future code changes may alter what an individual user sees.</w:t>
+              <w:t>This manual is derived from the application source in this workspace as of 15 July 2026. It documents implemented behavior. Site-specific Frappe configuration, custom roles, email accounts, print formats, and future code changes may alter what an individual user sees.</w:t>
             </w:r>
           </w:p>
         </w:tc>
@@ -742,34 +742,31 @@
       </w:r>
     </w:p>
     <w:p>
-      <w:pPr>
-        <w:pStyle w:val="Heading1"/>
-      </w:pPr>
-      <w:r>
-        <w:t>4. Opening the App</w:t>
-      </w:r>
-    </w:p>
-    <w:p>
       <w:r>
         <w:rPr>
           <w:rFonts w:ascii="Calibri" w:hAnsi="Calibri"/>
           <w:color w:val="263038"/>
           <w:sz w:val="21"/>
         </w:rPr>
-        <w:t>After signing in to Frappe:</w:t>
-      </w:r>
-    </w:p>
-    <w:p>
-      <w:pPr>
-        <w:pStyle w:val="ListNumber"/>
-      </w:pPr>
+        <w:t>Role permission makes a DocType available, while record-level authorization determines which specific records the user may open or change. Lease assignment, Lease Department User Permissions, and confidentiality clearance are rechecked when a record is opened or saved.</w:t>
+      </w:r>
+    </w:p>
+    <w:p>
+      <w:pPr>
+        <w:pStyle w:val="Heading1"/>
+      </w:pPr>
+      <w:r>
+        <w:t>4. Opening the App</w:t>
+      </w:r>
+    </w:p>
+    <w:p>
       <w:r>
         <w:rPr>
           <w:rFonts w:ascii="Calibri" w:hAnsi="Calibri"/>
           <w:color w:val="263038"/>
           <w:sz w:val="21"/>
         </w:rPr>
-        <w:t>Open the app launcher or desk menu.</w:t>
+        <w:t>After signing in to Frappe:</w:t>
       </w:r>
     </w:p>
     <w:p>
@@ -782,6 +779,19 @@
           <w:color w:val="263038"/>
           <w:sz w:val="21"/>
         </w:rPr>
+        <w:t>Open the app launcher or desk menu.</w:t>
+      </w:r>
+    </w:p>
+    <w:p>
+      <w:pPr>
+        <w:pStyle w:val="ListNumber"/>
+      </w:pPr>
+      <w:r>
+        <w:rPr>
+          <w:rFonts w:ascii="Calibri" w:hAnsi="Calibri"/>
+          <w:color w:val="263038"/>
+          <w:sz w:val="21"/>
+        </w:rPr>
         <w:t xml:space="preserve">Select </w:t>
       </w:r>
       <w:r>
@@ -2860,6 +2870,108 @@
           <w:sz w:val="21"/>
         </w:rPr>
         <w:t>Save the record.</w:t>
+      </w:r>
+    </w:p>
+    <w:p>
+      <w:r>
+        <w:rPr>
+          <w:rFonts w:ascii="Calibri" w:hAnsi="Calibri"/>
+          <w:color w:val="263038"/>
+          <w:sz w:val="21"/>
+        </w:rPr>
+        <w:t>The save operation applies both the role permission and the record-level lease scope:</w:t>
+      </w:r>
+    </w:p>
+    <w:p>
+      <w:pPr>
+        <w:pStyle w:val="ListBullet"/>
+      </w:pPr>
+      <w:r>
+        <w:rPr>
+          <w:rFonts w:ascii="Consolas" w:hAnsi="Consolas"/>
+          <w:color w:val="246382"/>
+          <w:sz w:val="20"/>
+        </w:rPr>
+        <w:t>Rent Renewal System Manager</w:t>
+      </w:r>
+      <w:r>
+        <w:rPr>
+          <w:rFonts w:ascii="Calibri" w:hAnsi="Calibri"/>
+          <w:color w:val="263038"/>
+          <w:sz w:val="21"/>
+        </w:rPr>
+        <w:t xml:space="preserve"> and </w:t>
+      </w:r>
+      <w:r>
+        <w:rPr>
+          <w:rFonts w:ascii="Consolas" w:hAnsi="Consolas"/>
+          <w:color w:val="246382"/>
+          <w:sz w:val="20"/>
+        </w:rPr>
+        <w:t>Lease Administrator</w:t>
+      </w:r>
+      <w:r>
+        <w:rPr>
+          <w:rFonts w:ascii="Calibri" w:hAnsi="Calibri"/>
+          <w:color w:val="263038"/>
+          <w:sz w:val="21"/>
+        </w:rPr>
+        <w:t xml:space="preserve"> may create a Lease without being assigned to it because they are unrestricted operational roles.</w:t>
+      </w:r>
+    </w:p>
+    <w:p>
+      <w:pPr>
+        <w:pStyle w:val="ListBullet"/>
+      </w:pPr>
+      <w:r>
+        <w:rPr>
+          <w:rFonts w:ascii="Calibri" w:hAnsi="Calibri"/>
+          <w:color w:val="263038"/>
+          <w:sz w:val="21"/>
+        </w:rPr>
+        <w:t xml:space="preserve">A </w:t>
+      </w:r>
+      <w:r>
+        <w:rPr>
+          <w:rFonts w:ascii="Consolas" w:hAnsi="Consolas"/>
+          <w:color w:val="246382"/>
+          <w:sz w:val="20"/>
+        </w:rPr>
+        <w:t>Responsible Officer</w:t>
+      </w:r>
+      <w:r>
+        <w:rPr>
+          <w:rFonts w:ascii="Calibri" w:hAnsi="Calibri"/>
+          <w:color w:val="263038"/>
+          <w:sz w:val="21"/>
+        </w:rPr>
+        <w:t xml:space="preserve"> may create a Lease only when the new record assigns that user as Responsible Officer, Contract Owner, or Backup Officer, or the user has a matching Lease Department User Permission. The selected confidentiality classification must also be within the user's clearance.</w:t>
+      </w:r>
+    </w:p>
+    <w:p>
+      <w:r>
+        <w:rPr>
+          <w:rFonts w:ascii="Calibri" w:hAnsi="Calibri"/>
+          <w:color w:val="263038"/>
+          <w:sz w:val="21"/>
+        </w:rPr>
+        <w:t xml:space="preserve">Lease Documents, Rent Schedules, Renewal Requests, and Reminder Logs repeat the parent Lease authorization check through their required </w:t>
+      </w:r>
+      <w:r>
+        <w:rPr>
+          <w:rFonts w:ascii="Consolas" w:hAnsi="Consolas"/>
+          <w:color w:val="246382"/>
+          <w:sz w:val="20"/>
+        </w:rPr>
+        <w:t>Lease</w:t>
+      </w:r>
+      <w:r>
+        <w:rPr>
+          <w:rFonts w:ascii="Calibri" w:hAnsi="Calibri"/>
+          <w:color w:val="263038"/>
+          <w:sz w:val="21"/>
+        </w:rPr>
+        <w:t xml:space="preserve"> link.</w:t>
       </w:r>
     </w:p>
     <w:p>
@@ -8818,7 +8930,7 @@
           <w:color w:val="263038"/>
           <w:sz w:val="21"/>
         </w:rPr>
-        <w:t>If a user cannot edit a record, first verify their role and the current workflow state.</w:t>
+        <w:t>If a user cannot create or edit a Lease, verify their role, assignment or Lease Department User Permission, confidentiality clearance, and the current workflow or document state.</w:t>
       </w:r>
     </w:p>
     <w:p>
@@ -9256,6 +9368,16 @@
           <w:sz w:val="21"/>
         </w:rPr>
         <w:t>For scoped users, a lease is visible when the user is the Responsible Officer, Contract Owner, or Backup Officer, or when a Frappe User Permission grants that user the lease's Lease Department. The User Permission must allow Lease Department, match Responsible Department, and either be globally applicable or applicable to Lease. The same rule flows down to Renewal Requests, Rent Schedules, Lease Documents, and Reminder Logs through their Lease link.</w:t>
+      </w:r>
+    </w:p>
+    <w:p>
+      <w:r>
+        <w:rPr>
+          <w:rFonts w:ascii="Calibri" w:hAnsi="Calibri"/>
+          <w:color w:val="263038"/>
+          <w:sz w:val="21"/>
+        </w:rPr>
+        <w:t>When a new Lease is saved, the same scope is evaluated from its proposed values before insertion. Unrestricted operational roles may create without assignment. A Responsible Officer must assign themselves as Responsible Officer, Contract Owner, or Backup Officer, or hold the matching Lease Department User Permission, and the selected classification must be within their clearance. Related records must link to a Lease the user is authorized to access.</w:t>
       </w:r>
     </w:p>
     <w:p>

--- a/docs/Rent Renewal Tracker Knowledge Base and User Manual.docx
+++ b/docs/Rent Renewal Tracker Knowledge Base and User Manual.docx
@@ -74,7 +74,7 @@
           <w:color w:val="5F6C76"/>
           <w:sz w:val="20"/>
         </w:rPr>
-        <w:t>Prepared 15 July 2026</w:t>
+        <w:t>Prepared 16 July 2026</w:t>
       </w:r>
     </w:p>
     <w:p/>
@@ -191,7 +191,7 @@
                 <w:color w:val="263038"/>
                 <w:sz w:val="20"/>
               </w:rPr>
-              <w:t>This manual is derived from the application source in this workspace as of 15 July 2026. It documents implemented behavior. Site-specific Frappe configuration, custom roles, email accounts, print formats, and future code changes may alter what an individual user sees.</w:t>
+              <w:t>This manual is derived from the application source in this workspace as of 16 July 2026. It documents implemented behavior. Site-specific Frappe configuration, custom roles, email accounts, print formats, and future code changes may alter what an individual user sees.</w:t>
             </w:r>
           </w:p>
         </w:tc>
@@ -2971,24 +2971,40 @@
           <w:color w:val="263038"/>
           <w:sz w:val="21"/>
         </w:rPr>
-        <w:t xml:space="preserve"> link.</w:t>
-      </w:r>
-    </w:p>
-    <w:p>
-      <w:pPr>
-        <w:pStyle w:val="Heading2"/>
-      </w:pPr>
-      <w:r>
-        <w:t>10.2 Lease Identity Section</w:t>
-      </w:r>
-    </w:p>
-    <w:p>
+        <w:t xml:space="preserve"> link. Lease Documents additionally enforce their own </w:t>
+      </w:r>
+      <w:r>
+        <w:rPr>
+          <w:rFonts w:ascii="Consolas" w:hAnsi="Consolas"/>
+          <w:color w:val="246382"/>
+          <w:sz w:val="20"/>
+        </w:rPr>
+        <w:t>Confidentiality</w:t>
+      </w:r>
       <w:r>
         <w:rPr>
           <w:rFonts w:ascii="Calibri" w:hAnsi="Calibri"/>
           <w:color w:val="263038"/>
           <w:sz w:val="21"/>
         </w:rPr>
+        <w:t xml:space="preserve"> field, so access must pass both the parent Lease classification and the linked document classification.</w:t>
+      </w:r>
+    </w:p>
+    <w:p>
+      <w:pPr>
+        <w:pStyle w:val="Heading2"/>
+      </w:pPr>
+      <w:r>
+        <w:t>10.2 Lease Identity Section</w:t>
+      </w:r>
+    </w:p>
+    <w:p>
+      <w:r>
+        <w:rPr>
+          <w:rFonts w:ascii="Calibri" w:hAnsi="Calibri"/>
+          <w:color w:val="263038"/>
+          <w:sz w:val="21"/>
+        </w:rPr>
         <w:t>Core fields:</w:t>
       </w:r>
     </w:p>
@@ -4683,32 +4699,40 @@
           <w:color w:val="263038"/>
           <w:sz w:val="21"/>
         </w:rPr>
-        <w:t xml:space="preserve">In the current application, the document-level label does </w:t>
-      </w:r>
-      <w:r>
-        <w:rPr>
-          <w:rFonts w:ascii="Calibri" w:hAnsi="Calibri"/>
-          <w:b/>
-          <w:color w:val="263038"/>
-          <w:sz w:val="21"/>
-        </w:rPr>
-        <w:t>not</w:t>
-      </w:r>
+        <w:t>Lease Document access is the intersection of the user's DocType role permission, linked Lease assignment or department scope, parent Lease confidentiality clearance, and the document's own confidentiality clearance. A user can open the Lease but still be denied a more restricted Lease Document. The same decision protects the private File attached to that document.</w:t>
+      </w:r>
+    </w:p>
+    <w:p>
       <w:r>
         <w:rPr>
           <w:rFonts w:ascii="Calibri" w:hAnsi="Calibri"/>
           <w:color w:val="263038"/>
           <w:sz w:val="21"/>
         </w:rPr>
-        <w:t xml:space="preserve"> independently grant or deny access. Actual access to a Lease Document is inherited from its parent Lease. A user must have Lease Document read permission and must also be authorized for the linked lease through assignment or department scope and the parent lease's confidentiality clearance. Therefore, marking a document </w:t>
-      </w:r>
+        <w:t>The effective boundary is the stricter combination of parent and child controls. Users cannot create a Lease Document above their own clearance, and changing assignments or Lease Department User Permissions on the parent Lease immediately affects access to its linked documents. Classify the parent lease for the overall relationship and classify each document for the sensitivity of that specific evidence.</w:t>
+      </w:r>
+    </w:p>
+    <w:p>
+      <w:r>
+        <w:rPr>
+          <w:rFonts w:ascii="Calibri" w:hAnsi="Calibri"/>
+          <w:color w:val="263038"/>
+          <w:sz w:val="21"/>
+        </w:rPr>
+        <w:t>Role effects are:</w:t>
+      </w:r>
+    </w:p>
+    <w:p>
+      <w:pPr>
+        <w:pStyle w:val="ListBullet"/>
+      </w:pPr>
       <w:r>
         <w:rPr>
           <w:rFonts w:ascii="Consolas" w:hAnsi="Consolas"/>
           <w:color w:val="246382"/>
           <w:sz w:val="20"/>
         </w:rPr>
-        <w:t>Restricted</w:t>
+        <w:t>Rent Renewal System Manager</w:t>
       </w:r>
       <w:r>
         <w:rPr>
@@ -4716,7 +4740,7 @@
           <w:color w:val="263038"/>
           <w:sz w:val="21"/>
         </w:rPr>
-        <w:t xml:space="preserve"> while its parent lease remains </w:t>
+        <w:t xml:space="preserve"> and </w:t>
       </w:r>
       <w:r>
         <w:rPr>
@@ -4724,7 +4748,7 @@
           <w:color w:val="246382"/>
           <w:sz w:val="20"/>
         </w:rPr>
-        <w:t>Internal</w:t>
+        <w:t>Lease Administrator</w:t>
       </w:r>
       <w:r>
         <w:rPr>
@@ -4732,25 +4756,41 @@
           <w:color w:val="263038"/>
           <w:sz w:val="21"/>
         </w:rPr>
-        <w:t xml:space="preserve"> does not create an additional technical access barrier by itself.</w:t>
-      </w:r>
-    </w:p>
-    <w:p>
+        <w:t xml:space="preserve"> can read, create, edit, delete, print, email, and export Lease Document records, subject to the private-file controls. These roles are unrestricted by the lease assignment and confidentiality filter.</w:t>
+      </w:r>
+    </w:p>
+    <w:p>
+      <w:pPr>
+        <w:pStyle w:val="ListBullet"/>
+      </w:pPr>
+      <w:r>
+        <w:rPr>
+          <w:rFonts w:ascii="Consolas" w:hAnsi="Consolas"/>
+          <w:color w:val="246382"/>
+          <w:sz w:val="20"/>
+        </w:rPr>
+        <w:t>Responsible Officer</w:t>
+      </w:r>
       <w:r>
         <w:rPr>
           <w:rFonts w:ascii="Calibri" w:hAnsi="Calibri"/>
           <w:color w:val="263038"/>
           <w:sz w:val="21"/>
         </w:rPr>
-        <w:t xml:space="preserve">For enforceable restriction, set the parent Lease </w:t>
-      </w:r>
+        <w:t xml:space="preserve"> can read, create, edit, and print documents for authorized leases when both the parent and document are within the role's Public, Internal, or Confidential clearance. The role cannot delete, email, or export through the configured DocType permissions.</w:t>
+      </w:r>
+    </w:p>
+    <w:p>
+      <w:pPr>
+        <w:pStyle w:val="ListBullet"/>
+      </w:pPr>
       <w:r>
         <w:rPr>
           <w:rFonts w:ascii="Consolas" w:hAnsi="Consolas"/>
           <w:color w:val="246382"/>
           <w:sz w:val="20"/>
         </w:rPr>
-        <w:t>Confidentiality Classification</w:t>
+        <w:t>Department Head</w:t>
       </w:r>
       <w:r>
         <w:rPr>
@@ -4758,17 +4798,23 @@
           <w:color w:val="263038"/>
           <w:sz w:val="21"/>
         </w:rPr>
-        <w:t xml:space="preserve"> to the appropriate level and review the assigned users and Lease Department User Permissions. As a data-governance practice, the document label should normally be at least as restrictive as the file's content, and the parent lease should be classified at the highest sensitivity required by any document that must not be visible to the wider lease audience.</w:t>
-      </w:r>
-    </w:p>
-    <w:p>
+        <w:t xml:space="preserve"> and </w:t>
+      </w:r>
+      <w:r>
+        <w:rPr>
+          <w:rFonts w:ascii="Consolas" w:hAnsi="Consolas"/>
+          <w:color w:val="246382"/>
+          <w:sz w:val="20"/>
+        </w:rPr>
+        <w:t>Finance Approver</w:t>
+      </w:r>
       <w:r>
         <w:rPr>
           <w:rFonts w:ascii="Calibri" w:hAnsi="Calibri"/>
           <w:color w:val="263038"/>
           <w:sz w:val="21"/>
         </w:rPr>
-        <w:t>Role effects are:</w:t>
+        <w:t xml:space="preserve"> have read-and-print access to authorized documents through Confidential. They cannot create revisions because they lack Lease Document create and write permission.</w:t>
       </w:r>
     </w:p>
     <w:p>
@@ -4781,7 +4827,7 @@
           <w:color w:val="246382"/>
           <w:sz w:val="20"/>
         </w:rPr>
-        <w:t>Rent Renewal System Manager</w:t>
+        <w:t>Legal Approver</w:t>
       </w:r>
       <w:r>
         <w:rPr>
@@ -4797,7 +4843,7 @@
           <w:color w:val="246382"/>
           <w:sz w:val="20"/>
         </w:rPr>
-        <w:t>Lease Administrator</w:t>
+        <w:t>Management Approver</w:t>
       </w:r>
       <w:r>
         <w:rPr>
@@ -4805,7 +4851,7 @@
           <w:color w:val="263038"/>
           <w:sz w:val="21"/>
         </w:rPr>
-        <w:t xml:space="preserve"> can read, create, edit, delete, print, email, and export Lease Document records, subject to the private-file controls. These roles are unrestricted by the lease assignment and confidentiality filter.</w:t>
+        <w:t xml:space="preserve"> have read-and-print clearance through Restricted, while assignment or Lease Department scope still applies.</w:t>
       </w:r>
     </w:p>
     <w:p>
@@ -4818,7 +4864,7 @@
           <w:color w:val="246382"/>
           <w:sz w:val="20"/>
         </w:rPr>
-        <w:t>Responsible Officer</w:t>
+        <w:t>Lease Auditor</w:t>
       </w:r>
       <w:r>
         <w:rPr>
@@ -4826,7 +4872,7 @@
           <w:color w:val="263038"/>
           <w:sz w:val="21"/>
         </w:rPr>
-        <w:t xml:space="preserve"> can read, create, edit, and print documents for leases they are authorized to access, but cannot delete, email, or export them through the configured DocType permissions.</w:t>
+        <w:t xml:space="preserve"> has read, print, and export clearance through Restricted; assignment or department scope still applies.</w:t>
       </w:r>
     </w:p>
     <w:p>
@@ -4839,7 +4885,7 @@
           <w:color w:val="246382"/>
           <w:sz w:val="20"/>
         </w:rPr>
-        <w:t>Department Head</w:t>
+        <w:t>Lease Viewer</w:t>
       </w:r>
       <w:r>
         <w:rPr>
@@ -4847,7 +4893,35 @@
           <w:color w:val="263038"/>
           <w:sz w:val="21"/>
         </w:rPr>
-        <w:t xml:space="preserve">, </w:t>
+        <w:t xml:space="preserve"> has read-and-print access only to authorized Internal documents on parent leases within the role's Public or Internal clearance.</w:t>
+      </w:r>
+    </w:p>
+    <w:p>
+      <w:r>
+        <w:rPr>
+          <w:rFonts w:ascii="Calibri" w:hAnsi="Calibri"/>
+          <w:color w:val="263038"/>
+          <w:sz w:val="21"/>
+        </w:rPr>
+        <w:t>Every attached file must also be private. The application checks the user's permission to use the File record, its owner or original attachment, the allowed file extension, and the site's maximum file size. After attachment, Frappe resolves private-file access through the Lease Document, so the linked Lease scope and document confidentiality rule also govern file reads and downloads.</w:t>
+      </w:r>
+    </w:p>
+    <w:p>
+      <w:pPr>
+        <w:pStyle w:val="Heading2"/>
+      </w:pPr>
+      <w:r>
+        <w:t>11.2 Creating and Controlling Revisions</w:t>
+      </w:r>
+    </w:p>
+    <w:p>
+      <w:r>
+        <w:rPr>
+          <w:rFonts w:ascii="Calibri" w:hAnsi="Calibri"/>
+          <w:color w:val="263038"/>
+          <w:sz w:val="21"/>
+        </w:rPr>
+        <w:t xml:space="preserve">The </w:t>
       </w:r>
       <w:r>
         <w:rPr>
@@ -4855,7 +4929,7 @@
           <w:color w:val="246382"/>
           <w:sz w:val="20"/>
         </w:rPr>
-        <w:t>Finance Approver</w:t>
+        <w:t>Create Revision</w:t>
       </w:r>
       <w:r>
         <w:rPr>
@@ -4863,7 +4937,7 @@
           <w:color w:val="263038"/>
           <w:sz w:val="21"/>
         </w:rPr>
-        <w:t xml:space="preserve">, </w:t>
+        <w:t xml:space="preserve"> action appears only for a current revision when the user can create Lease Documents and can write the current record. The new record receives its name before the application assigns Document Family ID, Revision number, Revised By, and Revised On through Frappe's validation lifecycle. A revision must use a different private file, remain on the same Lease, include a Revision Reason, and branch from the current revision. Saving it updates the previous revision through the normal Frappe save lifecycle, including permission checks and change tracking, and marks the previous revision </w:t>
       </w:r>
       <w:r>
         <w:rPr>
@@ -4871,7 +4945,7 @@
           <w:color w:val="246382"/>
           <w:sz w:val="20"/>
         </w:rPr>
-        <w:t>Legal Approver</w:t>
+        <w:t>Superseded</w:t>
       </w:r>
       <w:r>
         <w:rPr>
@@ -4879,36 +4953,175 @@
           <w:color w:val="263038"/>
           <w:sz w:val="21"/>
         </w:rPr>
-        <w:t xml:space="preserve">, and </w:t>
-      </w:r>
+        <w:t>.</w:t>
+      </w:r>
+    </w:p>
+    <w:p>
+      <w:r>
+        <w:rPr>
+          <w:rFonts w:ascii="Calibri" w:hAnsi="Calibri"/>
+          <w:color w:val="263038"/>
+          <w:sz w:val="21"/>
+        </w:rPr>
+        <w:t>Document classifications and revision permissions are enforced on direct API requests as well as the Desk form; hiding the button is only a usability aid.</w:t>
+      </w:r>
+    </w:p>
+    <w:p>
+      <w:r>
+        <w:rPr>
+          <w:rFonts w:ascii="Calibri" w:hAnsi="Calibri"/>
+          <w:color w:val="263038"/>
+          <w:sz w:val="21"/>
+        </w:rPr>
+        <w:t>Document categories include:</w:t>
+      </w:r>
+    </w:p>
+    <w:p>
+      <w:pPr>
+        <w:pStyle w:val="ListBullet"/>
+      </w:pPr>
       <w:r>
         <w:rPr>
           <w:rFonts w:ascii="Consolas" w:hAnsi="Consolas"/>
           <w:color w:val="246382"/>
           <w:sz w:val="20"/>
         </w:rPr>
-        <w:t>Management Approver</w:t>
-      </w:r>
+        <w:t>Signed Agreement</w:t>
+      </w:r>
+    </w:p>
+    <w:p>
+      <w:pPr>
+        <w:pStyle w:val="ListBullet"/>
+      </w:pPr>
+      <w:r>
+        <w:rPr>
+          <w:rFonts w:ascii="Consolas" w:hAnsi="Consolas"/>
+          <w:color w:val="246382"/>
+          <w:sz w:val="20"/>
+        </w:rPr>
+        <w:t>Addendum</w:t>
+      </w:r>
+    </w:p>
+    <w:p>
+      <w:pPr>
+        <w:pStyle w:val="ListBullet"/>
+      </w:pPr>
+      <w:r>
+        <w:rPr>
+          <w:rFonts w:ascii="Consolas" w:hAnsi="Consolas"/>
+          <w:color w:val="246382"/>
+          <w:sz w:val="20"/>
+        </w:rPr>
+        <w:t>Renewal Letter</w:t>
+      </w:r>
+    </w:p>
+    <w:p>
+      <w:pPr>
+        <w:pStyle w:val="ListBullet"/>
+      </w:pPr>
+      <w:r>
+        <w:rPr>
+          <w:rFonts w:ascii="Consolas" w:hAnsi="Consolas"/>
+          <w:color w:val="246382"/>
+          <w:sz w:val="20"/>
+        </w:rPr>
+        <w:t>Approval</w:t>
+      </w:r>
+    </w:p>
+    <w:p>
+      <w:pPr>
+        <w:pStyle w:val="ListBullet"/>
+      </w:pPr>
+      <w:r>
+        <w:rPr>
+          <w:rFonts w:ascii="Consolas" w:hAnsi="Consolas"/>
+          <w:color w:val="246382"/>
+          <w:sz w:val="20"/>
+        </w:rPr>
+        <w:t>Payment Receipt</w:t>
+      </w:r>
+    </w:p>
+    <w:p>
+      <w:pPr>
+        <w:pStyle w:val="ListBullet"/>
+      </w:pPr>
+      <w:r>
+        <w:rPr>
+          <w:rFonts w:ascii="Consolas" w:hAnsi="Consolas"/>
+          <w:color w:val="246382"/>
+          <w:sz w:val="20"/>
+        </w:rPr>
+        <w:t>Valuation</w:t>
+      </w:r>
+    </w:p>
+    <w:p>
+      <w:pPr>
+        <w:pStyle w:val="ListBullet"/>
+      </w:pPr>
+      <w:r>
+        <w:rPr>
+          <w:rFonts w:ascii="Consolas" w:hAnsi="Consolas"/>
+          <w:color w:val="246382"/>
+          <w:sz w:val="20"/>
+        </w:rPr>
+        <w:t>Correspondence</w:t>
+      </w:r>
+    </w:p>
+    <w:p>
+      <w:pPr>
+        <w:pStyle w:val="ListBullet"/>
+      </w:pPr>
+      <w:r>
+        <w:rPr>
+          <w:rFonts w:ascii="Consolas" w:hAnsi="Consolas"/>
+          <w:color w:val="246382"/>
+          <w:sz w:val="20"/>
+        </w:rPr>
+        <w:t>Other</w:t>
+      </w:r>
+    </w:p>
+    <w:p>
       <w:r>
         <w:rPr>
           <w:rFonts w:ascii="Calibri" w:hAnsi="Calibri"/>
           <w:color w:val="263038"/>
           <w:sz w:val="21"/>
         </w:rPr>
-        <w:t xml:space="preserve"> have read-and-print access only when the parent lease is within their assignment or department scope and clearance.</w:t>
+        <w:t>Important rule:</w:t>
       </w:r>
     </w:p>
     <w:p>
       <w:pPr>
         <w:pStyle w:val="ListBullet"/>
       </w:pPr>
+      <w:r>
+        <w:rPr>
+          <w:rFonts w:ascii="Calibri" w:hAnsi="Calibri"/>
+          <w:color w:val="263038"/>
+          <w:sz w:val="21"/>
+        </w:rPr>
+        <w:t>A completed renewal requires a private supporting document before the workflow can be finalized.</w:t>
+      </w:r>
+    </w:p>
+    <w:p>
+      <w:pPr>
+        <w:pStyle w:val="ListBullet"/>
+      </w:pPr>
+      <w:r>
+        <w:rPr>
+          <w:rFonts w:ascii="Calibri" w:hAnsi="Calibri"/>
+          <w:color w:val="263038"/>
+          <w:sz w:val="21"/>
+        </w:rPr>
+        <w:t xml:space="preserve">If the recommendation is not </w:t>
+      </w:r>
       <w:r>
         <w:rPr>
           <w:rFonts w:ascii="Consolas" w:hAnsi="Consolas"/>
           <w:color w:val="246382"/>
           <w:sz w:val="20"/>
         </w:rPr>
-        <w:t>Lease Auditor</w:t>
+        <w:t>Terminate</w:t>
       </w:r>
       <w:r>
         <w:rPr>
@@ -4916,20 +5129,15 @@
           <w:color w:val="263038"/>
           <w:sz w:val="21"/>
         </w:rPr>
-        <w:t xml:space="preserve"> has read, print, and export access to authorized documents and has clearance for all parent-lease classifications, including Restricted; assignment or department scope still applies.</w:t>
-      </w:r>
-    </w:p>
-    <w:p>
-      <w:pPr>
-        <w:pStyle w:val="ListBullet"/>
-      </w:pPr>
+        <w:t xml:space="preserve">, the required category is </w:t>
+      </w:r>
       <w:r>
         <w:rPr>
           <w:rFonts w:ascii="Consolas" w:hAnsi="Consolas"/>
           <w:color w:val="246382"/>
           <w:sz w:val="20"/>
         </w:rPr>
-        <w:t>Lease Viewer</w:t>
+        <w:t>Renewal Letter</w:t>
       </w:r>
       <w:r>
         <w:rPr>
@@ -4937,53 +5145,104 @@
           <w:color w:val="263038"/>
           <w:sz w:val="21"/>
         </w:rPr>
-        <w:t xml:space="preserve"> has read-and-print access only to authorized documents whose parent lease is Public or Internal.</w:t>
-      </w:r>
-    </w:p>
-    <w:p>
+        <w:t>.</w:t>
+      </w:r>
+    </w:p>
+    <w:p>
+      <w:pPr>
+        <w:pStyle w:val="ListBullet"/>
+      </w:pPr>
       <w:r>
         <w:rPr>
           <w:rFonts w:ascii="Calibri" w:hAnsi="Calibri"/>
           <w:color w:val="263038"/>
           <w:sz w:val="21"/>
         </w:rPr>
-        <w:t>Every attached file must also be private. The application checks the user's permission to use the File record, its owner or original attachment, the allowed file extension, and the site's maximum file size. These file controls work in addition to the role and parent-lease access rules.</w:t>
-      </w:r>
-    </w:p>
-    <w:p>
+        <w:t xml:space="preserve">If the recommendation is </w:t>
+      </w:r>
+      <w:r>
+        <w:rPr>
+          <w:rFonts w:ascii="Consolas" w:hAnsi="Consolas"/>
+          <w:color w:val="246382"/>
+          <w:sz w:val="20"/>
+        </w:rPr>
+        <w:t>Terminate</w:t>
+      </w:r>
       <w:r>
         <w:rPr>
           <w:rFonts w:ascii="Calibri" w:hAnsi="Calibri"/>
           <w:color w:val="263038"/>
           <w:sz w:val="21"/>
         </w:rPr>
-        <w:t>Document categories include:</w:t>
-      </w:r>
-    </w:p>
-    <w:p>
-      <w:pPr>
-        <w:pStyle w:val="ListBullet"/>
-      </w:pPr>
+        <w:t xml:space="preserve">, the required category is </w:t>
+      </w:r>
       <w:r>
         <w:rPr>
           <w:rFonts w:ascii="Consolas" w:hAnsi="Consolas"/>
           <w:color w:val="246382"/>
           <w:sz w:val="20"/>
         </w:rPr>
-        <w:t>Signed Agreement</w:t>
-      </w:r>
-    </w:p>
-    <w:p>
-      <w:pPr>
-        <w:pStyle w:val="ListBullet"/>
-      </w:pPr>
+        <w:t>Approval</w:t>
+      </w:r>
+      <w:r>
+        <w:rPr>
+          <w:rFonts w:ascii="Calibri" w:hAnsi="Calibri"/>
+          <w:color w:val="263038"/>
+          <w:sz w:val="21"/>
+        </w:rPr>
+        <w:t>.</w:t>
+      </w:r>
+    </w:p>
+    <w:p>
+      <w:pPr>
+        <w:pStyle w:val="Heading1"/>
+      </w:pPr>
+      <w:r>
+        <w:t>12. Rent Schedules and Payment Tracking</w:t>
+      </w:r>
+    </w:p>
+    <w:p>
+      <w:r>
+        <w:rPr>
+          <w:rFonts w:ascii="Calibri" w:hAnsi="Calibri"/>
+          <w:color w:val="263038"/>
+          <w:sz w:val="21"/>
+        </w:rPr>
+        <w:t xml:space="preserve">Open </w:t>
+      </w:r>
       <w:r>
         <w:rPr>
           <w:rFonts w:ascii="Consolas" w:hAnsi="Consolas"/>
           <w:color w:val="246382"/>
           <w:sz w:val="20"/>
         </w:rPr>
-        <w:t>Addendum</w:t>
+        <w:t>Operations &gt; Rent Schedules</w:t>
+      </w:r>
+      <w:r>
+        <w:rPr>
+          <w:rFonts w:ascii="Calibri" w:hAnsi="Calibri"/>
+          <w:color w:val="263038"/>
+          <w:sz w:val="21"/>
+        </w:rPr>
+        <w:t>.</w:t>
+      </w:r>
+    </w:p>
+    <w:p>
+      <w:r>
+        <w:rPr>
+          <w:rFonts w:ascii="Calibri" w:hAnsi="Calibri"/>
+          <w:color w:val="263038"/>
+          <w:sz w:val="21"/>
+        </w:rPr>
+        <w:t>Use rent schedules to track planned payment obligations by lease and period.</w:t>
+      </w:r>
+    </w:p>
+    <w:p>
+      <w:pPr>
+        <w:pStyle w:val="Heading2"/>
+      </w:pPr>
+      <w:r>
+        <w:t>12.1 Key Fields</w:t>
       </w:r>
     </w:p>
     <w:p>
@@ -4996,7 +5255,7 @@
           <w:color w:val="246382"/>
           <w:sz w:val="20"/>
         </w:rPr>
-        <w:t>Renewal Letter</w:t>
+        <w:t>Lease</w:t>
       </w:r>
     </w:p>
     <w:p>
@@ -5009,7 +5268,7 @@
           <w:color w:val="246382"/>
           <w:sz w:val="20"/>
         </w:rPr>
-        <w:t>Approval</w:t>
+        <w:t>Description</w:t>
       </w:r>
     </w:p>
     <w:p>
@@ -5022,7 +5281,7 @@
           <w:color w:val="246382"/>
           <w:sz w:val="20"/>
         </w:rPr>
-        <w:t>Payment Receipt</w:t>
+        <w:t>Period From</w:t>
       </w:r>
     </w:p>
     <w:p>
@@ -5035,7 +5294,7 @@
           <w:color w:val="246382"/>
           <w:sz w:val="20"/>
         </w:rPr>
-        <w:t>Valuation</w:t>
+        <w:t>Period To</w:t>
       </w:r>
     </w:p>
     <w:p>
@@ -5048,7 +5307,7 @@
           <w:color w:val="246382"/>
           <w:sz w:val="20"/>
         </w:rPr>
-        <w:t>Correspondence</w:t>
+        <w:t>Due Date</w:t>
       </w:r>
     </w:p>
     <w:p>
@@ -5061,7 +5320,132 @@
           <w:color w:val="246382"/>
           <w:sz w:val="20"/>
         </w:rPr>
-        <w:t>Other</w:t>
+        <w:t>Currency</w:t>
+      </w:r>
+    </w:p>
+    <w:p>
+      <w:pPr>
+        <w:pStyle w:val="ListBullet"/>
+      </w:pPr>
+      <w:r>
+        <w:rPr>
+          <w:rFonts w:ascii="Consolas" w:hAnsi="Consolas"/>
+          <w:color w:val="246382"/>
+          <w:sz w:val="20"/>
+        </w:rPr>
+        <w:t>Base Rent</w:t>
+      </w:r>
+    </w:p>
+    <w:p>
+      <w:pPr>
+        <w:pStyle w:val="ListBullet"/>
+      </w:pPr>
+      <w:r>
+        <w:rPr>
+          <w:rFonts w:ascii="Consolas" w:hAnsi="Consolas"/>
+          <w:color w:val="246382"/>
+          <w:sz w:val="20"/>
+        </w:rPr>
+        <w:t>Service Charge</w:t>
+      </w:r>
+    </w:p>
+    <w:p>
+      <w:pPr>
+        <w:pStyle w:val="ListBullet"/>
+      </w:pPr>
+      <w:r>
+        <w:rPr>
+          <w:rFonts w:ascii="Consolas" w:hAnsi="Consolas"/>
+          <w:color w:val="246382"/>
+          <w:sz w:val="20"/>
+        </w:rPr>
+        <w:t>Tax</w:t>
+      </w:r>
+    </w:p>
+    <w:p>
+      <w:pPr>
+        <w:pStyle w:val="ListBullet"/>
+      </w:pPr>
+      <w:r>
+        <w:rPr>
+          <w:rFonts w:ascii="Consolas" w:hAnsi="Consolas"/>
+          <w:color w:val="246382"/>
+          <w:sz w:val="20"/>
+        </w:rPr>
+        <w:t>Total Due</w:t>
+      </w:r>
+    </w:p>
+    <w:p>
+      <w:pPr>
+        <w:pStyle w:val="ListBullet"/>
+      </w:pPr>
+      <w:r>
+        <w:rPr>
+          <w:rFonts w:ascii="Consolas" w:hAnsi="Consolas"/>
+          <w:color w:val="246382"/>
+          <w:sz w:val="20"/>
+        </w:rPr>
+        <w:t>Payment Status</w:t>
+      </w:r>
+    </w:p>
+    <w:p>
+      <w:pPr>
+        <w:pStyle w:val="ListBullet"/>
+      </w:pPr>
+      <w:r>
+        <w:rPr>
+          <w:rFonts w:ascii="Consolas" w:hAnsi="Consolas"/>
+          <w:color w:val="246382"/>
+          <w:sz w:val="20"/>
+        </w:rPr>
+        <w:t>Schedule Status</w:t>
+      </w:r>
+    </w:p>
+    <w:p>
+      <w:pPr>
+        <w:pStyle w:val="ListBullet"/>
+      </w:pPr>
+      <w:r>
+        <w:rPr>
+          <w:rFonts w:ascii="Consolas" w:hAnsi="Consolas"/>
+          <w:color w:val="246382"/>
+          <w:sz w:val="20"/>
+        </w:rPr>
+        <w:t>Payment Reference</w:t>
+      </w:r>
+    </w:p>
+    <w:p>
+      <w:pPr>
+        <w:pStyle w:val="ListBullet"/>
+      </w:pPr>
+      <w:r>
+        <w:rPr>
+          <w:rFonts w:ascii="Consolas" w:hAnsi="Consolas"/>
+          <w:color w:val="246382"/>
+          <w:sz w:val="20"/>
+        </w:rPr>
+        <w:t>Paid On</w:t>
+      </w:r>
+    </w:p>
+    <w:p>
+      <w:pPr>
+        <w:pStyle w:val="ListBullet"/>
+      </w:pPr>
+      <w:r>
+        <w:rPr>
+          <w:rFonts w:ascii="Consolas" w:hAnsi="Consolas"/>
+          <w:color w:val="246382"/>
+          <w:sz w:val="20"/>
+        </w:rPr>
+        <w:t>Notes</w:t>
+      </w:r>
+    </w:p>
+    <w:p>
+      <w:pPr>
+        <w:pStyle w:val="Heading2"/>
+      </w:pPr>
+      <w:r>
+        <w:t>12.2 System Behavior</w:t>
       </w:r>
     </w:p>
     <w:p>
@@ -5071,33 +5455,46 @@
           <w:color w:val="263038"/>
           <w:sz w:val="21"/>
         </w:rPr>
-        <w:t>Important rule:</w:t>
-      </w:r>
-    </w:p>
-    <w:p>
-      <w:pPr>
-        <w:pStyle w:val="ListBullet"/>
-      </w:pPr>
+        <w:t xml:space="preserve">The system calculates </w:t>
+      </w:r>
+      <w:r>
+        <w:rPr>
+          <w:rFonts w:ascii="Consolas" w:hAnsi="Consolas"/>
+          <w:color w:val="246382"/>
+          <w:sz w:val="20"/>
+        </w:rPr>
+        <w:t>Total Due</w:t>
+      </w:r>
       <w:r>
         <w:rPr>
           <w:rFonts w:ascii="Calibri" w:hAnsi="Calibri"/>
           <w:color w:val="263038"/>
           <w:sz w:val="21"/>
         </w:rPr>
-        <w:t>A completed renewal requires a private supporting document before the workflow can be finalized.</w:t>
+        <w:t xml:space="preserve"> as:</w:t>
       </w:r>
     </w:p>
     <w:p>
       <w:pPr>
         <w:pStyle w:val="ListBullet"/>
       </w:pPr>
+      <w:r>
+        <w:rPr>
+          <w:rFonts w:ascii="Consolas" w:hAnsi="Consolas"/>
+          <w:color w:val="246382"/>
+          <w:sz w:val="20"/>
+        </w:rPr>
+        <w:t>Base Rent + Service Charge + Tax</w:t>
+      </w:r>
+    </w:p>
+    <w:p>
       <w:r>
         <w:rPr>
           <w:rFonts w:ascii="Calibri" w:hAnsi="Calibri"/>
           <w:color w:val="263038"/>
           <w:sz w:val="21"/>
         </w:rPr>
-        <w:t xml:space="preserve">If the recommendation is not </w:t>
+        <w:t xml:space="preserve">The system also derives </w:t>
       </w:r>
       <w:r>
         <w:rPr>
@@ -5105,7 +5502,7 @@
           <w:color w:val="246382"/>
           <w:sz w:val="20"/>
         </w:rPr>
-        <w:t>Terminate</w:t>
+        <w:t>Schedule Status</w:t>
       </w:r>
       <w:r>
         <w:rPr>
@@ -5113,15 +5510,20 @@
           <w:color w:val="263038"/>
           <w:sz w:val="21"/>
         </w:rPr>
-        <w:t xml:space="preserve">, the required category is </w:t>
-      </w:r>
+        <w:t xml:space="preserve"> automatically:</w:t>
+      </w:r>
+    </w:p>
+    <w:p>
+      <w:pPr>
+        <w:pStyle w:val="ListBullet"/>
+      </w:pPr>
       <w:r>
         <w:rPr>
           <w:rFonts w:ascii="Consolas" w:hAnsi="Consolas"/>
           <w:color w:val="246382"/>
           <w:sz w:val="20"/>
         </w:rPr>
-        <w:t>Renewal Letter</w:t>
+        <w:t>Planned</w:t>
       </w:r>
       <w:r>
         <w:rPr>
@@ -5129,28 +5531,41 @@
           <w:color w:val="263038"/>
           <w:sz w:val="21"/>
         </w:rPr>
-        <w:t>.</w:t>
+        <w:t xml:space="preserve"> if due date is in the future</w:t>
       </w:r>
     </w:p>
     <w:p>
       <w:pPr>
         <w:pStyle w:val="ListBullet"/>
       </w:pPr>
+      <w:r>
+        <w:rPr>
+          <w:rFonts w:ascii="Consolas" w:hAnsi="Consolas"/>
+          <w:color w:val="246382"/>
+          <w:sz w:val="20"/>
+        </w:rPr>
+        <w:t>Due</w:t>
+      </w:r>
       <w:r>
         <w:rPr>
           <w:rFonts w:ascii="Calibri" w:hAnsi="Calibri"/>
           <w:color w:val="263038"/>
           <w:sz w:val="21"/>
         </w:rPr>
-        <w:t xml:space="preserve">If the recommendation is </w:t>
-      </w:r>
+        <w:t xml:space="preserve"> if due today</w:t>
+      </w:r>
+    </w:p>
+    <w:p>
+      <w:pPr>
+        <w:pStyle w:val="ListBullet"/>
+      </w:pPr>
       <w:r>
         <w:rPr>
           <w:rFonts w:ascii="Consolas" w:hAnsi="Consolas"/>
           <w:color w:val="246382"/>
           <w:sz w:val="20"/>
         </w:rPr>
-        <w:t>Terminate</w:t>
+        <w:t>Overdue</w:t>
       </w:r>
       <w:r>
         <w:rPr>
@@ -5158,15 +5573,20 @@
           <w:color w:val="263038"/>
           <w:sz w:val="21"/>
         </w:rPr>
-        <w:t xml:space="preserve">, the required category is </w:t>
-      </w:r>
+        <w:t xml:space="preserve"> if due date has passed and not settled</w:t>
+      </w:r>
+    </w:p>
+    <w:p>
+      <w:pPr>
+        <w:pStyle w:val="ListBullet"/>
+      </w:pPr>
       <w:r>
         <w:rPr>
           <w:rFonts w:ascii="Consolas" w:hAnsi="Consolas"/>
           <w:color w:val="246382"/>
           <w:sz w:val="20"/>
         </w:rPr>
-        <w:t>Approval</w:t>
+        <w:t>Paid</w:t>
       </w:r>
       <w:r>
         <w:rPr>
@@ -5174,25 +5594,36 @@
           <w:color w:val="263038"/>
           <w:sz w:val="21"/>
         </w:rPr>
-        <w:t>.</w:t>
-      </w:r>
-    </w:p>
-    <w:p>
-      <w:pPr>
-        <w:pStyle w:val="Heading1"/>
-      </w:pPr>
-      <w:r>
-        <w:t>12. Rent Schedules and Payment Tracking</w:t>
-      </w:r>
-    </w:p>
-    <w:p>
+        <w:t xml:space="preserve"> if payment status is </w:t>
+      </w:r>
+      <w:r>
+        <w:rPr>
+          <w:rFonts w:ascii="Consolas" w:hAnsi="Consolas"/>
+          <w:color w:val="246382"/>
+          <w:sz w:val="20"/>
+        </w:rPr>
+        <w:t>Paid</w:t>
+      </w:r>
+    </w:p>
+    <w:p>
+      <w:pPr>
+        <w:pStyle w:val="ListBullet"/>
+      </w:pPr>
+      <w:r>
+        <w:rPr>
+          <w:rFonts w:ascii="Consolas" w:hAnsi="Consolas"/>
+          <w:color w:val="246382"/>
+          <w:sz w:val="20"/>
+        </w:rPr>
+        <w:t>Waived</w:t>
+      </w:r>
       <w:r>
         <w:rPr>
           <w:rFonts w:ascii="Calibri" w:hAnsi="Calibri"/>
           <w:color w:val="263038"/>
           <w:sz w:val="21"/>
         </w:rPr>
-        <w:t xml:space="preserve">Open </w:t>
+        <w:t xml:space="preserve"> if payment status is </w:t>
       </w:r>
       <w:r>
         <w:rPr>
@@ -5200,7 +5631,20 @@
           <w:color w:val="246382"/>
           <w:sz w:val="20"/>
         </w:rPr>
-        <w:t>Operations &gt; Rent Schedules</w:t>
+        <w:t>Waived</w:t>
+      </w:r>
+    </w:p>
+    <w:p>
+      <w:pPr>
+        <w:pStyle w:val="ListBullet"/>
+      </w:pPr>
+      <w:r>
+        <w:rPr>
+          <w:rFonts w:ascii="Consolas" w:hAnsi="Consolas"/>
+          <w:color w:val="246382"/>
+          <w:sz w:val="20"/>
+        </w:rPr>
+        <w:t>Cancelled</w:t>
       </w:r>
       <w:r>
         <w:rPr>
@@ -5208,7 +5652,15 @@
           <w:color w:val="263038"/>
           <w:sz w:val="21"/>
         </w:rPr>
-        <w:t>.</w:t>
+        <w:t xml:space="preserve"> if the record is cancelled</w:t>
+      </w:r>
+    </w:p>
+    <w:p>
+      <w:pPr>
+        <w:pStyle w:val="Heading2"/>
+      </w:pPr>
+      <w:r>
+        <w:t>12.3 Validation Rules</w:t>
       </w:r>
     </w:p>
     <w:p>
@@ -5218,124 +5670,399 @@
           <w:color w:val="263038"/>
           <w:sz w:val="21"/>
         </w:rPr>
-        <w:t>Use rent schedules to track planned payment obligations by lease and period.</w:t>
-      </w:r>
-    </w:p>
-    <w:p>
-      <w:pPr>
-        <w:pStyle w:val="Heading2"/>
-      </w:pPr>
-      <w:r>
-        <w:t>12.1 Key Fields</w:t>
+        <w:t>The system prevents:</w:t>
       </w:r>
     </w:p>
     <w:p>
       <w:pPr>
         <w:pStyle w:val="ListBullet"/>
       </w:pPr>
+      <w:r>
+        <w:rPr>
+          <w:rFonts w:ascii="Calibri" w:hAnsi="Calibri"/>
+          <w:color w:val="263038"/>
+          <w:sz w:val="21"/>
+        </w:rPr>
+        <w:t>Period end before period start</w:t>
+      </w:r>
+    </w:p>
+    <w:p>
+      <w:pPr>
+        <w:pStyle w:val="ListBullet"/>
+      </w:pPr>
+      <w:r>
+        <w:rPr>
+          <w:rFonts w:ascii="Calibri" w:hAnsi="Calibri"/>
+          <w:color w:val="263038"/>
+          <w:sz w:val="21"/>
+        </w:rPr>
+        <w:t>Rent periods outside the parent lease start and end dates</w:t>
+      </w:r>
+    </w:p>
+    <w:p>
+      <w:pPr>
+        <w:pStyle w:val="ListBullet"/>
+      </w:pPr>
+      <w:r>
+        <w:rPr>
+          <w:rFonts w:ascii="Calibri" w:hAnsi="Calibri"/>
+          <w:color w:val="263038"/>
+          <w:sz w:val="21"/>
+        </w:rPr>
+        <w:t>Negative amounts</w:t>
+      </w:r>
+    </w:p>
+    <w:p>
+      <w:pPr>
+        <w:pStyle w:val="ListBullet"/>
+      </w:pPr>
+      <w:r>
+        <w:rPr>
+          <w:rFonts w:ascii="Calibri" w:hAnsi="Calibri"/>
+          <w:color w:val="263038"/>
+          <w:sz w:val="21"/>
+        </w:rPr>
+        <w:t>Empty schedules with all zero amounts</w:t>
+      </w:r>
+    </w:p>
+    <w:p>
+      <w:pPr>
+        <w:pStyle w:val="ListBullet"/>
+      </w:pPr>
+      <w:r>
+        <w:rPr>
+          <w:rFonts w:ascii="Calibri" w:hAnsi="Calibri"/>
+          <w:color w:val="263038"/>
+          <w:sz w:val="21"/>
+        </w:rPr>
+        <w:t>Currency mismatch between schedule and lease</w:t>
+      </w:r>
+    </w:p>
+    <w:p>
+      <w:pPr>
+        <w:pStyle w:val="Heading1"/>
+      </w:pPr>
+      <w:r>
+        <w:t>13. Renewal Request Workflow</w:t>
+      </w:r>
+    </w:p>
+    <w:p>
+      <w:r>
+        <w:rPr>
+          <w:rFonts w:ascii="Calibri" w:hAnsi="Calibri"/>
+          <w:color w:val="263038"/>
+          <w:sz w:val="21"/>
+        </w:rPr>
+        <w:t xml:space="preserve">Open </w:t>
+      </w:r>
       <w:r>
         <w:rPr>
           <w:rFonts w:ascii="Consolas" w:hAnsi="Consolas"/>
           <w:color w:val="246382"/>
           <w:sz w:val="20"/>
         </w:rPr>
-        <w:t>Lease</w:t>
-      </w:r>
-    </w:p>
-    <w:p>
-      <w:pPr>
-        <w:pStyle w:val="ListBullet"/>
-      </w:pPr>
+        <w:t>Operations &gt; Renewal Requests</w:t>
+      </w:r>
+      <w:r>
+        <w:rPr>
+          <w:rFonts w:ascii="Calibri" w:hAnsi="Calibri"/>
+          <w:color w:val="263038"/>
+          <w:sz w:val="21"/>
+        </w:rPr>
+        <w:t>.</w:t>
+      </w:r>
+    </w:p>
+    <w:p>
+      <w:r>
+        <w:rPr>
+          <w:rFonts w:ascii="Calibri" w:hAnsi="Calibri"/>
+          <w:color w:val="263038"/>
+          <w:sz w:val="21"/>
+        </w:rPr>
+        <w:t>Use this screen to manage structured lease renewal decisions and approvals.</w:t>
+      </w:r>
+    </w:p>
+    <w:p>
+      <w:pPr>
+        <w:pStyle w:val="Heading2"/>
+      </w:pPr>
+      <w:r>
+        <w:t>13.1 Creating a Renewal Request</w:t>
+      </w:r>
+    </w:p>
+    <w:p>
+      <w:pPr>
+        <w:pStyle w:val="ListNumber"/>
+      </w:pPr>
+      <w:r>
+        <w:rPr>
+          <w:rFonts w:ascii="Calibri" w:hAnsi="Calibri"/>
+          <w:color w:val="263038"/>
+          <w:sz w:val="21"/>
+        </w:rPr>
+        <w:t xml:space="preserve">Open </w:t>
+      </w:r>
       <w:r>
         <w:rPr>
           <w:rFonts w:ascii="Consolas" w:hAnsi="Consolas"/>
           <w:color w:val="246382"/>
           <w:sz w:val="20"/>
         </w:rPr>
-        <w:t>Description</w:t>
-      </w:r>
-    </w:p>
-    <w:p>
-      <w:pPr>
-        <w:pStyle w:val="ListBullet"/>
-      </w:pPr>
+        <w:t>Renewal Requests</w:t>
+      </w:r>
+      <w:r>
+        <w:rPr>
+          <w:rFonts w:ascii="Calibri" w:hAnsi="Calibri"/>
+          <w:color w:val="263038"/>
+          <w:sz w:val="21"/>
+        </w:rPr>
+        <w:t>.</w:t>
+      </w:r>
+    </w:p>
+    <w:p>
+      <w:pPr>
+        <w:pStyle w:val="ListNumber"/>
+      </w:pPr>
+      <w:r>
+        <w:rPr>
+          <w:rFonts w:ascii="Calibri" w:hAnsi="Calibri"/>
+          <w:color w:val="263038"/>
+          <w:sz w:val="21"/>
+        </w:rPr>
+        <w:t xml:space="preserve">Click </w:t>
+      </w:r>
       <w:r>
         <w:rPr>
           <w:rFonts w:ascii="Consolas" w:hAnsi="Consolas"/>
           <w:color w:val="246382"/>
           <w:sz w:val="20"/>
         </w:rPr>
-        <w:t>Period From</w:t>
-      </w:r>
-    </w:p>
-    <w:p>
-      <w:pPr>
-        <w:pStyle w:val="ListBullet"/>
-      </w:pPr>
+        <w:t>Add Renewal Request</w:t>
+      </w:r>
+      <w:r>
+        <w:rPr>
+          <w:rFonts w:ascii="Calibri" w:hAnsi="Calibri"/>
+          <w:color w:val="263038"/>
+          <w:sz w:val="21"/>
+        </w:rPr>
+        <w:t>.</w:t>
+      </w:r>
+    </w:p>
+    <w:p>
+      <w:pPr>
+        <w:pStyle w:val="ListNumber"/>
+      </w:pPr>
+      <w:r>
+        <w:rPr>
+          <w:rFonts w:ascii="Calibri" w:hAnsi="Calibri"/>
+          <w:color w:val="263038"/>
+          <w:sz w:val="21"/>
+        </w:rPr>
+        <w:t xml:space="preserve">Select the </w:t>
+      </w:r>
       <w:r>
         <w:rPr>
           <w:rFonts w:ascii="Consolas" w:hAnsi="Consolas"/>
           <w:color w:val="246382"/>
           <w:sz w:val="20"/>
         </w:rPr>
-        <w:t>Period To</w:t>
-      </w:r>
-    </w:p>
-    <w:p>
-      <w:pPr>
-        <w:pStyle w:val="ListBullet"/>
-      </w:pPr>
+        <w:t>Lease</w:t>
+      </w:r>
+      <w:r>
+        <w:rPr>
+          <w:rFonts w:ascii="Calibri" w:hAnsi="Calibri"/>
+          <w:color w:val="263038"/>
+          <w:sz w:val="21"/>
+        </w:rPr>
+        <w:t>.</w:t>
+      </w:r>
+    </w:p>
+    <w:p>
+      <w:pPr>
+        <w:pStyle w:val="ListNumber"/>
+      </w:pPr>
+      <w:r>
+        <w:rPr>
+          <w:rFonts w:ascii="Calibri" w:hAnsi="Calibri"/>
+          <w:color w:val="263038"/>
+          <w:sz w:val="21"/>
+        </w:rPr>
+        <w:t>Complete the proposed terms and recommendation.</w:t>
+      </w:r>
+    </w:p>
+    <w:p>
+      <w:pPr>
+        <w:pStyle w:val="ListNumber"/>
+      </w:pPr>
+      <w:r>
+        <w:rPr>
+          <w:rFonts w:ascii="Calibri" w:hAnsi="Calibri"/>
+          <w:color w:val="263038"/>
+          <w:sz w:val="21"/>
+        </w:rPr>
+        <w:t xml:space="preserve">Save the request in </w:t>
+      </w:r>
       <w:r>
         <w:rPr>
           <w:rFonts w:ascii="Consolas" w:hAnsi="Consolas"/>
           <w:color w:val="246382"/>
           <w:sz w:val="20"/>
         </w:rPr>
-        <w:t>Due Date</w:t>
+        <w:t>Draft</w:t>
+      </w:r>
+      <w:r>
+        <w:rPr>
+          <w:rFonts w:ascii="Calibri" w:hAnsi="Calibri"/>
+          <w:color w:val="263038"/>
+          <w:sz w:val="21"/>
+        </w:rPr>
+        <w:t>.</w:t>
+      </w:r>
+    </w:p>
+    <w:p>
+      <w:pPr>
+        <w:pStyle w:val="ListNumber"/>
+      </w:pPr>
+      <w:r>
+        <w:rPr>
+          <w:rFonts w:ascii="Calibri" w:hAnsi="Calibri"/>
+          <w:color w:val="263038"/>
+          <w:sz w:val="21"/>
+        </w:rPr>
+        <w:t>Use the workflow action to send it for review.</w:t>
+      </w:r>
+    </w:p>
+    <w:p>
+      <w:r>
+        <w:rPr>
+          <w:rFonts w:ascii="Calibri" w:hAnsi="Calibri"/>
+          <w:color w:val="263038"/>
+          <w:sz w:val="21"/>
+        </w:rPr>
+        <w:t>The system automatically:</w:t>
       </w:r>
     </w:p>
     <w:p>
       <w:pPr>
         <w:pStyle w:val="ListBullet"/>
       </w:pPr>
+      <w:r>
+        <w:rPr>
+          <w:rFonts w:ascii="Calibri" w:hAnsi="Calibri"/>
+          <w:color w:val="263038"/>
+          <w:sz w:val="21"/>
+        </w:rPr>
+        <w:t xml:space="preserve">Assigns the next </w:t>
+      </w:r>
       <w:r>
         <w:rPr>
           <w:rFonts w:ascii="Consolas" w:hAnsi="Consolas"/>
           <w:color w:val="246382"/>
           <w:sz w:val="20"/>
         </w:rPr>
-        <w:t>Currency</w:t>
+        <w:t>Renewal Sequence</w:t>
+      </w:r>
+      <w:r>
+        <w:rPr>
+          <w:rFonts w:ascii="Calibri" w:hAnsi="Calibri"/>
+          <w:color w:val="263038"/>
+          <w:sz w:val="21"/>
+        </w:rPr>
+        <w:t>.</w:t>
       </w:r>
     </w:p>
     <w:p>
       <w:pPr>
         <w:pStyle w:val="ListBullet"/>
       </w:pPr>
+      <w:r>
+        <w:rPr>
+          <w:rFonts w:ascii="Calibri" w:hAnsi="Calibri"/>
+          <w:color w:val="263038"/>
+          <w:sz w:val="21"/>
+        </w:rPr>
+        <w:t>Captures a snapshot of the current lease terms.</w:t>
+      </w:r>
+    </w:p>
+    <w:p>
+      <w:pPr>
+        <w:pStyle w:val="ListBullet"/>
+      </w:pPr>
+      <w:r>
+        <w:rPr>
+          <w:rFonts w:ascii="Calibri" w:hAnsi="Calibri"/>
+          <w:color w:val="263038"/>
+          <w:sz w:val="21"/>
+        </w:rPr>
+        <w:t>Defaults proposed values from the current lease.</w:t>
+      </w:r>
+    </w:p>
+    <w:p>
+      <w:pPr>
+        <w:pStyle w:val="ListBullet"/>
+      </w:pPr>
+      <w:r>
+        <w:rPr>
+          <w:rFonts w:ascii="Calibri" w:hAnsi="Calibri"/>
+          <w:color w:val="263038"/>
+          <w:sz w:val="21"/>
+        </w:rPr>
+        <w:t xml:space="preserve">Fills </w:t>
+      </w:r>
       <w:r>
         <w:rPr>
           <w:rFonts w:ascii="Consolas" w:hAnsi="Consolas"/>
           <w:color w:val="246382"/>
           <w:sz w:val="20"/>
         </w:rPr>
-        <w:t>Base Rent</w:t>
-      </w:r>
-    </w:p>
-    <w:p>
-      <w:pPr>
-        <w:pStyle w:val="ListBullet"/>
-      </w:pPr>
+        <w:t>Requested By</w:t>
+      </w:r>
+      <w:r>
+        <w:rPr>
+          <w:rFonts w:ascii="Calibri" w:hAnsi="Calibri"/>
+          <w:color w:val="263038"/>
+          <w:sz w:val="21"/>
+        </w:rPr>
+        <w:t xml:space="preserve"> and </w:t>
+      </w:r>
       <w:r>
         <w:rPr>
           <w:rFonts w:ascii="Consolas" w:hAnsi="Consolas"/>
           <w:color w:val="246382"/>
           <w:sz w:val="20"/>
         </w:rPr>
-        <w:t>Service Charge</w:t>
-      </w:r>
-    </w:p>
-    <w:p>
-      <w:pPr>
-        <w:pStyle w:val="ListBullet"/>
+        <w:t>Requested On</w:t>
+      </w:r>
+      <w:r>
+        <w:rPr>
+          <w:rFonts w:ascii="Calibri" w:hAnsi="Calibri"/>
+          <w:color w:val="263038"/>
+          <w:sz w:val="21"/>
+        </w:rPr>
+        <w:t>.</w:t>
+      </w:r>
+    </w:p>
+    <w:p>
+      <w:pPr>
+        <w:pStyle w:val="Heading2"/>
+      </w:pPr>
+      <w:r>
+        <w:t>13.2 Workflow States</w:t>
+      </w:r>
+    </w:p>
+    <w:p>
+      <w:r>
+        <w:rPr>
+          <w:rFonts w:ascii="Calibri" w:hAnsi="Calibri"/>
+          <w:color w:val="263038"/>
+          <w:sz w:val="21"/>
+        </w:rPr>
+        <w:t>The renewal process follows this sequence:</w:t>
+      </w:r>
+    </w:p>
+    <w:p>
+      <w:pPr>
+        <w:pStyle w:val="ListNumber"/>
       </w:pPr>
       <w:r>
         <w:rPr>
@@ -5343,12 +6070,12 @@
           <w:color w:val="246382"/>
           <w:sz w:val="20"/>
         </w:rPr>
-        <w:t>Tax</w:t>
-      </w:r>
-    </w:p>
-    <w:p>
-      <w:pPr>
-        <w:pStyle w:val="ListBullet"/>
+        <w:t>Draft</w:t>
+      </w:r>
+    </w:p>
+    <w:p>
+      <w:pPr>
+        <w:pStyle w:val="ListNumber"/>
       </w:pPr>
       <w:r>
         <w:rPr>
@@ -5356,12 +6083,12 @@
           <w:color w:val="246382"/>
           <w:sz w:val="20"/>
         </w:rPr>
-        <w:t>Total Due</w:t>
-      </w:r>
-    </w:p>
-    <w:p>
-      <w:pPr>
-        <w:pStyle w:val="ListBullet"/>
+        <w:t>Department Review</w:t>
+      </w:r>
+    </w:p>
+    <w:p>
+      <w:pPr>
+        <w:pStyle w:val="ListNumber"/>
       </w:pPr>
       <w:r>
         <w:rPr>
@@ -5369,12 +6096,12 @@
           <w:color w:val="246382"/>
           <w:sz w:val="20"/>
         </w:rPr>
-        <w:t>Payment Status</w:t>
-      </w:r>
-    </w:p>
-    <w:p>
-      <w:pPr>
-        <w:pStyle w:val="ListBullet"/>
+        <w:t>Finance Review</w:t>
+      </w:r>
+    </w:p>
+    <w:p>
+      <w:pPr>
+        <w:pStyle w:val="ListNumber"/>
       </w:pPr>
       <w:r>
         <w:rPr>
@@ -5382,12 +6109,12 @@
           <w:color w:val="246382"/>
           <w:sz w:val="20"/>
         </w:rPr>
-        <w:t>Schedule Status</w:t>
-      </w:r>
-    </w:p>
-    <w:p>
-      <w:pPr>
-        <w:pStyle w:val="ListBullet"/>
+        <w:t>Legal Review</w:t>
+      </w:r>
+    </w:p>
+    <w:p>
+      <w:pPr>
+        <w:pStyle w:val="ListNumber"/>
       </w:pPr>
       <w:r>
         <w:rPr>
@@ -5395,12 +6122,12 @@
           <w:color w:val="246382"/>
           <w:sz w:val="20"/>
         </w:rPr>
-        <w:t>Payment Reference</w:t>
-      </w:r>
-    </w:p>
-    <w:p>
-      <w:pPr>
-        <w:pStyle w:val="ListBullet"/>
+        <w:t>Management Approval</w:t>
+      </w:r>
+    </w:p>
+    <w:p>
+      <w:pPr>
+        <w:pStyle w:val="ListNumber"/>
       </w:pPr>
       <w:r>
         <w:rPr>
@@ -5408,12 +6135,12 @@
           <w:color w:val="246382"/>
           <w:sz w:val="20"/>
         </w:rPr>
-        <w:t>Paid On</w:t>
-      </w:r>
-    </w:p>
-    <w:p>
-      <w:pPr>
-        <w:pStyle w:val="ListBullet"/>
+        <w:t>Approved</w:t>
+      </w:r>
+    </w:p>
+    <w:p>
+      <w:pPr>
+        <w:pStyle w:val="ListNumber"/>
       </w:pPr>
       <w:r>
         <w:rPr>
@@ -5421,15 +6148,7 @@
           <w:color w:val="246382"/>
           <w:sz w:val="20"/>
         </w:rPr>
-        <w:t>Notes</w:t>
-      </w:r>
-    </w:p>
-    <w:p>
-      <w:pPr>
-        <w:pStyle w:val="Heading2"/>
-      </w:pPr>
-      <w:r>
-        <w:t>12.2 System Behavior</w:t>
+        <w:t>Completed</w:t>
       </w:r>
     </w:p>
     <w:p>
@@ -5439,15 +6158,41 @@
           <w:color w:val="263038"/>
           <w:sz w:val="21"/>
         </w:rPr>
-        <w:t xml:space="preserve">The system calculates </w:t>
-      </w:r>
+        <w:t>Possible exit state:</w:t>
+      </w:r>
+    </w:p>
+    <w:p>
+      <w:pPr>
+        <w:pStyle w:val="ListBullet"/>
+      </w:pPr>
       <w:r>
         <w:rPr>
           <w:rFonts w:ascii="Consolas" w:hAnsi="Consolas"/>
           <w:color w:val="246382"/>
           <w:sz w:val="20"/>
         </w:rPr>
-        <w:t>Total Due</w:t>
+        <w:t>Rejected</w:t>
+      </w:r>
+    </w:p>
+    <w:p>
+      <w:pPr>
+        <w:pStyle w:val="Heading2"/>
+      </w:pPr>
+      <w:r>
+        <w:t>13.3 Who Acts at Each Stage</w:t>
+      </w:r>
+    </w:p>
+    <w:p>
+      <w:pPr>
+        <w:pStyle w:val="ListBullet"/>
+      </w:pPr>
+      <w:r>
+        <w:rPr>
+          <w:rFonts w:ascii="Consolas" w:hAnsi="Consolas"/>
+          <w:color w:val="246382"/>
+          <w:sz w:val="20"/>
+        </w:rPr>
+        <w:t>Responsible Officer</w:t>
       </w:r>
       <w:r>
         <w:rPr>
@@ -5455,38 +6200,36 @@
           <w:color w:val="263038"/>
           <w:sz w:val="21"/>
         </w:rPr>
-        <w:t xml:space="preserve"> as:</w:t>
-      </w:r>
-    </w:p>
-    <w:p>
-      <w:pPr>
-        <w:pStyle w:val="ListBullet"/>
-      </w:pPr>
+        <w:t xml:space="preserve"> or </w:t>
+      </w:r>
       <w:r>
         <w:rPr>
           <w:rFonts w:ascii="Consolas" w:hAnsi="Consolas"/>
           <w:color w:val="246382"/>
           <w:sz w:val="20"/>
         </w:rPr>
-        <w:t>Base Rent + Service Charge + Tax</w:t>
-      </w:r>
-    </w:p>
-    <w:p>
+        <w:t>Lease Administrator</w:t>
+      </w:r>
       <w:r>
         <w:rPr>
           <w:rFonts w:ascii="Calibri" w:hAnsi="Calibri"/>
           <w:color w:val="263038"/>
           <w:sz w:val="21"/>
         </w:rPr>
-        <w:t xml:space="preserve">The system also derives </w:t>
-      </w:r>
+        <w:t>: submit draft for department review</w:t>
+      </w:r>
+    </w:p>
+    <w:p>
+      <w:pPr>
+        <w:pStyle w:val="ListBullet"/>
+      </w:pPr>
       <w:r>
         <w:rPr>
           <w:rFonts w:ascii="Consolas" w:hAnsi="Consolas"/>
           <w:color w:val="246382"/>
           <w:sz w:val="20"/>
         </w:rPr>
-        <w:t>Schedule Status</w:t>
+        <w:t>Department Head</w:t>
       </w:r>
       <w:r>
         <w:rPr>
@@ -5494,7 +6237,7 @@
           <w:color w:val="263038"/>
           <w:sz w:val="21"/>
         </w:rPr>
-        <w:t xml:space="preserve"> automatically:</w:t>
+        <w:t>: approve to finance or return to draft</w:t>
       </w:r>
     </w:p>
     <w:p>
@@ -5507,7 +6250,7 @@
           <w:color w:val="246382"/>
           <w:sz w:val="20"/>
         </w:rPr>
-        <w:t>Planned</w:t>
+        <w:t>Finance Approver</w:t>
       </w:r>
       <w:r>
         <w:rPr>
@@ -5515,7 +6258,7 @@
           <w:color w:val="263038"/>
           <w:sz w:val="21"/>
         </w:rPr>
-        <w:t xml:space="preserve"> if due date is in the future</w:t>
+        <w:t>: approve to legal or return to draft</w:t>
       </w:r>
     </w:p>
     <w:p>
@@ -5528,7 +6271,7 @@
           <w:color w:val="246382"/>
           <w:sz w:val="20"/>
         </w:rPr>
-        <w:t>Due</w:t>
+        <w:t>Legal Approver</w:t>
       </w:r>
       <w:r>
         <w:rPr>
@@ -5536,7 +6279,7 @@
           <w:color w:val="263038"/>
           <w:sz w:val="21"/>
         </w:rPr>
-        <w:t xml:space="preserve"> if due today</w:t>
+        <w:t>: approve to management or return to draft</w:t>
       </w:r>
     </w:p>
     <w:p>
@@ -5549,7 +6292,7 @@
           <w:color w:val="246382"/>
           <w:sz w:val="20"/>
         </w:rPr>
-        <w:t>Overdue</w:t>
+        <w:t>Management Approver</w:t>
       </w:r>
       <w:r>
         <w:rPr>
@@ -5557,7 +6300,7 @@
           <w:color w:val="263038"/>
           <w:sz w:val="21"/>
         </w:rPr>
-        <w:t xml:space="preserve"> if due date has passed and not settled</w:t>
+        <w:t>: approve or reject</w:t>
       </w:r>
     </w:p>
     <w:p>
@@ -5570,7 +6313,7 @@
           <w:color w:val="246382"/>
           <w:sz w:val="20"/>
         </w:rPr>
-        <w:t>Paid</w:t>
+        <w:t>Lease Administrator</w:t>
       </w:r>
       <w:r>
         <w:rPr>
@@ -5578,15 +6321,61 @@
           <w:color w:val="263038"/>
           <w:sz w:val="21"/>
         </w:rPr>
-        <w:t xml:space="preserve"> if payment status is </w:t>
-      </w:r>
+        <w:t>: mark approved renewal as executed</w:t>
+      </w:r>
+    </w:p>
+    <w:p>
+      <w:r>
+        <w:rPr>
+          <w:rFonts w:ascii="Calibri" w:hAnsi="Calibri"/>
+          <w:color w:val="263038"/>
+          <w:sz w:val="21"/>
+        </w:rPr>
+        <w:t>Important control:</w:t>
+      </w:r>
+    </w:p>
+    <w:p>
+      <w:pPr>
+        <w:pStyle w:val="ListBullet"/>
+      </w:pPr>
+      <w:r>
+        <w:rPr>
+          <w:rFonts w:ascii="Calibri" w:hAnsi="Calibri"/>
+          <w:color w:val="263038"/>
+          <w:sz w:val="21"/>
+        </w:rPr>
+        <w:t>The original requester cannot approve their own review stage.</w:t>
+      </w:r>
+    </w:p>
+    <w:p>
+      <w:pPr>
+        <w:pStyle w:val="Heading2"/>
+      </w:pPr>
+      <w:r>
+        <w:t>13.4 Proposal and Recommendation Fields</w:t>
+      </w:r>
+    </w:p>
+    <w:p>
+      <w:r>
+        <w:rPr>
+          <w:rFonts w:ascii="Calibri" w:hAnsi="Calibri"/>
+          <w:color w:val="263038"/>
+          <w:sz w:val="21"/>
+        </w:rPr>
+        <w:t>Important fields include:</w:t>
+      </w:r>
+    </w:p>
+    <w:p>
+      <w:pPr>
+        <w:pStyle w:val="ListBullet"/>
+      </w:pPr>
       <w:r>
         <w:rPr>
           <w:rFonts w:ascii="Consolas" w:hAnsi="Consolas"/>
           <w:color w:val="246382"/>
           <w:sz w:val="20"/>
         </w:rPr>
-        <w:t>Paid</w:t>
+        <w:t>Proposed Property</w:t>
       </w:r>
     </w:p>
     <w:p>
@@ -5599,23 +6388,199 @@
           <w:color w:val="246382"/>
           <w:sz w:val="20"/>
         </w:rPr>
-        <w:t>Waived</w:t>
-      </w:r>
+        <w:t>Proposed Start Date</w:t>
+      </w:r>
+    </w:p>
+    <w:p>
+      <w:pPr>
+        <w:pStyle w:val="ListBullet"/>
+      </w:pPr>
+      <w:r>
+        <w:rPr>
+          <w:rFonts w:ascii="Consolas" w:hAnsi="Consolas"/>
+          <w:color w:val="246382"/>
+          <w:sz w:val="20"/>
+        </w:rPr>
+        <w:t>Proposed End Date</w:t>
+      </w:r>
+    </w:p>
+    <w:p>
+      <w:pPr>
+        <w:pStyle w:val="ListBullet"/>
+      </w:pPr>
+      <w:r>
+        <w:rPr>
+          <w:rFonts w:ascii="Consolas" w:hAnsi="Consolas"/>
+          <w:color w:val="246382"/>
+          <w:sz w:val="20"/>
+        </w:rPr>
+        <w:t>Proposed Notice Date</w:t>
+      </w:r>
+    </w:p>
+    <w:p>
+      <w:pPr>
+        <w:pStyle w:val="ListBullet"/>
+      </w:pPr>
+      <w:r>
+        <w:rPr>
+          <w:rFonts w:ascii="Consolas" w:hAnsi="Consolas"/>
+          <w:color w:val="246382"/>
+          <w:sz w:val="20"/>
+        </w:rPr>
+        <w:t>Proposed Currency</w:t>
+      </w:r>
+    </w:p>
+    <w:p>
+      <w:pPr>
+        <w:pStyle w:val="ListBullet"/>
+      </w:pPr>
+      <w:r>
+        <w:rPr>
+          <w:rFonts w:ascii="Consolas" w:hAnsi="Consolas"/>
+          <w:color w:val="246382"/>
+          <w:sz w:val="20"/>
+        </w:rPr>
+        <w:t>Proposed Rent Basis</w:t>
+      </w:r>
+    </w:p>
+    <w:p>
+      <w:pPr>
+        <w:pStyle w:val="ListBullet"/>
+      </w:pPr>
+      <w:r>
+        <w:rPr>
+          <w:rFonts w:ascii="Consolas" w:hAnsi="Consolas"/>
+          <w:color w:val="246382"/>
+          <w:sz w:val="20"/>
+        </w:rPr>
+        <w:t>Proposed Monthly Rent</w:t>
+      </w:r>
+    </w:p>
+    <w:p>
+      <w:pPr>
+        <w:pStyle w:val="ListBullet"/>
+      </w:pPr>
+      <w:r>
+        <w:rPr>
+          <w:rFonts w:ascii="Consolas" w:hAnsi="Consolas"/>
+          <w:color w:val="246382"/>
+          <w:sz w:val="20"/>
+        </w:rPr>
+        <w:t>Proposed Annual Rent</w:t>
+      </w:r>
+    </w:p>
+    <w:p>
+      <w:pPr>
+        <w:pStyle w:val="ListBullet"/>
+      </w:pPr>
+      <w:r>
+        <w:rPr>
+          <w:rFonts w:ascii="Consolas" w:hAnsi="Consolas"/>
+          <w:color w:val="246382"/>
+          <w:sz w:val="20"/>
+        </w:rPr>
+        <w:t>Proposed Payment Frequency</w:t>
+      </w:r>
+    </w:p>
+    <w:p>
+      <w:pPr>
+        <w:pStyle w:val="ListBullet"/>
+      </w:pPr>
+      <w:r>
+        <w:rPr>
+          <w:rFonts w:ascii="Consolas" w:hAnsi="Consolas"/>
+          <w:color w:val="246382"/>
+          <w:sz w:val="20"/>
+        </w:rPr>
+        <w:t>Proposed Escalation Rule</w:t>
+      </w:r>
+    </w:p>
+    <w:p>
+      <w:pPr>
+        <w:pStyle w:val="ListBullet"/>
+      </w:pPr>
+      <w:r>
+        <w:rPr>
+          <w:rFonts w:ascii="Consolas" w:hAnsi="Consolas"/>
+          <w:color w:val="246382"/>
+          <w:sz w:val="20"/>
+        </w:rPr>
+        <w:t>Recommendation</w:t>
+      </w:r>
+    </w:p>
+    <w:p>
+      <w:pPr>
+        <w:pStyle w:val="ListBullet"/>
+      </w:pPr>
+      <w:r>
+        <w:rPr>
+          <w:rFonts w:ascii="Consolas" w:hAnsi="Consolas"/>
+          <w:color w:val="246382"/>
+          <w:sz w:val="20"/>
+        </w:rPr>
+        <w:t>Business Justification</w:t>
+      </w:r>
+    </w:p>
+    <w:p>
+      <w:pPr>
+        <w:pStyle w:val="ListBullet"/>
+      </w:pPr>
+      <w:r>
+        <w:rPr>
+          <w:rFonts w:ascii="Consolas" w:hAnsi="Consolas"/>
+          <w:color w:val="246382"/>
+          <w:sz w:val="20"/>
+        </w:rPr>
+        <w:t>Risk Assessment</w:t>
+      </w:r>
+    </w:p>
+    <w:p>
+      <w:pPr>
+        <w:pStyle w:val="ListBullet"/>
+      </w:pPr>
+      <w:r>
+        <w:rPr>
+          <w:rFonts w:ascii="Consolas" w:hAnsi="Consolas"/>
+          <w:color w:val="246382"/>
+          <w:sz w:val="20"/>
+        </w:rPr>
+        <w:t>Budget Impact</w:t>
+      </w:r>
+    </w:p>
+    <w:p>
+      <w:pPr>
+        <w:pStyle w:val="ListBullet"/>
+      </w:pPr>
+      <w:r>
+        <w:rPr>
+          <w:rFonts w:ascii="Consolas" w:hAnsi="Consolas"/>
+          <w:color w:val="246382"/>
+          <w:sz w:val="20"/>
+        </w:rPr>
+        <w:t>Alternative Options</w:t>
+      </w:r>
+    </w:p>
+    <w:p>
       <w:r>
         <w:rPr>
           <w:rFonts w:ascii="Calibri" w:hAnsi="Calibri"/>
           <w:color w:val="263038"/>
           <w:sz w:val="21"/>
         </w:rPr>
-        <w:t xml:space="preserve"> if payment status is </w:t>
-      </w:r>
+        <w:t>Recommendation values:</w:t>
+      </w:r>
+    </w:p>
+    <w:p>
+      <w:pPr>
+        <w:pStyle w:val="ListBullet"/>
+      </w:pPr>
       <w:r>
         <w:rPr>
           <w:rFonts w:ascii="Consolas" w:hAnsi="Consolas"/>
           <w:color w:val="246382"/>
           <w:sz w:val="20"/>
         </w:rPr>
-        <w:t>Waived</w:t>
+        <w:t>Renew</w:t>
       </w:r>
     </w:p>
     <w:p>
@@ -5628,46 +6593,77 @@
           <w:color w:val="246382"/>
           <w:sz w:val="20"/>
         </w:rPr>
-        <w:t>Cancelled</w:t>
-      </w:r>
+        <w:t>Renegotiate</w:t>
+      </w:r>
+    </w:p>
+    <w:p>
+      <w:pPr>
+        <w:pStyle w:val="ListBullet"/>
+      </w:pPr>
+      <w:r>
+        <w:rPr>
+          <w:rFonts w:ascii="Consolas" w:hAnsi="Consolas"/>
+          <w:color w:val="246382"/>
+          <w:sz w:val="20"/>
+        </w:rPr>
+        <w:t>Relocate</w:t>
+      </w:r>
+    </w:p>
+    <w:p>
+      <w:pPr>
+        <w:pStyle w:val="ListBullet"/>
+      </w:pPr>
+      <w:r>
+        <w:rPr>
+          <w:rFonts w:ascii="Consolas" w:hAnsi="Consolas"/>
+          <w:color w:val="246382"/>
+          <w:sz w:val="20"/>
+        </w:rPr>
+        <w:t>Terminate</w:t>
+      </w:r>
+    </w:p>
+    <w:p>
+      <w:pPr>
+        <w:pStyle w:val="Heading2"/>
+      </w:pPr>
+      <w:r>
+        <w:t>13.5 Workflow Comments and Decision History</w:t>
+      </w:r>
+    </w:p>
+    <w:p>
       <w:r>
         <w:rPr>
           <w:rFonts w:ascii="Calibri" w:hAnsi="Calibri"/>
           <w:color w:val="263038"/>
           <w:sz w:val="21"/>
         </w:rPr>
-        <w:t xml:space="preserve"> if the record is cancelled</w:t>
-      </w:r>
-    </w:p>
-    <w:p>
-      <w:pPr>
-        <w:pStyle w:val="Heading2"/>
-      </w:pPr>
-      <w:r>
-        <w:t>12.3 Validation Rules</w:t>
-      </w:r>
-    </w:p>
-    <w:p>
+        <w:t xml:space="preserve">Use </w:t>
+      </w:r>
+      <w:r>
+        <w:rPr>
+          <w:rFonts w:ascii="Consolas" w:hAnsi="Consolas"/>
+          <w:color w:val="246382"/>
+          <w:sz w:val="20"/>
+        </w:rPr>
+        <w:t>Workflow Comment</w:t>
+      </w:r>
       <w:r>
         <w:rPr>
           <w:rFonts w:ascii="Calibri" w:hAnsi="Calibri"/>
           <w:color w:val="263038"/>
           <w:sz w:val="21"/>
         </w:rPr>
-        <w:t>The system prevents:</w:t>
-      </w:r>
-    </w:p>
-    <w:p>
-      <w:pPr>
-        <w:pStyle w:val="ListBullet"/>
-      </w:pPr>
+        <w:t xml:space="preserve"> whenever context is needed.</w:t>
+      </w:r>
+    </w:p>
+    <w:p>
       <w:r>
         <w:rPr>
           <w:rFonts w:ascii="Calibri" w:hAnsi="Calibri"/>
           <w:color w:val="263038"/>
           <w:sz w:val="21"/>
         </w:rPr>
-        <w:t>Period end before period start</w:t>
+        <w:t>The system requires a comment when:</w:t>
       </w:r>
     </w:p>
     <w:p>
@@ -5680,7 +6676,7 @@
           <w:color w:val="263038"/>
           <w:sz w:val="21"/>
         </w:rPr>
-        <w:t>Rent periods outside the parent lease start and end dates</w:t>
+        <w:t>Returning a request</w:t>
       </w:r>
     </w:p>
     <w:p>
@@ -5693,51 +6689,129 @@
           <w:color w:val="263038"/>
           <w:sz w:val="21"/>
         </w:rPr>
-        <w:t>Negative amounts</w:t>
-      </w:r>
-    </w:p>
-    <w:p>
-      <w:pPr>
-        <w:pStyle w:val="ListBullet"/>
-      </w:pPr>
+        <w:t>Rejecting a request</w:t>
+      </w:r>
+    </w:p>
+    <w:p>
       <w:r>
         <w:rPr>
           <w:rFonts w:ascii="Calibri" w:hAnsi="Calibri"/>
           <w:color w:val="263038"/>
           <w:sz w:val="21"/>
         </w:rPr>
-        <w:t>Empty schedules with all zero amounts</w:t>
-      </w:r>
-    </w:p>
-    <w:p>
-      <w:pPr>
-        <w:pStyle w:val="ListBullet"/>
-      </w:pPr>
+        <w:t xml:space="preserve">Every valid transition is written to </w:t>
+      </w:r>
+      <w:r>
+        <w:rPr>
+          <w:rFonts w:ascii="Consolas" w:hAnsi="Consolas"/>
+          <w:color w:val="246382"/>
+          <w:sz w:val="20"/>
+        </w:rPr>
+        <w:t>Decision History</w:t>
+      </w:r>
       <w:r>
         <w:rPr>
           <w:rFonts w:ascii="Calibri" w:hAnsi="Calibri"/>
           <w:color w:val="263038"/>
           <w:sz w:val="21"/>
         </w:rPr>
-        <w:t>Currency mismatch between schedule and lease</w:t>
-      </w:r>
-    </w:p>
-    <w:p>
-      <w:pPr>
-        <w:pStyle w:val="Heading1"/>
-      </w:pPr>
-      <w:r>
-        <w:t>13. Renewal Request Workflow</w:t>
-      </w:r>
-    </w:p>
-    <w:p>
+        <w:t xml:space="preserve"> with:</w:t>
+      </w:r>
+    </w:p>
+    <w:p>
+      <w:pPr>
+        <w:pStyle w:val="ListBullet"/>
+      </w:pPr>
       <w:r>
         <w:rPr>
           <w:rFonts w:ascii="Calibri" w:hAnsi="Calibri"/>
           <w:color w:val="263038"/>
           <w:sz w:val="21"/>
         </w:rPr>
-        <w:t xml:space="preserve">Open </w:t>
+        <w:t>from state</w:t>
+      </w:r>
+    </w:p>
+    <w:p>
+      <w:pPr>
+        <w:pStyle w:val="ListBullet"/>
+      </w:pPr>
+      <w:r>
+        <w:rPr>
+          <w:rFonts w:ascii="Calibri" w:hAnsi="Calibri"/>
+          <w:color w:val="263038"/>
+          <w:sz w:val="21"/>
+        </w:rPr>
+        <w:t>action</w:t>
+      </w:r>
+    </w:p>
+    <w:p>
+      <w:pPr>
+        <w:pStyle w:val="ListBullet"/>
+      </w:pPr>
+      <w:r>
+        <w:rPr>
+          <w:rFonts w:ascii="Calibri" w:hAnsi="Calibri"/>
+          <w:color w:val="263038"/>
+          <w:sz w:val="21"/>
+        </w:rPr>
+        <w:t>to state</w:t>
+      </w:r>
+    </w:p>
+    <w:p>
+      <w:pPr>
+        <w:pStyle w:val="ListBullet"/>
+      </w:pPr>
+      <w:r>
+        <w:rPr>
+          <w:rFonts w:ascii="Calibri" w:hAnsi="Calibri"/>
+          <w:color w:val="263038"/>
+          <w:sz w:val="21"/>
+        </w:rPr>
+        <w:t>actor</w:t>
+      </w:r>
+    </w:p>
+    <w:p>
+      <w:pPr>
+        <w:pStyle w:val="ListBullet"/>
+      </w:pPr>
+      <w:r>
+        <w:rPr>
+          <w:rFonts w:ascii="Calibri" w:hAnsi="Calibri"/>
+          <w:color w:val="263038"/>
+          <w:sz w:val="21"/>
+        </w:rPr>
+        <w:t>action date/time</w:t>
+      </w:r>
+    </w:p>
+    <w:p>
+      <w:pPr>
+        <w:pStyle w:val="ListBullet"/>
+      </w:pPr>
+      <w:r>
+        <w:rPr>
+          <w:rFonts w:ascii="Calibri" w:hAnsi="Calibri"/>
+          <w:color w:val="263038"/>
+          <w:sz w:val="21"/>
+        </w:rPr>
+        <w:t>comment</w:t>
+      </w:r>
+    </w:p>
+    <w:p>
+      <w:pPr>
+        <w:pStyle w:val="Heading2"/>
+      </w:pPr>
+      <w:r>
+        <w:t>13.6 Completion Behavior</w:t>
+      </w:r>
+    </w:p>
+    <w:p>
+      <w:r>
+        <w:rPr>
+          <w:rFonts w:ascii="Calibri" w:hAnsi="Calibri"/>
+          <w:color w:val="263038"/>
+          <w:sz w:val="21"/>
+        </w:rPr>
+        <w:t xml:space="preserve">When a request moves to </w:t>
       </w:r>
       <w:r>
         <w:rPr>
@@ -5745,7 +6819,7 @@
           <w:color w:val="246382"/>
           <w:sz w:val="20"/>
         </w:rPr>
-        <w:t>Operations &gt; Renewal Requests</w:t>
+        <w:t>Completed</w:t>
       </w:r>
       <w:r>
         <w:rPr>
@@ -5753,30 +6827,25 @@
           <w:color w:val="263038"/>
           <w:sz w:val="21"/>
         </w:rPr>
-        <w:t>.</w:t>
-      </w:r>
-    </w:p>
-    <w:p>
+        <w:t>:</w:t>
+      </w:r>
+    </w:p>
+    <w:p>
+      <w:pPr>
+        <w:pStyle w:val="ListBullet"/>
+      </w:pPr>
       <w:r>
         <w:rPr>
           <w:rFonts w:ascii="Calibri" w:hAnsi="Calibri"/>
           <w:color w:val="263038"/>
           <w:sz w:val="21"/>
         </w:rPr>
-        <w:t>Use this screen to manage structured lease renewal decisions and approvals.</w:t>
-      </w:r>
-    </w:p>
-    <w:p>
-      <w:pPr>
-        <w:pStyle w:val="Heading2"/>
-      </w:pPr>
-      <w:r>
-        <w:t>13.1 Creating a Renewal Request</w:t>
-      </w:r>
-    </w:p>
-    <w:p>
-      <w:pPr>
-        <w:pStyle w:val="ListNumber"/>
+        <w:t>The system checks that proposed lease dates exist.</w:t>
+      </w:r>
+    </w:p>
+    <w:p>
+      <w:pPr>
+        <w:pStyle w:val="ListBullet"/>
       </w:pPr>
       <w:r>
         <w:rPr>
@@ -5784,7 +6853,7 @@
           <w:color w:val="263038"/>
           <w:sz w:val="21"/>
         </w:rPr>
-        <w:t xml:space="preserve">Open </w:t>
+        <w:t xml:space="preserve">The required supporting document must already be attached as a </w:t>
       </w:r>
       <w:r>
         <w:rPr>
@@ -5792,7 +6861,7 @@
           <w:color w:val="246382"/>
           <w:sz w:val="20"/>
         </w:rPr>
-        <w:t>Renewal Requests</w:t>
+        <w:t>Lease Document</w:t>
       </w:r>
       <w:r>
         <w:rPr>
@@ -5805,7 +6874,7 @@
     </w:p>
     <w:p>
       <w:pPr>
-        <w:pStyle w:val="ListNumber"/>
+        <w:pStyle w:val="ListBullet"/>
       </w:pPr>
       <w:r>
         <w:rPr>
@@ -5813,7 +6882,7 @@
           <w:color w:val="263038"/>
           <w:sz w:val="21"/>
         </w:rPr>
-        <w:t xml:space="preserve">Click </w:t>
+        <w:t xml:space="preserve">If the recommendation is not </w:t>
       </w:r>
       <w:r>
         <w:rPr>
@@ -5821,7 +6890,7 @@
           <w:color w:val="246382"/>
           <w:sz w:val="20"/>
         </w:rPr>
-        <w:t>Add Renewal Request</w:t>
+        <w:t>Terminate</w:t>
       </w:r>
       <w:r>
         <w:rPr>
@@ -5829,12 +6898,12 @@
           <w:color w:val="263038"/>
           <w:sz w:val="21"/>
         </w:rPr>
-        <w:t>.</w:t>
-      </w:r>
-    </w:p>
-    <w:p>
-      <w:pPr>
-        <w:pStyle w:val="ListNumber"/>
+        <w:t>, the system creates a successor lease automatically if one does not already exist.</w:t>
+      </w:r>
+    </w:p>
+    <w:p>
+      <w:pPr>
+        <w:pStyle w:val="ListBullet"/>
       </w:pPr>
       <w:r>
         <w:rPr>
@@ -5842,15 +6911,105 @@
           <w:color w:val="263038"/>
           <w:sz w:val="21"/>
         </w:rPr>
-        <w:t xml:space="preserve">Select the </w:t>
-      </w:r>
+        <w:t>The successor lease carries forward the main lease structure and uses the approved proposed terms.</w:t>
+      </w:r>
+    </w:p>
+    <w:p>
+      <w:pPr>
+        <w:pStyle w:val="Heading2"/>
+      </w:pPr>
+      <w:r>
+        <w:t>13.7 Open-Cycle Control</w:t>
+      </w:r>
+    </w:p>
+    <w:p>
+      <w:r>
+        <w:rPr>
+          <w:rFonts w:ascii="Calibri" w:hAnsi="Calibri"/>
+          <w:color w:val="263038"/>
+          <w:sz w:val="21"/>
+        </w:rPr>
+        <w:t>Only one open renewal request is allowed per lease at a time. The system blocks creation of another active cycle until the previous one is completed, rejected, or cancelled.</w:t>
+      </w:r>
+    </w:p>
+    <w:p>
+      <w:pPr>
+        <w:pStyle w:val="Heading1"/>
+      </w:pPr>
+      <w:r>
+        <w:t>14. Automated Status Updates</w:t>
+      </w:r>
+    </w:p>
+    <w:p>
+      <w:r>
+        <w:rPr>
+          <w:rFonts w:ascii="Calibri" w:hAnsi="Calibri"/>
+          <w:color w:val="263038"/>
+          <w:sz w:val="21"/>
+        </w:rPr>
+        <w:t>The app runs daily background jobs that:</w:t>
+      </w:r>
+    </w:p>
+    <w:p>
+      <w:pPr>
+        <w:pStyle w:val="ListBullet"/>
+      </w:pPr>
+      <w:r>
+        <w:rPr>
+          <w:rFonts w:ascii="Calibri" w:hAnsi="Calibri"/>
+          <w:color w:val="263038"/>
+          <w:sz w:val="21"/>
+        </w:rPr>
+        <w:t>Refresh lease status and date-derived values.</w:t>
+      </w:r>
+    </w:p>
+    <w:p>
+      <w:pPr>
+        <w:pStyle w:val="ListBullet"/>
+      </w:pPr>
+      <w:r>
+        <w:rPr>
+          <w:rFonts w:ascii="Calibri" w:hAnsi="Calibri"/>
+          <w:color w:val="263038"/>
+          <w:sz w:val="21"/>
+        </w:rPr>
+        <w:t>Refresh unpaid rent schedule statuses.</w:t>
+      </w:r>
+    </w:p>
+    <w:p>
+      <w:pPr>
+        <w:pStyle w:val="ListBullet"/>
+      </w:pPr>
+      <w:r>
+        <w:rPr>
+          <w:rFonts w:ascii="Calibri" w:hAnsi="Calibri"/>
+          <w:color w:val="263038"/>
+          <w:sz w:val="21"/>
+        </w:rPr>
+        <w:t>Process due reminders.</w:t>
+      </w:r>
+    </w:p>
+    <w:p>
+      <w:r>
+        <w:rPr>
+          <w:rFonts w:ascii="Calibri" w:hAnsi="Calibri"/>
+          <w:color w:val="263038"/>
+          <w:sz w:val="21"/>
+        </w:rPr>
+        <w:t>This means:</w:t>
+      </w:r>
+    </w:p>
+    <w:p>
+      <w:pPr>
+        <w:pStyle w:val="ListBullet"/>
+      </w:pPr>
       <w:r>
         <w:rPr>
           <w:rFonts w:ascii="Consolas" w:hAnsi="Consolas"/>
           <w:color w:val="246382"/>
           <w:sz w:val="20"/>
         </w:rPr>
-        <w:t>Lease</w:t>
+        <w:t>Days to Expiry</w:t>
       </w:r>
       <w:r>
         <w:rPr>
@@ -5858,33 +7017,44 @@
           <w:color w:val="263038"/>
           <w:sz w:val="21"/>
         </w:rPr>
-        <w:t>.</w:t>
-      </w:r>
-    </w:p>
-    <w:p>
-      <w:pPr>
-        <w:pStyle w:val="ListNumber"/>
-      </w:pPr>
+        <w:t xml:space="preserve"> stays current.</w:t>
+      </w:r>
+    </w:p>
+    <w:p>
+      <w:pPr>
+        <w:pStyle w:val="ListBullet"/>
+      </w:pPr>
+      <w:r>
+        <w:rPr>
+          <w:rFonts w:ascii="Consolas" w:hAnsi="Consolas"/>
+          <w:color w:val="246382"/>
+          <w:sz w:val="20"/>
+        </w:rPr>
+        <w:t>Expiring Soon</w:t>
+      </w:r>
       <w:r>
         <w:rPr>
           <w:rFonts w:ascii="Calibri" w:hAnsi="Calibri"/>
           <w:color w:val="263038"/>
           <w:sz w:val="21"/>
         </w:rPr>
-        <w:t>Complete the proposed terms and recommendation.</w:t>
-      </w:r>
-    </w:p>
-    <w:p>
-      <w:pPr>
-        <w:pStyle w:val="ListNumber"/>
-      </w:pPr>
+        <w:t xml:space="preserve">, </w:t>
+      </w:r>
+      <w:r>
+        <w:rPr>
+          <w:rFonts w:ascii="Consolas" w:hAnsi="Consolas"/>
+          <w:color w:val="246382"/>
+          <w:sz w:val="20"/>
+        </w:rPr>
+        <w:t>Expired</w:t>
+      </w:r>
       <w:r>
         <w:rPr>
           <w:rFonts w:ascii="Calibri" w:hAnsi="Calibri"/>
           <w:color w:val="263038"/>
           <w:sz w:val="21"/>
         </w:rPr>
-        <w:t xml:space="preserve">Save the request in </w:t>
+        <w:t xml:space="preserve">, and </w:t>
       </w:r>
       <w:r>
         <w:rPr>
@@ -5892,7 +7062,7 @@
           <w:color w:val="246382"/>
           <w:sz w:val="20"/>
         </w:rPr>
-        <w:t>Draft</w:t>
+        <w:t>Active</w:t>
       </w:r>
       <w:r>
         <w:rPr>
@@ -5900,43 +7070,91 @@
           <w:color w:val="263038"/>
           <w:sz w:val="21"/>
         </w:rPr>
-        <w:t>.</w:t>
-      </w:r>
-    </w:p>
-    <w:p>
-      <w:pPr>
-        <w:pStyle w:val="ListNumber"/>
-      </w:pPr>
+        <w:t xml:space="preserve"> statuses update automatically.</w:t>
+      </w:r>
+    </w:p>
+    <w:p>
+      <w:pPr>
+        <w:pStyle w:val="ListBullet"/>
+      </w:pPr>
+      <w:r>
+        <w:rPr>
+          <w:rFonts w:ascii="Consolas" w:hAnsi="Consolas"/>
+          <w:color w:val="246382"/>
+          <w:sz w:val="20"/>
+        </w:rPr>
+        <w:t>Planned</w:t>
+      </w:r>
       <w:r>
         <w:rPr>
           <w:rFonts w:ascii="Calibri" w:hAnsi="Calibri"/>
           <w:color w:val="263038"/>
           <w:sz w:val="21"/>
         </w:rPr>
-        <w:t>Use the workflow action to send it for review.</w:t>
-      </w:r>
-    </w:p>
-    <w:p>
+        <w:t xml:space="preserve">, </w:t>
+      </w:r>
+      <w:r>
+        <w:rPr>
+          <w:rFonts w:ascii="Consolas" w:hAnsi="Consolas"/>
+          <w:color w:val="246382"/>
+          <w:sz w:val="20"/>
+        </w:rPr>
+        <w:t>Due</w:t>
+      </w:r>
       <w:r>
         <w:rPr>
           <w:rFonts w:ascii="Calibri" w:hAnsi="Calibri"/>
           <w:color w:val="263038"/>
           <w:sz w:val="21"/>
         </w:rPr>
-        <w:t>The system automatically:</w:t>
-      </w:r>
-    </w:p>
-    <w:p>
-      <w:pPr>
-        <w:pStyle w:val="ListBullet"/>
-      </w:pPr>
+        <w:t xml:space="preserve">, and </w:t>
+      </w:r>
+      <w:r>
+        <w:rPr>
+          <w:rFonts w:ascii="Consolas" w:hAnsi="Consolas"/>
+          <w:color w:val="246382"/>
+          <w:sz w:val="20"/>
+        </w:rPr>
+        <w:t>Overdue</w:t>
+      </w:r>
       <w:r>
         <w:rPr>
           <w:rFonts w:ascii="Calibri" w:hAnsi="Calibri"/>
           <w:color w:val="263038"/>
           <w:sz w:val="21"/>
         </w:rPr>
-        <w:t xml:space="preserve">Assigns the next </w:t>
+        <w:t xml:space="preserve"> schedule statuses update automatically.</w:t>
+      </w:r>
+    </w:p>
+    <w:p>
+      <w:pPr>
+        <w:pStyle w:val="Heading1"/>
+      </w:pPr>
+      <w:r>
+        <w:t>15. Reminder Processing</w:t>
+      </w:r>
+    </w:p>
+    <w:p>
+      <w:r>
+        <w:rPr>
+          <w:rFonts w:ascii="Calibri" w:hAnsi="Calibri"/>
+          <w:color w:val="263038"/>
+          <w:sz w:val="21"/>
+        </w:rPr>
+        <w:t>The reminder engine monitors leases that:</w:t>
+      </w:r>
+    </w:p>
+    <w:p>
+      <w:pPr>
+        <w:pStyle w:val="ListBullet"/>
+      </w:pPr>
+      <w:r>
+        <w:rPr>
+          <w:rFonts w:ascii="Calibri" w:hAnsi="Calibri"/>
+          <w:color w:val="263038"/>
+          <w:sz w:val="21"/>
+        </w:rPr>
+        <w:t xml:space="preserve">are not </w:t>
       </w:r>
       <w:r>
         <w:rPr>
@@ -5944,7 +7162,7 @@
           <w:color w:val="246382"/>
           <w:sz w:val="20"/>
         </w:rPr>
-        <w:t>Renewal Sequence</w:t>
+        <w:t>Draft</w:t>
       </w:r>
       <w:r>
         <w:rPr>
@@ -5952,20 +7170,31 @@
           <w:color w:val="263038"/>
           <w:sz w:val="21"/>
         </w:rPr>
-        <w:t>.</w:t>
-      </w:r>
-    </w:p>
-    <w:p>
-      <w:pPr>
-        <w:pStyle w:val="ListBullet"/>
-      </w:pPr>
+        <w:t xml:space="preserve">, </w:t>
+      </w:r>
+      <w:r>
+        <w:rPr>
+          <w:rFonts w:ascii="Consolas" w:hAnsi="Consolas"/>
+          <w:color w:val="246382"/>
+          <w:sz w:val="20"/>
+        </w:rPr>
+        <w:t>Renewed</w:t>
+      </w:r>
       <w:r>
         <w:rPr>
           <w:rFonts w:ascii="Calibri" w:hAnsi="Calibri"/>
           <w:color w:val="263038"/>
           <w:sz w:val="21"/>
         </w:rPr>
-        <w:t>Captures a snapshot of the current lease terms.</w:t>
+        <w:t xml:space="preserve">, or </w:t>
+      </w:r>
+      <w:r>
+        <w:rPr>
+          <w:rFonts w:ascii="Consolas" w:hAnsi="Consolas"/>
+          <w:color w:val="246382"/>
+          <w:sz w:val="20"/>
+        </w:rPr>
+        <w:t>Terminated</w:t>
       </w:r>
     </w:p>
     <w:p>
@@ -5978,20 +7207,23 @@
           <w:color w:val="263038"/>
           <w:sz w:val="21"/>
         </w:rPr>
-        <w:t>Defaults proposed values from the current lease.</w:t>
-      </w:r>
-    </w:p>
-    <w:p>
-      <w:pPr>
-        <w:pStyle w:val="ListBullet"/>
-      </w:pPr>
+        <w:t xml:space="preserve">are not in renewal status </w:t>
+      </w:r>
+      <w:r>
+        <w:rPr>
+          <w:rFonts w:ascii="Consolas" w:hAnsi="Consolas"/>
+          <w:color w:val="246382"/>
+          <w:sz w:val="20"/>
+        </w:rPr>
+        <w:t>Completed</w:t>
+      </w:r>
       <w:r>
         <w:rPr>
           <w:rFonts w:ascii="Calibri" w:hAnsi="Calibri"/>
           <w:color w:val="263038"/>
           <w:sz w:val="21"/>
         </w:rPr>
-        <w:t xml:space="preserve">Fills </w:t>
+        <w:t xml:space="preserve"> or </w:t>
       </w:r>
       <w:r>
         <w:rPr>
@@ -5999,15 +7231,20 @@
           <w:color w:val="246382"/>
           <w:sz w:val="20"/>
         </w:rPr>
-        <w:t>Requested By</w:t>
-      </w:r>
+        <w:t>Not Renewing</w:t>
+      </w:r>
+    </w:p>
+    <w:p>
+      <w:pPr>
+        <w:pStyle w:val="ListBullet"/>
+      </w:pPr>
       <w:r>
         <w:rPr>
           <w:rFonts w:ascii="Calibri" w:hAnsi="Calibri"/>
           <w:color w:val="263038"/>
           <w:sz w:val="21"/>
         </w:rPr>
-        <w:t xml:space="preserve"> and </w:t>
+        <w:t xml:space="preserve">have an </w:t>
       </w:r>
       <w:r>
         <w:rPr>
@@ -6015,38 +7252,110 @@
           <w:color w:val="246382"/>
           <w:sz w:val="20"/>
         </w:rPr>
-        <w:t>Requested On</w:t>
-      </w:r>
+        <w:t>End Date</w:t>
+      </w:r>
+    </w:p>
+    <w:p>
       <w:r>
         <w:rPr>
           <w:rFonts w:ascii="Calibri" w:hAnsi="Calibri"/>
           <w:color w:val="263038"/>
           <w:sz w:val="21"/>
         </w:rPr>
-        <w:t>.</w:t>
-      </w:r>
-    </w:p>
-    <w:p>
-      <w:pPr>
-        <w:pStyle w:val="Heading2"/>
-      </w:pPr>
-      <w:r>
-        <w:t>13.2 Workflow States</w:t>
-      </w:r>
-    </w:p>
-    <w:p>
+        <w:t>When a threshold is reached, the system:</w:t>
+      </w:r>
+    </w:p>
+    <w:p>
+      <w:pPr>
+        <w:pStyle w:val="ListNumber"/>
+      </w:pPr>
       <w:r>
         <w:rPr>
           <w:rFonts w:ascii="Calibri" w:hAnsi="Calibri"/>
           <w:color w:val="263038"/>
           <w:sz w:val="21"/>
         </w:rPr>
-        <w:t>The renewal process follows this sequence:</w:t>
+        <w:t>Resolves the active reminder policy.</w:t>
       </w:r>
     </w:p>
     <w:p>
       <w:pPr>
         <w:pStyle w:val="ListNumber"/>
+      </w:pPr>
+      <w:r>
+        <w:rPr>
+          <w:rFonts w:ascii="Calibri" w:hAnsi="Calibri"/>
+          <w:color w:val="263038"/>
+          <w:sz w:val="21"/>
+        </w:rPr>
+        <w:t>Determines whether that threshold is due.</w:t>
+      </w:r>
+    </w:p>
+    <w:p>
+      <w:pPr>
+        <w:pStyle w:val="ListNumber"/>
+      </w:pPr>
+      <w:r>
+        <w:rPr>
+          <w:rFonts w:ascii="Calibri" w:hAnsi="Calibri"/>
+          <w:color w:val="263038"/>
+          <w:sz w:val="21"/>
+        </w:rPr>
+        <w:t>Optionally creates a renewal request automatically at the first threshold.</w:t>
+      </w:r>
+    </w:p>
+    <w:p>
+      <w:pPr>
+        <w:pStyle w:val="ListNumber"/>
+      </w:pPr>
+      <w:r>
+        <w:rPr>
+          <w:rFonts w:ascii="Calibri" w:hAnsi="Calibri"/>
+          <w:color w:val="263038"/>
+          <w:sz w:val="21"/>
+        </w:rPr>
+        <w:t>Creates reminder log records.</w:t>
+      </w:r>
+    </w:p>
+    <w:p>
+      <w:pPr>
+        <w:pStyle w:val="ListNumber"/>
+      </w:pPr>
+      <w:r>
+        <w:rPr>
+          <w:rFonts w:ascii="Calibri" w:hAnsi="Calibri"/>
+          <w:color w:val="263038"/>
+          <w:sz w:val="21"/>
+        </w:rPr>
+        <w:t>Queues email and or in-app notification delivery.</w:t>
+      </w:r>
+    </w:p>
+    <w:p>
+      <w:pPr>
+        <w:pStyle w:val="ListNumber"/>
+      </w:pPr>
+      <w:r>
+        <w:rPr>
+          <w:rFonts w:ascii="Calibri" w:hAnsi="Calibri"/>
+          <w:color w:val="263038"/>
+          <w:sz w:val="21"/>
+        </w:rPr>
+        <w:t>Retries failed deliveries up to the configured retry limit.</w:t>
+      </w:r>
+    </w:p>
+    <w:p>
+      <w:r>
+        <w:rPr>
+          <w:rFonts w:ascii="Calibri" w:hAnsi="Calibri"/>
+          <w:color w:val="263038"/>
+          <w:sz w:val="21"/>
+        </w:rPr>
+        <w:t>After successful delivery, the lease updates:</w:t>
+      </w:r>
+    </w:p>
+    <w:p>
+      <w:pPr>
+        <w:pStyle w:val="ListBullet"/>
       </w:pPr>
       <w:r>
         <w:rPr>
@@ -6054,12 +7363,12 @@
           <w:color w:val="246382"/>
           <w:sz w:val="20"/>
         </w:rPr>
-        <w:t>Draft</w:t>
-      </w:r>
-    </w:p>
-    <w:p>
-      <w:pPr>
-        <w:pStyle w:val="ListNumber"/>
+        <w:t>Last Reminder Date</w:t>
+      </w:r>
+    </w:p>
+    <w:p>
+      <w:pPr>
+        <w:pStyle w:val="ListBullet"/>
       </w:pPr>
       <w:r>
         <w:rPr>
@@ -6067,95 +7376,1133 @@
           <w:color w:val="246382"/>
           <w:sz w:val="20"/>
         </w:rPr>
-        <w:t>Department Review</w:t>
-      </w:r>
-    </w:p>
-    <w:p>
-      <w:pPr>
-        <w:pStyle w:val="ListNumber"/>
-      </w:pPr>
+        <w:t>Next Reminder Date</w:t>
+      </w:r>
+    </w:p>
+    <w:p>
+      <w:pPr>
+        <w:pStyle w:val="Heading1"/>
+      </w:pPr>
+      <w:r>
+        <w:t>16. Reports</w:t>
+      </w:r>
+    </w:p>
+    <w:p>
+      <w:pPr>
+        <w:pStyle w:val="Heading2"/>
+      </w:pPr>
+      <w:r>
+        <w:t>16.1 Upcoming Expiries</w:t>
+      </w:r>
+    </w:p>
+    <w:p>
+      <w:r>
+        <w:rPr>
+          <w:rFonts w:ascii="Calibri" w:hAnsi="Calibri"/>
+          <w:color w:val="263038"/>
+          <w:sz w:val="21"/>
+        </w:rPr>
+        <w:t>Use this report to identify leases ending within a date range.</w:t>
+      </w:r>
+    </w:p>
+    <w:p>
+      <w:r>
+        <w:rPr>
+          <w:rFonts w:ascii="Calibri" w:hAnsi="Calibri"/>
+          <w:color w:val="263038"/>
+          <w:sz w:val="21"/>
+        </w:rPr>
+        <w:t>Helpful fields shown:</w:t>
+      </w:r>
+    </w:p>
+    <w:p>
+      <w:pPr>
+        <w:pStyle w:val="ListBullet"/>
+      </w:pPr>
+      <w:r>
+        <w:rPr>
+          <w:rFonts w:ascii="Calibri" w:hAnsi="Calibri"/>
+          <w:color w:val="263038"/>
+          <w:sz w:val="21"/>
+        </w:rPr>
+        <w:t>Lease</w:t>
+      </w:r>
+    </w:p>
+    <w:p>
+      <w:pPr>
+        <w:pStyle w:val="ListBullet"/>
+      </w:pPr>
+      <w:r>
+        <w:rPr>
+          <w:rFonts w:ascii="Calibri" w:hAnsi="Calibri"/>
+          <w:color w:val="263038"/>
+          <w:sz w:val="21"/>
+        </w:rPr>
+        <w:t>Title</w:t>
+      </w:r>
+    </w:p>
+    <w:p>
+      <w:pPr>
+        <w:pStyle w:val="ListBullet"/>
+      </w:pPr>
+      <w:r>
+        <w:rPr>
+          <w:rFonts w:ascii="Calibri" w:hAnsi="Calibri"/>
+          <w:color w:val="263038"/>
+          <w:sz w:val="21"/>
+        </w:rPr>
+        <w:t>Property</w:t>
+      </w:r>
+    </w:p>
+    <w:p>
+      <w:pPr>
+        <w:pStyle w:val="ListBullet"/>
+      </w:pPr>
+      <w:r>
+        <w:rPr>
+          <w:rFonts w:ascii="Calibri" w:hAnsi="Calibri"/>
+          <w:color w:val="263038"/>
+          <w:sz w:val="21"/>
+        </w:rPr>
+        <w:t>Landlord</w:t>
+      </w:r>
+    </w:p>
+    <w:p>
+      <w:pPr>
+        <w:pStyle w:val="ListBullet"/>
+      </w:pPr>
+      <w:r>
+        <w:rPr>
+          <w:rFonts w:ascii="Calibri" w:hAnsi="Calibri"/>
+          <w:color w:val="263038"/>
+          <w:sz w:val="21"/>
+        </w:rPr>
+        <w:t>Department</w:t>
+      </w:r>
+    </w:p>
+    <w:p>
+      <w:pPr>
+        <w:pStyle w:val="ListBullet"/>
+      </w:pPr>
+      <w:r>
+        <w:rPr>
+          <w:rFonts w:ascii="Calibri" w:hAnsi="Calibri"/>
+          <w:color w:val="263038"/>
+          <w:sz w:val="21"/>
+        </w:rPr>
+        <w:t>Officer</w:t>
+      </w:r>
+    </w:p>
+    <w:p>
+      <w:pPr>
+        <w:pStyle w:val="ListBullet"/>
+      </w:pPr>
+      <w:r>
+        <w:rPr>
+          <w:rFonts w:ascii="Calibri" w:hAnsi="Calibri"/>
+          <w:color w:val="263038"/>
+          <w:sz w:val="21"/>
+        </w:rPr>
+        <w:t>End Date</w:t>
+      </w:r>
+    </w:p>
+    <w:p>
+      <w:pPr>
+        <w:pStyle w:val="ListBullet"/>
+      </w:pPr>
+      <w:r>
+        <w:rPr>
+          <w:rFonts w:ascii="Calibri" w:hAnsi="Calibri"/>
+          <w:color w:val="263038"/>
+          <w:sz w:val="21"/>
+        </w:rPr>
+        <w:t>Days to Expiry</w:t>
+      </w:r>
+    </w:p>
+    <w:p>
+      <w:pPr>
+        <w:pStyle w:val="ListBullet"/>
+      </w:pPr>
+      <w:r>
+        <w:rPr>
+          <w:rFonts w:ascii="Calibri" w:hAnsi="Calibri"/>
+          <w:color w:val="263038"/>
+          <w:sz w:val="21"/>
+        </w:rPr>
+        <w:t>Lease Status</w:t>
+      </w:r>
+    </w:p>
+    <w:p>
+      <w:pPr>
+        <w:pStyle w:val="ListBullet"/>
+      </w:pPr>
+      <w:r>
+        <w:rPr>
+          <w:rFonts w:ascii="Calibri" w:hAnsi="Calibri"/>
+          <w:color w:val="263038"/>
+          <w:sz w:val="21"/>
+        </w:rPr>
+        <w:t>Renewal Status</w:t>
+      </w:r>
+    </w:p>
+    <w:p>
+      <w:pPr>
+        <w:pStyle w:val="ListBullet"/>
+      </w:pPr>
+      <w:r>
+        <w:rPr>
+          <w:rFonts w:ascii="Calibri" w:hAnsi="Calibri"/>
+          <w:color w:val="263038"/>
+          <w:sz w:val="21"/>
+        </w:rPr>
+        <w:t>Next Action</w:t>
+      </w:r>
+    </w:p>
+    <w:p>
+      <w:r>
+        <w:rPr>
+          <w:rFonts w:ascii="Calibri" w:hAnsi="Calibri"/>
+          <w:color w:val="263038"/>
+          <w:sz w:val="21"/>
+        </w:rPr>
+        <w:t>Use it for weekly renewal planning and operational review meetings.</w:t>
+      </w:r>
+    </w:p>
+    <w:p>
+      <w:pPr>
+        <w:pStyle w:val="Heading2"/>
+      </w:pPr>
+      <w:r>
+        <w:t>16.2 Renewal Pipeline</w:t>
+      </w:r>
+    </w:p>
+    <w:p>
+      <w:r>
+        <w:rPr>
+          <w:rFonts w:ascii="Calibri" w:hAnsi="Calibri"/>
+          <w:color w:val="263038"/>
+          <w:sz w:val="21"/>
+        </w:rPr>
+        <w:t>Use this report to track every renewal request in progress or completed.</w:t>
+      </w:r>
+    </w:p>
+    <w:p>
+      <w:r>
+        <w:rPr>
+          <w:rFonts w:ascii="Calibri" w:hAnsi="Calibri"/>
+          <w:color w:val="263038"/>
+          <w:sz w:val="21"/>
+        </w:rPr>
+        <w:t>Helpful fields shown:</w:t>
+      </w:r>
+    </w:p>
+    <w:p>
+      <w:pPr>
+        <w:pStyle w:val="ListBullet"/>
+      </w:pPr>
+      <w:r>
+        <w:rPr>
+          <w:rFonts w:ascii="Calibri" w:hAnsi="Calibri"/>
+          <w:color w:val="263038"/>
+          <w:sz w:val="21"/>
+        </w:rPr>
+        <w:t>Renewal</w:t>
+      </w:r>
+    </w:p>
+    <w:p>
+      <w:pPr>
+        <w:pStyle w:val="ListBullet"/>
+      </w:pPr>
+      <w:r>
+        <w:rPr>
+          <w:rFonts w:ascii="Calibri" w:hAnsi="Calibri"/>
+          <w:color w:val="263038"/>
+          <w:sz w:val="21"/>
+        </w:rPr>
+        <w:t>Lease</w:t>
+      </w:r>
+    </w:p>
+    <w:p>
+      <w:pPr>
+        <w:pStyle w:val="ListBullet"/>
+      </w:pPr>
+      <w:r>
+        <w:rPr>
+          <w:rFonts w:ascii="Calibri" w:hAnsi="Calibri"/>
+          <w:color w:val="263038"/>
+          <w:sz w:val="21"/>
+        </w:rPr>
+        <w:t>Cycle</w:t>
+      </w:r>
+    </w:p>
+    <w:p>
+      <w:pPr>
+        <w:pStyle w:val="ListBullet"/>
+      </w:pPr>
+      <w:r>
+        <w:rPr>
+          <w:rFonts w:ascii="Calibri" w:hAnsi="Calibri"/>
+          <w:color w:val="263038"/>
+          <w:sz w:val="21"/>
+        </w:rPr>
+        <w:t>Workflow State</w:t>
+      </w:r>
+    </w:p>
+    <w:p>
+      <w:pPr>
+        <w:pStyle w:val="ListBullet"/>
+      </w:pPr>
+      <w:r>
+        <w:rPr>
+          <w:rFonts w:ascii="Calibri" w:hAnsi="Calibri"/>
+          <w:color w:val="263038"/>
+          <w:sz w:val="21"/>
+        </w:rPr>
+        <w:t>Pending With</w:t>
+      </w:r>
+    </w:p>
+    <w:p>
+      <w:pPr>
+        <w:pStyle w:val="ListBullet"/>
+      </w:pPr>
+      <w:r>
+        <w:rPr>
+          <w:rFonts w:ascii="Calibri" w:hAnsi="Calibri"/>
+          <w:color w:val="263038"/>
+          <w:sz w:val="21"/>
+        </w:rPr>
+        <w:t>Age (Days)</w:t>
+      </w:r>
+    </w:p>
+    <w:p>
+      <w:pPr>
+        <w:pStyle w:val="ListBullet"/>
+      </w:pPr>
+      <w:r>
+        <w:rPr>
+          <w:rFonts w:ascii="Calibri" w:hAnsi="Calibri"/>
+          <w:color w:val="263038"/>
+          <w:sz w:val="21"/>
+        </w:rPr>
+        <w:t>Recommendation</w:t>
+      </w:r>
+    </w:p>
+    <w:p>
+      <w:pPr>
+        <w:pStyle w:val="ListBullet"/>
+      </w:pPr>
+      <w:r>
+        <w:rPr>
+          <w:rFonts w:ascii="Calibri" w:hAnsi="Calibri"/>
+          <w:color w:val="263038"/>
+          <w:sz w:val="21"/>
+        </w:rPr>
+        <w:t>Requested By</w:t>
+      </w:r>
+    </w:p>
+    <w:p>
+      <w:pPr>
+        <w:pStyle w:val="ListBullet"/>
+      </w:pPr>
+      <w:r>
+        <w:rPr>
+          <w:rFonts w:ascii="Calibri" w:hAnsi="Calibri"/>
+          <w:color w:val="263038"/>
+          <w:sz w:val="21"/>
+        </w:rPr>
+        <w:t>Requested On</w:t>
+      </w:r>
+    </w:p>
+    <w:p>
+      <w:pPr>
+        <w:pStyle w:val="ListBullet"/>
+      </w:pPr>
+      <w:r>
+        <w:rPr>
+          <w:rFonts w:ascii="Calibri" w:hAnsi="Calibri"/>
+          <w:color w:val="263038"/>
+          <w:sz w:val="21"/>
+        </w:rPr>
+        <w:t>Proposed Start and End</w:t>
+      </w:r>
+    </w:p>
+    <w:p>
+      <w:pPr>
+        <w:pStyle w:val="ListBullet"/>
+      </w:pPr>
+      <w:r>
+        <w:rPr>
+          <w:rFonts w:ascii="Calibri" w:hAnsi="Calibri"/>
+          <w:color w:val="263038"/>
+          <w:sz w:val="21"/>
+        </w:rPr>
+        <w:t>Proposed Annual Rent</w:t>
+      </w:r>
+    </w:p>
+    <w:p>
+      <w:r>
+        <w:rPr>
+          <w:rFonts w:ascii="Calibri" w:hAnsi="Calibri"/>
+          <w:color w:val="263038"/>
+          <w:sz w:val="21"/>
+        </w:rPr>
+        <w:t>Use it to identify approvals that are ageing or stuck at a stage.</w:t>
+      </w:r>
+    </w:p>
+    <w:p>
+      <w:pPr>
+        <w:pStyle w:val="Heading2"/>
+      </w:pPr>
+      <w:r>
+        <w:t>16.3 Upcoming Payments</w:t>
+      </w:r>
+    </w:p>
+    <w:p>
+      <w:r>
+        <w:rPr>
+          <w:rFonts w:ascii="Calibri" w:hAnsi="Calibri"/>
+          <w:color w:val="263038"/>
+          <w:sz w:val="21"/>
+        </w:rPr>
+        <w:t>Use this report to monitor unpaid obligations within a date range.</w:t>
+      </w:r>
+    </w:p>
+    <w:p>
+      <w:r>
+        <w:rPr>
+          <w:rFonts w:ascii="Calibri" w:hAnsi="Calibri"/>
+          <w:color w:val="263038"/>
+          <w:sz w:val="21"/>
+        </w:rPr>
+        <w:t>Helpful fields shown:</w:t>
+      </w:r>
+    </w:p>
+    <w:p>
+      <w:pPr>
+        <w:pStyle w:val="ListBullet"/>
+      </w:pPr>
+      <w:r>
+        <w:rPr>
+          <w:rFonts w:ascii="Calibri" w:hAnsi="Calibri"/>
+          <w:color w:val="263038"/>
+          <w:sz w:val="21"/>
+        </w:rPr>
+        <w:t>Schedule</w:t>
+      </w:r>
+    </w:p>
+    <w:p>
+      <w:pPr>
+        <w:pStyle w:val="ListBullet"/>
+      </w:pPr>
+      <w:r>
+        <w:rPr>
+          <w:rFonts w:ascii="Calibri" w:hAnsi="Calibri"/>
+          <w:color w:val="263038"/>
+          <w:sz w:val="21"/>
+        </w:rPr>
+        <w:t>Lease</w:t>
+      </w:r>
+    </w:p>
+    <w:p>
+      <w:pPr>
+        <w:pStyle w:val="ListBullet"/>
+      </w:pPr>
+      <w:r>
+        <w:rPr>
+          <w:rFonts w:ascii="Calibri" w:hAnsi="Calibri"/>
+          <w:color w:val="263038"/>
+          <w:sz w:val="21"/>
+        </w:rPr>
+        <w:t>Description</w:t>
+      </w:r>
+    </w:p>
+    <w:p>
+      <w:pPr>
+        <w:pStyle w:val="ListBullet"/>
+      </w:pPr>
+      <w:r>
+        <w:rPr>
+          <w:rFonts w:ascii="Calibri" w:hAnsi="Calibri"/>
+          <w:color w:val="263038"/>
+          <w:sz w:val="21"/>
+        </w:rPr>
+        <w:t>Period</w:t>
+      </w:r>
+    </w:p>
+    <w:p>
+      <w:pPr>
+        <w:pStyle w:val="ListBullet"/>
+      </w:pPr>
+      <w:r>
+        <w:rPr>
+          <w:rFonts w:ascii="Calibri" w:hAnsi="Calibri"/>
+          <w:color w:val="263038"/>
+          <w:sz w:val="21"/>
+        </w:rPr>
+        <w:t>Due Date</w:t>
+      </w:r>
+    </w:p>
+    <w:p>
+      <w:pPr>
+        <w:pStyle w:val="ListBullet"/>
+      </w:pPr>
+      <w:r>
+        <w:rPr>
+          <w:rFonts w:ascii="Calibri" w:hAnsi="Calibri"/>
+          <w:color w:val="263038"/>
+          <w:sz w:val="21"/>
+        </w:rPr>
+        <w:t>Days</w:t>
+      </w:r>
+    </w:p>
+    <w:p>
+      <w:pPr>
+        <w:pStyle w:val="ListBullet"/>
+      </w:pPr>
+      <w:r>
+        <w:rPr>
+          <w:rFonts w:ascii="Calibri" w:hAnsi="Calibri"/>
+          <w:color w:val="263038"/>
+          <w:sz w:val="21"/>
+        </w:rPr>
+        <w:t>Currency</w:t>
+      </w:r>
+    </w:p>
+    <w:p>
+      <w:pPr>
+        <w:pStyle w:val="ListBullet"/>
+      </w:pPr>
+      <w:r>
+        <w:rPr>
+          <w:rFonts w:ascii="Calibri" w:hAnsi="Calibri"/>
+          <w:color w:val="263038"/>
+          <w:sz w:val="21"/>
+        </w:rPr>
+        <w:t>Base Rent</w:t>
+      </w:r>
+    </w:p>
+    <w:p>
+      <w:pPr>
+        <w:pStyle w:val="ListBullet"/>
+      </w:pPr>
+      <w:r>
+        <w:rPr>
+          <w:rFonts w:ascii="Calibri" w:hAnsi="Calibri"/>
+          <w:color w:val="263038"/>
+          <w:sz w:val="21"/>
+        </w:rPr>
+        <w:t>Service Charge</w:t>
+      </w:r>
+    </w:p>
+    <w:p>
+      <w:pPr>
+        <w:pStyle w:val="ListBullet"/>
+      </w:pPr>
+      <w:r>
+        <w:rPr>
+          <w:rFonts w:ascii="Calibri" w:hAnsi="Calibri"/>
+          <w:color w:val="263038"/>
+          <w:sz w:val="21"/>
+        </w:rPr>
+        <w:t>Tax</w:t>
+      </w:r>
+    </w:p>
+    <w:p>
+      <w:pPr>
+        <w:pStyle w:val="ListBullet"/>
+      </w:pPr>
+      <w:r>
+        <w:rPr>
+          <w:rFonts w:ascii="Calibri" w:hAnsi="Calibri"/>
+          <w:color w:val="263038"/>
+          <w:sz w:val="21"/>
+        </w:rPr>
+        <w:t>Total Due</w:t>
+      </w:r>
+    </w:p>
+    <w:p>
+      <w:pPr>
+        <w:pStyle w:val="ListBullet"/>
+      </w:pPr>
+      <w:r>
+        <w:rPr>
+          <w:rFonts w:ascii="Calibri" w:hAnsi="Calibri"/>
+          <w:color w:val="263038"/>
+          <w:sz w:val="21"/>
+        </w:rPr>
+        <w:t>Status</w:t>
+      </w:r>
+    </w:p>
+    <w:p>
+      <w:r>
+        <w:rPr>
+          <w:rFonts w:ascii="Calibri" w:hAnsi="Calibri"/>
+          <w:color w:val="263038"/>
+          <w:sz w:val="21"/>
+        </w:rPr>
+        <w:t xml:space="preserve">By default, it excludes </w:t>
+      </w:r>
       <w:r>
         <w:rPr>
           <w:rFonts w:ascii="Consolas" w:hAnsi="Consolas"/>
           <w:color w:val="246382"/>
           <w:sz w:val="20"/>
         </w:rPr>
-        <w:t>Finance Review</w:t>
-      </w:r>
-    </w:p>
-    <w:p>
-      <w:pPr>
-        <w:pStyle w:val="ListNumber"/>
-      </w:pPr>
+        <w:t>Paid</w:t>
+      </w:r>
+      <w:r>
+        <w:rPr>
+          <w:rFonts w:ascii="Calibri" w:hAnsi="Calibri"/>
+          <w:color w:val="263038"/>
+          <w:sz w:val="21"/>
+        </w:rPr>
+        <w:t xml:space="preserve">, </w:t>
+      </w:r>
       <w:r>
         <w:rPr>
           <w:rFonts w:ascii="Consolas" w:hAnsi="Consolas"/>
           <w:color w:val="246382"/>
           <w:sz w:val="20"/>
         </w:rPr>
-        <w:t>Legal Review</w:t>
-      </w:r>
-    </w:p>
-    <w:p>
-      <w:pPr>
-        <w:pStyle w:val="ListNumber"/>
-      </w:pPr>
+        <w:t>Waived</w:t>
+      </w:r>
+      <w:r>
+        <w:rPr>
+          <w:rFonts w:ascii="Calibri" w:hAnsi="Calibri"/>
+          <w:color w:val="263038"/>
+          <w:sz w:val="21"/>
+        </w:rPr>
+        <w:t xml:space="preserve">, and </w:t>
+      </w:r>
       <w:r>
         <w:rPr>
           <w:rFonts w:ascii="Consolas" w:hAnsi="Consolas"/>
           <w:color w:val="246382"/>
           <w:sz w:val="20"/>
         </w:rPr>
-        <w:t>Management Approval</w:t>
-      </w:r>
-    </w:p>
-    <w:p>
-      <w:pPr>
-        <w:pStyle w:val="ListNumber"/>
-      </w:pPr>
+        <w:t>Cancelled</w:t>
+      </w:r>
+      <w:r>
+        <w:rPr>
+          <w:rFonts w:ascii="Calibri" w:hAnsi="Calibri"/>
+          <w:color w:val="263038"/>
+          <w:sz w:val="21"/>
+        </w:rPr>
+        <w:t xml:space="preserve"> entries unless filters are changed.</w:t>
+      </w:r>
+    </w:p>
+    <w:p>
+      <w:pPr>
+        <w:pStyle w:val="Heading2"/>
+      </w:pPr>
+      <w:r>
+        <w:t>16.4 Rent Exposure</w:t>
+      </w:r>
+    </w:p>
+    <w:p>
+      <w:r>
+        <w:rPr>
+          <w:rFonts w:ascii="Calibri" w:hAnsi="Calibri"/>
+          <w:color w:val="263038"/>
+          <w:sz w:val="21"/>
+        </w:rPr>
+        <w:t>Use this report for financial visibility across active and expiring leases.</w:t>
+      </w:r>
+    </w:p>
+    <w:p>
+      <w:r>
+        <w:rPr>
+          <w:rFonts w:ascii="Calibri" w:hAnsi="Calibri"/>
+          <w:color w:val="263038"/>
+          <w:sz w:val="21"/>
+        </w:rPr>
+        <w:t>Helpful fields shown:</w:t>
+      </w:r>
+    </w:p>
+    <w:p>
+      <w:pPr>
+        <w:pStyle w:val="ListBullet"/>
+      </w:pPr>
+      <w:r>
+        <w:rPr>
+          <w:rFonts w:ascii="Calibri" w:hAnsi="Calibri"/>
+          <w:color w:val="263038"/>
+          <w:sz w:val="21"/>
+        </w:rPr>
+        <w:t>Lease</w:t>
+      </w:r>
+    </w:p>
+    <w:p>
+      <w:pPr>
+        <w:pStyle w:val="ListBullet"/>
+      </w:pPr>
+      <w:r>
+        <w:rPr>
+          <w:rFonts w:ascii="Calibri" w:hAnsi="Calibri"/>
+          <w:color w:val="263038"/>
+          <w:sz w:val="21"/>
+        </w:rPr>
+        <w:t>Title</w:t>
+      </w:r>
+    </w:p>
+    <w:p>
+      <w:pPr>
+        <w:pStyle w:val="ListBullet"/>
+      </w:pPr>
+      <w:r>
+        <w:rPr>
+          <w:rFonts w:ascii="Calibri" w:hAnsi="Calibri"/>
+          <w:color w:val="263038"/>
+          <w:sz w:val="21"/>
+        </w:rPr>
+        <w:t>Property</w:t>
+      </w:r>
+    </w:p>
+    <w:p>
+      <w:pPr>
+        <w:pStyle w:val="ListBullet"/>
+      </w:pPr>
+      <w:r>
+        <w:rPr>
+          <w:rFonts w:ascii="Calibri" w:hAnsi="Calibri"/>
+          <w:color w:val="263038"/>
+          <w:sz w:val="21"/>
+        </w:rPr>
+        <w:t>Landlord</w:t>
+      </w:r>
+    </w:p>
+    <w:p>
+      <w:pPr>
+        <w:pStyle w:val="ListBullet"/>
+      </w:pPr>
+      <w:r>
+        <w:rPr>
+          <w:rFonts w:ascii="Calibri" w:hAnsi="Calibri"/>
+          <w:color w:val="263038"/>
+          <w:sz w:val="21"/>
+        </w:rPr>
+        <w:t>Region</w:t>
+      </w:r>
+    </w:p>
+    <w:p>
+      <w:pPr>
+        <w:pStyle w:val="ListBullet"/>
+      </w:pPr>
+      <w:r>
+        <w:rPr>
+          <w:rFonts w:ascii="Calibri" w:hAnsi="Calibri"/>
+          <w:color w:val="263038"/>
+          <w:sz w:val="21"/>
+        </w:rPr>
+        <w:t>Department</w:t>
+      </w:r>
+    </w:p>
+    <w:p>
+      <w:pPr>
+        <w:pStyle w:val="ListBullet"/>
+      </w:pPr>
+      <w:r>
+        <w:rPr>
+          <w:rFonts w:ascii="Calibri" w:hAnsi="Calibri"/>
+          <w:color w:val="263038"/>
+          <w:sz w:val="21"/>
+        </w:rPr>
+        <w:t>Currency</w:t>
+      </w:r>
+    </w:p>
+    <w:p>
+      <w:pPr>
+        <w:pStyle w:val="ListBullet"/>
+      </w:pPr>
+      <w:r>
+        <w:rPr>
+          <w:rFonts w:ascii="Calibri" w:hAnsi="Calibri"/>
+          <w:color w:val="263038"/>
+          <w:sz w:val="21"/>
+        </w:rPr>
+        <w:t>Monthly Rent</w:t>
+      </w:r>
+    </w:p>
+    <w:p>
+      <w:pPr>
+        <w:pStyle w:val="ListBullet"/>
+      </w:pPr>
+      <w:r>
+        <w:rPr>
+          <w:rFonts w:ascii="Calibri" w:hAnsi="Calibri"/>
+          <w:color w:val="263038"/>
+          <w:sz w:val="21"/>
+        </w:rPr>
+        <w:t>Annual Rent</w:t>
+      </w:r>
+    </w:p>
+    <w:p>
+      <w:pPr>
+        <w:pStyle w:val="ListBullet"/>
+      </w:pPr>
+      <w:r>
+        <w:rPr>
+          <w:rFonts w:ascii="Calibri" w:hAnsi="Calibri"/>
+          <w:color w:val="263038"/>
+          <w:sz w:val="21"/>
+        </w:rPr>
+        <w:t>Service Charge</w:t>
+      </w:r>
+    </w:p>
+    <w:p>
+      <w:pPr>
+        <w:pStyle w:val="ListBullet"/>
+      </w:pPr>
+      <w:r>
+        <w:rPr>
+          <w:rFonts w:ascii="Calibri" w:hAnsi="Calibri"/>
+          <w:color w:val="263038"/>
+          <w:sz w:val="21"/>
+        </w:rPr>
+        <w:t>Tax</w:t>
+      </w:r>
+    </w:p>
+    <w:p>
+      <w:pPr>
+        <w:pStyle w:val="ListBullet"/>
+      </w:pPr>
+      <w:r>
+        <w:rPr>
+          <w:rFonts w:ascii="Calibri" w:hAnsi="Calibri"/>
+          <w:color w:val="263038"/>
+          <w:sz w:val="21"/>
+        </w:rPr>
+        <w:t>Total Annual Cost</w:t>
+      </w:r>
+    </w:p>
+    <w:p>
+      <w:pPr>
+        <w:pStyle w:val="ListBullet"/>
+      </w:pPr>
+      <w:r>
+        <w:rPr>
+          <w:rFonts w:ascii="Calibri" w:hAnsi="Calibri"/>
+          <w:color w:val="263038"/>
+          <w:sz w:val="21"/>
+        </w:rPr>
+        <w:t>Status</w:t>
+      </w:r>
+    </w:p>
+    <w:p>
+      <w:pPr>
+        <w:pStyle w:val="ListBullet"/>
+      </w:pPr>
+      <w:r>
+        <w:rPr>
+          <w:rFonts w:ascii="Calibri" w:hAnsi="Calibri"/>
+          <w:color w:val="263038"/>
+          <w:sz w:val="21"/>
+        </w:rPr>
+        <w:t>End Date</w:t>
+      </w:r>
+    </w:p>
+    <w:p>
+      <w:r>
+        <w:rPr>
+          <w:rFonts w:ascii="Calibri" w:hAnsi="Calibri"/>
+          <w:color w:val="263038"/>
+          <w:sz w:val="21"/>
+        </w:rPr>
+        <w:t>If multiple currencies exist and no currency filter is applied, totals should be reviewed per currency rather than combined.</w:t>
+      </w:r>
+    </w:p>
+    <w:p>
+      <w:pPr>
+        <w:pStyle w:val="Heading2"/>
+      </w:pPr>
+      <w:r>
+        <w:t>16.5 Reminder Delivery</w:t>
+      </w:r>
+    </w:p>
+    <w:p>
+      <w:r>
+        <w:rPr>
+          <w:rFonts w:ascii="Calibri" w:hAnsi="Calibri"/>
+          <w:color w:val="263038"/>
+          <w:sz w:val="21"/>
+        </w:rPr>
+        <w:t>Use this report to audit reminder operations.</w:t>
+      </w:r>
+    </w:p>
+    <w:p>
+      <w:r>
+        <w:rPr>
+          <w:rFonts w:ascii="Calibri" w:hAnsi="Calibri"/>
+          <w:color w:val="263038"/>
+          <w:sz w:val="21"/>
+        </w:rPr>
+        <w:t>Helpful outputs:</w:t>
+      </w:r>
+    </w:p>
+    <w:p>
+      <w:pPr>
+        <w:pStyle w:val="ListBullet"/>
+      </w:pPr>
+      <w:r>
+        <w:rPr>
+          <w:rFonts w:ascii="Calibri" w:hAnsi="Calibri"/>
+          <w:color w:val="263038"/>
+          <w:sz w:val="21"/>
+        </w:rPr>
+        <w:t>Reminder log list</w:t>
+      </w:r>
+    </w:p>
+    <w:p>
+      <w:pPr>
+        <w:pStyle w:val="ListBullet"/>
+      </w:pPr>
+      <w:r>
+        <w:rPr>
+          <w:rFonts w:ascii="Calibri" w:hAnsi="Calibri"/>
+          <w:color w:val="263038"/>
+          <w:sz w:val="21"/>
+        </w:rPr>
+        <w:t>Delivery status counts</w:t>
+      </w:r>
+    </w:p>
+    <w:p>
+      <w:pPr>
+        <w:pStyle w:val="ListBullet"/>
+      </w:pPr>
+      <w:r>
+        <w:rPr>
+          <w:rFonts w:ascii="Calibri" w:hAnsi="Calibri"/>
+          <w:color w:val="263038"/>
+          <w:sz w:val="21"/>
+        </w:rPr>
+        <w:t xml:space="preserve">Donut chart of </w:t>
+      </w:r>
       <w:r>
         <w:rPr>
           <w:rFonts w:ascii="Consolas" w:hAnsi="Consolas"/>
           <w:color w:val="246382"/>
           <w:sz w:val="20"/>
         </w:rPr>
-        <w:t>Approved</w:t>
-      </w:r>
-    </w:p>
-    <w:p>
-      <w:pPr>
-        <w:pStyle w:val="ListNumber"/>
-      </w:pPr>
+        <w:t>Queued</w:t>
+      </w:r>
+      <w:r>
+        <w:rPr>
+          <w:rFonts w:ascii="Calibri" w:hAnsi="Calibri"/>
+          <w:color w:val="263038"/>
+          <w:sz w:val="21"/>
+        </w:rPr>
+        <w:t xml:space="preserve">, </w:t>
+      </w:r>
       <w:r>
         <w:rPr>
           <w:rFonts w:ascii="Consolas" w:hAnsi="Consolas"/>
           <w:color w:val="246382"/>
           <w:sz w:val="20"/>
         </w:rPr>
-        <w:t>Completed</w:t>
-      </w:r>
-    </w:p>
-    <w:p>
+        <w:t>Sent</w:t>
+      </w:r>
       <w:r>
         <w:rPr>
           <w:rFonts w:ascii="Calibri" w:hAnsi="Calibri"/>
           <w:color w:val="263038"/>
           <w:sz w:val="21"/>
         </w:rPr>
-        <w:t>Possible exit state:</w:t>
-      </w:r>
-    </w:p>
-    <w:p>
-      <w:pPr>
-        <w:pStyle w:val="ListBullet"/>
-      </w:pPr>
+        <w:t xml:space="preserve">, and </w:t>
+      </w:r>
       <w:r>
         <w:rPr>
           <w:rFonts w:ascii="Consolas" w:hAnsi="Consolas"/>
           <w:color w:val="246382"/>
           <w:sz w:val="20"/>
         </w:rPr>
-        <w:t>Rejected</w:t>
+        <w:t>Failed</w:t>
+      </w:r>
+    </w:p>
+    <w:p>
+      <w:pPr>
+        <w:pStyle w:val="ListBullet"/>
+      </w:pPr>
+      <w:r>
+        <w:rPr>
+          <w:rFonts w:ascii="Calibri" w:hAnsi="Calibri"/>
+          <w:color w:val="263038"/>
+          <w:sz w:val="21"/>
+        </w:rPr>
+        <w:t>Delivery rate summary</w:t>
+      </w:r>
+    </w:p>
+    <w:p>
+      <w:r>
+        <w:rPr>
+          <w:rFonts w:ascii="Calibri" w:hAnsi="Calibri"/>
+          <w:color w:val="263038"/>
+          <w:sz w:val="21"/>
+        </w:rPr>
+        <w:t>Helpful fields shown:</w:t>
+      </w:r>
+    </w:p>
+    <w:p>
+      <w:pPr>
+        <w:pStyle w:val="ListBullet"/>
+      </w:pPr>
+      <w:r>
+        <w:rPr>
+          <w:rFonts w:ascii="Calibri" w:hAnsi="Calibri"/>
+          <w:color w:val="263038"/>
+          <w:sz w:val="21"/>
+        </w:rPr>
+        <w:t>Log</w:t>
+      </w:r>
+    </w:p>
+    <w:p>
+      <w:pPr>
+        <w:pStyle w:val="ListBullet"/>
+      </w:pPr>
+      <w:r>
+        <w:rPr>
+          <w:rFonts w:ascii="Calibri" w:hAnsi="Calibri"/>
+          <w:color w:val="263038"/>
+          <w:sz w:val="21"/>
+        </w:rPr>
+        <w:t>Lease</w:t>
+      </w:r>
+    </w:p>
+    <w:p>
+      <w:pPr>
+        <w:pStyle w:val="ListBullet"/>
+      </w:pPr>
+      <w:r>
+        <w:rPr>
+          <w:rFonts w:ascii="Calibri" w:hAnsi="Calibri"/>
+          <w:color w:val="263038"/>
+          <w:sz w:val="21"/>
+        </w:rPr>
+        <w:t>Renewal</w:t>
+      </w:r>
+    </w:p>
+    <w:p>
+      <w:pPr>
+        <w:pStyle w:val="ListBullet"/>
+      </w:pPr>
+      <w:r>
+        <w:rPr>
+          <w:rFonts w:ascii="Calibri" w:hAnsi="Calibri"/>
+          <w:color w:val="263038"/>
+          <w:sz w:val="21"/>
+        </w:rPr>
+        <w:t>Policy</w:t>
+      </w:r>
+    </w:p>
+    <w:p>
+      <w:pPr>
+        <w:pStyle w:val="ListBullet"/>
+      </w:pPr>
+      <w:r>
+        <w:rPr>
+          <w:rFonts w:ascii="Calibri" w:hAnsi="Calibri"/>
+          <w:color w:val="263038"/>
+          <w:sz w:val="21"/>
+        </w:rPr>
+        <w:t>Threshold</w:t>
+      </w:r>
+    </w:p>
+    <w:p>
+      <w:pPr>
+        <w:pStyle w:val="ListBullet"/>
+      </w:pPr>
+      <w:r>
+        <w:rPr>
+          <w:rFonts w:ascii="Calibri" w:hAnsi="Calibri"/>
+          <w:color w:val="263038"/>
+          <w:sz w:val="21"/>
+        </w:rPr>
+        <w:t>Scheduled Date</w:t>
+      </w:r>
+    </w:p>
+    <w:p>
+      <w:pPr>
+        <w:pStyle w:val="ListBullet"/>
+      </w:pPr>
+      <w:r>
+        <w:rPr>
+          <w:rFonts w:ascii="Calibri" w:hAnsi="Calibri"/>
+          <w:color w:val="263038"/>
+          <w:sz w:val="21"/>
+        </w:rPr>
+        <w:t>Channel</w:t>
+      </w:r>
+    </w:p>
+    <w:p>
+      <w:pPr>
+        <w:pStyle w:val="ListBullet"/>
+      </w:pPr>
+      <w:r>
+        <w:rPr>
+          <w:rFonts w:ascii="Calibri" w:hAnsi="Calibri"/>
+          <w:color w:val="263038"/>
+          <w:sz w:val="21"/>
+        </w:rPr>
+        <w:t>Recipient</w:t>
+      </w:r>
+    </w:p>
+    <w:p>
+      <w:pPr>
+        <w:pStyle w:val="ListBullet"/>
+      </w:pPr>
+      <w:r>
+        <w:rPr>
+          <w:rFonts w:ascii="Calibri" w:hAnsi="Calibri"/>
+          <w:color w:val="263038"/>
+          <w:sz w:val="21"/>
+        </w:rPr>
+        <w:t>Status</w:t>
+      </w:r>
+    </w:p>
+    <w:p>
+      <w:pPr>
+        <w:pStyle w:val="ListBullet"/>
+      </w:pPr>
+      <w:r>
+        <w:rPr>
+          <w:rFonts w:ascii="Calibri" w:hAnsi="Calibri"/>
+          <w:color w:val="263038"/>
+          <w:sz w:val="21"/>
+        </w:rPr>
+        <w:t>Sent At</w:t>
+      </w:r>
+    </w:p>
+    <w:p>
+      <w:pPr>
+        <w:pStyle w:val="ListBullet"/>
+      </w:pPr>
+      <w:r>
+        <w:rPr>
+          <w:rFonts w:ascii="Calibri" w:hAnsi="Calibri"/>
+          <w:color w:val="263038"/>
+          <w:sz w:val="21"/>
+        </w:rPr>
+        <w:t>Retries</w:t>
+      </w:r>
+    </w:p>
+    <w:p>
+      <w:pPr>
+        <w:pStyle w:val="ListBullet"/>
+      </w:pPr>
+      <w:r>
+        <w:rPr>
+          <w:rFonts w:ascii="Calibri" w:hAnsi="Calibri"/>
+          <w:color w:val="263038"/>
+          <w:sz w:val="21"/>
+        </w:rPr>
+        <w:t>Error</w:t>
+      </w:r>
+    </w:p>
+    <w:p>
+      <w:pPr>
+        <w:pStyle w:val="Heading1"/>
+      </w:pPr>
+      <w:r>
+        <w:t>17. Common Operating Procedures</w:t>
       </w:r>
     </w:p>
     <w:p>
@@ -6163,20 +8510,28 @@
         <w:pStyle w:val="Heading2"/>
       </w:pPr>
       <w:r>
-        <w:t>13.3 Who Acts at Each Stage</w:t>
-      </w:r>
-    </w:p>
-    <w:p>
-      <w:pPr>
-        <w:pStyle w:val="ListBullet"/>
-      </w:pPr>
+        <w:t>17.1 Register a New Lease</w:t>
+      </w:r>
+    </w:p>
+    <w:p>
+      <w:pPr>
+        <w:pStyle w:val="ListNumber"/>
+      </w:pPr>
+      <w:r>
+        <w:rPr>
+          <w:rFonts w:ascii="Calibri" w:hAnsi="Calibri"/>
+          <w:color w:val="263038"/>
+          <w:sz w:val="21"/>
+        </w:rPr>
+        <w:t xml:space="preserve">Confirm the </w:t>
+      </w:r>
       <w:r>
         <w:rPr>
           <w:rFonts w:ascii="Consolas" w:hAnsi="Consolas"/>
           <w:color w:val="246382"/>
           <w:sz w:val="20"/>
         </w:rPr>
-        <w:t>Responsible Officer</w:t>
+        <w:t>Property</w:t>
       </w:r>
       <w:r>
         <w:rPr>
@@ -6184,7 +8539,7 @@
           <w:color w:val="263038"/>
           <w:sz w:val="21"/>
         </w:rPr>
-        <w:t xml:space="preserve"> or </w:t>
+        <w:t xml:space="preserve">, </w:t>
       </w:r>
       <w:r>
         <w:rPr>
@@ -6192,7 +8547,7 @@
           <w:color w:val="246382"/>
           <w:sz w:val="20"/>
         </w:rPr>
-        <w:t>Lease Administrator</w:t>
+        <w:t>Landlord</w:t>
       </w:r>
       <w:r>
         <w:rPr>
@@ -6200,20 +8555,15 @@
           <w:color w:val="263038"/>
           <w:sz w:val="21"/>
         </w:rPr>
-        <w:t>: submit draft for department review</w:t>
-      </w:r>
-    </w:p>
-    <w:p>
-      <w:pPr>
-        <w:pStyle w:val="ListBullet"/>
-      </w:pPr>
+        <w:t xml:space="preserve">, and </w:t>
+      </w:r>
       <w:r>
         <w:rPr>
           <w:rFonts w:ascii="Consolas" w:hAnsi="Consolas"/>
           <w:color w:val="246382"/>
           <w:sz w:val="20"/>
         </w:rPr>
-        <w:t>Department Head</w:t>
+        <w:t>Lease Department</w:t>
       </w:r>
       <w:r>
         <w:rPr>
@@ -6221,20 +8571,67 @@
           <w:color w:val="263038"/>
           <w:sz w:val="21"/>
         </w:rPr>
-        <w:t>: approve to finance or return to draft</w:t>
-      </w:r>
-    </w:p>
-    <w:p>
-      <w:pPr>
-        <w:pStyle w:val="ListBullet"/>
-      </w:pPr>
+        <w:t xml:space="preserve"> already exist.</w:t>
+      </w:r>
+    </w:p>
+    <w:p>
+      <w:pPr>
+        <w:pStyle w:val="ListNumber"/>
+      </w:pPr>
+      <w:r>
+        <w:rPr>
+          <w:rFonts w:ascii="Calibri" w:hAnsi="Calibri"/>
+          <w:color w:val="263038"/>
+          <w:sz w:val="21"/>
+        </w:rPr>
+        <w:t>Create the lease and complete ownership, term, and financial fields.</w:t>
+      </w:r>
+    </w:p>
+    <w:p>
+      <w:pPr>
+        <w:pStyle w:val="ListNumber"/>
+      </w:pPr>
+      <w:r>
+        <w:rPr>
+          <w:rFonts w:ascii="Calibri" w:hAnsi="Calibri"/>
+          <w:color w:val="263038"/>
+          <w:sz w:val="21"/>
+        </w:rPr>
+        <w:t>Add lease contacts.</w:t>
+      </w:r>
+    </w:p>
+    <w:p>
+      <w:pPr>
+        <w:pStyle w:val="ListNumber"/>
+      </w:pPr>
+      <w:r>
+        <w:rPr>
+          <w:rFonts w:ascii="Calibri" w:hAnsi="Calibri"/>
+          <w:color w:val="263038"/>
+          <w:sz w:val="21"/>
+        </w:rPr>
+        <w:t>Save and confirm notice deadline and next action date.</w:t>
+      </w:r>
+    </w:p>
+    <w:p>
+      <w:pPr>
+        <w:pStyle w:val="ListNumber"/>
+      </w:pPr>
+      <w:r>
+        <w:rPr>
+          <w:rFonts w:ascii="Calibri" w:hAnsi="Calibri"/>
+          <w:color w:val="263038"/>
+          <w:sz w:val="21"/>
+        </w:rPr>
+        <w:t xml:space="preserve">Upload the signed agreement under </w:t>
+      </w:r>
       <w:r>
         <w:rPr>
           <w:rFonts w:ascii="Consolas" w:hAnsi="Consolas"/>
           <w:color w:val="246382"/>
           <w:sz w:val="20"/>
         </w:rPr>
-        <w:t>Finance Approver</w:t>
+        <w:t>Lease Documents</w:t>
       </w:r>
       <w:r>
         <w:rPr>
@@ -6242,20 +8639,75 @@
           <w:color w:val="263038"/>
           <w:sz w:val="21"/>
         </w:rPr>
-        <w:t>: approve to legal or return to draft</w:t>
-      </w:r>
-    </w:p>
-    <w:p>
-      <w:pPr>
-        <w:pStyle w:val="ListBullet"/>
-      </w:pPr>
+        <w:t>.</w:t>
+      </w:r>
+    </w:p>
+    <w:p>
+      <w:pPr>
+        <w:pStyle w:val="ListNumber"/>
+      </w:pPr>
+      <w:r>
+        <w:rPr>
+          <w:rFonts w:ascii="Calibri" w:hAnsi="Calibri"/>
+          <w:color w:val="263038"/>
+          <w:sz w:val="21"/>
+        </w:rPr>
+        <w:t>Create the initial rent schedules.</w:t>
+      </w:r>
+    </w:p>
+    <w:p>
+      <w:pPr>
+        <w:pStyle w:val="Heading2"/>
+      </w:pPr>
+      <w:r>
+        <w:t>17.2 Start a Renewal</w:t>
+      </w:r>
+    </w:p>
+    <w:p>
+      <w:pPr>
+        <w:pStyle w:val="ListNumber"/>
+      </w:pPr>
+      <w:r>
+        <w:rPr>
+          <w:rFonts w:ascii="Calibri" w:hAnsi="Calibri"/>
+          <w:color w:val="263038"/>
+          <w:sz w:val="21"/>
+        </w:rPr>
+        <w:t>Open the lease.</w:t>
+      </w:r>
+    </w:p>
+    <w:p>
+      <w:pPr>
+        <w:pStyle w:val="ListNumber"/>
+      </w:pPr>
+      <w:r>
+        <w:rPr>
+          <w:rFonts w:ascii="Calibri" w:hAnsi="Calibri"/>
+          <w:color w:val="263038"/>
+          <w:sz w:val="21"/>
+        </w:rPr>
+        <w:t>Review end date, notice deadline, and latest reminders.</w:t>
+      </w:r>
+    </w:p>
+    <w:p>
+      <w:pPr>
+        <w:pStyle w:val="ListNumber"/>
+      </w:pPr>
+      <w:r>
+        <w:rPr>
+          <w:rFonts w:ascii="Calibri" w:hAnsi="Calibri"/>
+          <w:color w:val="263038"/>
+          <w:sz w:val="21"/>
+        </w:rPr>
+        <w:t xml:space="preserve">Create a </w:t>
+      </w:r>
       <w:r>
         <w:rPr>
           <w:rFonts w:ascii="Consolas" w:hAnsi="Consolas"/>
           <w:color w:val="246382"/>
           <w:sz w:val="20"/>
         </w:rPr>
-        <w:t>Legal Approver</w:t>
+        <w:t>Renewal Request</w:t>
       </w:r>
       <w:r>
         <w:rPr>
@@ -6263,20 +8715,62 @@
           <w:color w:val="263038"/>
           <w:sz w:val="21"/>
         </w:rPr>
-        <w:t>: approve to management or return to draft</w:t>
-      </w:r>
-    </w:p>
-    <w:p>
-      <w:pPr>
-        <w:pStyle w:val="ListBullet"/>
-      </w:pPr>
+        <w:t>.</w:t>
+      </w:r>
+    </w:p>
+    <w:p>
+      <w:pPr>
+        <w:pStyle w:val="ListNumber"/>
+      </w:pPr>
+      <w:r>
+        <w:rPr>
+          <w:rFonts w:ascii="Calibri" w:hAnsi="Calibri"/>
+          <w:color w:val="263038"/>
+          <w:sz w:val="21"/>
+        </w:rPr>
+        <w:t>Adjust proposed terms and business justification.</w:t>
+      </w:r>
+    </w:p>
+    <w:p>
+      <w:pPr>
+        <w:pStyle w:val="ListNumber"/>
+      </w:pPr>
+      <w:r>
+        <w:rPr>
+          <w:rFonts w:ascii="Calibri" w:hAnsi="Calibri"/>
+          <w:color w:val="263038"/>
+          <w:sz w:val="21"/>
+        </w:rPr>
+        <w:t>Submit for department review.</w:t>
+      </w:r>
+    </w:p>
+    <w:p>
+      <w:pPr>
+        <w:pStyle w:val="Heading2"/>
+      </w:pPr>
+      <w:r>
+        <w:t>17.3 Complete an Approved Renewal</w:t>
+      </w:r>
+    </w:p>
+    <w:p>
+      <w:pPr>
+        <w:pStyle w:val="ListNumber"/>
+      </w:pPr>
+      <w:r>
+        <w:rPr>
+          <w:rFonts w:ascii="Calibri" w:hAnsi="Calibri"/>
+          <w:color w:val="263038"/>
+          <w:sz w:val="21"/>
+        </w:rPr>
+        <w:t xml:space="preserve">Confirm the request is in </w:t>
+      </w:r>
       <w:r>
         <w:rPr>
           <w:rFonts w:ascii="Consolas" w:hAnsi="Consolas"/>
           <w:color w:val="246382"/>
           <w:sz w:val="20"/>
         </w:rPr>
-        <w:t>Management Approver</w:t>
+        <w:t>Approved</w:t>
       </w:r>
       <w:r>
         <w:rPr>
@@ -6284,20 +8778,28 @@
           <w:color w:val="263038"/>
           <w:sz w:val="21"/>
         </w:rPr>
-        <w:t>: approve or reject</w:t>
-      </w:r>
-    </w:p>
-    <w:p>
-      <w:pPr>
-        <w:pStyle w:val="ListBullet"/>
-      </w:pPr>
+        <w:t>.</w:t>
+      </w:r>
+    </w:p>
+    <w:p>
+      <w:pPr>
+        <w:pStyle w:val="ListNumber"/>
+      </w:pPr>
+      <w:r>
+        <w:rPr>
+          <w:rFonts w:ascii="Calibri" w:hAnsi="Calibri"/>
+          <w:color w:val="263038"/>
+          <w:sz w:val="21"/>
+        </w:rPr>
+        <w:t xml:space="preserve">Upload the supporting </w:t>
+      </w:r>
       <w:r>
         <w:rPr>
           <w:rFonts w:ascii="Consolas" w:hAnsi="Consolas"/>
           <w:color w:val="246382"/>
           <w:sz w:val="20"/>
         </w:rPr>
-        <w:t>Lease Administrator</w:t>
+        <w:t>Renewal Letter</w:t>
       </w:r>
       <w:r>
         <w:rPr>
@@ -6305,22 +8807,28 @@
           <w:color w:val="263038"/>
           <w:sz w:val="21"/>
         </w:rPr>
-        <w:t>: mark approved renewal as executed</w:t>
-      </w:r>
-    </w:p>
-    <w:p>
+        <w:t xml:space="preserve"> or </w:t>
+      </w:r>
+      <w:r>
+        <w:rPr>
+          <w:rFonts w:ascii="Consolas" w:hAnsi="Consolas"/>
+          <w:color w:val="246382"/>
+          <w:sz w:val="20"/>
+        </w:rPr>
+        <w:t>Approval</w:t>
+      </w:r>
       <w:r>
         <w:rPr>
           <w:rFonts w:ascii="Calibri" w:hAnsi="Calibri"/>
           <w:color w:val="263038"/>
           <w:sz w:val="21"/>
         </w:rPr>
-        <w:t>Important control:</w:t>
-      </w:r>
-    </w:p>
-    <w:p>
-      <w:pPr>
-        <w:pStyle w:val="ListBullet"/>
+        <w:t xml:space="preserve"> document.</w:t>
+      </w:r>
+    </w:p>
+    <w:p>
+      <w:pPr>
+        <w:pStyle w:val="ListNumber"/>
       </w:pPr>
       <w:r>
         <w:rPr>
@@ -6328,326 +8836,267 @@
           <w:color w:val="263038"/>
           <w:sz w:val="21"/>
         </w:rPr>
-        <w:t>The original requester cannot approve their own review stage.</w:t>
-      </w:r>
-    </w:p>
-    <w:p>
-      <w:pPr>
-        <w:pStyle w:val="Heading2"/>
-      </w:pPr>
-      <w:r>
-        <w:t>13.4 Proposal and Recommendation Fields</w:t>
-      </w:r>
-    </w:p>
-    <w:p>
+        <w:t xml:space="preserve">Use </w:t>
+      </w:r>
+      <w:r>
+        <w:rPr>
+          <w:rFonts w:ascii="Consolas" w:hAnsi="Consolas"/>
+          <w:color w:val="246382"/>
+          <w:sz w:val="20"/>
+        </w:rPr>
+        <w:t>Mark Executed</w:t>
+      </w:r>
       <w:r>
         <w:rPr>
           <w:rFonts w:ascii="Calibri" w:hAnsi="Calibri"/>
           <w:color w:val="263038"/>
           <w:sz w:val="21"/>
         </w:rPr>
-        <w:t>Important fields include:</w:t>
+        <w:t>.</w:t>
+      </w:r>
+    </w:p>
+    <w:p>
+      <w:pPr>
+        <w:pStyle w:val="ListNumber"/>
+      </w:pPr>
+      <w:r>
+        <w:rPr>
+          <w:rFonts w:ascii="Calibri" w:hAnsi="Calibri"/>
+          <w:color w:val="263038"/>
+          <w:sz w:val="21"/>
+        </w:rPr>
+        <w:t>Confirm the successor lease was created if applicable.</w:t>
+      </w:r>
+    </w:p>
+    <w:p>
+      <w:pPr>
+        <w:pStyle w:val="ListNumber"/>
+      </w:pPr>
+      <w:r>
+        <w:rPr>
+          <w:rFonts w:ascii="Calibri" w:hAnsi="Calibri"/>
+          <w:color w:val="263038"/>
+          <w:sz w:val="21"/>
+        </w:rPr>
+        <w:t>Add new rent schedules for the successor lease.</w:t>
+      </w:r>
+    </w:p>
+    <w:p>
+      <w:pPr>
+        <w:pStyle w:val="Heading2"/>
+      </w:pPr>
+      <w:r>
+        <w:t>17.4 Close Out a Rejected or Terminated Renewal</w:t>
+      </w:r>
+    </w:p>
+    <w:p>
+      <w:pPr>
+        <w:pStyle w:val="ListNumber"/>
+      </w:pPr>
+      <w:r>
+        <w:rPr>
+          <w:rFonts w:ascii="Calibri" w:hAnsi="Calibri"/>
+          <w:color w:val="263038"/>
+          <w:sz w:val="21"/>
+        </w:rPr>
+        <w:t>Review the final comment and rejection reason.</w:t>
+      </w:r>
+    </w:p>
+    <w:p>
+      <w:pPr>
+        <w:pStyle w:val="ListNumber"/>
+      </w:pPr>
+      <w:r>
+        <w:rPr>
+          <w:rFonts w:ascii="Calibri" w:hAnsi="Calibri"/>
+          <w:color w:val="263038"/>
+          <w:sz w:val="21"/>
+        </w:rPr>
+        <w:t>Confirm whether the original lease should remain active until expiry or be treated as terminating.</w:t>
+      </w:r>
+    </w:p>
+    <w:p>
+      <w:pPr>
+        <w:pStyle w:val="ListNumber"/>
+      </w:pPr>
+      <w:r>
+        <w:rPr>
+          <w:rFonts w:ascii="Calibri" w:hAnsi="Calibri"/>
+          <w:color w:val="263038"/>
+          <w:sz w:val="21"/>
+        </w:rPr>
+        <w:t>Update supporting documents and notes as needed.</w:t>
+      </w:r>
+    </w:p>
+    <w:p>
+      <w:pPr>
+        <w:pStyle w:val="Heading1"/>
+      </w:pPr>
+      <w:r>
+        <w:t>18. Troubleshooting Tips</w:t>
       </w:r>
     </w:p>
     <w:p>
       <w:pPr>
         <w:pStyle w:val="ListBullet"/>
       </w:pPr>
+      <w:r>
+        <w:rPr>
+          <w:rFonts w:ascii="Calibri" w:hAnsi="Calibri"/>
+          <w:color w:val="263038"/>
+          <w:sz w:val="21"/>
+        </w:rPr>
+        <w:t>If a user cannot create or edit a Lease, verify their role, assignment or Lease Department User Permission, confidentiality clearance, and the current workflow or document state.</w:t>
+      </w:r>
+    </w:p>
+    <w:p>
+      <w:pPr>
+        <w:pStyle w:val="ListBullet"/>
+      </w:pPr>
+      <w:r>
+        <w:rPr>
+          <w:rFonts w:ascii="Calibri" w:hAnsi="Calibri"/>
+          <w:color w:val="263038"/>
+          <w:sz w:val="21"/>
+        </w:rPr>
+        <w:t xml:space="preserve">If a renewal cannot be completed, check for the required </w:t>
+      </w:r>
       <w:r>
         <w:rPr>
           <w:rFonts w:ascii="Consolas" w:hAnsi="Consolas"/>
           <w:color w:val="246382"/>
           <w:sz w:val="20"/>
         </w:rPr>
-        <w:t>Proposed Property</w:t>
+        <w:t>Lease Document</w:t>
+      </w:r>
+      <w:r>
+        <w:rPr>
+          <w:rFonts w:ascii="Calibri" w:hAnsi="Calibri"/>
+          <w:color w:val="263038"/>
+          <w:sz w:val="21"/>
+        </w:rPr>
+        <w:t xml:space="preserve"> category.</w:t>
       </w:r>
     </w:p>
     <w:p>
       <w:pPr>
         <w:pStyle w:val="ListBullet"/>
       </w:pPr>
+      <w:r>
+        <w:rPr>
+          <w:rFonts w:ascii="Calibri" w:hAnsi="Calibri"/>
+          <w:color w:val="263038"/>
+          <w:sz w:val="21"/>
+        </w:rPr>
+        <w:t>If a rent schedule will not save, confirm the currency matches the parent lease and the period stays within lease dates.</w:t>
+      </w:r>
+    </w:p>
+    <w:p>
+      <w:pPr>
+        <w:pStyle w:val="ListBullet"/>
+      </w:pPr>
+      <w:r>
+        <w:rPr>
+          <w:rFonts w:ascii="Calibri" w:hAnsi="Calibri"/>
+          <w:color w:val="263038"/>
+          <w:sz w:val="21"/>
+        </w:rPr>
+        <w:t xml:space="preserve">If reminders are not sending, review </w:t>
+      </w:r>
       <w:r>
         <w:rPr>
           <w:rFonts w:ascii="Consolas" w:hAnsi="Consolas"/>
           <w:color w:val="246382"/>
           <w:sz w:val="20"/>
         </w:rPr>
-        <w:t>Proposed Start Date</w:t>
-      </w:r>
-    </w:p>
-    <w:p>
-      <w:pPr>
-        <w:pStyle w:val="ListBullet"/>
-      </w:pPr>
+        <w:t>Settings</w:t>
+      </w:r>
+      <w:r>
+        <w:rPr>
+          <w:rFonts w:ascii="Calibri" w:hAnsi="Calibri"/>
+          <w:color w:val="263038"/>
+          <w:sz w:val="21"/>
+        </w:rPr>
+        <w:t xml:space="preserve">, the chosen </w:t>
+      </w:r>
       <w:r>
         <w:rPr>
           <w:rFonts w:ascii="Consolas" w:hAnsi="Consolas"/>
           <w:color w:val="246382"/>
           <w:sz w:val="20"/>
         </w:rPr>
-        <w:t>Proposed End Date</w:t>
-      </w:r>
-    </w:p>
-    <w:p>
-      <w:pPr>
-        <w:pStyle w:val="ListBullet"/>
-      </w:pPr>
+        <w:t>Reminder Policy</w:t>
+      </w:r>
+      <w:r>
+        <w:rPr>
+          <w:rFonts w:ascii="Calibri" w:hAnsi="Calibri"/>
+          <w:color w:val="263038"/>
+          <w:sz w:val="21"/>
+        </w:rPr>
+        <w:t xml:space="preserve">, and the </w:t>
+      </w:r>
       <w:r>
         <w:rPr>
           <w:rFonts w:ascii="Consolas" w:hAnsi="Consolas"/>
           <w:color w:val="246382"/>
           <w:sz w:val="20"/>
         </w:rPr>
-        <w:t>Proposed Notice Date</w:t>
-      </w:r>
-    </w:p>
-    <w:p>
-      <w:pPr>
-        <w:pStyle w:val="ListBullet"/>
-      </w:pPr>
-      <w:r>
-        <w:rPr>
-          <w:rFonts w:ascii="Consolas" w:hAnsi="Consolas"/>
-          <w:color w:val="246382"/>
-          <w:sz w:val="20"/>
-        </w:rPr>
-        <w:t>Proposed Currency</w:t>
-      </w:r>
-    </w:p>
-    <w:p>
-      <w:pPr>
-        <w:pStyle w:val="ListBullet"/>
-      </w:pPr>
-      <w:r>
-        <w:rPr>
-          <w:rFonts w:ascii="Consolas" w:hAnsi="Consolas"/>
-          <w:color w:val="246382"/>
-          <w:sz w:val="20"/>
-        </w:rPr>
-        <w:t>Proposed Rent Basis</w:t>
-      </w:r>
-    </w:p>
-    <w:p>
-      <w:pPr>
-        <w:pStyle w:val="ListBullet"/>
-      </w:pPr>
-      <w:r>
-        <w:rPr>
-          <w:rFonts w:ascii="Consolas" w:hAnsi="Consolas"/>
-          <w:color w:val="246382"/>
-          <w:sz w:val="20"/>
-        </w:rPr>
-        <w:t>Proposed Monthly Rent</w:t>
-      </w:r>
-    </w:p>
-    <w:p>
-      <w:pPr>
-        <w:pStyle w:val="ListBullet"/>
-      </w:pPr>
-      <w:r>
-        <w:rPr>
-          <w:rFonts w:ascii="Consolas" w:hAnsi="Consolas"/>
-          <w:color w:val="246382"/>
-          <w:sz w:val="20"/>
-        </w:rPr>
-        <w:t>Proposed Annual Rent</w:t>
-      </w:r>
-    </w:p>
-    <w:p>
-      <w:pPr>
-        <w:pStyle w:val="ListBullet"/>
-      </w:pPr>
-      <w:r>
-        <w:rPr>
-          <w:rFonts w:ascii="Consolas" w:hAnsi="Consolas"/>
-          <w:color w:val="246382"/>
-          <w:sz w:val="20"/>
-        </w:rPr>
-        <w:t>Proposed Payment Frequency</w:t>
-      </w:r>
-    </w:p>
-    <w:p>
-      <w:pPr>
-        <w:pStyle w:val="ListBullet"/>
-      </w:pPr>
-      <w:r>
-        <w:rPr>
-          <w:rFonts w:ascii="Consolas" w:hAnsi="Consolas"/>
-          <w:color w:val="246382"/>
-          <w:sz w:val="20"/>
-        </w:rPr>
-        <w:t>Proposed Escalation Rule</w:t>
-      </w:r>
-    </w:p>
-    <w:p>
-      <w:pPr>
-        <w:pStyle w:val="ListBullet"/>
-      </w:pPr>
-      <w:r>
-        <w:rPr>
-          <w:rFonts w:ascii="Consolas" w:hAnsi="Consolas"/>
-          <w:color w:val="246382"/>
-          <w:sz w:val="20"/>
-        </w:rPr>
-        <w:t>Recommendation</w:t>
-      </w:r>
-    </w:p>
-    <w:p>
-      <w:pPr>
-        <w:pStyle w:val="ListBullet"/>
-      </w:pPr>
-      <w:r>
-        <w:rPr>
-          <w:rFonts w:ascii="Consolas" w:hAnsi="Consolas"/>
-          <w:color w:val="246382"/>
-          <w:sz w:val="20"/>
-        </w:rPr>
-        <w:t>Business Justification</w:t>
-      </w:r>
-    </w:p>
-    <w:p>
-      <w:pPr>
-        <w:pStyle w:val="ListBullet"/>
-      </w:pPr>
-      <w:r>
-        <w:rPr>
-          <w:rFonts w:ascii="Consolas" w:hAnsi="Consolas"/>
-          <w:color w:val="246382"/>
-          <w:sz w:val="20"/>
-        </w:rPr>
-        <w:t>Risk Assessment</w:t>
-      </w:r>
-    </w:p>
-    <w:p>
-      <w:pPr>
-        <w:pStyle w:val="ListBullet"/>
-      </w:pPr>
-      <w:r>
-        <w:rPr>
-          <w:rFonts w:ascii="Consolas" w:hAnsi="Consolas"/>
-          <w:color w:val="246382"/>
-          <w:sz w:val="20"/>
-        </w:rPr>
-        <w:t>Budget Impact</w:t>
-      </w:r>
-    </w:p>
-    <w:p>
-      <w:pPr>
-        <w:pStyle w:val="ListBullet"/>
-      </w:pPr>
-      <w:r>
-        <w:rPr>
-          <w:rFonts w:ascii="Consolas" w:hAnsi="Consolas"/>
-          <w:color w:val="246382"/>
-          <w:sz w:val="20"/>
-        </w:rPr>
-        <w:t>Alternative Options</w:t>
-      </w:r>
-    </w:p>
-    <w:p>
+        <w:t>Reminder Delivery</w:t>
+      </w:r>
       <w:r>
         <w:rPr>
           <w:rFonts w:ascii="Calibri" w:hAnsi="Calibri"/>
           <w:color w:val="263038"/>
           <w:sz w:val="21"/>
         </w:rPr>
-        <w:t>Recommendation values:</w:t>
+        <w:t xml:space="preserve"> report.</w:t>
       </w:r>
     </w:p>
     <w:p>
       <w:pPr>
         <w:pStyle w:val="ListBullet"/>
       </w:pPr>
-      <w:r>
-        <w:rPr>
-          <w:rFonts w:ascii="Consolas" w:hAnsi="Consolas"/>
-          <w:color w:val="246382"/>
-          <w:sz w:val="20"/>
-        </w:rPr>
-        <w:t>Renew</w:t>
-      </w:r>
-    </w:p>
-    <w:p>
-      <w:pPr>
-        <w:pStyle w:val="ListBullet"/>
-      </w:pPr>
-      <w:r>
-        <w:rPr>
-          <w:rFonts w:ascii="Consolas" w:hAnsi="Consolas"/>
-          <w:color w:val="246382"/>
-          <w:sz w:val="20"/>
-        </w:rPr>
-        <w:t>Renegotiate</w:t>
-      </w:r>
-    </w:p>
-    <w:p>
-      <w:pPr>
-        <w:pStyle w:val="ListBullet"/>
-      </w:pPr>
-      <w:r>
-        <w:rPr>
-          <w:rFonts w:ascii="Consolas" w:hAnsi="Consolas"/>
-          <w:color w:val="246382"/>
-          <w:sz w:val="20"/>
-        </w:rPr>
-        <w:t>Relocate</w:t>
-      </w:r>
-    </w:p>
-    <w:p>
-      <w:pPr>
-        <w:pStyle w:val="ListBullet"/>
-      </w:pPr>
-      <w:r>
-        <w:rPr>
-          <w:rFonts w:ascii="Consolas" w:hAnsi="Consolas"/>
-          <w:color w:val="246382"/>
-          <w:sz w:val="20"/>
-        </w:rPr>
-        <w:t>Terminate</w:t>
-      </w:r>
-    </w:p>
-    <w:p>
-      <w:pPr>
-        <w:pStyle w:val="Heading2"/>
-      </w:pPr>
-      <w:r>
-        <w:t>13.5 Workflow Comments and Decision History</w:t>
-      </w:r>
-    </w:p>
-    <w:p>
       <w:r>
         <w:rPr>
           <w:rFonts w:ascii="Calibri" w:hAnsi="Calibri"/>
           <w:color w:val="263038"/>
           <w:sz w:val="21"/>
         </w:rPr>
-        <w:t xml:space="preserve">Use </w:t>
-      </w:r>
-      <w:r>
-        <w:rPr>
-          <w:rFonts w:ascii="Consolas" w:hAnsi="Consolas"/>
-          <w:color w:val="246382"/>
-          <w:sz w:val="20"/>
-        </w:rPr>
-        <w:t>Workflow Comment</w:t>
-      </w:r>
+        <w:t>If a lease status looks outdated, check whether the daily scheduler is running successfully.</w:t>
+      </w:r>
+    </w:p>
+    <w:p>
+      <w:pPr>
+        <w:pStyle w:val="Heading1"/>
+      </w:pPr>
+      <w:r>
+        <w:t>19. Good Data Entry Practices</w:t>
+      </w:r>
+    </w:p>
+    <w:p>
+      <w:pPr>
+        <w:pStyle w:val="ListBullet"/>
+      </w:pPr>
       <w:r>
         <w:rPr>
           <w:rFonts w:ascii="Calibri" w:hAnsi="Calibri"/>
           <w:color w:val="263038"/>
           <w:sz w:val="21"/>
         </w:rPr>
-        <w:t xml:space="preserve"> whenever context is needed.</w:t>
-      </w:r>
-    </w:p>
-    <w:p>
+        <w:t>Use consistent property names, regions, and department codes.</w:t>
+      </w:r>
+    </w:p>
+    <w:p>
+      <w:pPr>
+        <w:pStyle w:val="ListBullet"/>
+      </w:pPr>
       <w:r>
         <w:rPr>
           <w:rFonts w:ascii="Calibri" w:hAnsi="Calibri"/>
           <w:color w:val="263038"/>
           <w:sz w:val="21"/>
         </w:rPr>
-        <w:t>The system requires a comment when:</w:t>
+        <w:t>Always assign a responsible department and officer.</w:t>
       </w:r>
     </w:p>
     <w:p>
@@ -6660,7 +9109,7 @@
           <w:color w:val="263038"/>
           <w:sz w:val="21"/>
         </w:rPr>
-        <w:t>Returning a request</w:t>
+        <w:t>Enter either monthly rent or annual rent accurately and verify the derived amount.</w:t>
       </w:r>
     </w:p>
     <w:p>
@@ -6673,46 +9122,51 @@
           <w:color w:val="263038"/>
           <w:sz w:val="21"/>
         </w:rPr>
-        <w:t>Rejecting a request</w:t>
-      </w:r>
-    </w:p>
-    <w:p>
+        <w:t>Keep lease contacts up to date, especially reminder recipients.</w:t>
+      </w:r>
+    </w:p>
+    <w:p>
+      <w:pPr>
+        <w:pStyle w:val="ListBullet"/>
+      </w:pPr>
       <w:r>
         <w:rPr>
           <w:rFonts w:ascii="Calibri" w:hAnsi="Calibri"/>
           <w:color w:val="263038"/>
           <w:sz w:val="21"/>
         </w:rPr>
-        <w:t xml:space="preserve">Every valid transition is written to </w:t>
-      </w:r>
-      <w:r>
-        <w:rPr>
-          <w:rFonts w:ascii="Consolas" w:hAnsi="Consolas"/>
-          <w:color w:val="246382"/>
-          <w:sz w:val="20"/>
-        </w:rPr>
-        <w:t>Decision History</w:t>
-      </w:r>
+        <w:t>Upload approval evidence before closing a renewal.</w:t>
+      </w:r>
+    </w:p>
+    <w:p>
+      <w:pPr>
+        <w:pStyle w:val="ListBullet"/>
+      </w:pPr>
       <w:r>
         <w:rPr>
           <w:rFonts w:ascii="Calibri" w:hAnsi="Calibri"/>
           <w:color w:val="263038"/>
           <w:sz w:val="21"/>
         </w:rPr>
-        <w:t xml:space="preserve"> with:</w:t>
-      </w:r>
-    </w:p>
-    <w:p>
-      <w:pPr>
-        <w:pStyle w:val="ListBullet"/>
-      </w:pPr>
+        <w:t>Review upcoming expiries and upcoming payments at least weekly.</w:t>
+      </w:r>
+    </w:p>
+    <w:p>
+      <w:pPr>
+        <w:pStyle w:val="Heading1"/>
+      </w:pPr>
+      <w:r>
+        <w:t>20. Summary</w:t>
+      </w:r>
+    </w:p>
+    <w:p>
       <w:r>
         <w:rPr>
           <w:rFonts w:ascii="Calibri" w:hAnsi="Calibri"/>
           <w:color w:val="263038"/>
           <w:sz w:val="21"/>
         </w:rPr>
-        <w:t>from state</w:t>
+        <w:t>Rent Renewal Tracker is designed to give one controlled process for lease ownership, payment planning, renewal governance, and reminder visibility. The strongest results come from:</w:t>
       </w:r>
     </w:p>
     <w:p>
@@ -6725,7 +9179,7 @@
           <w:color w:val="263038"/>
           <w:sz w:val="21"/>
         </w:rPr>
-        <w:t>action</w:t>
+        <w:t>clean setup data</w:t>
       </w:r>
     </w:p>
     <w:p>
@@ -6738,7 +9192,7 @@
           <w:color w:val="263038"/>
           <w:sz w:val="21"/>
         </w:rPr>
-        <w:t>to state</w:t>
+        <w:t>disciplined use of renewal workflow states</w:t>
       </w:r>
     </w:p>
     <w:p>
@@ -6751,7 +9205,7 @@
           <w:color w:val="263038"/>
           <w:sz w:val="21"/>
         </w:rPr>
-        <w:t>actor</w:t>
+        <w:t>timely document uploads</w:t>
       </w:r>
     </w:p>
     <w:p>
@@ -6764,7 +9218,7 @@
           <w:color w:val="263038"/>
           <w:sz w:val="21"/>
         </w:rPr>
-        <w:t>action date/time</w:t>
+        <w:t>active review of expiry and payment reports</w:t>
       </w:r>
     </w:p>
     <w:p>
@@ -6777,15 +9231,7 @@
           <w:color w:val="263038"/>
           <w:sz w:val="21"/>
         </w:rPr>
-        <w:t>comment</w:t>
-      </w:r>
-    </w:p>
-    <w:p>
-      <w:pPr>
-        <w:pStyle w:val="Heading2"/>
-      </w:pPr>
-      <w:r>
-        <w:t>13.6 Completion Behavior</w:t>
+        <w:t>correct reminder policy configuration</w:t>
       </w:r>
     </w:p>
     <w:p>
@@ -6795,115 +9241,149 @@
           <w:color w:val="263038"/>
           <w:sz w:val="21"/>
         </w:rPr>
-        <w:t xml:space="preserve">When a request moves to </w:t>
-      </w:r>
-      <w:r>
-        <w:rPr>
-          <w:rFonts w:ascii="Consolas" w:hAnsi="Consolas"/>
-          <w:color w:val="246382"/>
-          <w:sz w:val="20"/>
-        </w:rPr>
-        <w:t>Completed</w:t>
-      </w:r>
+        <w:t>With those controls in place, the app becomes a reliable operating register for lease administration and rent renewal management.</w:t>
+      </w:r>
+    </w:p>
+    <w:p>
+      <w:pPr>
+        <w:pStyle w:val="Heading1"/>
+      </w:pPr>
+      <w:r>
+        <w:t>21. Dashboard, Personal Work Queue, and Visual Status Cues</w:t>
+      </w:r>
+    </w:p>
+    <w:p>
+      <w:pPr>
+        <w:pStyle w:val="Heading2"/>
+      </w:pPr>
+      <w:r>
+        <w:t>21.1 Dashboard cards and drill-down behavior</w:t>
+      </w:r>
+    </w:p>
+    <w:p>
       <w:r>
         <w:rPr>
           <w:rFonts w:ascii="Calibri" w:hAnsi="Calibri"/>
           <w:color w:val="263038"/>
           <w:sz w:val="21"/>
         </w:rPr>
-        <w:t>:</w:t>
-      </w:r>
-    </w:p>
-    <w:p>
-      <w:pPr>
-        <w:pStyle w:val="ListBullet"/>
-      </w:pPr>
+        <w:t>The workspace contains permission-aware cards for Expiring in 30 Days, Expiring in 60 Days, Expiring in 90 Days, Renewals Waiting for Me, Overdue Rent Obligations, Failed Reminders, and Annual Rent Exposure. Selecting a card opens the corresponding report with relevant filters. Annual Rent Exposure uses the configured default currency. If no default exists and the visible data contains more than one currency, it displays Multiple currencies instead of adding incomparable amounts.</w:t>
+      </w:r>
+    </w:p>
+    <w:p>
+      <w:pPr>
+        <w:pStyle w:val="Heading2"/>
+      </w:pPr>
+      <w:r>
+        <w:t>21.2 Dashboard charts</w:t>
+      </w:r>
+    </w:p>
+    <w:p>
       <w:r>
         <w:rPr>
           <w:rFonts w:ascii="Calibri" w:hAnsi="Calibri"/>
           <w:color w:val="263038"/>
           <w:sz w:val="21"/>
         </w:rPr>
-        <w:t>The system checks that proposed lease dates exist.</w:t>
-      </w:r>
-    </w:p>
-    <w:p>
-      <w:pPr>
-        <w:pStyle w:val="ListBullet"/>
-      </w:pPr>
+        <w:t>Lease Expiry Outlook uses the Upcoming Expiries report chart. Renewal Workflow uses the Renewal Pipeline report chart. Both inherit the current user's record-level access; dashboard counts are not intended to reveal inaccessible leases.</w:t>
+      </w:r>
+    </w:p>
+    <w:p>
+      <w:pPr>
+        <w:pStyle w:val="Heading2"/>
+      </w:pPr>
+      <w:r>
+        <w:t>21.3 My Actions</w:t>
+      </w:r>
+    </w:p>
+    <w:p>
       <w:r>
         <w:rPr>
           <w:rFonts w:ascii="Calibri" w:hAnsi="Calibri"/>
           <w:color w:val="263038"/>
           <w:sz w:val="21"/>
         </w:rPr>
-        <w:t xml:space="preserve">The required supporting document must already be attached as a </w:t>
-      </w:r>
-      <w:r>
-        <w:rPr>
-          <w:rFonts w:ascii="Consolas" w:hAnsi="Consolas"/>
-          <w:color w:val="246382"/>
-          <w:sz w:val="20"/>
-        </w:rPr>
-        <w:t>Lease Document</w:t>
-      </w:r>
+        <w:t>My Actions consolidates Renewal Approval, Overdue Payment, Lease Expiry, Document Expiry, and Failed Reminder work. Filter by Action Type or Priority. Critical items sort before High, Medium, and Low; within a priority, the earliest event date sorts first. Renewal approvals become High when older than seven days. Overdue payments become Critical when more than 30 days late. Lease expiries are High within 30 days, Medium within 60, and Low through 90 days. Expired documents and failed reminders are Critical; documents expiring soon are High.</w:t>
+      </w:r>
+    </w:p>
+    <w:p>
+      <w:pPr>
+        <w:pStyle w:val="Heading2"/>
+      </w:pPr>
+      <w:r>
+        <w:t>21.4 List and calendar indicators</w:t>
+      </w:r>
+    </w:p>
+    <w:p>
       <w:r>
         <w:rPr>
           <w:rFonts w:ascii="Calibri" w:hAnsi="Calibri"/>
           <w:color w:val="263038"/>
           <w:sz w:val="21"/>
         </w:rPr>
-        <w:t>.</w:t>
-      </w:r>
-    </w:p>
-    <w:p>
-      <w:pPr>
-        <w:pStyle w:val="ListBullet"/>
-      </w:pPr>
+        <w:t>Lease, Rent Schedule, Renewal Request, and Lease Document list views use colored indicators. Lease and Rent Schedule also provide calendar views. Lease calendar events span Start Date through End Date; Rent Schedule calendar events appear on Due Date. A Restricted lease displays a red access warning. Lease forms show the next contractual action. Renewal forms highlight changed proposed terms and the role currently expected to act. Lease Document forms warn when a document is Expiring Soon or Expired.</w:t>
+      </w:r>
+    </w:p>
+    <w:p>
+      <w:pPr>
+        <w:pStyle w:val="Heading1"/>
+      </w:pPr>
+      <w:r>
+        <w:t>22. Security, Permissions, and Information Boundaries</w:t>
+      </w:r>
+    </w:p>
+    <w:p>
+      <w:pPr>
+        <w:pStyle w:val="Heading2"/>
+      </w:pPr>
+      <w:r>
+        <w:t>22.1 Layered authorization model</w:t>
+      </w:r>
+    </w:p>
+    <w:p>
       <w:r>
         <w:rPr>
           <w:rFonts w:ascii="Calibri" w:hAnsi="Calibri"/>
           <w:color w:val="263038"/>
           <w:sz w:val="21"/>
         </w:rPr>
-        <w:t xml:space="preserve">If the recommendation is not </w:t>
-      </w:r>
-      <w:r>
-        <w:rPr>
-          <w:rFonts w:ascii="Consolas" w:hAnsi="Consolas"/>
-          <w:color w:val="246382"/>
-          <w:sz w:val="20"/>
-        </w:rPr>
-        <w:t>Terminate</w:t>
-      </w:r>
+        <w:t>Access is the intersection of four controls: application role, DocType permission, record assignment or department scope, and confidentiality clearance. A user may possess read permission for the Lease DocType and still see no record because the lease is outside the user's assignment, department permission, or clearance level. Guest users receive no application access.</w:t>
+      </w:r>
+    </w:p>
+    <w:p>
+      <w:pPr>
+        <w:pStyle w:val="Heading2"/>
+      </w:pPr>
+      <w:r>
+        <w:t>22.2 Unrestricted operational roles</w:t>
+      </w:r>
+    </w:p>
+    <w:p>
       <w:r>
         <w:rPr>
           <w:rFonts w:ascii="Calibri" w:hAnsi="Calibri"/>
           <w:color w:val="263038"/>
           <w:sz w:val="21"/>
         </w:rPr>
-        <w:t>, the system creates a successor lease automatically if one does not already exist.</w:t>
-      </w:r>
-    </w:p>
-    <w:p>
-      <w:pPr>
-        <w:pStyle w:val="ListBullet"/>
-      </w:pPr>
+        <w:t>Administrator, System Manager, Rent Renewal System Manager, and Lease Administrator bypass the lease assignment and confidentiality filters. This is operationally powerful; assign these roles only to trusted administrators. It does not change every DocType's create/write permission: the DocType matrix still determines what each role can do.</w:t>
+      </w:r>
+    </w:p>
+    <w:p>
+      <w:pPr>
+        <w:pStyle w:val="Heading2"/>
+      </w:pPr>
+      <w:r>
+        <w:t>22.3 Assigned-user and department access</w:t>
+      </w:r>
+    </w:p>
+    <w:p>
       <w:r>
         <w:rPr>
           <w:rFonts w:ascii="Calibri" w:hAnsi="Calibri"/>
           <w:color w:val="263038"/>
           <w:sz w:val="21"/>
         </w:rPr>
-        <w:t>The successor lease carries forward the main lease structure and uses the approved proposed terms.</w:t>
-      </w:r>
-    </w:p>
-    <w:p>
-      <w:pPr>
-        <w:pStyle w:val="Heading2"/>
-      </w:pPr>
-      <w:r>
-        <w:t>13.7 Open-Cycle Control</w:t>
+        <w:t>For scoped users, a lease is visible when the user is the Responsible Officer, Contract Owner, or Backup Officer, or when a Frappe User Permission grants that user the lease's Lease Department. The User Permission must allow Lease Department, match Responsible Department, and either be globally applicable or applicable to Lease. The same rule flows down to Renewal Requests, Rent Schedules, Lease Documents, and Reminder Logs through their Lease link. Lease Documents add their own confidentiality check after the parent Lease check.</w:t>
       </w:r>
     </w:p>
     <w:p>
@@ -6913,15 +9393,15 @@
           <w:color w:val="263038"/>
           <w:sz w:val="21"/>
         </w:rPr>
-        <w:t>Only one open renewal request is allowed per lease at a time. The system blocks creation of another active cycle until the previous one is completed, rejected, or cancelled.</w:t>
-      </w:r>
-    </w:p>
-    <w:p>
-      <w:pPr>
-        <w:pStyle w:val="Heading1"/>
-      </w:pPr>
-      <w:r>
-        <w:t>14. Automated Status Updates</w:t>
+        <w:t>When a new Lease is saved, the same scope is evaluated from its proposed values before insertion. Unrestricted operational roles may create without assignment. A Responsible Officer must assign themselves as Responsible Officer, Contract Owner, or Backup Officer, or hold the matching Lease Department User Permission, and the selected classification must be within their clearance. Related records must link to a Lease the user is authorized to access.</w:t>
+      </w:r>
+    </w:p>
+    <w:p>
+      <w:pPr>
+        <w:pStyle w:val="Heading2"/>
+      </w:pPr>
+      <w:r>
+        <w:t>22.4 Confidentiality clearance</w:t>
       </w:r>
     </w:p>
     <w:p>
@@ -6931,46 +9411,77 @@
           <w:color w:val="263038"/>
           <w:sz w:val="21"/>
         </w:rPr>
-        <w:t>The app runs daily background jobs that:</w:t>
-      </w:r>
-    </w:p>
-    <w:p>
-      <w:pPr>
-        <w:pStyle w:val="ListBullet"/>
-      </w:pPr>
+        <w:t>Lease Viewer can see Public and Internal leases. Responsible Officer, Department Head, and Finance Approver can see Public, Internal, and Confidential leases. Legal Approver, Management Approver, and Lease Auditor can see Public, Internal, Confidential, and Restricted leases. A user with multiple roles receives the union of those clearances. Lease Document access must pass this parent clearance and the document's Internal, Confidential, or Restricted classification; a user may see the Lease while a stricter linked document and private file remain hidden.</w:t>
+      </w:r>
+    </w:p>
+    <w:p>
+      <w:pPr>
+        <w:pStyle w:val="Heading2"/>
+      </w:pPr>
+      <w:r>
+        <w:t>22.5 Workflow authorization and segregation of duties</w:t>
+      </w:r>
+    </w:p>
+    <w:p>
       <w:r>
         <w:rPr>
           <w:rFonts w:ascii="Calibri" w:hAnsi="Calibri"/>
           <w:color w:val="263038"/>
           <w:sz w:val="21"/>
         </w:rPr>
-        <w:t>Refresh lease status and date-derived values.</w:t>
-      </w:r>
-    </w:p>
-    <w:p>
-      <w:pPr>
-        <w:pStyle w:val="ListBullet"/>
-      </w:pPr>
+        <w:t>An approver must have the role permitted for the current workflow transition and must be authorized for the lease. The requester cannot approve their own Department, Finance, Legal, or Management review stage. Return and Reject require a comment. Generic Frappe workflow email is disabled because it could attach a full PDF to every role holder; the application instead uses scoped notifications and reminder recipients.</w:t>
+      </w:r>
+    </w:p>
+    <w:p>
+      <w:pPr>
+        <w:pStyle w:val="Heading2"/>
+      </w:pPr>
+      <w:r>
+        <w:t>22.6 Private files and audit integrity</w:t>
+      </w:r>
+    </w:p>
+    <w:p>
       <w:r>
         <w:rPr>
           <w:rFonts w:ascii="Calibri" w:hAnsi="Calibri"/>
           <w:color w:val="263038"/>
           <w:sz w:val="21"/>
         </w:rPr>
-        <w:t>Refresh unpaid rent schedule statuses.</w:t>
-      </w:r>
-    </w:p>
-    <w:p>
-      <w:pPr>
-        <w:pStyle w:val="ListBullet"/>
-      </w:pPr>
+        <w:t>Lease Documents accept only private files. The user must be able to read the File and either own an unattached upload, own a file attached to the lease/document, use a temporary upload, or have read access to the original attached record. Once attached, Frappe delegates File reads and downloads to the Lease Document permission decision. Existing document files cannot be replaced; a new revision requires create permission on Lease Document and write permission on the current revision. Reminder Logs cannot be edited manually and cannot be deleted except during uninstall.</w:t>
+      </w:r>
+    </w:p>
+    <w:p>
+      <w:pPr>
+        <w:pStyle w:val="Heading1"/>
+      </w:pPr>
+      <w:r>
+        <w:t>23. Lifecycle Actions: Renewal and Termination</w:t>
+      </w:r>
+    </w:p>
+    <w:p>
+      <w:pPr>
+        <w:pStyle w:val="Heading2"/>
+      </w:pPr>
+      <w:r>
+        <w:t>23.1 Start from a lease</w:t>
+      </w:r>
+    </w:p>
+    <w:p>
       <w:r>
         <w:rPr>
           <w:rFonts w:ascii="Calibri" w:hAnsi="Calibri"/>
           <w:color w:val="263038"/>
           <w:sz w:val="21"/>
         </w:rPr>
-        <w:t>Process due reminders.</w:t>
+        <w:t>On a submitted lease in Active, Expiring Soon, or Expired status, open Lifecycle and select Start Renewal or Start Termination. The application creates a Renewal Request with recommendation Renew or Terminate and opens it. If an open request of the same type already exists, the existing request opens. If the open request is of the other type, complete or cancel it first.</w:t>
+      </w:r>
+    </w:p>
+    <w:p>
+      <w:pPr>
+        <w:pStyle w:val="Heading2"/>
+      </w:pPr>
+      <w:r>
+        <w:t>23.2 Termination-specific behavior</w:t>
       </w:r>
     </w:p>
     <w:p>
@@ -6980,2600 +9491,105 @@
           <w:color w:val="263038"/>
           <w:sz w:val="21"/>
         </w:rPr>
-        <w:t>This means:</w:t>
-      </w:r>
-    </w:p>
-    <w:p>
-      <w:pPr>
-        <w:pStyle w:val="ListBullet"/>
-      </w:pPr>
-      <w:r>
-        <w:rPr>
-          <w:rFonts w:ascii="Consolas" w:hAnsi="Consolas"/>
-          <w:color w:val="246382"/>
-          <w:sz w:val="20"/>
-        </w:rPr>
-        <w:t>Days to Expiry</w:t>
-      </w:r>
+        <w:t>Termination uses the same approval chain. Outside Draft, Termination Effective Date and Termination Reason are mandatory. The parent lease displays Termination in Progress during the cycle. Before Mark Executed, attach a current private Approval document dated and linked to the lifecycle request. Completion marks the lease Terminated and does not create a successor lease.</w:t>
+      </w:r>
+    </w:p>
+    <w:p>
+      <w:pPr>
+        <w:pStyle w:val="Heading2"/>
+      </w:pPr>
+      <w:r>
+        <w:t>23.3 Renewal-specific execution</w:t>
+      </w:r>
+    </w:p>
+    <w:p>
       <w:r>
         <w:rPr>
           <w:rFonts w:ascii="Calibri" w:hAnsi="Calibri"/>
           <w:color w:val="263038"/>
           <w:sz w:val="21"/>
         </w:rPr>
-        <w:t xml:space="preserve"> stays current.</w:t>
-      </w:r>
-    </w:p>
-    <w:p>
-      <w:pPr>
-        <w:pStyle w:val="ListBullet"/>
-      </w:pPr>
-      <w:r>
-        <w:rPr>
-          <w:rFonts w:ascii="Consolas" w:hAnsi="Consolas"/>
-          <w:color w:val="246382"/>
-          <w:sz w:val="20"/>
-        </w:rPr>
-        <w:t>Expiring Soon</w:t>
-      </w:r>
+        <w:t>For Renew, Renegotiate, or Relocate, the approved request requires proposed property, start date, end date, currency, rent basis, and payment frequency before leaving Draft. Before execution, attach a current private Renewal Letter with Document Date and link it to the request. Mark Executed creates one successor lease, links predecessor and successor, copies ownership, contacts, landlord, classification, and selected financial structure, and applies approved proposed terms. Application validation permits one non-cancelled successor while retaining cancelled and amended revision history.</w:t>
+      </w:r>
+    </w:p>
+    <w:p>
+      <w:pPr>
+        <w:pStyle w:val="Heading2"/>
+      </w:pPr>
+      <w:r>
+        <w:t>23.4 Cancellation and rejection</w:t>
+      </w:r>
+    </w:p>
+    <w:p>
       <w:r>
         <w:rPr>
           <w:rFonts w:ascii="Calibri" w:hAnsi="Calibri"/>
           <w:color w:val="263038"/>
           <w:sz w:val="21"/>
         </w:rPr>
-        <w:t xml:space="preserve">, </w:t>
-      </w:r>
-      <w:r>
-        <w:rPr>
-          <w:rFonts w:ascii="Consolas" w:hAnsi="Consolas"/>
-          <w:color w:val="246382"/>
-          <w:sz w:val="20"/>
-        </w:rPr>
-        <w:t>Expired</w:t>
-      </w:r>
+        <w:t>Reject is available only at Management Approval and stores the workflow comment as Rejection Reason. Canceling an open request clears the open-cycle key and returns the lease to Active or Expired based on its End Date. Rejection similarly restores the lease's operational status while retaining the request and decision history as evidence.</w:t>
+      </w:r>
+    </w:p>
+    <w:p>
+      <w:pPr>
+        <w:pStyle w:val="Heading1"/>
+      </w:pPr>
+      <w:r>
+        <w:t>24. Lease Document Lifecycle and Revision Control</w:t>
+      </w:r>
+    </w:p>
+    <w:p>
+      <w:pPr>
+        <w:pStyle w:val="Heading2"/>
+      </w:pPr>
+      <w:r>
+        <w:t>24.1 Supported files and size limits</w:t>
+      </w:r>
+    </w:p>
+    <w:p>
       <w:r>
         <w:rPr>
           <w:rFonts w:ascii="Calibri" w:hAnsi="Calibri"/>
           <w:color w:val="263038"/>
           <w:sz w:val="21"/>
         </w:rPr>
-        <w:t xml:space="preserve">, and </w:t>
-      </w:r>
-      <w:r>
-        <w:rPr>
-          <w:rFonts w:ascii="Consolas" w:hAnsi="Consolas"/>
-          <w:color w:val="246382"/>
-          <w:sz w:val="20"/>
-        </w:rPr>
-        <w:t>Active</w:t>
-      </w:r>
+        <w:t>Allowed extensions are CSV, DOCX, JPEG, JPG, PDF, PNG, TXT, and XLSX. The file must be private and must remain within the site's configured maximum file size.</w:t>
+      </w:r>
+    </w:p>
+    <w:p>
+      <w:pPr>
+        <w:pStyle w:val="Heading2"/>
+      </w:pPr>
+      <w:r>
+        <w:t>24.2 Status calculation</w:t>
+      </w:r>
+    </w:p>
+    <w:p>
       <w:r>
         <w:rPr>
           <w:rFonts w:ascii="Calibri" w:hAnsi="Calibri"/>
           <w:color w:val="263038"/>
           <w:sz w:val="21"/>
         </w:rPr>
-        <w:t xml:space="preserve"> statuses update automatically.</w:t>
-      </w:r>
-    </w:p>
-    <w:p>
-      <w:pPr>
-        <w:pStyle w:val="ListBullet"/>
-      </w:pPr>
-      <w:r>
-        <w:rPr>
-          <w:rFonts w:ascii="Consolas" w:hAnsi="Consolas"/>
-          <w:color w:val="246382"/>
-          <w:sz w:val="20"/>
-        </w:rPr>
-        <w:t>Planned</w:t>
-      </w:r>
+        <w:t>No Expiry Date is used when Expiry Date is blank. Current means the document is beyond the configured document-expiry warning window. Expiring Soon means the remaining days are at or below Document Expiring Soon Threshold. Expired means the date has passed. Superseded means a later revision exists. Daily automation refreshes these values.</w:t>
+      </w:r>
+    </w:p>
+    <w:p>
+      <w:pPr>
+        <w:pStyle w:val="Heading2"/>
+      </w:pPr>
+      <w:r>
+        <w:t>24.3 Creating a revision</w:t>
+      </w:r>
+    </w:p>
+    <w:p>
       <w:r>
         <w:rPr>
           <w:rFonts w:ascii="Calibri" w:hAnsi="Calibri"/>
           <w:color w:val="263038"/>
           <w:sz w:val="21"/>
         </w:rPr>
-        <w:t xml:space="preserve">, </w:t>
-      </w:r>
-      <w:r>
-        <w:rPr>
-          <w:rFonts w:ascii="Consolas" w:hAnsi="Consolas"/>
-          <w:color w:val="246382"/>
-          <w:sz w:val="20"/>
-        </w:rPr>
-        <w:t>Due</w:t>
-      </w:r>
-      <w:r>
-        <w:rPr>
-          <w:rFonts w:ascii="Calibri" w:hAnsi="Calibri"/>
-          <w:color w:val="263038"/>
-          <w:sz w:val="21"/>
-        </w:rPr>
-        <w:t xml:space="preserve">, and </w:t>
-      </w:r>
-      <w:r>
-        <w:rPr>
-          <w:rFonts w:ascii="Consolas" w:hAnsi="Consolas"/>
-          <w:color w:val="246382"/>
-          <w:sz w:val="20"/>
-        </w:rPr>
-        <w:t>Overdue</w:t>
-      </w:r>
-      <w:r>
-        <w:rPr>
-          <w:rFonts w:ascii="Calibri" w:hAnsi="Calibri"/>
-          <w:color w:val="263038"/>
-          <w:sz w:val="21"/>
-        </w:rPr>
-        <w:t xml:space="preserve"> schedule statuses update automatically.</w:t>
-      </w:r>
-    </w:p>
-    <w:p>
-      <w:pPr>
-        <w:pStyle w:val="Heading1"/>
-      </w:pPr>
-      <w:r>
-        <w:t>15. Reminder Processing</w:t>
-      </w:r>
-    </w:p>
-    <w:p>
-      <w:r>
-        <w:rPr>
-          <w:rFonts w:ascii="Calibri" w:hAnsi="Calibri"/>
-          <w:color w:val="263038"/>
-          <w:sz w:val="21"/>
-        </w:rPr>
-        <w:t>The reminder engine monitors leases that:</w:t>
-      </w:r>
-    </w:p>
-    <w:p>
-      <w:pPr>
-        <w:pStyle w:val="ListBullet"/>
-      </w:pPr>
-      <w:r>
-        <w:rPr>
-          <w:rFonts w:ascii="Calibri" w:hAnsi="Calibri"/>
-          <w:color w:val="263038"/>
-          <w:sz w:val="21"/>
-        </w:rPr>
-        <w:t xml:space="preserve">are not </w:t>
-      </w:r>
-      <w:r>
-        <w:rPr>
-          <w:rFonts w:ascii="Consolas" w:hAnsi="Consolas"/>
-          <w:color w:val="246382"/>
-          <w:sz w:val="20"/>
-        </w:rPr>
-        <w:t>Draft</w:t>
-      </w:r>
-      <w:r>
-        <w:rPr>
-          <w:rFonts w:ascii="Calibri" w:hAnsi="Calibri"/>
-          <w:color w:val="263038"/>
-          <w:sz w:val="21"/>
-        </w:rPr>
-        <w:t xml:space="preserve">, </w:t>
-      </w:r>
-      <w:r>
-        <w:rPr>
-          <w:rFonts w:ascii="Consolas" w:hAnsi="Consolas"/>
-          <w:color w:val="246382"/>
-          <w:sz w:val="20"/>
-        </w:rPr>
-        <w:t>Renewed</w:t>
-      </w:r>
-      <w:r>
-        <w:rPr>
-          <w:rFonts w:ascii="Calibri" w:hAnsi="Calibri"/>
-          <w:color w:val="263038"/>
-          <w:sz w:val="21"/>
-        </w:rPr>
-        <w:t xml:space="preserve">, or </w:t>
-      </w:r>
-      <w:r>
-        <w:rPr>
-          <w:rFonts w:ascii="Consolas" w:hAnsi="Consolas"/>
-          <w:color w:val="246382"/>
-          <w:sz w:val="20"/>
-        </w:rPr>
-        <w:t>Terminated</w:t>
-      </w:r>
-    </w:p>
-    <w:p>
-      <w:pPr>
-        <w:pStyle w:val="ListBullet"/>
-      </w:pPr>
-      <w:r>
-        <w:rPr>
-          <w:rFonts w:ascii="Calibri" w:hAnsi="Calibri"/>
-          <w:color w:val="263038"/>
-          <w:sz w:val="21"/>
-        </w:rPr>
-        <w:t xml:space="preserve">are not in renewal status </w:t>
-      </w:r>
-      <w:r>
-        <w:rPr>
-          <w:rFonts w:ascii="Consolas" w:hAnsi="Consolas"/>
-          <w:color w:val="246382"/>
-          <w:sz w:val="20"/>
-        </w:rPr>
-        <w:t>Completed</w:t>
-      </w:r>
-      <w:r>
-        <w:rPr>
-          <w:rFonts w:ascii="Calibri" w:hAnsi="Calibri"/>
-          <w:color w:val="263038"/>
-          <w:sz w:val="21"/>
-        </w:rPr>
-        <w:t xml:space="preserve"> or </w:t>
-      </w:r>
-      <w:r>
-        <w:rPr>
-          <w:rFonts w:ascii="Consolas" w:hAnsi="Consolas"/>
-          <w:color w:val="246382"/>
-          <w:sz w:val="20"/>
-        </w:rPr>
-        <w:t>Not Renewing</w:t>
-      </w:r>
-    </w:p>
-    <w:p>
-      <w:pPr>
-        <w:pStyle w:val="ListBullet"/>
-      </w:pPr>
-      <w:r>
-        <w:rPr>
-          <w:rFonts w:ascii="Calibri" w:hAnsi="Calibri"/>
-          <w:color w:val="263038"/>
-          <w:sz w:val="21"/>
-        </w:rPr>
-        <w:t xml:space="preserve">have an </w:t>
-      </w:r>
-      <w:r>
-        <w:rPr>
-          <w:rFonts w:ascii="Consolas" w:hAnsi="Consolas"/>
-          <w:color w:val="246382"/>
-          <w:sz w:val="20"/>
-        </w:rPr>
-        <w:t>End Date</w:t>
-      </w:r>
-    </w:p>
-    <w:p>
-      <w:r>
-        <w:rPr>
-          <w:rFonts w:ascii="Calibri" w:hAnsi="Calibri"/>
-          <w:color w:val="263038"/>
-          <w:sz w:val="21"/>
-        </w:rPr>
-        <w:t>When a threshold is reached, the system:</w:t>
-      </w:r>
-    </w:p>
-    <w:p>
-      <w:pPr>
-        <w:pStyle w:val="ListNumber"/>
-      </w:pPr>
-      <w:r>
-        <w:rPr>
-          <w:rFonts w:ascii="Calibri" w:hAnsi="Calibri"/>
-          <w:color w:val="263038"/>
-          <w:sz w:val="21"/>
-        </w:rPr>
-        <w:t>Resolves the active reminder policy.</w:t>
-      </w:r>
-    </w:p>
-    <w:p>
-      <w:pPr>
-        <w:pStyle w:val="ListNumber"/>
-      </w:pPr>
-      <w:r>
-        <w:rPr>
-          <w:rFonts w:ascii="Calibri" w:hAnsi="Calibri"/>
-          <w:color w:val="263038"/>
-          <w:sz w:val="21"/>
-        </w:rPr>
-        <w:t>Determines whether that threshold is due.</w:t>
-      </w:r>
-    </w:p>
-    <w:p>
-      <w:pPr>
-        <w:pStyle w:val="ListNumber"/>
-      </w:pPr>
-      <w:r>
-        <w:rPr>
-          <w:rFonts w:ascii="Calibri" w:hAnsi="Calibri"/>
-          <w:color w:val="263038"/>
-          <w:sz w:val="21"/>
-        </w:rPr>
-        <w:t>Optionally creates a renewal request automatically at the first threshold.</w:t>
-      </w:r>
-    </w:p>
-    <w:p>
-      <w:pPr>
-        <w:pStyle w:val="ListNumber"/>
-      </w:pPr>
-      <w:r>
-        <w:rPr>
-          <w:rFonts w:ascii="Calibri" w:hAnsi="Calibri"/>
-          <w:color w:val="263038"/>
-          <w:sz w:val="21"/>
-        </w:rPr>
-        <w:t>Creates reminder log records.</w:t>
-      </w:r>
-    </w:p>
-    <w:p>
-      <w:pPr>
-        <w:pStyle w:val="ListNumber"/>
-      </w:pPr>
-      <w:r>
-        <w:rPr>
-          <w:rFonts w:ascii="Calibri" w:hAnsi="Calibri"/>
-          <w:color w:val="263038"/>
-          <w:sz w:val="21"/>
-        </w:rPr>
-        <w:t>Queues email and or in-app notification delivery.</w:t>
-      </w:r>
-    </w:p>
-    <w:p>
-      <w:pPr>
-        <w:pStyle w:val="ListNumber"/>
-      </w:pPr>
-      <w:r>
-        <w:rPr>
-          <w:rFonts w:ascii="Calibri" w:hAnsi="Calibri"/>
-          <w:color w:val="263038"/>
-          <w:sz w:val="21"/>
-        </w:rPr>
-        <w:t>Retries failed deliveries up to the configured retry limit.</w:t>
-      </w:r>
-    </w:p>
-    <w:p>
-      <w:r>
-        <w:rPr>
-          <w:rFonts w:ascii="Calibri" w:hAnsi="Calibri"/>
-          <w:color w:val="263038"/>
-          <w:sz w:val="21"/>
-        </w:rPr>
-        <w:t>After successful delivery, the lease updates:</w:t>
-      </w:r>
-    </w:p>
-    <w:p>
-      <w:pPr>
-        <w:pStyle w:val="ListBullet"/>
-      </w:pPr>
-      <w:r>
-        <w:rPr>
-          <w:rFonts w:ascii="Consolas" w:hAnsi="Consolas"/>
-          <w:color w:val="246382"/>
-          <w:sz w:val="20"/>
-        </w:rPr>
-        <w:t>Last Reminder Date</w:t>
-      </w:r>
-    </w:p>
-    <w:p>
-      <w:pPr>
-        <w:pStyle w:val="ListBullet"/>
-      </w:pPr>
-      <w:r>
-        <w:rPr>
-          <w:rFonts w:ascii="Consolas" w:hAnsi="Consolas"/>
-          <w:color w:val="246382"/>
-          <w:sz w:val="20"/>
-        </w:rPr>
-        <w:t>Next Reminder Date</w:t>
-      </w:r>
-    </w:p>
-    <w:p>
-      <w:pPr>
-        <w:pStyle w:val="Heading1"/>
-      </w:pPr>
-      <w:r>
-        <w:t>16. Reports</w:t>
-      </w:r>
-    </w:p>
-    <w:p>
-      <w:pPr>
-        <w:pStyle w:val="Heading2"/>
-      </w:pPr>
-      <w:r>
-        <w:t>16.1 Upcoming Expiries</w:t>
-      </w:r>
-    </w:p>
-    <w:p>
-      <w:r>
-        <w:rPr>
-          <w:rFonts w:ascii="Calibri" w:hAnsi="Calibri"/>
-          <w:color w:val="263038"/>
-          <w:sz w:val="21"/>
-        </w:rPr>
-        <w:t>Use this report to identify leases ending within a date range.</w:t>
-      </w:r>
-    </w:p>
-    <w:p>
-      <w:r>
-        <w:rPr>
-          <w:rFonts w:ascii="Calibri" w:hAnsi="Calibri"/>
-          <w:color w:val="263038"/>
-          <w:sz w:val="21"/>
-        </w:rPr>
-        <w:t>Helpful fields shown:</w:t>
-      </w:r>
-    </w:p>
-    <w:p>
-      <w:pPr>
-        <w:pStyle w:val="ListBullet"/>
-      </w:pPr>
-      <w:r>
-        <w:rPr>
-          <w:rFonts w:ascii="Calibri" w:hAnsi="Calibri"/>
-          <w:color w:val="263038"/>
-          <w:sz w:val="21"/>
-        </w:rPr>
-        <w:t>Lease</w:t>
-      </w:r>
-    </w:p>
-    <w:p>
-      <w:pPr>
-        <w:pStyle w:val="ListBullet"/>
-      </w:pPr>
-      <w:r>
-        <w:rPr>
-          <w:rFonts w:ascii="Calibri" w:hAnsi="Calibri"/>
-          <w:color w:val="263038"/>
-          <w:sz w:val="21"/>
-        </w:rPr>
-        <w:t>Title</w:t>
-      </w:r>
-    </w:p>
-    <w:p>
-      <w:pPr>
-        <w:pStyle w:val="ListBullet"/>
-      </w:pPr>
-      <w:r>
-        <w:rPr>
-          <w:rFonts w:ascii="Calibri" w:hAnsi="Calibri"/>
-          <w:color w:val="263038"/>
-          <w:sz w:val="21"/>
-        </w:rPr>
-        <w:t>Property</w:t>
-      </w:r>
-    </w:p>
-    <w:p>
-      <w:pPr>
-        <w:pStyle w:val="ListBullet"/>
-      </w:pPr>
-      <w:r>
-        <w:rPr>
-          <w:rFonts w:ascii="Calibri" w:hAnsi="Calibri"/>
-          <w:color w:val="263038"/>
-          <w:sz w:val="21"/>
-        </w:rPr>
-        <w:t>Landlord</w:t>
-      </w:r>
-    </w:p>
-    <w:p>
-      <w:pPr>
-        <w:pStyle w:val="ListBullet"/>
-      </w:pPr>
-      <w:r>
-        <w:rPr>
-          <w:rFonts w:ascii="Calibri" w:hAnsi="Calibri"/>
-          <w:color w:val="263038"/>
-          <w:sz w:val="21"/>
-        </w:rPr>
-        <w:t>Department</w:t>
-      </w:r>
-    </w:p>
-    <w:p>
-      <w:pPr>
-        <w:pStyle w:val="ListBullet"/>
-      </w:pPr>
-      <w:r>
-        <w:rPr>
-          <w:rFonts w:ascii="Calibri" w:hAnsi="Calibri"/>
-          <w:color w:val="263038"/>
-          <w:sz w:val="21"/>
-        </w:rPr>
-        <w:t>Officer</w:t>
-      </w:r>
-    </w:p>
-    <w:p>
-      <w:pPr>
-        <w:pStyle w:val="ListBullet"/>
-      </w:pPr>
-      <w:r>
-        <w:rPr>
-          <w:rFonts w:ascii="Calibri" w:hAnsi="Calibri"/>
-          <w:color w:val="263038"/>
-          <w:sz w:val="21"/>
-        </w:rPr>
-        <w:t>End Date</w:t>
-      </w:r>
-    </w:p>
-    <w:p>
-      <w:pPr>
-        <w:pStyle w:val="ListBullet"/>
-      </w:pPr>
-      <w:r>
-        <w:rPr>
-          <w:rFonts w:ascii="Calibri" w:hAnsi="Calibri"/>
-          <w:color w:val="263038"/>
-          <w:sz w:val="21"/>
-        </w:rPr>
-        <w:t>Days to Expiry</w:t>
-      </w:r>
-    </w:p>
-    <w:p>
-      <w:pPr>
-        <w:pStyle w:val="ListBullet"/>
-      </w:pPr>
-      <w:r>
-        <w:rPr>
-          <w:rFonts w:ascii="Calibri" w:hAnsi="Calibri"/>
-          <w:color w:val="263038"/>
-          <w:sz w:val="21"/>
-        </w:rPr>
-        <w:t>Lease Status</w:t>
-      </w:r>
-    </w:p>
-    <w:p>
-      <w:pPr>
-        <w:pStyle w:val="ListBullet"/>
-      </w:pPr>
-      <w:r>
-        <w:rPr>
-          <w:rFonts w:ascii="Calibri" w:hAnsi="Calibri"/>
-          <w:color w:val="263038"/>
-          <w:sz w:val="21"/>
-        </w:rPr>
-        <w:t>Renewal Status</w:t>
-      </w:r>
-    </w:p>
-    <w:p>
-      <w:pPr>
-        <w:pStyle w:val="ListBullet"/>
-      </w:pPr>
-      <w:r>
-        <w:rPr>
-          <w:rFonts w:ascii="Calibri" w:hAnsi="Calibri"/>
-          <w:color w:val="263038"/>
-          <w:sz w:val="21"/>
-        </w:rPr>
-        <w:t>Next Action</w:t>
-      </w:r>
-    </w:p>
-    <w:p>
-      <w:r>
-        <w:rPr>
-          <w:rFonts w:ascii="Calibri" w:hAnsi="Calibri"/>
-          <w:color w:val="263038"/>
-          <w:sz w:val="21"/>
-        </w:rPr>
-        <w:t>Use it for weekly renewal planning and operational review meetings.</w:t>
-      </w:r>
-    </w:p>
-    <w:p>
-      <w:pPr>
-        <w:pStyle w:val="Heading2"/>
-      </w:pPr>
-      <w:r>
-        <w:t>16.2 Renewal Pipeline</w:t>
-      </w:r>
-    </w:p>
-    <w:p>
-      <w:r>
-        <w:rPr>
-          <w:rFonts w:ascii="Calibri" w:hAnsi="Calibri"/>
-          <w:color w:val="263038"/>
-          <w:sz w:val="21"/>
-        </w:rPr>
-        <w:t>Use this report to track every renewal request in progress or completed.</w:t>
-      </w:r>
-    </w:p>
-    <w:p>
-      <w:r>
-        <w:rPr>
-          <w:rFonts w:ascii="Calibri" w:hAnsi="Calibri"/>
-          <w:color w:val="263038"/>
-          <w:sz w:val="21"/>
-        </w:rPr>
-        <w:t>Helpful fields shown:</w:t>
-      </w:r>
-    </w:p>
-    <w:p>
-      <w:pPr>
-        <w:pStyle w:val="ListBullet"/>
-      </w:pPr>
-      <w:r>
-        <w:rPr>
-          <w:rFonts w:ascii="Calibri" w:hAnsi="Calibri"/>
-          <w:color w:val="263038"/>
-          <w:sz w:val="21"/>
-        </w:rPr>
-        <w:t>Renewal</w:t>
-      </w:r>
-    </w:p>
-    <w:p>
-      <w:pPr>
-        <w:pStyle w:val="ListBullet"/>
-      </w:pPr>
-      <w:r>
-        <w:rPr>
-          <w:rFonts w:ascii="Calibri" w:hAnsi="Calibri"/>
-          <w:color w:val="263038"/>
-          <w:sz w:val="21"/>
-        </w:rPr>
-        <w:t>Lease</w:t>
-      </w:r>
-    </w:p>
-    <w:p>
-      <w:pPr>
-        <w:pStyle w:val="ListBullet"/>
-      </w:pPr>
-      <w:r>
-        <w:rPr>
-          <w:rFonts w:ascii="Calibri" w:hAnsi="Calibri"/>
-          <w:color w:val="263038"/>
-          <w:sz w:val="21"/>
-        </w:rPr>
-        <w:t>Cycle</w:t>
-      </w:r>
-    </w:p>
-    <w:p>
-      <w:pPr>
-        <w:pStyle w:val="ListBullet"/>
-      </w:pPr>
-      <w:r>
-        <w:rPr>
-          <w:rFonts w:ascii="Calibri" w:hAnsi="Calibri"/>
-          <w:color w:val="263038"/>
-          <w:sz w:val="21"/>
-        </w:rPr>
-        <w:t>Workflow State</w:t>
-      </w:r>
-    </w:p>
-    <w:p>
-      <w:pPr>
-        <w:pStyle w:val="ListBullet"/>
-      </w:pPr>
-      <w:r>
-        <w:rPr>
-          <w:rFonts w:ascii="Calibri" w:hAnsi="Calibri"/>
-          <w:color w:val="263038"/>
-          <w:sz w:val="21"/>
-        </w:rPr>
-        <w:t>Pending With</w:t>
-      </w:r>
-    </w:p>
-    <w:p>
-      <w:pPr>
-        <w:pStyle w:val="ListBullet"/>
-      </w:pPr>
-      <w:r>
-        <w:rPr>
-          <w:rFonts w:ascii="Calibri" w:hAnsi="Calibri"/>
-          <w:color w:val="263038"/>
-          <w:sz w:val="21"/>
-        </w:rPr>
-        <w:t>Age (Days)</w:t>
-      </w:r>
-    </w:p>
-    <w:p>
-      <w:pPr>
-        <w:pStyle w:val="ListBullet"/>
-      </w:pPr>
-      <w:r>
-        <w:rPr>
-          <w:rFonts w:ascii="Calibri" w:hAnsi="Calibri"/>
-          <w:color w:val="263038"/>
-          <w:sz w:val="21"/>
-        </w:rPr>
-        <w:t>Recommendation</w:t>
-      </w:r>
-    </w:p>
-    <w:p>
-      <w:pPr>
-        <w:pStyle w:val="ListBullet"/>
-      </w:pPr>
-      <w:r>
-        <w:rPr>
-          <w:rFonts w:ascii="Calibri" w:hAnsi="Calibri"/>
-          <w:color w:val="263038"/>
-          <w:sz w:val="21"/>
-        </w:rPr>
-        <w:t>Requested By</w:t>
-      </w:r>
-    </w:p>
-    <w:p>
-      <w:pPr>
-        <w:pStyle w:val="ListBullet"/>
-      </w:pPr>
-      <w:r>
-        <w:rPr>
-          <w:rFonts w:ascii="Calibri" w:hAnsi="Calibri"/>
-          <w:color w:val="263038"/>
-          <w:sz w:val="21"/>
-        </w:rPr>
-        <w:t>Requested On</w:t>
-      </w:r>
-    </w:p>
-    <w:p>
-      <w:pPr>
-        <w:pStyle w:val="ListBullet"/>
-      </w:pPr>
-      <w:r>
-        <w:rPr>
-          <w:rFonts w:ascii="Calibri" w:hAnsi="Calibri"/>
-          <w:color w:val="263038"/>
-          <w:sz w:val="21"/>
-        </w:rPr>
-        <w:t>Proposed Start and End</w:t>
-      </w:r>
-    </w:p>
-    <w:p>
-      <w:pPr>
-        <w:pStyle w:val="ListBullet"/>
-      </w:pPr>
-      <w:r>
-        <w:rPr>
-          <w:rFonts w:ascii="Calibri" w:hAnsi="Calibri"/>
-          <w:color w:val="263038"/>
-          <w:sz w:val="21"/>
-        </w:rPr>
-        <w:t>Proposed Annual Rent</w:t>
-      </w:r>
-    </w:p>
-    <w:p>
-      <w:r>
-        <w:rPr>
-          <w:rFonts w:ascii="Calibri" w:hAnsi="Calibri"/>
-          <w:color w:val="263038"/>
-          <w:sz w:val="21"/>
-        </w:rPr>
-        <w:t>Use it to identify approvals that are ageing or stuck at a stage.</w:t>
-      </w:r>
-    </w:p>
-    <w:p>
-      <w:pPr>
-        <w:pStyle w:val="Heading2"/>
-      </w:pPr>
-      <w:r>
-        <w:t>16.3 Upcoming Payments</w:t>
-      </w:r>
-    </w:p>
-    <w:p>
-      <w:r>
-        <w:rPr>
-          <w:rFonts w:ascii="Calibri" w:hAnsi="Calibri"/>
-          <w:color w:val="263038"/>
-          <w:sz w:val="21"/>
-        </w:rPr>
-        <w:t>Use this report to monitor unpaid obligations within a date range.</w:t>
-      </w:r>
-    </w:p>
-    <w:p>
-      <w:r>
-        <w:rPr>
-          <w:rFonts w:ascii="Calibri" w:hAnsi="Calibri"/>
-          <w:color w:val="263038"/>
-          <w:sz w:val="21"/>
-        </w:rPr>
-        <w:t>Helpful fields shown:</w:t>
-      </w:r>
-    </w:p>
-    <w:p>
-      <w:pPr>
-        <w:pStyle w:val="ListBullet"/>
-      </w:pPr>
-      <w:r>
-        <w:rPr>
-          <w:rFonts w:ascii="Calibri" w:hAnsi="Calibri"/>
-          <w:color w:val="263038"/>
-          <w:sz w:val="21"/>
-        </w:rPr>
-        <w:t>Schedule</w:t>
-      </w:r>
-    </w:p>
-    <w:p>
-      <w:pPr>
-        <w:pStyle w:val="ListBullet"/>
-      </w:pPr>
-      <w:r>
-        <w:rPr>
-          <w:rFonts w:ascii="Calibri" w:hAnsi="Calibri"/>
-          <w:color w:val="263038"/>
-          <w:sz w:val="21"/>
-        </w:rPr>
-        <w:t>Lease</w:t>
-      </w:r>
-    </w:p>
-    <w:p>
-      <w:pPr>
-        <w:pStyle w:val="ListBullet"/>
-      </w:pPr>
-      <w:r>
-        <w:rPr>
-          <w:rFonts w:ascii="Calibri" w:hAnsi="Calibri"/>
-          <w:color w:val="263038"/>
-          <w:sz w:val="21"/>
-        </w:rPr>
-        <w:t>Description</w:t>
-      </w:r>
-    </w:p>
-    <w:p>
-      <w:pPr>
-        <w:pStyle w:val="ListBullet"/>
-      </w:pPr>
-      <w:r>
-        <w:rPr>
-          <w:rFonts w:ascii="Calibri" w:hAnsi="Calibri"/>
-          <w:color w:val="263038"/>
-          <w:sz w:val="21"/>
-        </w:rPr>
-        <w:t>Period</w:t>
-      </w:r>
-    </w:p>
-    <w:p>
-      <w:pPr>
-        <w:pStyle w:val="ListBullet"/>
-      </w:pPr>
-      <w:r>
-        <w:rPr>
-          <w:rFonts w:ascii="Calibri" w:hAnsi="Calibri"/>
-          <w:color w:val="263038"/>
-          <w:sz w:val="21"/>
-        </w:rPr>
-        <w:t>Due Date</w:t>
-      </w:r>
-    </w:p>
-    <w:p>
-      <w:pPr>
-        <w:pStyle w:val="ListBullet"/>
-      </w:pPr>
-      <w:r>
-        <w:rPr>
-          <w:rFonts w:ascii="Calibri" w:hAnsi="Calibri"/>
-          <w:color w:val="263038"/>
-          <w:sz w:val="21"/>
-        </w:rPr>
-        <w:t>Days</w:t>
-      </w:r>
-    </w:p>
-    <w:p>
-      <w:pPr>
-        <w:pStyle w:val="ListBullet"/>
-      </w:pPr>
-      <w:r>
-        <w:rPr>
-          <w:rFonts w:ascii="Calibri" w:hAnsi="Calibri"/>
-          <w:color w:val="263038"/>
-          <w:sz w:val="21"/>
-        </w:rPr>
-        <w:t>Currency</w:t>
-      </w:r>
-    </w:p>
-    <w:p>
-      <w:pPr>
-        <w:pStyle w:val="ListBullet"/>
-      </w:pPr>
-      <w:r>
-        <w:rPr>
-          <w:rFonts w:ascii="Calibri" w:hAnsi="Calibri"/>
-          <w:color w:val="263038"/>
-          <w:sz w:val="21"/>
-        </w:rPr>
-        <w:t>Base Rent</w:t>
-      </w:r>
-    </w:p>
-    <w:p>
-      <w:pPr>
-        <w:pStyle w:val="ListBullet"/>
-      </w:pPr>
-      <w:r>
-        <w:rPr>
-          <w:rFonts w:ascii="Calibri" w:hAnsi="Calibri"/>
-          <w:color w:val="263038"/>
-          <w:sz w:val="21"/>
-        </w:rPr>
-        <w:t>Service Charge</w:t>
-      </w:r>
-    </w:p>
-    <w:p>
-      <w:pPr>
-        <w:pStyle w:val="ListBullet"/>
-      </w:pPr>
-      <w:r>
-        <w:rPr>
-          <w:rFonts w:ascii="Calibri" w:hAnsi="Calibri"/>
-          <w:color w:val="263038"/>
-          <w:sz w:val="21"/>
-        </w:rPr>
-        <w:t>Tax</w:t>
-      </w:r>
-    </w:p>
-    <w:p>
-      <w:pPr>
-        <w:pStyle w:val="ListBullet"/>
-      </w:pPr>
-      <w:r>
-        <w:rPr>
-          <w:rFonts w:ascii="Calibri" w:hAnsi="Calibri"/>
-          <w:color w:val="263038"/>
-          <w:sz w:val="21"/>
-        </w:rPr>
-        <w:t>Total Due</w:t>
-      </w:r>
-    </w:p>
-    <w:p>
-      <w:pPr>
-        <w:pStyle w:val="ListBullet"/>
-      </w:pPr>
-      <w:r>
-        <w:rPr>
-          <w:rFonts w:ascii="Calibri" w:hAnsi="Calibri"/>
-          <w:color w:val="263038"/>
-          <w:sz w:val="21"/>
-        </w:rPr>
-        <w:t>Status</w:t>
-      </w:r>
-    </w:p>
-    <w:p>
-      <w:r>
-        <w:rPr>
-          <w:rFonts w:ascii="Calibri" w:hAnsi="Calibri"/>
-          <w:color w:val="263038"/>
-          <w:sz w:val="21"/>
-        </w:rPr>
-        <w:t xml:space="preserve">By default, it excludes </w:t>
-      </w:r>
-      <w:r>
-        <w:rPr>
-          <w:rFonts w:ascii="Consolas" w:hAnsi="Consolas"/>
-          <w:color w:val="246382"/>
-          <w:sz w:val="20"/>
-        </w:rPr>
-        <w:t>Paid</w:t>
-      </w:r>
-      <w:r>
-        <w:rPr>
-          <w:rFonts w:ascii="Calibri" w:hAnsi="Calibri"/>
-          <w:color w:val="263038"/>
-          <w:sz w:val="21"/>
-        </w:rPr>
-        <w:t xml:space="preserve">, </w:t>
-      </w:r>
-      <w:r>
-        <w:rPr>
-          <w:rFonts w:ascii="Consolas" w:hAnsi="Consolas"/>
-          <w:color w:val="246382"/>
-          <w:sz w:val="20"/>
-        </w:rPr>
-        <w:t>Waived</w:t>
-      </w:r>
-      <w:r>
-        <w:rPr>
-          <w:rFonts w:ascii="Calibri" w:hAnsi="Calibri"/>
-          <w:color w:val="263038"/>
-          <w:sz w:val="21"/>
-        </w:rPr>
-        <w:t xml:space="preserve">, and </w:t>
-      </w:r>
-      <w:r>
-        <w:rPr>
-          <w:rFonts w:ascii="Consolas" w:hAnsi="Consolas"/>
-          <w:color w:val="246382"/>
-          <w:sz w:val="20"/>
-        </w:rPr>
-        <w:t>Cancelled</w:t>
-      </w:r>
-      <w:r>
-        <w:rPr>
-          <w:rFonts w:ascii="Calibri" w:hAnsi="Calibri"/>
-          <w:color w:val="263038"/>
-          <w:sz w:val="21"/>
-        </w:rPr>
-        <w:t xml:space="preserve"> entries unless filters are changed.</w:t>
-      </w:r>
-    </w:p>
-    <w:p>
-      <w:pPr>
-        <w:pStyle w:val="Heading2"/>
-      </w:pPr>
-      <w:r>
-        <w:t>16.4 Rent Exposure</w:t>
-      </w:r>
-    </w:p>
-    <w:p>
-      <w:r>
-        <w:rPr>
-          <w:rFonts w:ascii="Calibri" w:hAnsi="Calibri"/>
-          <w:color w:val="263038"/>
-          <w:sz w:val="21"/>
-        </w:rPr>
-        <w:t>Use this report for financial visibility across active and expiring leases.</w:t>
-      </w:r>
-    </w:p>
-    <w:p>
-      <w:r>
-        <w:rPr>
-          <w:rFonts w:ascii="Calibri" w:hAnsi="Calibri"/>
-          <w:color w:val="263038"/>
-          <w:sz w:val="21"/>
-        </w:rPr>
-        <w:t>Helpful fields shown:</w:t>
-      </w:r>
-    </w:p>
-    <w:p>
-      <w:pPr>
-        <w:pStyle w:val="ListBullet"/>
-      </w:pPr>
-      <w:r>
-        <w:rPr>
-          <w:rFonts w:ascii="Calibri" w:hAnsi="Calibri"/>
-          <w:color w:val="263038"/>
-          <w:sz w:val="21"/>
-        </w:rPr>
-        <w:t>Lease</w:t>
-      </w:r>
-    </w:p>
-    <w:p>
-      <w:pPr>
-        <w:pStyle w:val="ListBullet"/>
-      </w:pPr>
-      <w:r>
-        <w:rPr>
-          <w:rFonts w:ascii="Calibri" w:hAnsi="Calibri"/>
-          <w:color w:val="263038"/>
-          <w:sz w:val="21"/>
-        </w:rPr>
-        <w:t>Title</w:t>
-      </w:r>
-    </w:p>
-    <w:p>
-      <w:pPr>
-        <w:pStyle w:val="ListBullet"/>
-      </w:pPr>
-      <w:r>
-        <w:rPr>
-          <w:rFonts w:ascii="Calibri" w:hAnsi="Calibri"/>
-          <w:color w:val="263038"/>
-          <w:sz w:val="21"/>
-        </w:rPr>
-        <w:t>Property</w:t>
-      </w:r>
-    </w:p>
-    <w:p>
-      <w:pPr>
-        <w:pStyle w:val="ListBullet"/>
-      </w:pPr>
-      <w:r>
-        <w:rPr>
-          <w:rFonts w:ascii="Calibri" w:hAnsi="Calibri"/>
-          <w:color w:val="263038"/>
-          <w:sz w:val="21"/>
-        </w:rPr>
-        <w:t>Landlord</w:t>
-      </w:r>
-    </w:p>
-    <w:p>
-      <w:pPr>
-        <w:pStyle w:val="ListBullet"/>
-      </w:pPr>
-      <w:r>
-        <w:rPr>
-          <w:rFonts w:ascii="Calibri" w:hAnsi="Calibri"/>
-          <w:color w:val="263038"/>
-          <w:sz w:val="21"/>
-        </w:rPr>
-        <w:t>Region</w:t>
-      </w:r>
-    </w:p>
-    <w:p>
-      <w:pPr>
-        <w:pStyle w:val="ListBullet"/>
-      </w:pPr>
-      <w:r>
-        <w:rPr>
-          <w:rFonts w:ascii="Calibri" w:hAnsi="Calibri"/>
-          <w:color w:val="263038"/>
-          <w:sz w:val="21"/>
-        </w:rPr>
-        <w:t>Department</w:t>
-      </w:r>
-    </w:p>
-    <w:p>
-      <w:pPr>
-        <w:pStyle w:val="ListBullet"/>
-      </w:pPr>
-      <w:r>
-        <w:rPr>
-          <w:rFonts w:ascii="Calibri" w:hAnsi="Calibri"/>
-          <w:color w:val="263038"/>
-          <w:sz w:val="21"/>
-        </w:rPr>
-        <w:t>Currency</w:t>
-      </w:r>
-    </w:p>
-    <w:p>
-      <w:pPr>
-        <w:pStyle w:val="ListBullet"/>
-      </w:pPr>
-      <w:r>
-        <w:rPr>
-          <w:rFonts w:ascii="Calibri" w:hAnsi="Calibri"/>
-          <w:color w:val="263038"/>
-          <w:sz w:val="21"/>
-        </w:rPr>
-        <w:t>Monthly Rent</w:t>
-      </w:r>
-    </w:p>
-    <w:p>
-      <w:pPr>
-        <w:pStyle w:val="ListBullet"/>
-      </w:pPr>
-      <w:r>
-        <w:rPr>
-          <w:rFonts w:ascii="Calibri" w:hAnsi="Calibri"/>
-          <w:color w:val="263038"/>
-          <w:sz w:val="21"/>
-        </w:rPr>
-        <w:t>Annual Rent</w:t>
-      </w:r>
-    </w:p>
-    <w:p>
-      <w:pPr>
-        <w:pStyle w:val="ListBullet"/>
-      </w:pPr>
-      <w:r>
-        <w:rPr>
-          <w:rFonts w:ascii="Calibri" w:hAnsi="Calibri"/>
-          <w:color w:val="263038"/>
-          <w:sz w:val="21"/>
-        </w:rPr>
-        <w:t>Service Charge</w:t>
-      </w:r>
-    </w:p>
-    <w:p>
-      <w:pPr>
-        <w:pStyle w:val="ListBullet"/>
-      </w:pPr>
-      <w:r>
-        <w:rPr>
-          <w:rFonts w:ascii="Calibri" w:hAnsi="Calibri"/>
-          <w:color w:val="263038"/>
-          <w:sz w:val="21"/>
-        </w:rPr>
-        <w:t>Tax</w:t>
-      </w:r>
-    </w:p>
-    <w:p>
-      <w:pPr>
-        <w:pStyle w:val="ListBullet"/>
-      </w:pPr>
-      <w:r>
-        <w:rPr>
-          <w:rFonts w:ascii="Calibri" w:hAnsi="Calibri"/>
-          <w:color w:val="263038"/>
-          <w:sz w:val="21"/>
-        </w:rPr>
-        <w:t>Total Annual Cost</w:t>
-      </w:r>
-    </w:p>
-    <w:p>
-      <w:pPr>
-        <w:pStyle w:val="ListBullet"/>
-      </w:pPr>
-      <w:r>
-        <w:rPr>
-          <w:rFonts w:ascii="Calibri" w:hAnsi="Calibri"/>
-          <w:color w:val="263038"/>
-          <w:sz w:val="21"/>
-        </w:rPr>
-        <w:t>Status</w:t>
-      </w:r>
-    </w:p>
-    <w:p>
-      <w:pPr>
-        <w:pStyle w:val="ListBullet"/>
-      </w:pPr>
-      <w:r>
-        <w:rPr>
-          <w:rFonts w:ascii="Calibri" w:hAnsi="Calibri"/>
-          <w:color w:val="263038"/>
-          <w:sz w:val="21"/>
-        </w:rPr>
-        <w:t>End Date</w:t>
-      </w:r>
-    </w:p>
-    <w:p>
-      <w:r>
-        <w:rPr>
-          <w:rFonts w:ascii="Calibri" w:hAnsi="Calibri"/>
-          <w:color w:val="263038"/>
-          <w:sz w:val="21"/>
-        </w:rPr>
-        <w:t>If multiple currencies exist and no currency filter is applied, totals should be reviewed per currency rather than combined.</w:t>
-      </w:r>
-    </w:p>
-    <w:p>
-      <w:pPr>
-        <w:pStyle w:val="Heading2"/>
-      </w:pPr>
-      <w:r>
-        <w:t>16.5 Reminder Delivery</w:t>
-      </w:r>
-    </w:p>
-    <w:p>
-      <w:r>
-        <w:rPr>
-          <w:rFonts w:ascii="Calibri" w:hAnsi="Calibri"/>
-          <w:color w:val="263038"/>
-          <w:sz w:val="21"/>
-        </w:rPr>
-        <w:t>Use this report to audit reminder operations.</w:t>
-      </w:r>
-    </w:p>
-    <w:p>
-      <w:r>
-        <w:rPr>
-          <w:rFonts w:ascii="Calibri" w:hAnsi="Calibri"/>
-          <w:color w:val="263038"/>
-          <w:sz w:val="21"/>
-        </w:rPr>
-        <w:t>Helpful outputs:</w:t>
-      </w:r>
-    </w:p>
-    <w:p>
-      <w:pPr>
-        <w:pStyle w:val="ListBullet"/>
-      </w:pPr>
-      <w:r>
-        <w:rPr>
-          <w:rFonts w:ascii="Calibri" w:hAnsi="Calibri"/>
-          <w:color w:val="263038"/>
-          <w:sz w:val="21"/>
-        </w:rPr>
-        <w:t>Reminder log list</w:t>
-      </w:r>
-    </w:p>
-    <w:p>
-      <w:pPr>
-        <w:pStyle w:val="ListBullet"/>
-      </w:pPr>
-      <w:r>
-        <w:rPr>
-          <w:rFonts w:ascii="Calibri" w:hAnsi="Calibri"/>
-          <w:color w:val="263038"/>
-          <w:sz w:val="21"/>
-        </w:rPr>
-        <w:t>Delivery status counts</w:t>
-      </w:r>
-    </w:p>
-    <w:p>
-      <w:pPr>
-        <w:pStyle w:val="ListBullet"/>
-      </w:pPr>
-      <w:r>
-        <w:rPr>
-          <w:rFonts w:ascii="Calibri" w:hAnsi="Calibri"/>
-          <w:color w:val="263038"/>
-          <w:sz w:val="21"/>
-        </w:rPr>
-        <w:t xml:space="preserve">Donut chart of </w:t>
-      </w:r>
-      <w:r>
-        <w:rPr>
-          <w:rFonts w:ascii="Consolas" w:hAnsi="Consolas"/>
-          <w:color w:val="246382"/>
-          <w:sz w:val="20"/>
-        </w:rPr>
-        <w:t>Queued</w:t>
-      </w:r>
-      <w:r>
-        <w:rPr>
-          <w:rFonts w:ascii="Calibri" w:hAnsi="Calibri"/>
-          <w:color w:val="263038"/>
-          <w:sz w:val="21"/>
-        </w:rPr>
-        <w:t xml:space="preserve">, </w:t>
-      </w:r>
-      <w:r>
-        <w:rPr>
-          <w:rFonts w:ascii="Consolas" w:hAnsi="Consolas"/>
-          <w:color w:val="246382"/>
-          <w:sz w:val="20"/>
-        </w:rPr>
-        <w:t>Sent</w:t>
-      </w:r>
-      <w:r>
-        <w:rPr>
-          <w:rFonts w:ascii="Calibri" w:hAnsi="Calibri"/>
-          <w:color w:val="263038"/>
-          <w:sz w:val="21"/>
-        </w:rPr>
-        <w:t xml:space="preserve">, and </w:t>
-      </w:r>
-      <w:r>
-        <w:rPr>
-          <w:rFonts w:ascii="Consolas" w:hAnsi="Consolas"/>
-          <w:color w:val="246382"/>
-          <w:sz w:val="20"/>
-        </w:rPr>
-        <w:t>Failed</w:t>
-      </w:r>
-    </w:p>
-    <w:p>
-      <w:pPr>
-        <w:pStyle w:val="ListBullet"/>
-      </w:pPr>
-      <w:r>
-        <w:rPr>
-          <w:rFonts w:ascii="Calibri" w:hAnsi="Calibri"/>
-          <w:color w:val="263038"/>
-          <w:sz w:val="21"/>
-        </w:rPr>
-        <w:t>Delivery rate summary</w:t>
-      </w:r>
-    </w:p>
-    <w:p>
-      <w:r>
-        <w:rPr>
-          <w:rFonts w:ascii="Calibri" w:hAnsi="Calibri"/>
-          <w:color w:val="263038"/>
-          <w:sz w:val="21"/>
-        </w:rPr>
-        <w:t>Helpful fields shown:</w:t>
-      </w:r>
-    </w:p>
-    <w:p>
-      <w:pPr>
-        <w:pStyle w:val="ListBullet"/>
-      </w:pPr>
-      <w:r>
-        <w:rPr>
-          <w:rFonts w:ascii="Calibri" w:hAnsi="Calibri"/>
-          <w:color w:val="263038"/>
-          <w:sz w:val="21"/>
-        </w:rPr>
-        <w:t>Log</w:t>
-      </w:r>
-    </w:p>
-    <w:p>
-      <w:pPr>
-        <w:pStyle w:val="ListBullet"/>
-      </w:pPr>
-      <w:r>
-        <w:rPr>
-          <w:rFonts w:ascii="Calibri" w:hAnsi="Calibri"/>
-          <w:color w:val="263038"/>
-          <w:sz w:val="21"/>
-        </w:rPr>
-        <w:t>Lease</w:t>
-      </w:r>
-    </w:p>
-    <w:p>
-      <w:pPr>
-        <w:pStyle w:val="ListBullet"/>
-      </w:pPr>
-      <w:r>
-        <w:rPr>
-          <w:rFonts w:ascii="Calibri" w:hAnsi="Calibri"/>
-          <w:color w:val="263038"/>
-          <w:sz w:val="21"/>
-        </w:rPr>
-        <w:t>Renewal</w:t>
-      </w:r>
-    </w:p>
-    <w:p>
-      <w:pPr>
-        <w:pStyle w:val="ListBullet"/>
-      </w:pPr>
-      <w:r>
-        <w:rPr>
-          <w:rFonts w:ascii="Calibri" w:hAnsi="Calibri"/>
-          <w:color w:val="263038"/>
-          <w:sz w:val="21"/>
-        </w:rPr>
-        <w:t>Policy</w:t>
-      </w:r>
-    </w:p>
-    <w:p>
-      <w:pPr>
-        <w:pStyle w:val="ListBullet"/>
-      </w:pPr>
-      <w:r>
-        <w:rPr>
-          <w:rFonts w:ascii="Calibri" w:hAnsi="Calibri"/>
-          <w:color w:val="263038"/>
-          <w:sz w:val="21"/>
-        </w:rPr>
-        <w:t>Threshold</w:t>
-      </w:r>
-    </w:p>
-    <w:p>
-      <w:pPr>
-        <w:pStyle w:val="ListBullet"/>
-      </w:pPr>
-      <w:r>
-        <w:rPr>
-          <w:rFonts w:ascii="Calibri" w:hAnsi="Calibri"/>
-          <w:color w:val="263038"/>
-          <w:sz w:val="21"/>
-        </w:rPr>
-        <w:t>Scheduled Date</w:t>
-      </w:r>
-    </w:p>
-    <w:p>
-      <w:pPr>
-        <w:pStyle w:val="ListBullet"/>
-      </w:pPr>
-      <w:r>
-        <w:rPr>
-          <w:rFonts w:ascii="Calibri" w:hAnsi="Calibri"/>
-          <w:color w:val="263038"/>
-          <w:sz w:val="21"/>
-        </w:rPr>
-        <w:t>Channel</w:t>
-      </w:r>
-    </w:p>
-    <w:p>
-      <w:pPr>
-        <w:pStyle w:val="ListBullet"/>
-      </w:pPr>
-      <w:r>
-        <w:rPr>
-          <w:rFonts w:ascii="Calibri" w:hAnsi="Calibri"/>
-          <w:color w:val="263038"/>
-          <w:sz w:val="21"/>
-        </w:rPr>
-        <w:t>Recipient</w:t>
-      </w:r>
-    </w:p>
-    <w:p>
-      <w:pPr>
-        <w:pStyle w:val="ListBullet"/>
-      </w:pPr>
-      <w:r>
-        <w:rPr>
-          <w:rFonts w:ascii="Calibri" w:hAnsi="Calibri"/>
-          <w:color w:val="263038"/>
-          <w:sz w:val="21"/>
-        </w:rPr>
-        <w:t>Status</w:t>
-      </w:r>
-    </w:p>
-    <w:p>
-      <w:pPr>
-        <w:pStyle w:val="ListBullet"/>
-      </w:pPr>
-      <w:r>
-        <w:rPr>
-          <w:rFonts w:ascii="Calibri" w:hAnsi="Calibri"/>
-          <w:color w:val="263038"/>
-          <w:sz w:val="21"/>
-        </w:rPr>
-        <w:t>Sent At</w:t>
-      </w:r>
-    </w:p>
-    <w:p>
-      <w:pPr>
-        <w:pStyle w:val="ListBullet"/>
-      </w:pPr>
-      <w:r>
-        <w:rPr>
-          <w:rFonts w:ascii="Calibri" w:hAnsi="Calibri"/>
-          <w:color w:val="263038"/>
-          <w:sz w:val="21"/>
-        </w:rPr>
-        <w:t>Retries</w:t>
-      </w:r>
-    </w:p>
-    <w:p>
-      <w:pPr>
-        <w:pStyle w:val="ListBullet"/>
-      </w:pPr>
-      <w:r>
-        <w:rPr>
-          <w:rFonts w:ascii="Calibri" w:hAnsi="Calibri"/>
-          <w:color w:val="263038"/>
-          <w:sz w:val="21"/>
-        </w:rPr>
-        <w:t>Error</w:t>
-      </w:r>
-    </w:p>
-    <w:p>
-      <w:pPr>
-        <w:pStyle w:val="Heading1"/>
-      </w:pPr>
-      <w:r>
-        <w:t>17. Common Operating Procedures</w:t>
-      </w:r>
-    </w:p>
-    <w:p>
-      <w:pPr>
-        <w:pStyle w:val="Heading2"/>
-      </w:pPr>
-      <w:r>
-        <w:t>17.1 Register a New Lease</w:t>
-      </w:r>
-    </w:p>
-    <w:p>
-      <w:pPr>
-        <w:pStyle w:val="ListNumber"/>
-      </w:pPr>
-      <w:r>
-        <w:rPr>
-          <w:rFonts w:ascii="Calibri" w:hAnsi="Calibri"/>
-          <w:color w:val="263038"/>
-          <w:sz w:val="21"/>
-        </w:rPr>
-        <w:t xml:space="preserve">Confirm the </w:t>
-      </w:r>
-      <w:r>
-        <w:rPr>
-          <w:rFonts w:ascii="Consolas" w:hAnsi="Consolas"/>
-          <w:color w:val="246382"/>
-          <w:sz w:val="20"/>
-        </w:rPr>
-        <w:t>Property</w:t>
-      </w:r>
-      <w:r>
-        <w:rPr>
-          <w:rFonts w:ascii="Calibri" w:hAnsi="Calibri"/>
-          <w:color w:val="263038"/>
-          <w:sz w:val="21"/>
-        </w:rPr>
-        <w:t xml:space="preserve">, </w:t>
-      </w:r>
-      <w:r>
-        <w:rPr>
-          <w:rFonts w:ascii="Consolas" w:hAnsi="Consolas"/>
-          <w:color w:val="246382"/>
-          <w:sz w:val="20"/>
-        </w:rPr>
-        <w:t>Landlord</w:t>
-      </w:r>
-      <w:r>
-        <w:rPr>
-          <w:rFonts w:ascii="Calibri" w:hAnsi="Calibri"/>
-          <w:color w:val="263038"/>
-          <w:sz w:val="21"/>
-        </w:rPr>
-        <w:t xml:space="preserve">, and </w:t>
-      </w:r>
-      <w:r>
-        <w:rPr>
-          <w:rFonts w:ascii="Consolas" w:hAnsi="Consolas"/>
-          <w:color w:val="246382"/>
-          <w:sz w:val="20"/>
-        </w:rPr>
-        <w:t>Lease Department</w:t>
-      </w:r>
-      <w:r>
-        <w:rPr>
-          <w:rFonts w:ascii="Calibri" w:hAnsi="Calibri"/>
-          <w:color w:val="263038"/>
-          <w:sz w:val="21"/>
-        </w:rPr>
-        <w:t xml:space="preserve"> already exist.</w:t>
-      </w:r>
-    </w:p>
-    <w:p>
-      <w:pPr>
-        <w:pStyle w:val="ListNumber"/>
-      </w:pPr>
-      <w:r>
-        <w:rPr>
-          <w:rFonts w:ascii="Calibri" w:hAnsi="Calibri"/>
-          <w:color w:val="263038"/>
-          <w:sz w:val="21"/>
-        </w:rPr>
-        <w:t>Create the lease and complete ownership, term, and financial fields.</w:t>
-      </w:r>
-    </w:p>
-    <w:p>
-      <w:pPr>
-        <w:pStyle w:val="ListNumber"/>
-      </w:pPr>
-      <w:r>
-        <w:rPr>
-          <w:rFonts w:ascii="Calibri" w:hAnsi="Calibri"/>
-          <w:color w:val="263038"/>
-          <w:sz w:val="21"/>
-        </w:rPr>
-        <w:t>Add lease contacts.</w:t>
-      </w:r>
-    </w:p>
-    <w:p>
-      <w:pPr>
-        <w:pStyle w:val="ListNumber"/>
-      </w:pPr>
-      <w:r>
-        <w:rPr>
-          <w:rFonts w:ascii="Calibri" w:hAnsi="Calibri"/>
-          <w:color w:val="263038"/>
-          <w:sz w:val="21"/>
-        </w:rPr>
-        <w:t>Save and confirm notice deadline and next action date.</w:t>
-      </w:r>
-    </w:p>
-    <w:p>
-      <w:pPr>
-        <w:pStyle w:val="ListNumber"/>
-      </w:pPr>
-      <w:r>
-        <w:rPr>
-          <w:rFonts w:ascii="Calibri" w:hAnsi="Calibri"/>
-          <w:color w:val="263038"/>
-          <w:sz w:val="21"/>
-        </w:rPr>
-        <w:t xml:space="preserve">Upload the signed agreement under </w:t>
-      </w:r>
-      <w:r>
-        <w:rPr>
-          <w:rFonts w:ascii="Consolas" w:hAnsi="Consolas"/>
-          <w:color w:val="246382"/>
-          <w:sz w:val="20"/>
-        </w:rPr>
-        <w:t>Lease Documents</w:t>
-      </w:r>
-      <w:r>
-        <w:rPr>
-          <w:rFonts w:ascii="Calibri" w:hAnsi="Calibri"/>
-          <w:color w:val="263038"/>
-          <w:sz w:val="21"/>
-        </w:rPr>
-        <w:t>.</w:t>
-      </w:r>
-    </w:p>
-    <w:p>
-      <w:pPr>
-        <w:pStyle w:val="ListNumber"/>
-      </w:pPr>
-      <w:r>
-        <w:rPr>
-          <w:rFonts w:ascii="Calibri" w:hAnsi="Calibri"/>
-          <w:color w:val="263038"/>
-          <w:sz w:val="21"/>
-        </w:rPr>
-        <w:t>Create the initial rent schedules.</w:t>
-      </w:r>
-    </w:p>
-    <w:p>
-      <w:pPr>
-        <w:pStyle w:val="Heading2"/>
-      </w:pPr>
-      <w:r>
-        <w:t>17.2 Start a Renewal</w:t>
-      </w:r>
-    </w:p>
-    <w:p>
-      <w:pPr>
-        <w:pStyle w:val="ListNumber"/>
-      </w:pPr>
-      <w:r>
-        <w:rPr>
-          <w:rFonts w:ascii="Calibri" w:hAnsi="Calibri"/>
-          <w:color w:val="263038"/>
-          <w:sz w:val="21"/>
-        </w:rPr>
-        <w:t>Open the lease.</w:t>
-      </w:r>
-    </w:p>
-    <w:p>
-      <w:pPr>
-        <w:pStyle w:val="ListNumber"/>
-      </w:pPr>
-      <w:r>
-        <w:rPr>
-          <w:rFonts w:ascii="Calibri" w:hAnsi="Calibri"/>
-          <w:color w:val="263038"/>
-          <w:sz w:val="21"/>
-        </w:rPr>
-        <w:t>Review end date, notice deadline, and latest reminders.</w:t>
-      </w:r>
-    </w:p>
-    <w:p>
-      <w:pPr>
-        <w:pStyle w:val="ListNumber"/>
-      </w:pPr>
-      <w:r>
-        <w:rPr>
-          <w:rFonts w:ascii="Calibri" w:hAnsi="Calibri"/>
-          <w:color w:val="263038"/>
-          <w:sz w:val="21"/>
-        </w:rPr>
-        <w:t xml:space="preserve">Create a </w:t>
-      </w:r>
-      <w:r>
-        <w:rPr>
-          <w:rFonts w:ascii="Consolas" w:hAnsi="Consolas"/>
-          <w:color w:val="246382"/>
-          <w:sz w:val="20"/>
-        </w:rPr>
-        <w:t>Renewal Request</w:t>
-      </w:r>
-      <w:r>
-        <w:rPr>
-          <w:rFonts w:ascii="Calibri" w:hAnsi="Calibri"/>
-          <w:color w:val="263038"/>
-          <w:sz w:val="21"/>
-        </w:rPr>
-        <w:t>.</w:t>
-      </w:r>
-    </w:p>
-    <w:p>
-      <w:pPr>
-        <w:pStyle w:val="ListNumber"/>
-      </w:pPr>
-      <w:r>
-        <w:rPr>
-          <w:rFonts w:ascii="Calibri" w:hAnsi="Calibri"/>
-          <w:color w:val="263038"/>
-          <w:sz w:val="21"/>
-        </w:rPr>
-        <w:t>Adjust proposed terms and business justification.</w:t>
-      </w:r>
-    </w:p>
-    <w:p>
-      <w:pPr>
-        <w:pStyle w:val="ListNumber"/>
-      </w:pPr>
-      <w:r>
-        <w:rPr>
-          <w:rFonts w:ascii="Calibri" w:hAnsi="Calibri"/>
-          <w:color w:val="263038"/>
-          <w:sz w:val="21"/>
-        </w:rPr>
-        <w:t>Submit for department review.</w:t>
-      </w:r>
-    </w:p>
-    <w:p>
-      <w:pPr>
-        <w:pStyle w:val="Heading2"/>
-      </w:pPr>
-      <w:r>
-        <w:t>17.3 Complete an Approved Renewal</w:t>
-      </w:r>
-    </w:p>
-    <w:p>
-      <w:pPr>
-        <w:pStyle w:val="ListNumber"/>
-      </w:pPr>
-      <w:r>
-        <w:rPr>
-          <w:rFonts w:ascii="Calibri" w:hAnsi="Calibri"/>
-          <w:color w:val="263038"/>
-          <w:sz w:val="21"/>
-        </w:rPr>
-        <w:t xml:space="preserve">Confirm the request is in </w:t>
-      </w:r>
-      <w:r>
-        <w:rPr>
-          <w:rFonts w:ascii="Consolas" w:hAnsi="Consolas"/>
-          <w:color w:val="246382"/>
-          <w:sz w:val="20"/>
-        </w:rPr>
-        <w:t>Approved</w:t>
-      </w:r>
-      <w:r>
-        <w:rPr>
-          <w:rFonts w:ascii="Calibri" w:hAnsi="Calibri"/>
-          <w:color w:val="263038"/>
-          <w:sz w:val="21"/>
-        </w:rPr>
-        <w:t>.</w:t>
-      </w:r>
-    </w:p>
-    <w:p>
-      <w:pPr>
-        <w:pStyle w:val="ListNumber"/>
-      </w:pPr>
-      <w:r>
-        <w:rPr>
-          <w:rFonts w:ascii="Calibri" w:hAnsi="Calibri"/>
-          <w:color w:val="263038"/>
-          <w:sz w:val="21"/>
-        </w:rPr>
-        <w:t xml:space="preserve">Upload the supporting </w:t>
-      </w:r>
-      <w:r>
-        <w:rPr>
-          <w:rFonts w:ascii="Consolas" w:hAnsi="Consolas"/>
-          <w:color w:val="246382"/>
-          <w:sz w:val="20"/>
-        </w:rPr>
-        <w:t>Renewal Letter</w:t>
-      </w:r>
-      <w:r>
-        <w:rPr>
-          <w:rFonts w:ascii="Calibri" w:hAnsi="Calibri"/>
-          <w:color w:val="263038"/>
-          <w:sz w:val="21"/>
-        </w:rPr>
-        <w:t xml:space="preserve"> or </w:t>
-      </w:r>
-      <w:r>
-        <w:rPr>
-          <w:rFonts w:ascii="Consolas" w:hAnsi="Consolas"/>
-          <w:color w:val="246382"/>
-          <w:sz w:val="20"/>
-        </w:rPr>
-        <w:t>Approval</w:t>
-      </w:r>
-      <w:r>
-        <w:rPr>
-          <w:rFonts w:ascii="Calibri" w:hAnsi="Calibri"/>
-          <w:color w:val="263038"/>
-          <w:sz w:val="21"/>
-        </w:rPr>
-        <w:t xml:space="preserve"> document.</w:t>
-      </w:r>
-    </w:p>
-    <w:p>
-      <w:pPr>
-        <w:pStyle w:val="ListNumber"/>
-      </w:pPr>
-      <w:r>
-        <w:rPr>
-          <w:rFonts w:ascii="Calibri" w:hAnsi="Calibri"/>
-          <w:color w:val="263038"/>
-          <w:sz w:val="21"/>
-        </w:rPr>
-        <w:t xml:space="preserve">Use </w:t>
-      </w:r>
-      <w:r>
-        <w:rPr>
-          <w:rFonts w:ascii="Consolas" w:hAnsi="Consolas"/>
-          <w:color w:val="246382"/>
-          <w:sz w:val="20"/>
-        </w:rPr>
-        <w:t>Mark Executed</w:t>
-      </w:r>
-      <w:r>
-        <w:rPr>
-          <w:rFonts w:ascii="Calibri" w:hAnsi="Calibri"/>
-          <w:color w:val="263038"/>
-          <w:sz w:val="21"/>
-        </w:rPr>
-        <w:t>.</w:t>
-      </w:r>
-    </w:p>
-    <w:p>
-      <w:pPr>
-        <w:pStyle w:val="ListNumber"/>
-      </w:pPr>
-      <w:r>
-        <w:rPr>
-          <w:rFonts w:ascii="Calibri" w:hAnsi="Calibri"/>
-          <w:color w:val="263038"/>
-          <w:sz w:val="21"/>
-        </w:rPr>
-        <w:t>Confirm the successor lease was created if applicable.</w:t>
-      </w:r>
-    </w:p>
-    <w:p>
-      <w:pPr>
-        <w:pStyle w:val="ListNumber"/>
-      </w:pPr>
-      <w:r>
-        <w:rPr>
-          <w:rFonts w:ascii="Calibri" w:hAnsi="Calibri"/>
-          <w:color w:val="263038"/>
-          <w:sz w:val="21"/>
-        </w:rPr>
-        <w:t>Add new rent schedules for the successor lease.</w:t>
-      </w:r>
-    </w:p>
-    <w:p>
-      <w:pPr>
-        <w:pStyle w:val="Heading2"/>
-      </w:pPr>
-      <w:r>
-        <w:t>17.4 Close Out a Rejected or Terminated Renewal</w:t>
-      </w:r>
-    </w:p>
-    <w:p>
-      <w:pPr>
-        <w:pStyle w:val="ListNumber"/>
-      </w:pPr>
-      <w:r>
-        <w:rPr>
-          <w:rFonts w:ascii="Calibri" w:hAnsi="Calibri"/>
-          <w:color w:val="263038"/>
-          <w:sz w:val="21"/>
-        </w:rPr>
-        <w:t>Review the final comment and rejection reason.</w:t>
-      </w:r>
-    </w:p>
-    <w:p>
-      <w:pPr>
-        <w:pStyle w:val="ListNumber"/>
-      </w:pPr>
-      <w:r>
-        <w:rPr>
-          <w:rFonts w:ascii="Calibri" w:hAnsi="Calibri"/>
-          <w:color w:val="263038"/>
-          <w:sz w:val="21"/>
-        </w:rPr>
-        <w:t>Confirm whether the original lease should remain active until expiry or be treated as terminating.</w:t>
-      </w:r>
-    </w:p>
-    <w:p>
-      <w:pPr>
-        <w:pStyle w:val="ListNumber"/>
-      </w:pPr>
-      <w:r>
-        <w:rPr>
-          <w:rFonts w:ascii="Calibri" w:hAnsi="Calibri"/>
-          <w:color w:val="263038"/>
-          <w:sz w:val="21"/>
-        </w:rPr>
-        <w:t>Update supporting documents and notes as needed.</w:t>
-      </w:r>
-    </w:p>
-    <w:p>
-      <w:pPr>
-        <w:pStyle w:val="Heading1"/>
-      </w:pPr>
-      <w:r>
-        <w:t>18. Troubleshooting Tips</w:t>
-      </w:r>
-    </w:p>
-    <w:p>
-      <w:pPr>
-        <w:pStyle w:val="ListBullet"/>
-      </w:pPr>
-      <w:r>
-        <w:rPr>
-          <w:rFonts w:ascii="Calibri" w:hAnsi="Calibri"/>
-          <w:color w:val="263038"/>
-          <w:sz w:val="21"/>
-        </w:rPr>
-        <w:t>If a user cannot create or edit a Lease, verify their role, assignment or Lease Department User Permission, confidentiality clearance, and the current workflow or document state.</w:t>
-      </w:r>
-    </w:p>
-    <w:p>
-      <w:pPr>
-        <w:pStyle w:val="ListBullet"/>
-      </w:pPr>
-      <w:r>
-        <w:rPr>
-          <w:rFonts w:ascii="Calibri" w:hAnsi="Calibri"/>
-          <w:color w:val="263038"/>
-          <w:sz w:val="21"/>
-        </w:rPr>
-        <w:t xml:space="preserve">If a renewal cannot be completed, check for the required </w:t>
-      </w:r>
-      <w:r>
-        <w:rPr>
-          <w:rFonts w:ascii="Consolas" w:hAnsi="Consolas"/>
-          <w:color w:val="246382"/>
-          <w:sz w:val="20"/>
-        </w:rPr>
-        <w:t>Lease Document</w:t>
-      </w:r>
-      <w:r>
-        <w:rPr>
-          <w:rFonts w:ascii="Calibri" w:hAnsi="Calibri"/>
-          <w:color w:val="263038"/>
-          <w:sz w:val="21"/>
-        </w:rPr>
-        <w:t xml:space="preserve"> category.</w:t>
-      </w:r>
-    </w:p>
-    <w:p>
-      <w:pPr>
-        <w:pStyle w:val="ListBullet"/>
-      </w:pPr>
-      <w:r>
-        <w:rPr>
-          <w:rFonts w:ascii="Calibri" w:hAnsi="Calibri"/>
-          <w:color w:val="263038"/>
-          <w:sz w:val="21"/>
-        </w:rPr>
-        <w:t>If a rent schedule will not save, confirm the currency matches the parent lease and the period stays within lease dates.</w:t>
-      </w:r>
-    </w:p>
-    <w:p>
-      <w:pPr>
-        <w:pStyle w:val="ListBullet"/>
-      </w:pPr>
-      <w:r>
-        <w:rPr>
-          <w:rFonts w:ascii="Calibri" w:hAnsi="Calibri"/>
-          <w:color w:val="263038"/>
-          <w:sz w:val="21"/>
-        </w:rPr>
-        <w:t xml:space="preserve">If reminders are not sending, review </w:t>
-      </w:r>
-      <w:r>
-        <w:rPr>
-          <w:rFonts w:ascii="Consolas" w:hAnsi="Consolas"/>
-          <w:color w:val="246382"/>
-          <w:sz w:val="20"/>
-        </w:rPr>
-        <w:t>Settings</w:t>
-      </w:r>
-      <w:r>
-        <w:rPr>
-          <w:rFonts w:ascii="Calibri" w:hAnsi="Calibri"/>
-          <w:color w:val="263038"/>
-          <w:sz w:val="21"/>
-        </w:rPr>
-        <w:t xml:space="preserve">, the chosen </w:t>
-      </w:r>
-      <w:r>
-        <w:rPr>
-          <w:rFonts w:ascii="Consolas" w:hAnsi="Consolas"/>
-          <w:color w:val="246382"/>
-          <w:sz w:val="20"/>
-        </w:rPr>
-        <w:t>Reminder Policy</w:t>
-      </w:r>
-      <w:r>
-        <w:rPr>
-          <w:rFonts w:ascii="Calibri" w:hAnsi="Calibri"/>
-          <w:color w:val="263038"/>
-          <w:sz w:val="21"/>
-        </w:rPr>
-        <w:t xml:space="preserve">, and the </w:t>
-      </w:r>
-      <w:r>
-        <w:rPr>
-          <w:rFonts w:ascii="Consolas" w:hAnsi="Consolas"/>
-          <w:color w:val="246382"/>
-          <w:sz w:val="20"/>
-        </w:rPr>
-        <w:t>Reminder Delivery</w:t>
-      </w:r>
-      <w:r>
-        <w:rPr>
-          <w:rFonts w:ascii="Calibri" w:hAnsi="Calibri"/>
-          <w:color w:val="263038"/>
-          <w:sz w:val="21"/>
-        </w:rPr>
-        <w:t xml:space="preserve"> report.</w:t>
-      </w:r>
-    </w:p>
-    <w:p>
-      <w:pPr>
-        <w:pStyle w:val="ListBullet"/>
-      </w:pPr>
-      <w:r>
-        <w:rPr>
-          <w:rFonts w:ascii="Calibri" w:hAnsi="Calibri"/>
-          <w:color w:val="263038"/>
-          <w:sz w:val="21"/>
-        </w:rPr>
-        <w:t>If a lease status looks outdated, check whether the daily scheduler is running successfully.</w:t>
-      </w:r>
-    </w:p>
-    <w:p>
-      <w:pPr>
-        <w:pStyle w:val="Heading1"/>
-      </w:pPr>
-      <w:r>
-        <w:t>19. Good Data Entry Practices</w:t>
-      </w:r>
-    </w:p>
-    <w:p>
-      <w:pPr>
-        <w:pStyle w:val="ListBullet"/>
-      </w:pPr>
-      <w:r>
-        <w:rPr>
-          <w:rFonts w:ascii="Calibri" w:hAnsi="Calibri"/>
-          <w:color w:val="263038"/>
-          <w:sz w:val="21"/>
-        </w:rPr>
-        <w:t>Use consistent property names, regions, and department codes.</w:t>
-      </w:r>
-    </w:p>
-    <w:p>
-      <w:pPr>
-        <w:pStyle w:val="ListBullet"/>
-      </w:pPr>
-      <w:r>
-        <w:rPr>
-          <w:rFonts w:ascii="Calibri" w:hAnsi="Calibri"/>
-          <w:color w:val="263038"/>
-          <w:sz w:val="21"/>
-        </w:rPr>
-        <w:t>Always assign a responsible department and officer.</w:t>
-      </w:r>
-    </w:p>
-    <w:p>
-      <w:pPr>
-        <w:pStyle w:val="ListBullet"/>
-      </w:pPr>
-      <w:r>
-        <w:rPr>
-          <w:rFonts w:ascii="Calibri" w:hAnsi="Calibri"/>
-          <w:color w:val="263038"/>
-          <w:sz w:val="21"/>
-        </w:rPr>
-        <w:t>Enter either monthly rent or annual rent accurately and verify the derived amount.</w:t>
-      </w:r>
-    </w:p>
-    <w:p>
-      <w:pPr>
-        <w:pStyle w:val="ListBullet"/>
-      </w:pPr>
-      <w:r>
-        <w:rPr>
-          <w:rFonts w:ascii="Calibri" w:hAnsi="Calibri"/>
-          <w:color w:val="263038"/>
-          <w:sz w:val="21"/>
-        </w:rPr>
-        <w:t>Keep lease contacts up to date, especially reminder recipients.</w:t>
-      </w:r>
-    </w:p>
-    <w:p>
-      <w:pPr>
-        <w:pStyle w:val="ListBullet"/>
-      </w:pPr>
-      <w:r>
-        <w:rPr>
-          <w:rFonts w:ascii="Calibri" w:hAnsi="Calibri"/>
-          <w:color w:val="263038"/>
-          <w:sz w:val="21"/>
-        </w:rPr>
-        <w:t>Upload approval evidence before closing a renewal.</w:t>
-      </w:r>
-    </w:p>
-    <w:p>
-      <w:pPr>
-        <w:pStyle w:val="ListBullet"/>
-      </w:pPr>
-      <w:r>
-        <w:rPr>
-          <w:rFonts w:ascii="Calibri" w:hAnsi="Calibri"/>
-          <w:color w:val="263038"/>
-          <w:sz w:val="21"/>
-        </w:rPr>
-        <w:t>Review upcoming expiries and upcoming payments at least weekly.</w:t>
-      </w:r>
-    </w:p>
-    <w:p>
-      <w:pPr>
-        <w:pStyle w:val="Heading1"/>
-      </w:pPr>
-      <w:r>
-        <w:t>20. Summary</w:t>
-      </w:r>
-    </w:p>
-    <w:p>
-      <w:r>
-        <w:rPr>
-          <w:rFonts w:ascii="Calibri" w:hAnsi="Calibri"/>
-          <w:color w:val="263038"/>
-          <w:sz w:val="21"/>
-        </w:rPr>
-        <w:t>Rent Renewal Tracker is designed to give one controlled process for lease ownership, payment planning, renewal governance, and reminder visibility. The strongest results come from:</w:t>
-      </w:r>
-    </w:p>
-    <w:p>
-      <w:pPr>
-        <w:pStyle w:val="ListBullet"/>
-      </w:pPr>
-      <w:r>
-        <w:rPr>
-          <w:rFonts w:ascii="Calibri" w:hAnsi="Calibri"/>
-          <w:color w:val="263038"/>
-          <w:sz w:val="21"/>
-        </w:rPr>
-        <w:t>clean setup data</w:t>
-      </w:r>
-    </w:p>
-    <w:p>
-      <w:pPr>
-        <w:pStyle w:val="ListBullet"/>
-      </w:pPr>
-      <w:r>
-        <w:rPr>
-          <w:rFonts w:ascii="Calibri" w:hAnsi="Calibri"/>
-          <w:color w:val="263038"/>
-          <w:sz w:val="21"/>
-        </w:rPr>
-        <w:t>disciplined use of renewal workflow states</w:t>
-      </w:r>
-    </w:p>
-    <w:p>
-      <w:pPr>
-        <w:pStyle w:val="ListBullet"/>
-      </w:pPr>
-      <w:r>
-        <w:rPr>
-          <w:rFonts w:ascii="Calibri" w:hAnsi="Calibri"/>
-          <w:color w:val="263038"/>
-          <w:sz w:val="21"/>
-        </w:rPr>
-        <w:t>timely document uploads</w:t>
-      </w:r>
-    </w:p>
-    <w:p>
-      <w:pPr>
-        <w:pStyle w:val="ListBullet"/>
-      </w:pPr>
-      <w:r>
-        <w:rPr>
-          <w:rFonts w:ascii="Calibri" w:hAnsi="Calibri"/>
-          <w:color w:val="263038"/>
-          <w:sz w:val="21"/>
-        </w:rPr>
-        <w:t>active review of expiry and payment reports</w:t>
-      </w:r>
-    </w:p>
-    <w:p>
-      <w:pPr>
-        <w:pStyle w:val="ListBullet"/>
-      </w:pPr>
-      <w:r>
-        <w:rPr>
-          <w:rFonts w:ascii="Calibri" w:hAnsi="Calibri"/>
-          <w:color w:val="263038"/>
-          <w:sz w:val="21"/>
-        </w:rPr>
-        <w:t>correct reminder policy configuration</w:t>
-      </w:r>
-    </w:p>
-    <w:p>
-      <w:r>
-        <w:rPr>
-          <w:rFonts w:ascii="Calibri" w:hAnsi="Calibri"/>
-          <w:color w:val="263038"/>
-          <w:sz w:val="21"/>
-        </w:rPr>
-        <w:t>With those controls in place, the app becomes a reliable operating register for lease administration and rent renewal management.</w:t>
-      </w:r>
-    </w:p>
-    <w:p>
-      <w:pPr>
-        <w:pStyle w:val="Heading1"/>
-      </w:pPr>
-      <w:r>
-        <w:t>21. Dashboard, Personal Work Queue, and Visual Status Cues</w:t>
-      </w:r>
-    </w:p>
-    <w:p>
-      <w:pPr>
-        <w:pStyle w:val="Heading2"/>
-      </w:pPr>
-      <w:r>
-        <w:t>21.1 Dashboard cards and drill-down behavior</w:t>
-      </w:r>
-    </w:p>
-    <w:p>
-      <w:r>
-        <w:rPr>
-          <w:rFonts w:ascii="Calibri" w:hAnsi="Calibri"/>
-          <w:color w:val="263038"/>
-          <w:sz w:val="21"/>
-        </w:rPr>
-        <w:t>The workspace contains permission-aware cards for Expiring in 30 Days, Expiring in 60 Days, Expiring in 90 Days, Renewals Waiting for Me, Overdue Rent Obligations, Failed Reminders, and Annual Rent Exposure. Selecting a card opens the corresponding report with relevant filters. Annual Rent Exposure uses the configured default currency. If no default exists and the visible data contains more than one currency, it displays Multiple currencies instead of adding incomparable amounts.</w:t>
-      </w:r>
-    </w:p>
-    <w:p>
-      <w:pPr>
-        <w:pStyle w:val="Heading2"/>
-      </w:pPr>
-      <w:r>
-        <w:t>21.2 Dashboard charts</w:t>
-      </w:r>
-    </w:p>
-    <w:p>
-      <w:r>
-        <w:rPr>
-          <w:rFonts w:ascii="Calibri" w:hAnsi="Calibri"/>
-          <w:color w:val="263038"/>
-          <w:sz w:val="21"/>
-        </w:rPr>
-        <w:t>Lease Expiry Outlook uses the Upcoming Expiries report chart. Renewal Workflow uses the Renewal Pipeline report chart. Both inherit the current user's record-level access; dashboard counts are not intended to reveal inaccessible leases.</w:t>
-      </w:r>
-    </w:p>
-    <w:p>
-      <w:pPr>
-        <w:pStyle w:val="Heading2"/>
-      </w:pPr>
-      <w:r>
-        <w:t>21.3 My Actions</w:t>
-      </w:r>
-    </w:p>
-    <w:p>
-      <w:r>
-        <w:rPr>
-          <w:rFonts w:ascii="Calibri" w:hAnsi="Calibri"/>
-          <w:color w:val="263038"/>
-          <w:sz w:val="21"/>
-        </w:rPr>
-        <w:t>My Actions consolidates Renewal Approval, Overdue Payment, Lease Expiry, Document Expiry, and Failed Reminder work. Filter by Action Type or Priority. Critical items sort before High, Medium, and Low; within a priority, the earliest event date sorts first. Renewal approvals become High when older than seven days. Overdue payments become Critical when more than 30 days late. Lease expiries are High within 30 days, Medium within 60, and Low through 90 days. Expired documents and failed reminders are Critical; documents expiring soon are High.</w:t>
-      </w:r>
-    </w:p>
-    <w:p>
-      <w:pPr>
-        <w:pStyle w:val="Heading2"/>
-      </w:pPr>
-      <w:r>
-        <w:t>21.4 List and calendar indicators</w:t>
-      </w:r>
-    </w:p>
-    <w:p>
-      <w:r>
-        <w:rPr>
-          <w:rFonts w:ascii="Calibri" w:hAnsi="Calibri"/>
-          <w:color w:val="263038"/>
-          <w:sz w:val="21"/>
-        </w:rPr>
-        <w:t>Lease, Rent Schedule, Renewal Request, and Lease Document list views use colored indicators. Lease and Rent Schedule also provide calendar views. Lease calendar events span Start Date through End Date; Rent Schedule calendar events appear on Due Date. A Restricted lease displays a red access warning. Lease forms show the next contractual action. Renewal forms highlight changed proposed terms and the role currently expected to act. Lease Document forms warn when a document is Expiring Soon or Expired.</w:t>
-      </w:r>
-    </w:p>
-    <w:p>
-      <w:pPr>
-        <w:pStyle w:val="Heading1"/>
-      </w:pPr>
-      <w:r>
-        <w:t>22. Security, Permissions, and Information Boundaries</w:t>
-      </w:r>
-    </w:p>
-    <w:p>
-      <w:pPr>
-        <w:pStyle w:val="Heading2"/>
-      </w:pPr>
-      <w:r>
-        <w:t>22.1 Layered authorization model</w:t>
-      </w:r>
-    </w:p>
-    <w:p>
-      <w:r>
-        <w:rPr>
-          <w:rFonts w:ascii="Calibri" w:hAnsi="Calibri"/>
-          <w:color w:val="263038"/>
-          <w:sz w:val="21"/>
-        </w:rPr>
-        <w:t>Access is the intersection of four controls: application role, DocType permission, record assignment or department scope, and confidentiality clearance. A user may possess read permission for the Lease DocType and still see no record because the lease is outside the user's assignment, department permission, or clearance level. Guest users receive no application access.</w:t>
-      </w:r>
-    </w:p>
-    <w:p>
-      <w:pPr>
-        <w:pStyle w:val="Heading2"/>
-      </w:pPr>
-      <w:r>
-        <w:t>22.2 Unrestricted operational roles</w:t>
-      </w:r>
-    </w:p>
-    <w:p>
-      <w:r>
-        <w:rPr>
-          <w:rFonts w:ascii="Calibri" w:hAnsi="Calibri"/>
-          <w:color w:val="263038"/>
-          <w:sz w:val="21"/>
-        </w:rPr>
-        <w:t>Administrator, System Manager, Rent Renewal System Manager, and Lease Administrator bypass the lease assignment and confidentiality filters. This is operationally powerful; assign these roles only to trusted administrators. It does not change every DocType's create/write permission: the DocType matrix still determines what each role can do.</w:t>
-      </w:r>
-    </w:p>
-    <w:p>
-      <w:pPr>
-        <w:pStyle w:val="Heading2"/>
-      </w:pPr>
-      <w:r>
-        <w:t>22.3 Assigned-user and department access</w:t>
-      </w:r>
-    </w:p>
-    <w:p>
-      <w:r>
-        <w:rPr>
-          <w:rFonts w:ascii="Calibri" w:hAnsi="Calibri"/>
-          <w:color w:val="263038"/>
-          <w:sz w:val="21"/>
-        </w:rPr>
-        <w:t>For scoped users, a lease is visible when the user is the Responsible Officer, Contract Owner, or Backup Officer, or when a Frappe User Permission grants that user the lease's Lease Department. The User Permission must allow Lease Department, match Responsible Department, and either be globally applicable or applicable to Lease. The same rule flows down to Renewal Requests, Rent Schedules, Lease Documents, and Reminder Logs through their Lease link.</w:t>
-      </w:r>
-    </w:p>
-    <w:p>
-      <w:r>
-        <w:rPr>
-          <w:rFonts w:ascii="Calibri" w:hAnsi="Calibri"/>
-          <w:color w:val="263038"/>
-          <w:sz w:val="21"/>
-        </w:rPr>
-        <w:t>When a new Lease is saved, the same scope is evaluated from its proposed values before insertion. Unrestricted operational roles may create without assignment. A Responsible Officer must assign themselves as Responsible Officer, Contract Owner, or Backup Officer, or hold the matching Lease Department User Permission, and the selected classification must be within their clearance. Related records must link to a Lease the user is authorized to access.</w:t>
-      </w:r>
-    </w:p>
-    <w:p>
-      <w:pPr>
-        <w:pStyle w:val="Heading2"/>
-      </w:pPr>
-      <w:r>
-        <w:t>22.4 Confidentiality clearance</w:t>
-      </w:r>
-    </w:p>
-    <w:p>
-      <w:r>
-        <w:rPr>
-          <w:rFonts w:ascii="Calibri" w:hAnsi="Calibri"/>
-          <w:color w:val="263038"/>
-          <w:sz w:val="21"/>
-        </w:rPr>
-        <w:t>Lease Viewer can see Public and Internal leases. Responsible Officer, Department Head, and Finance Approver can see Public, Internal, and Confidential leases. Legal Approver, Management Approver, and Lease Auditor can see Public, Internal, Confidential, and Restricted leases. A user with multiple roles receives the union of those clearances. Restricted document access therefore still depends on both clearance and assignment/department scope unless the user has an unrestricted role.</w:t>
-      </w:r>
-    </w:p>
-    <w:p>
-      <w:pPr>
-        <w:pStyle w:val="Heading2"/>
-      </w:pPr>
-      <w:r>
-        <w:t>22.5 Workflow authorization and segregation of duties</w:t>
-      </w:r>
-    </w:p>
-    <w:p>
-      <w:r>
-        <w:rPr>
-          <w:rFonts w:ascii="Calibri" w:hAnsi="Calibri"/>
-          <w:color w:val="263038"/>
-          <w:sz w:val="21"/>
-        </w:rPr>
-        <w:t>An approver must have the role permitted for the current workflow transition and must be authorized for the lease. The requester cannot approve their own Department, Finance, Legal, or Management review stage. Return and Reject require a comment. Generic Frappe workflow email is disabled because it could attach a full PDF to every role holder; the application instead uses scoped notifications and reminder recipients.</w:t>
-      </w:r>
-    </w:p>
-    <w:p>
-      <w:pPr>
-        <w:pStyle w:val="Heading2"/>
-      </w:pPr>
-      <w:r>
-        <w:t>22.6 Private files and audit integrity</w:t>
-      </w:r>
-    </w:p>
-    <w:p>
-      <w:r>
-        <w:rPr>
-          <w:rFonts w:ascii="Calibri" w:hAnsi="Calibri"/>
-          <w:color w:val="263038"/>
-          <w:sz w:val="21"/>
-        </w:rPr>
-        <w:t>Lease Documents accept only private files. The user must be able to read the File and either own an unattached upload, own a file attached to the lease/document, use a temporary upload, or have read access to the original attached record. Existing document files cannot be replaced; a new revision must be created. Reminder Logs cannot be edited manually and cannot be deleted except during uninstall.</w:t>
-      </w:r>
-    </w:p>
-    <w:p>
-      <w:pPr>
-        <w:pStyle w:val="Heading1"/>
-      </w:pPr>
-      <w:r>
-        <w:t>23. Lifecycle Actions: Renewal and Termination</w:t>
-      </w:r>
-    </w:p>
-    <w:p>
-      <w:pPr>
-        <w:pStyle w:val="Heading2"/>
-      </w:pPr>
-      <w:r>
-        <w:t>23.1 Start from a lease</w:t>
-      </w:r>
-    </w:p>
-    <w:p>
-      <w:r>
-        <w:rPr>
-          <w:rFonts w:ascii="Calibri" w:hAnsi="Calibri"/>
-          <w:color w:val="263038"/>
-          <w:sz w:val="21"/>
-        </w:rPr>
-        <w:t>On a submitted lease in Active, Expiring Soon, or Expired status, open Lifecycle and select Start Renewal or Start Termination. The application creates a Renewal Request with recommendation Renew or Terminate and opens it. If an open request of the same type already exists, the existing request opens. If the open request is of the other type, complete or cancel it first.</w:t>
-      </w:r>
-    </w:p>
-    <w:p>
-      <w:pPr>
-        <w:pStyle w:val="Heading2"/>
-      </w:pPr>
-      <w:r>
-        <w:t>23.2 Termination-specific behavior</w:t>
-      </w:r>
-    </w:p>
-    <w:p>
-      <w:r>
-        <w:rPr>
-          <w:rFonts w:ascii="Calibri" w:hAnsi="Calibri"/>
-          <w:color w:val="263038"/>
-          <w:sz w:val="21"/>
-        </w:rPr>
-        <w:t>Termination uses the same approval chain. Outside Draft, Termination Effective Date and Termination Reason are mandatory. The parent lease displays Termination in Progress during the cycle. Before Mark Executed, attach a current private Approval document dated and linked to the lifecycle request. Completion marks the lease Terminated and does not create a successor lease.</w:t>
-      </w:r>
-    </w:p>
-    <w:p>
-      <w:pPr>
-        <w:pStyle w:val="Heading2"/>
-      </w:pPr>
-      <w:r>
-        <w:t>23.3 Renewal-specific execution</w:t>
-      </w:r>
-    </w:p>
-    <w:p>
-      <w:r>
-        <w:rPr>
-          <w:rFonts w:ascii="Calibri" w:hAnsi="Calibri"/>
-          <w:color w:val="263038"/>
-          <w:sz w:val="21"/>
-        </w:rPr>
-        <w:t>For Renew, Renegotiate, or Relocate, the approved request requires proposed property, start date, end date, currency, rent basis, and payment frequency before leaving Draft. Before execution, attach a current private Renewal Letter with Document Date and link it to the request. Mark Executed creates one successor lease, links predecessor and successor, copies ownership, contacts, landlord, classification, and selected financial structure, and applies approved proposed terms. A database uniqueness rule prevents more than one successor for the same predecessor.</w:t>
-      </w:r>
-    </w:p>
-    <w:p>
-      <w:pPr>
-        <w:pStyle w:val="Heading2"/>
-      </w:pPr>
-      <w:r>
-        <w:t>23.4 Cancellation and rejection</w:t>
-      </w:r>
-    </w:p>
-    <w:p>
-      <w:r>
-        <w:rPr>
-          <w:rFonts w:ascii="Calibri" w:hAnsi="Calibri"/>
-          <w:color w:val="263038"/>
-          <w:sz w:val="21"/>
-        </w:rPr>
-        <w:t>Reject is available only at Management Approval and stores the workflow comment as Rejection Reason. Canceling an open request clears the open-cycle key and returns the lease to Active or Expired based on its End Date. Rejection similarly restores the lease's operational status while retaining the request and decision history as evidence.</w:t>
-      </w:r>
-    </w:p>
-    <w:p>
-      <w:pPr>
-        <w:pStyle w:val="Heading1"/>
-      </w:pPr>
-      <w:r>
-        <w:t>24. Lease Document Lifecycle and Revision Control</w:t>
-      </w:r>
-    </w:p>
-    <w:p>
-      <w:pPr>
-        <w:pStyle w:val="Heading2"/>
-      </w:pPr>
-      <w:r>
-        <w:t>24.1 Supported files and size limits</w:t>
-      </w:r>
-    </w:p>
-    <w:p>
-      <w:r>
-        <w:rPr>
-          <w:rFonts w:ascii="Calibri" w:hAnsi="Calibri"/>
-          <w:color w:val="263038"/>
-          <w:sz w:val="21"/>
-        </w:rPr>
-        <w:t>Allowed extensions are CSV, DOCX, JPEG, JPG, PDF, PNG, TXT, and XLSX. The file must be private and must remain within the site's configured maximum file size.</w:t>
-      </w:r>
-    </w:p>
-    <w:p>
-      <w:pPr>
-        <w:pStyle w:val="Heading2"/>
-      </w:pPr>
-      <w:r>
-        <w:t>24.2 Status calculation</w:t>
-      </w:r>
-    </w:p>
-    <w:p>
-      <w:r>
-        <w:rPr>
-          <w:rFonts w:ascii="Calibri" w:hAnsi="Calibri"/>
-          <w:color w:val="263038"/>
-          <w:sz w:val="21"/>
-        </w:rPr>
-        <w:t>No Expiry Date is used when Expiry Date is blank. Current means the document is beyond the configured document-expiry warning window. Expiring Soon means the remaining days are at or below Document Expiring Soon Threshold. Expired means the date has passed. Superseded means a later revision exists. Daily automation refreshes these values.</w:t>
-      </w:r>
-    </w:p>
-    <w:p>
-      <w:pPr>
-        <w:pStyle w:val="Heading2"/>
-      </w:pPr>
-      <w:r>
-        <w:t>24.3 Creating a revision</w:t>
-      </w:r>
-    </w:p>
-    <w:p>
-      <w:r>
-        <w:rPr>
-          <w:rFonts w:ascii="Calibri" w:hAnsi="Calibri"/>
-          <w:color w:val="263038"/>
-          <w:sz w:val="21"/>
-        </w:rPr>
-        <w:t>Open the current Lease Document and select Create Revision. The new record inherits lease, lifecycle request, title, category, dates, and confidentiality. Upload a different private file and enter Revision Reason. The new record stays in the same Document Family ID with the next Revision number; Revised By and Revised On are recorded automatically. Saving the new revision marks the previous record and document status Superseded. Revisions must remain on the same lease and must branch only from the current revision.</w:t>
+        <w:t>Open the current Lease Document and select Create Revision. The action is shown only when the user can create Lease Documents and write the current revision. The new record inherits lease, lifecycle request, title, category, dates, and confidentiality. Upload a different private file and enter Revision Reason. Frappe assigns the new record name before Document Family ID and Revision number are calculated. Saving uses normal permission, validation, and change-tracking hooks to mark the previous revision Superseded and clear its expiry-attention value. Revisions must remain on the same lease and must branch only from the current revision; direct API calls receive the same checks.</w:t>
       </w:r>
     </w:p>
     <w:p>
@@ -15121,7 +15137,7 @@
                 <w:color w:val="263038"/>
                 <w:sz w:val="16"/>
               </w:rPr>
-              <w:t>Read-only, Unique</w:t>
+              <w:t>Read-only</w:t>
             </w:r>
           </w:p>
         </w:tc>
@@ -17517,6 +17533,76 @@
                 <w:sz w:val="16"/>
               </w:rPr>
               <w:t>-</w:t>
+            </w:r>
+          </w:p>
+        </w:tc>
+      </w:tr>
+      <w:tr>
+        <w:tc>
+          <w:tcPr>
+            <w:tcW w:type="dxa" w:w="2200"/>
+            <w:shd w:fill="F5F7F8"/>
+          </w:tcPr>
+          <w:p>
+            <w:r>
+              <w:rPr>
+                <w:rFonts w:ascii="Calibri" w:hAnsi="Calibri"/>
+                <w:b/>
+                <w:color w:val="263038"/>
+                <w:sz w:val="16"/>
+              </w:rPr>
+              <w:t>Amended From</w:t>
+            </w:r>
+          </w:p>
+        </w:tc>
+        <w:tc>
+          <w:tcPr>
+            <w:tcW w:type="dxa" w:w="1350"/>
+            <w:shd w:fill="F5F7F8"/>
+          </w:tcPr>
+          <w:p>
+            <w:r>
+              <w:rPr>
+                <w:rFonts w:ascii="Calibri" w:hAnsi="Calibri"/>
+                <w:b w:val="0"/>
+                <w:color w:val="263038"/>
+                <w:sz w:val="16"/>
+              </w:rPr>
+              <w:t>Link</w:t>
+            </w:r>
+          </w:p>
+        </w:tc>
+        <w:tc>
+          <w:tcPr>
+            <w:tcW w:type="dxa" w:w="1300"/>
+            <w:shd w:fill="F5F7F8"/>
+          </w:tcPr>
+          <w:p>
+            <w:r>
+              <w:rPr>
+                <w:rFonts w:ascii="Calibri" w:hAnsi="Calibri"/>
+                <w:b w:val="0"/>
+                <w:color w:val="263038"/>
+                <w:sz w:val="16"/>
+              </w:rPr>
+              <w:t>Read-only</w:t>
+            </w:r>
+          </w:p>
+        </w:tc>
+        <w:tc>
+          <w:tcPr>
+            <w:tcW w:type="dxa" w:w="4510"/>
+            <w:shd w:fill="F5F7F8"/>
+          </w:tcPr>
+          <w:p>
+            <w:r>
+              <w:rPr>
+                <w:rFonts w:ascii="Calibri" w:hAnsi="Calibri"/>
+                <w:b w:val="0"/>
+                <w:color w:val="263038"/>
+                <w:sz w:val="16"/>
+              </w:rPr>
+              <w:t>Lease</w:t>
             </w:r>
           </w:p>
         </w:tc>
@@ -21733,6 +21819,76 @@
           </w:p>
         </w:tc>
       </w:tr>
+      <w:tr>
+        <w:tc>
+          <w:tcPr>
+            <w:tcW w:type="dxa" w:w="2200"/>
+            <w:shd w:fill="F5F7F8"/>
+          </w:tcPr>
+          <w:p>
+            <w:r>
+              <w:rPr>
+                <w:rFonts w:ascii="Calibri" w:hAnsi="Calibri"/>
+                <w:b/>
+                <w:color w:val="263038"/>
+                <w:sz w:val="16"/>
+              </w:rPr>
+              <w:t>Amended From</w:t>
+            </w:r>
+          </w:p>
+        </w:tc>
+        <w:tc>
+          <w:tcPr>
+            <w:tcW w:type="dxa" w:w="1350"/>
+            <w:shd w:fill="F5F7F8"/>
+          </w:tcPr>
+          <w:p>
+            <w:r>
+              <w:rPr>
+                <w:rFonts w:ascii="Calibri" w:hAnsi="Calibri"/>
+                <w:b w:val="0"/>
+                <w:color w:val="263038"/>
+                <w:sz w:val="16"/>
+              </w:rPr>
+              <w:t>Link</w:t>
+            </w:r>
+          </w:p>
+        </w:tc>
+        <w:tc>
+          <w:tcPr>
+            <w:tcW w:type="dxa" w:w="1300"/>
+            <w:shd w:fill="F5F7F8"/>
+          </w:tcPr>
+          <w:p>
+            <w:r>
+              <w:rPr>
+                <w:rFonts w:ascii="Calibri" w:hAnsi="Calibri"/>
+                <w:b w:val="0"/>
+                <w:color w:val="263038"/>
+                <w:sz w:val="16"/>
+              </w:rPr>
+              <w:t>Read-only</w:t>
+            </w:r>
+          </w:p>
+        </w:tc>
+        <w:tc>
+          <w:tcPr>
+            <w:tcW w:type="dxa" w:w="4510"/>
+            <w:shd w:fill="F5F7F8"/>
+          </w:tcPr>
+          <w:p>
+            <w:r>
+              <w:rPr>
+                <w:rFonts w:ascii="Calibri" w:hAnsi="Calibri"/>
+                <w:b w:val="0"/>
+                <w:color w:val="263038"/>
+                <w:sz w:val="16"/>
+              </w:rPr>
+              <w:t>Renewal Request</w:t>
+            </w:r>
+          </w:p>
+        </w:tc>
+      </w:tr>
     </w:tbl>
     <w:p>
       <w:pPr>
@@ -22883,6 +23039,76 @@
                 <w:sz w:val="16"/>
               </w:rPr>
               <w:t>-</w:t>
+            </w:r>
+          </w:p>
+        </w:tc>
+      </w:tr>
+      <w:tr>
+        <w:tc>
+          <w:tcPr>
+            <w:tcW w:type="dxa" w:w="2200"/>
+            <w:shd w:fill="F5F7F8"/>
+          </w:tcPr>
+          <w:p>
+            <w:r>
+              <w:rPr>
+                <w:rFonts w:ascii="Calibri" w:hAnsi="Calibri"/>
+                <w:b/>
+                <w:color w:val="263038"/>
+                <w:sz w:val="16"/>
+              </w:rPr>
+              <w:t>Amended From</w:t>
+            </w:r>
+          </w:p>
+        </w:tc>
+        <w:tc>
+          <w:tcPr>
+            <w:tcW w:type="dxa" w:w="1350"/>
+            <w:shd w:fill="F5F7F8"/>
+          </w:tcPr>
+          <w:p>
+            <w:r>
+              <w:rPr>
+                <w:rFonts w:ascii="Calibri" w:hAnsi="Calibri"/>
+                <w:b w:val="0"/>
+                <w:color w:val="263038"/>
+                <w:sz w:val="16"/>
+              </w:rPr>
+              <w:t>Link</w:t>
+            </w:r>
+          </w:p>
+        </w:tc>
+        <w:tc>
+          <w:tcPr>
+            <w:tcW w:type="dxa" w:w="1300"/>
+            <w:shd w:fill="F5F7F8"/>
+          </w:tcPr>
+          <w:p>
+            <w:r>
+              <w:rPr>
+                <w:rFonts w:ascii="Calibri" w:hAnsi="Calibri"/>
+                <w:b w:val="0"/>
+                <w:color w:val="263038"/>
+                <w:sz w:val="16"/>
+              </w:rPr>
+              <w:t>Read-only</w:t>
+            </w:r>
+          </w:p>
+        </w:tc>
+        <w:tc>
+          <w:tcPr>
+            <w:tcW w:type="dxa" w:w="4510"/>
+            <w:shd w:fill="F5F7F8"/>
+          </w:tcPr>
+          <w:p>
+            <w:r>
+              <w:rPr>
+                <w:rFonts w:ascii="Calibri" w:hAnsi="Calibri"/>
+                <w:b w:val="0"/>
+                <w:color w:val="263038"/>
+                <w:sz w:val="16"/>
+              </w:rPr>
+              <w:t>Rent Schedule</w:t>
             </w:r>
           </w:p>
         </w:tc>

--- a/docs/Rent Renewal Tracker Knowledge Base and User Manual.docx
+++ b/docs/Rent Renewal Tracker Knowledge Base and User Manual.docx
@@ -4897,39 +4897,55 @@
       </w:r>
     </w:p>
     <w:p>
+      <w:pPr>
+        <w:pStyle w:val="Heading2"/>
+      </w:pPr>
+      <w:r>
+        <w:t>11.2 Who Can Create a Lease Document?</w:t>
+      </w:r>
+    </w:p>
+    <w:p>
       <w:r>
         <w:rPr>
           <w:rFonts w:ascii="Calibri" w:hAnsi="Calibri"/>
           <w:color w:val="263038"/>
           <w:sz w:val="21"/>
         </w:rPr>
-        <w:t>Every attached file must also be private. The application checks the user's permission to use the File record, its owner or original attachment, the allowed file extension, and the site's maximum file size. After attachment, Frappe resolves private-file access through the Lease Document, so the linked Lease scope and document confidentiality rule also govern file reads and downloads.</w:t>
-      </w:r>
-    </w:p>
-    <w:p>
-      <w:pPr>
-        <w:pStyle w:val="Heading2"/>
-      </w:pPr>
-      <w:r>
-        <w:t>11.2 Creating and Controlling Revisions</w:t>
-      </w:r>
-    </w:p>
-    <w:p>
+        <w:t>Under the application's default DocType permissions:</w:t>
+      </w:r>
+    </w:p>
+    <w:p>
+      <w:pPr>
+        <w:pStyle w:val="ListBullet"/>
+      </w:pPr>
+      <w:r>
+        <w:rPr>
+          <w:rFonts w:ascii="Consolas" w:hAnsi="Consolas"/>
+          <w:color w:val="246382"/>
+          <w:sz w:val="20"/>
+        </w:rPr>
+        <w:t>Administrator</w:t>
+      </w:r>
       <w:r>
         <w:rPr>
           <w:rFonts w:ascii="Calibri" w:hAnsi="Calibri"/>
           <w:color w:val="263038"/>
           <w:sz w:val="21"/>
         </w:rPr>
-        <w:t xml:space="preserve">The </w:t>
-      </w:r>
+        <w:t xml:space="preserve"> can create a Lease Document linked to any existing Lease because Frappe grants Administrator a permission bypass.</w:t>
+      </w:r>
+    </w:p>
+    <w:p>
+      <w:pPr>
+        <w:pStyle w:val="ListBullet"/>
+      </w:pPr>
       <w:r>
         <w:rPr>
           <w:rFonts w:ascii="Consolas" w:hAnsi="Consolas"/>
           <w:color w:val="246382"/>
           <w:sz w:val="20"/>
         </w:rPr>
-        <w:t>Create Revision</w:t>
+        <w:t>Rent Renewal System Manager</w:t>
       </w:r>
       <w:r>
         <w:rPr>
@@ -4937,7 +4953,7 @@
           <w:color w:val="263038"/>
           <w:sz w:val="21"/>
         </w:rPr>
-        <w:t xml:space="preserve"> action appears only for a current revision when the user can create Lease Documents and can write the current record. The new record receives its name before the application assigns Document Family ID, Revision number, Revised By, and Revised On through Frappe's validation lifecycle. A revision must use a different private file, remain on the same Lease, include a Revision Reason, and branch from the current revision. Saving it updates the previous revision through the normal Frappe save lifecycle, including permission checks and change tracking, and marks the previous revision </w:t>
+        <w:t xml:space="preserve"> and </w:t>
       </w:r>
       <w:r>
         <w:rPr>
@@ -4945,7 +4961,7 @@
           <w:color w:val="246382"/>
           <w:sz w:val="20"/>
         </w:rPr>
-        <w:t>Superseded</w:t>
+        <w:t>Lease Administrator</w:t>
       </w:r>
       <w:r>
         <w:rPr>
@@ -4953,66 +4969,97 @@
           <w:color w:val="263038"/>
           <w:sz w:val="21"/>
         </w:rPr>
-        <w:t>.</w:t>
-      </w:r>
-    </w:p>
-    <w:p>
+        <w:t xml:space="preserve"> can create a Lease Document linked to any existing Lease. These roles bypass Lease assignment, department scope, and confidentiality filters.</w:t>
+      </w:r>
+    </w:p>
+    <w:p>
+      <w:pPr>
+        <w:pStyle w:val="ListBullet"/>
+      </w:pPr>
+      <w:r>
+        <w:rPr>
+          <w:rFonts w:ascii="Consolas" w:hAnsi="Consolas"/>
+          <w:color w:val="246382"/>
+          <w:sz w:val="20"/>
+        </w:rPr>
+        <w:t>Responsible Officer</w:t>
+      </w:r>
       <w:r>
         <w:rPr>
           <w:rFonts w:ascii="Calibri" w:hAnsi="Calibri"/>
           <w:color w:val="263038"/>
           <w:sz w:val="21"/>
         </w:rPr>
-        <w:t>Document classifications and revision permissions are enforced on direct API requests as well as the Desk form; hiding the button is only a usability aid.</w:t>
-      </w:r>
-    </w:p>
-    <w:p>
+        <w:t xml:space="preserve"> can create a Lease Document only when the linked Lease is within the user's assignment or Lease Department scope and both the parent Lease and the document are within the user's confidentiality clearance.</w:t>
+      </w:r>
+    </w:p>
+    <w:p>
+      <w:pPr>
+        <w:pStyle w:val="ListBullet"/>
+      </w:pPr>
+      <w:r>
+        <w:rPr>
+          <w:rFonts w:ascii="Consolas" w:hAnsi="Consolas"/>
+          <w:color w:val="246382"/>
+          <w:sz w:val="20"/>
+        </w:rPr>
+        <w:t>System Manager</w:t>
+      </w:r>
       <w:r>
         <w:rPr>
           <w:rFonts w:ascii="Calibri" w:hAnsi="Calibri"/>
           <w:color w:val="263038"/>
           <w:sz w:val="21"/>
         </w:rPr>
-        <w:t>Document categories include:</w:t>
-      </w:r>
-    </w:p>
-    <w:p>
-      <w:pPr>
-        <w:pStyle w:val="ListBullet"/>
-      </w:pPr>
+        <w:t xml:space="preserve"> by itself cannot create a Lease Document. The role bypasses the application's record-level Lease filters, but it does not have Lease Document create permission in the default DocType permission matrix. The user must also hold </w:t>
+      </w:r>
       <w:r>
         <w:rPr>
           <w:rFonts w:ascii="Consolas" w:hAnsi="Consolas"/>
           <w:color w:val="246382"/>
           <w:sz w:val="20"/>
         </w:rPr>
-        <w:t>Signed Agreement</w:t>
-      </w:r>
-    </w:p>
-    <w:p>
-      <w:pPr>
-        <w:pStyle w:val="ListBullet"/>
-      </w:pPr>
+        <w:t>Rent Renewal System Manager</w:t>
+      </w:r>
+      <w:r>
+        <w:rPr>
+          <w:rFonts w:ascii="Calibri" w:hAnsi="Calibri"/>
+          <w:color w:val="263038"/>
+          <w:sz w:val="21"/>
+        </w:rPr>
+        <w:t xml:space="preserve">, </w:t>
+      </w:r>
       <w:r>
         <w:rPr>
           <w:rFonts w:ascii="Consolas" w:hAnsi="Consolas"/>
           <w:color w:val="246382"/>
           <w:sz w:val="20"/>
         </w:rPr>
-        <w:t>Addendum</w:t>
-      </w:r>
-    </w:p>
-    <w:p>
-      <w:pPr>
-        <w:pStyle w:val="ListBullet"/>
-      </w:pPr>
+        <w:t>Lease Administrator</w:t>
+      </w:r>
+      <w:r>
+        <w:rPr>
+          <w:rFonts w:ascii="Calibri" w:hAnsi="Calibri"/>
+          <w:color w:val="263038"/>
+          <w:sz w:val="21"/>
+        </w:rPr>
+        <w:t xml:space="preserve">, </w:t>
+      </w:r>
       <w:r>
         <w:rPr>
           <w:rFonts w:ascii="Consolas" w:hAnsi="Consolas"/>
           <w:color w:val="246382"/>
           <w:sz w:val="20"/>
         </w:rPr>
-        <w:t>Renewal Letter</w:t>
+        <w:t>Responsible Officer</w:t>
+      </w:r>
+      <w:r>
+        <w:rPr>
+          <w:rFonts w:ascii="Calibri" w:hAnsi="Calibri"/>
+          <w:color w:val="263038"/>
+          <w:sz w:val="21"/>
+        </w:rPr>
+        <w:t>, or an explicitly configured custom create permission.</w:t>
       </w:r>
     </w:p>
     <w:p>
@@ -5025,95 +5072,105 @@
           <w:color w:val="246382"/>
           <w:sz w:val="20"/>
         </w:rPr>
-        <w:t>Approval</w:t>
-      </w:r>
-    </w:p>
-    <w:p>
-      <w:pPr>
-        <w:pStyle w:val="ListBullet"/>
-      </w:pPr>
+        <w:t>Department Head</w:t>
+      </w:r>
+      <w:r>
+        <w:rPr>
+          <w:rFonts w:ascii="Calibri" w:hAnsi="Calibri"/>
+          <w:color w:val="263038"/>
+          <w:sz w:val="21"/>
+        </w:rPr>
+        <w:t xml:space="preserve">, </w:t>
+      </w:r>
       <w:r>
         <w:rPr>
           <w:rFonts w:ascii="Consolas" w:hAnsi="Consolas"/>
           <w:color w:val="246382"/>
           <w:sz w:val="20"/>
         </w:rPr>
-        <w:t>Payment Receipt</w:t>
-      </w:r>
-    </w:p>
-    <w:p>
-      <w:pPr>
-        <w:pStyle w:val="ListBullet"/>
-      </w:pPr>
+        <w:t>Finance Approver</w:t>
+      </w:r>
+      <w:r>
+        <w:rPr>
+          <w:rFonts w:ascii="Calibri" w:hAnsi="Calibri"/>
+          <w:color w:val="263038"/>
+          <w:sz w:val="21"/>
+        </w:rPr>
+        <w:t xml:space="preserve">, </w:t>
+      </w:r>
       <w:r>
         <w:rPr>
           <w:rFonts w:ascii="Consolas" w:hAnsi="Consolas"/>
           <w:color w:val="246382"/>
           <w:sz w:val="20"/>
         </w:rPr>
-        <w:t>Valuation</w:t>
-      </w:r>
-    </w:p>
-    <w:p>
-      <w:pPr>
-        <w:pStyle w:val="ListBullet"/>
-      </w:pPr>
+        <w:t>Legal Approver</w:t>
+      </w:r>
+      <w:r>
+        <w:rPr>
+          <w:rFonts w:ascii="Calibri" w:hAnsi="Calibri"/>
+          <w:color w:val="263038"/>
+          <w:sz w:val="21"/>
+        </w:rPr>
+        <w:t xml:space="preserve">, </w:t>
+      </w:r>
       <w:r>
         <w:rPr>
           <w:rFonts w:ascii="Consolas" w:hAnsi="Consolas"/>
           <w:color w:val="246382"/>
           <w:sz w:val="20"/>
         </w:rPr>
-        <w:t>Correspondence</w:t>
-      </w:r>
-    </w:p>
-    <w:p>
-      <w:pPr>
-        <w:pStyle w:val="ListBullet"/>
-      </w:pPr>
+        <w:t>Management Approver</w:t>
+      </w:r>
+      <w:r>
+        <w:rPr>
+          <w:rFonts w:ascii="Calibri" w:hAnsi="Calibri"/>
+          <w:color w:val="263038"/>
+          <w:sz w:val="21"/>
+        </w:rPr>
+        <w:t xml:space="preserve">, </w:t>
+      </w:r>
       <w:r>
         <w:rPr>
           <w:rFonts w:ascii="Consolas" w:hAnsi="Consolas"/>
           <w:color w:val="246382"/>
           <w:sz w:val="20"/>
         </w:rPr>
-        <w:t>Other</w:t>
-      </w:r>
-    </w:p>
-    <w:p>
+        <w:t>Lease Auditor</w:t>
+      </w:r>
       <w:r>
         <w:rPr>
           <w:rFonts w:ascii="Calibri" w:hAnsi="Calibri"/>
           <w:color w:val="263038"/>
           <w:sz w:val="21"/>
         </w:rPr>
-        <w:t>Important rule:</w:t>
-      </w:r>
-    </w:p>
-    <w:p>
-      <w:pPr>
-        <w:pStyle w:val="ListBullet"/>
-      </w:pPr>
+        <w:t xml:space="preserve">, and </w:t>
+      </w:r>
+      <w:r>
+        <w:rPr>
+          <w:rFonts w:ascii="Consolas" w:hAnsi="Consolas"/>
+          <w:color w:val="246382"/>
+          <w:sz w:val="20"/>
+        </w:rPr>
+        <w:t>Lease Viewer</w:t>
+      </w:r>
       <w:r>
         <w:rPr>
           <w:rFonts w:ascii="Calibri" w:hAnsi="Calibri"/>
           <w:color w:val="263038"/>
           <w:sz w:val="21"/>
         </w:rPr>
-        <w:t>A completed renewal requires a private supporting document before the workflow can be finalized.</w:t>
-      </w:r>
-    </w:p>
-    <w:p>
-      <w:pPr>
-        <w:pStyle w:val="ListBullet"/>
-      </w:pPr>
+        <w:t xml:space="preserve"> cannot create Lease Documents with only those roles. Their default Lease Document access is read-oriented.</w:t>
+      </w:r>
+    </w:p>
+    <w:p>
       <w:r>
         <w:rPr>
           <w:rFonts w:ascii="Calibri" w:hAnsi="Calibri"/>
           <w:color w:val="263038"/>
           <w:sz w:val="21"/>
         </w:rPr>
-        <w:t xml:space="preserve">If the recommendation is not </w:t>
+        <w:t xml:space="preserve">The </w:t>
       </w:r>
       <w:r>
         <w:rPr>
@@ -5121,7 +5178,7 @@
           <w:color w:val="246382"/>
           <w:sz w:val="20"/>
         </w:rPr>
-        <w:t>Terminate</w:t>
+        <w:t>Lease</w:t>
       </w:r>
       <w:r>
         <w:rPr>
@@ -5129,7 +5186,25 @@
           <w:color w:val="263038"/>
           <w:sz w:val="21"/>
         </w:rPr>
-        <w:t xml:space="preserve">, the required category is </w:t>
+        <w:t xml:space="preserve"> field is mandatory and must link to a saved Lease. Being named as Responsible Officer, Contract Owner, Backup Officer, a Lease contact, or an approver does not by itself grant Lease Document creation. The user must first have a role that grants Lease Document create permission.</w:t>
+      </w:r>
+    </w:p>
+    <w:p>
+      <w:pPr>
+        <w:pStyle w:val="Heading2"/>
+      </w:pPr>
+      <w:r>
+        <w:t>11.3 Exact Linked-Lease Requirements for a Responsible Officer</w:t>
+      </w:r>
+    </w:p>
+    <w:p>
+      <w:r>
+        <w:rPr>
+          <w:rFonts w:ascii="Calibri" w:hAnsi="Calibri"/>
+          <w:color w:val="263038"/>
+          <w:sz w:val="21"/>
+        </w:rPr>
+        <w:t xml:space="preserve">A user relying on the </w:t>
       </w:r>
       <w:r>
         <w:rPr>
@@ -5137,7 +5212,7 @@
           <w:color w:val="246382"/>
           <w:sz w:val="20"/>
         </w:rPr>
-        <w:t>Renewal Letter</w:t>
+        <w:t>Responsible Officer</w:t>
       </w:r>
       <w:r>
         <w:rPr>
@@ -5145,7 +5220,7 @@
           <w:color w:val="263038"/>
           <w:sz w:val="21"/>
         </w:rPr>
-        <w:t>.</w:t>
+        <w:t xml:space="preserve"> role must satisfy at least one of these scope conditions on the selected Lease:</w:t>
       </w:r>
     </w:p>
     <w:p>
@@ -5158,7 +5233,7 @@
           <w:color w:val="263038"/>
           <w:sz w:val="21"/>
         </w:rPr>
-        <w:t xml:space="preserve">If the recommendation is </w:t>
+        <w:t xml:space="preserve">The user's account is entered in </w:t>
       </w:r>
       <w:r>
         <w:rPr>
@@ -5166,7 +5241,7 @@
           <w:color w:val="246382"/>
           <w:sz w:val="20"/>
         </w:rPr>
-        <w:t>Terminate</w:t>
+        <w:t>Responsible Officer</w:t>
       </w:r>
       <w:r>
         <w:rPr>
@@ -5174,7 +5249,20 @@
           <w:color w:val="263038"/>
           <w:sz w:val="21"/>
         </w:rPr>
-        <w:t xml:space="preserve">, the required category is </w:t>
+        <w:t>.</w:t>
+      </w:r>
+    </w:p>
+    <w:p>
+      <w:pPr>
+        <w:pStyle w:val="ListBullet"/>
+      </w:pPr>
+      <w:r>
+        <w:rPr>
+          <w:rFonts w:ascii="Calibri" w:hAnsi="Calibri"/>
+          <w:color w:val="263038"/>
+          <w:sz w:val="21"/>
+        </w:rPr>
+        <w:t xml:space="preserve">The user's account is entered in </w:t>
       </w:r>
       <w:r>
         <w:rPr>
@@ -5182,7 +5270,7 @@
           <w:color w:val="246382"/>
           <w:sz w:val="20"/>
         </w:rPr>
-        <w:t>Approval</w:t>
+        <w:t>Contract Owner</w:t>
       </w:r>
       <w:r>
         <w:rPr>
@@ -5195,20 +5283,15 @@
     </w:p>
     <w:p>
       <w:pPr>
-        <w:pStyle w:val="Heading1"/>
-      </w:pPr>
-      <w:r>
-        <w:t>12. Rent Schedules and Payment Tracking</w:t>
-      </w:r>
-    </w:p>
-    <w:p>
+        <w:pStyle w:val="ListBullet"/>
+      </w:pPr>
       <w:r>
         <w:rPr>
           <w:rFonts w:ascii="Calibri" w:hAnsi="Calibri"/>
           <w:color w:val="263038"/>
           <w:sz w:val="21"/>
         </w:rPr>
-        <w:t xml:space="preserve">Open </w:t>
+        <w:t xml:space="preserve">The user's account is entered in </w:t>
       </w:r>
       <w:r>
         <w:rPr>
@@ -5216,7 +5299,7 @@
           <w:color w:val="246382"/>
           <w:sz w:val="20"/>
         </w:rPr>
-        <w:t>Operations &gt; Rent Schedules</w:t>
+        <w:t>Backup Officer</w:t>
       </w:r>
       <w:r>
         <w:rPr>
@@ -5228,203 +5311,308 @@
       </w:r>
     </w:p>
     <w:p>
+      <w:pPr>
+        <w:pStyle w:val="ListBullet"/>
+      </w:pPr>
       <w:r>
         <w:rPr>
           <w:rFonts w:ascii="Calibri" w:hAnsi="Calibri"/>
           <w:color w:val="263038"/>
           <w:sz w:val="21"/>
         </w:rPr>
-        <w:t>Use rent schedules to track planned payment obligations by lease and period.</w:t>
-      </w:r>
-    </w:p>
-    <w:p>
-      <w:pPr>
-        <w:pStyle w:val="Heading2"/>
-      </w:pPr>
-      <w:r>
-        <w:t>12.1 Key Fields</w:t>
-      </w:r>
-    </w:p>
-    <w:p>
-      <w:pPr>
-        <w:pStyle w:val="ListBullet"/>
-      </w:pPr>
+        <w:t xml:space="preserve">The user has a Frappe User Permission with </w:t>
+      </w:r>
       <w:r>
         <w:rPr>
           <w:rFonts w:ascii="Consolas" w:hAnsi="Consolas"/>
           <w:color w:val="246382"/>
           <w:sz w:val="20"/>
         </w:rPr>
-        <w:t>Lease</w:t>
-      </w:r>
-    </w:p>
-    <w:p>
-      <w:pPr>
-        <w:pStyle w:val="ListBullet"/>
-      </w:pPr>
+        <w:t>Allow</w:t>
+      </w:r>
+      <w:r>
+        <w:rPr>
+          <w:rFonts w:ascii="Calibri" w:hAnsi="Calibri"/>
+          <w:color w:val="263038"/>
+          <w:sz w:val="21"/>
+        </w:rPr>
+        <w:t xml:space="preserve"> set to </w:t>
+      </w:r>
       <w:r>
         <w:rPr>
           <w:rFonts w:ascii="Consolas" w:hAnsi="Consolas"/>
           <w:color w:val="246382"/>
           <w:sz w:val="20"/>
         </w:rPr>
-        <w:t>Description</w:t>
-      </w:r>
-    </w:p>
-    <w:p>
-      <w:pPr>
-        <w:pStyle w:val="ListBullet"/>
-      </w:pPr>
+        <w:t>Lease Department</w:t>
+      </w:r>
+      <w:r>
+        <w:rPr>
+          <w:rFonts w:ascii="Calibri" w:hAnsi="Calibri"/>
+          <w:color w:val="263038"/>
+          <w:sz w:val="21"/>
+        </w:rPr>
+        <w:t xml:space="preserve">, </w:t>
+      </w:r>
       <w:r>
         <w:rPr>
           <w:rFonts w:ascii="Consolas" w:hAnsi="Consolas"/>
           <w:color w:val="246382"/>
           <w:sz w:val="20"/>
         </w:rPr>
-        <w:t>Period From</w:t>
-      </w:r>
-    </w:p>
-    <w:p>
-      <w:pPr>
-        <w:pStyle w:val="ListBullet"/>
-      </w:pPr>
+        <w:t>For Value</w:t>
+      </w:r>
+      <w:r>
+        <w:rPr>
+          <w:rFonts w:ascii="Calibri" w:hAnsi="Calibri"/>
+          <w:color w:val="263038"/>
+          <w:sz w:val="21"/>
+        </w:rPr>
+        <w:t xml:space="preserve"> matching the Lease's </w:t>
+      </w:r>
       <w:r>
         <w:rPr>
           <w:rFonts w:ascii="Consolas" w:hAnsi="Consolas"/>
           <w:color w:val="246382"/>
           <w:sz w:val="20"/>
         </w:rPr>
-        <w:t>Period To</w:t>
-      </w:r>
-    </w:p>
-    <w:p>
-      <w:pPr>
-        <w:pStyle w:val="ListBullet"/>
-      </w:pPr>
+        <w:t>Responsible Department</w:t>
+      </w:r>
+      <w:r>
+        <w:rPr>
+          <w:rFonts w:ascii="Calibri" w:hAnsi="Calibri"/>
+          <w:color w:val="263038"/>
+          <w:sz w:val="21"/>
+        </w:rPr>
+        <w:t xml:space="preserve">, and </w:t>
+      </w:r>
       <w:r>
         <w:rPr>
           <w:rFonts w:ascii="Consolas" w:hAnsi="Consolas"/>
           <w:color w:val="246382"/>
           <w:sz w:val="20"/>
         </w:rPr>
-        <w:t>Due Date</w:t>
-      </w:r>
-    </w:p>
-    <w:p>
-      <w:pPr>
-        <w:pStyle w:val="ListBullet"/>
-      </w:pPr>
+        <w:t>Applicable For</w:t>
+      </w:r>
+      <w:r>
+        <w:rPr>
+          <w:rFonts w:ascii="Calibri" w:hAnsi="Calibri"/>
+          <w:color w:val="263038"/>
+          <w:sz w:val="21"/>
+        </w:rPr>
+        <w:t xml:space="preserve"> set to </w:t>
+      </w:r>
       <w:r>
         <w:rPr>
           <w:rFonts w:ascii="Consolas" w:hAnsi="Consolas"/>
           <w:color w:val="246382"/>
           <w:sz w:val="20"/>
         </w:rPr>
-        <w:t>Currency</w:t>
-      </w:r>
-    </w:p>
-    <w:p>
-      <w:pPr>
-        <w:pStyle w:val="ListBullet"/>
-      </w:pPr>
+        <w:t>Lease</w:t>
+      </w:r>
+      <w:r>
+        <w:rPr>
+          <w:rFonts w:ascii="Calibri" w:hAnsi="Calibri"/>
+          <w:color w:val="263038"/>
+          <w:sz w:val="21"/>
+        </w:rPr>
+        <w:t xml:space="preserve"> or left blank.</w:t>
+      </w:r>
+    </w:p>
+    <w:p>
+      <w:r>
+        <w:rPr>
+          <w:rFonts w:ascii="Calibri" w:hAnsi="Calibri"/>
+          <w:color w:val="263038"/>
+          <w:sz w:val="21"/>
+        </w:rPr>
+        <w:t xml:space="preserve">Scope alone is not sufficient. A user with only the </w:t>
+      </w:r>
       <w:r>
         <w:rPr>
           <w:rFonts w:ascii="Consolas" w:hAnsi="Consolas"/>
           <w:color w:val="246382"/>
           <w:sz w:val="20"/>
         </w:rPr>
-        <w:t>Base Rent</w:t>
-      </w:r>
-    </w:p>
-    <w:p>
-      <w:pPr>
-        <w:pStyle w:val="ListBullet"/>
-      </w:pPr>
+        <w:t>Responsible Officer</w:t>
+      </w:r>
+      <w:r>
+        <w:rPr>
+          <w:rFonts w:ascii="Calibri" w:hAnsi="Calibri"/>
+          <w:color w:val="263038"/>
+          <w:sz w:val="21"/>
+        </w:rPr>
+        <w:t xml:space="preserve"> role has clearance for Public, Internal, and Confidential parent Leases and for Internal and Confidential Lease Documents. That role cannot create a Restricted Lease Document or create against a Restricted Lease.</w:t>
+      </w:r>
+    </w:p>
+    <w:p>
+      <w:r>
+        <w:rPr>
+          <w:rFonts w:ascii="Calibri" w:hAnsi="Calibri"/>
+          <w:color w:val="263038"/>
+          <w:sz w:val="21"/>
+        </w:rPr>
+        <w:t xml:space="preserve">Frappe combines permissions from all roles assigned to a user. For example, a user who has both </w:t>
+      </w:r>
       <w:r>
         <w:rPr>
           <w:rFonts w:ascii="Consolas" w:hAnsi="Consolas"/>
           <w:color w:val="246382"/>
           <w:sz w:val="20"/>
         </w:rPr>
-        <w:t>Service Charge</w:t>
-      </w:r>
-    </w:p>
-    <w:p>
-      <w:pPr>
-        <w:pStyle w:val="ListBullet"/>
-      </w:pPr>
+        <w:t>Responsible Officer</w:t>
+      </w:r>
+      <w:r>
+        <w:rPr>
+          <w:rFonts w:ascii="Calibri" w:hAnsi="Calibri"/>
+          <w:color w:val="263038"/>
+          <w:sz w:val="21"/>
+        </w:rPr>
+        <w:t xml:space="preserve"> and </w:t>
+      </w:r>
       <w:r>
         <w:rPr>
           <w:rFonts w:ascii="Consolas" w:hAnsi="Consolas"/>
           <w:color w:val="246382"/>
           <w:sz w:val="20"/>
         </w:rPr>
-        <w:t>Tax</w:t>
-      </w:r>
-    </w:p>
-    <w:p>
-      <w:pPr>
-        <w:pStyle w:val="ListBullet"/>
-      </w:pPr>
+        <w:t>Legal Approver</w:t>
+      </w:r>
+      <w:r>
+        <w:rPr>
+          <w:rFonts w:ascii="Calibri" w:hAnsi="Calibri"/>
+          <w:color w:val="263038"/>
+          <w:sz w:val="21"/>
+        </w:rPr>
+        <w:t xml:space="preserve">, </w:t>
+      </w:r>
       <w:r>
         <w:rPr>
           <w:rFonts w:ascii="Consolas" w:hAnsi="Consolas"/>
           <w:color w:val="246382"/>
           <w:sz w:val="20"/>
         </w:rPr>
-        <w:t>Total Due</w:t>
-      </w:r>
-    </w:p>
-    <w:p>
-      <w:pPr>
-        <w:pStyle w:val="ListBullet"/>
-      </w:pPr>
+        <w:t>Management Approver</w:t>
+      </w:r>
+      <w:r>
+        <w:rPr>
+          <w:rFonts w:ascii="Calibri" w:hAnsi="Calibri"/>
+          <w:color w:val="263038"/>
+          <w:sz w:val="21"/>
+        </w:rPr>
+        <w:t xml:space="preserve">, or </w:t>
+      </w:r>
       <w:r>
         <w:rPr>
           <w:rFonts w:ascii="Consolas" w:hAnsi="Consolas"/>
           <w:color w:val="246382"/>
           <w:sz w:val="20"/>
         </w:rPr>
-        <w:t>Payment Status</w:t>
-      </w:r>
-    </w:p>
-    <w:p>
-      <w:pPr>
-        <w:pStyle w:val="ListBullet"/>
-      </w:pPr>
+        <w:t>Lease Auditor</w:t>
+      </w:r>
+      <w:r>
+        <w:rPr>
+          <w:rFonts w:ascii="Calibri" w:hAnsi="Calibri"/>
+          <w:color w:val="263038"/>
+          <w:sz w:val="21"/>
+        </w:rPr>
+        <w:t xml:space="preserve"> receives Lease Document create permission from </w:t>
+      </w:r>
       <w:r>
         <w:rPr>
           <w:rFonts w:ascii="Consolas" w:hAnsi="Consolas"/>
           <w:color w:val="246382"/>
           <w:sz w:val="20"/>
         </w:rPr>
-        <w:t>Schedule Status</w:t>
-      </w:r>
-    </w:p>
-    <w:p>
-      <w:pPr>
-        <w:pStyle w:val="ListBullet"/>
-      </w:pPr>
+        <w:t>Responsible Officer</w:t>
+      </w:r>
+      <w:r>
+        <w:rPr>
+          <w:rFonts w:ascii="Calibri" w:hAnsi="Calibri"/>
+          <w:color w:val="263038"/>
+          <w:sz w:val="21"/>
+        </w:rPr>
+        <w:t xml:space="preserve"> and Restricted clearance from the additional role. The user can then create a Restricted Lease Document for a Restricted Lease only when the assignment or Lease Department scope condition is also satisfied.</w:t>
+      </w:r>
+    </w:p>
+    <w:p>
+      <w:r>
+        <w:rPr>
+          <w:rFonts w:ascii="Calibri" w:hAnsi="Calibri"/>
+          <w:color w:val="263038"/>
+          <w:sz w:val="21"/>
+        </w:rPr>
+        <w:t>Every attached file must also be private. The application checks the user's permission to use the File record, its owner or original attachment, the allowed file extension, and the site's maximum file size. After attachment, Frappe resolves private-file access through the Lease Document, so the linked Lease scope and document confidentiality rule also govern file reads and downloads.</w:t>
+      </w:r>
+    </w:p>
+    <w:p>
+      <w:pPr>
+        <w:pStyle w:val="Heading2"/>
+      </w:pPr>
+      <w:r>
+        <w:t>11.4 Creating and Controlling Revisions</w:t>
+      </w:r>
+    </w:p>
+    <w:p>
+      <w:r>
+        <w:rPr>
+          <w:rFonts w:ascii="Calibri" w:hAnsi="Calibri"/>
+          <w:color w:val="263038"/>
+          <w:sz w:val="21"/>
+        </w:rPr>
+        <w:t xml:space="preserve">The </w:t>
+      </w:r>
       <w:r>
         <w:rPr>
           <w:rFonts w:ascii="Consolas" w:hAnsi="Consolas"/>
           <w:color w:val="246382"/>
           <w:sz w:val="20"/>
         </w:rPr>
-        <w:t>Payment Reference</w:t>
-      </w:r>
-    </w:p>
-    <w:p>
-      <w:pPr>
-        <w:pStyle w:val="ListBullet"/>
-      </w:pPr>
+        <w:t>Create Revision</w:t>
+      </w:r>
+      <w:r>
+        <w:rPr>
+          <w:rFonts w:ascii="Calibri" w:hAnsi="Calibri"/>
+          <w:color w:val="263038"/>
+          <w:sz w:val="21"/>
+        </w:rPr>
+        <w:t xml:space="preserve"> action appears only for a current revision when the user can create Lease Documents and can write the current record. The new record receives its name before the application assigns Document Family ID, Revision number, Revised By, and Revised On through Frappe's validation lifecycle. A revision must use a different private file, remain on the same Lease, include a Revision Reason, and branch from the current revision. Saving it updates the previous revision through the normal Frappe save lifecycle, including permission checks and change tracking, and marks the previous revision </w:t>
+      </w:r>
       <w:r>
         <w:rPr>
           <w:rFonts w:ascii="Consolas" w:hAnsi="Consolas"/>
           <w:color w:val="246382"/>
           <w:sz w:val="20"/>
         </w:rPr>
-        <w:t>Paid On</w:t>
+        <w:t>Superseded</w:t>
+      </w:r>
+      <w:r>
+        <w:rPr>
+          <w:rFonts w:ascii="Calibri" w:hAnsi="Calibri"/>
+          <w:color w:val="263038"/>
+          <w:sz w:val="21"/>
+        </w:rPr>
+        <w:t>.</w:t>
+      </w:r>
+    </w:p>
+    <w:p>
+      <w:r>
+        <w:rPr>
+          <w:rFonts w:ascii="Calibri" w:hAnsi="Calibri"/>
+          <w:color w:val="263038"/>
+          <w:sz w:val="21"/>
+        </w:rPr>
+        <w:t>Document classifications and revision permissions are enforced on direct API requests as well as the Desk form; hiding the button is only a usability aid.</w:t>
+      </w:r>
+    </w:p>
+    <w:p>
+      <w:r>
+        <w:rPr>
+          <w:rFonts w:ascii="Calibri" w:hAnsi="Calibri"/>
+          <w:color w:val="263038"/>
+          <w:sz w:val="21"/>
+        </w:rPr>
+        <w:t>Document categories include:</w:t>
       </w:r>
     </w:p>
     <w:p>
@@ -5437,15 +5625,98 @@
           <w:color w:val="246382"/>
           <w:sz w:val="20"/>
         </w:rPr>
-        <w:t>Notes</w:t>
-      </w:r>
-    </w:p>
-    <w:p>
-      <w:pPr>
-        <w:pStyle w:val="Heading2"/>
-      </w:pPr>
-      <w:r>
-        <w:t>12.2 System Behavior</w:t>
+        <w:t>Signed Agreement</w:t>
+      </w:r>
+    </w:p>
+    <w:p>
+      <w:pPr>
+        <w:pStyle w:val="ListBullet"/>
+      </w:pPr>
+      <w:r>
+        <w:rPr>
+          <w:rFonts w:ascii="Consolas" w:hAnsi="Consolas"/>
+          <w:color w:val="246382"/>
+          <w:sz w:val="20"/>
+        </w:rPr>
+        <w:t>Addendum</w:t>
+      </w:r>
+    </w:p>
+    <w:p>
+      <w:pPr>
+        <w:pStyle w:val="ListBullet"/>
+      </w:pPr>
+      <w:r>
+        <w:rPr>
+          <w:rFonts w:ascii="Consolas" w:hAnsi="Consolas"/>
+          <w:color w:val="246382"/>
+          <w:sz w:val="20"/>
+        </w:rPr>
+        <w:t>Renewal Letter</w:t>
+      </w:r>
+    </w:p>
+    <w:p>
+      <w:pPr>
+        <w:pStyle w:val="ListBullet"/>
+      </w:pPr>
+      <w:r>
+        <w:rPr>
+          <w:rFonts w:ascii="Consolas" w:hAnsi="Consolas"/>
+          <w:color w:val="246382"/>
+          <w:sz w:val="20"/>
+        </w:rPr>
+        <w:t>Approval</w:t>
+      </w:r>
+    </w:p>
+    <w:p>
+      <w:pPr>
+        <w:pStyle w:val="ListBullet"/>
+      </w:pPr>
+      <w:r>
+        <w:rPr>
+          <w:rFonts w:ascii="Consolas" w:hAnsi="Consolas"/>
+          <w:color w:val="246382"/>
+          <w:sz w:val="20"/>
+        </w:rPr>
+        <w:t>Payment Receipt</w:t>
+      </w:r>
+    </w:p>
+    <w:p>
+      <w:pPr>
+        <w:pStyle w:val="ListBullet"/>
+      </w:pPr>
+      <w:r>
+        <w:rPr>
+          <w:rFonts w:ascii="Consolas" w:hAnsi="Consolas"/>
+          <w:color w:val="246382"/>
+          <w:sz w:val="20"/>
+        </w:rPr>
+        <w:t>Valuation</w:t>
+      </w:r>
+    </w:p>
+    <w:p>
+      <w:pPr>
+        <w:pStyle w:val="ListBullet"/>
+      </w:pPr>
+      <w:r>
+        <w:rPr>
+          <w:rFonts w:ascii="Consolas" w:hAnsi="Consolas"/>
+          <w:color w:val="246382"/>
+          <w:sz w:val="20"/>
+        </w:rPr>
+        <w:t>Correspondence</w:t>
+      </w:r>
+    </w:p>
+    <w:p>
+      <w:pPr>
+        <w:pStyle w:val="ListBullet"/>
+      </w:pPr>
+      <w:r>
+        <w:rPr>
+          <w:rFonts w:ascii="Consolas" w:hAnsi="Consolas"/>
+          <w:color w:val="246382"/>
+          <w:sz w:val="20"/>
+        </w:rPr>
+        <w:t>Other</w:t>
       </w:r>
     </w:p>
     <w:p>
@@ -5455,7 +5726,33 @@
           <w:color w:val="263038"/>
           <w:sz w:val="21"/>
         </w:rPr>
-        <w:t xml:space="preserve">The system calculates </w:t>
+        <w:t>Important rule:</w:t>
+      </w:r>
+    </w:p>
+    <w:p>
+      <w:pPr>
+        <w:pStyle w:val="ListBullet"/>
+      </w:pPr>
+      <w:r>
+        <w:rPr>
+          <w:rFonts w:ascii="Calibri" w:hAnsi="Calibri"/>
+          <w:color w:val="263038"/>
+          <w:sz w:val="21"/>
+        </w:rPr>
+        <w:t>A completed renewal requires a private supporting document before the workflow can be finalized.</w:t>
+      </w:r>
+    </w:p>
+    <w:p>
+      <w:pPr>
+        <w:pStyle w:val="ListBullet"/>
+      </w:pPr>
+      <w:r>
+        <w:rPr>
+          <w:rFonts w:ascii="Calibri" w:hAnsi="Calibri"/>
+          <w:color w:val="263038"/>
+          <w:sz w:val="21"/>
+        </w:rPr>
+        <w:t xml:space="preserve">If the recommendation is not </w:t>
       </w:r>
       <w:r>
         <w:rPr>
@@ -5463,7 +5760,7 @@
           <w:color w:val="246382"/>
           <w:sz w:val="20"/>
         </w:rPr>
-        <w:t>Total Due</w:t>
+        <w:t>Terminate</w:t>
       </w:r>
       <w:r>
         <w:rPr>
@@ -5471,30 +5768,36 @@
           <w:color w:val="263038"/>
           <w:sz w:val="21"/>
         </w:rPr>
-        <w:t xml:space="preserve"> as:</w:t>
-      </w:r>
-    </w:p>
-    <w:p>
-      <w:pPr>
-        <w:pStyle w:val="ListBullet"/>
-      </w:pPr>
+        <w:t xml:space="preserve">, the required category is </w:t>
+      </w:r>
       <w:r>
         <w:rPr>
           <w:rFonts w:ascii="Consolas" w:hAnsi="Consolas"/>
           <w:color w:val="246382"/>
           <w:sz w:val="20"/>
         </w:rPr>
-        <w:t>Base Rent + Service Charge + Tax</w:t>
-      </w:r>
-    </w:p>
-    <w:p>
+        <w:t>Renewal Letter</w:t>
+      </w:r>
       <w:r>
         <w:rPr>
           <w:rFonts w:ascii="Calibri" w:hAnsi="Calibri"/>
           <w:color w:val="263038"/>
           <w:sz w:val="21"/>
         </w:rPr>
-        <w:t xml:space="preserve">The system also derives </w:t>
+        <w:t>.</w:t>
+      </w:r>
+    </w:p>
+    <w:p>
+      <w:pPr>
+        <w:pStyle w:val="ListBullet"/>
+      </w:pPr>
+      <w:r>
+        <w:rPr>
+          <w:rFonts w:ascii="Calibri" w:hAnsi="Calibri"/>
+          <w:color w:val="263038"/>
+          <w:sz w:val="21"/>
+        </w:rPr>
+        <w:t xml:space="preserve">If the recommendation is </w:t>
       </w:r>
       <w:r>
         <w:rPr>
@@ -5502,7 +5805,7 @@
           <w:color w:val="246382"/>
           <w:sz w:val="20"/>
         </w:rPr>
-        <w:t>Schedule Status</w:t>
+        <w:t>Terminate</w:t>
       </w:r>
       <w:r>
         <w:rPr>
@@ -5510,20 +5813,15 @@
           <w:color w:val="263038"/>
           <w:sz w:val="21"/>
         </w:rPr>
-        <w:t xml:space="preserve"> automatically:</w:t>
-      </w:r>
-    </w:p>
-    <w:p>
-      <w:pPr>
-        <w:pStyle w:val="ListBullet"/>
-      </w:pPr>
+        <w:t xml:space="preserve">, the required category is </w:t>
+      </w:r>
       <w:r>
         <w:rPr>
           <w:rFonts w:ascii="Consolas" w:hAnsi="Consolas"/>
           <w:color w:val="246382"/>
           <w:sz w:val="20"/>
         </w:rPr>
-        <w:t>Planned</w:t>
+        <w:t>Approval</w:t>
       </w:r>
       <w:r>
         <w:rPr>
@@ -5531,20 +5829,33 @@
           <w:color w:val="263038"/>
           <w:sz w:val="21"/>
         </w:rPr>
-        <w:t xml:space="preserve"> if due date is in the future</w:t>
-      </w:r>
-    </w:p>
-    <w:p>
-      <w:pPr>
-        <w:pStyle w:val="ListBullet"/>
-      </w:pPr>
+        <w:t>.</w:t>
+      </w:r>
+    </w:p>
+    <w:p>
+      <w:pPr>
+        <w:pStyle w:val="Heading1"/>
+      </w:pPr>
+      <w:r>
+        <w:t>12. Rent Schedules and Payment Tracking</w:t>
+      </w:r>
+    </w:p>
+    <w:p>
+      <w:r>
+        <w:rPr>
+          <w:rFonts w:ascii="Calibri" w:hAnsi="Calibri"/>
+          <w:color w:val="263038"/>
+          <w:sz w:val="21"/>
+        </w:rPr>
+        <w:t xml:space="preserve">Open </w:t>
+      </w:r>
       <w:r>
         <w:rPr>
           <w:rFonts w:ascii="Consolas" w:hAnsi="Consolas"/>
           <w:color w:val="246382"/>
           <w:sz w:val="20"/>
         </w:rPr>
-        <w:t>Due</w:t>
+        <w:t>Operations &gt; Rent Schedules</w:t>
       </w:r>
       <w:r>
         <w:rPr>
@@ -5552,7 +5863,25 @@
           <w:color w:val="263038"/>
           <w:sz w:val="21"/>
         </w:rPr>
-        <w:t xml:space="preserve"> if due today</w:t>
+        <w:t>.</w:t>
+      </w:r>
+    </w:p>
+    <w:p>
+      <w:r>
+        <w:rPr>
+          <w:rFonts w:ascii="Calibri" w:hAnsi="Calibri"/>
+          <w:color w:val="263038"/>
+          <w:sz w:val="21"/>
+        </w:rPr>
+        <w:t>Use rent schedules to track planned payment obligations by lease and period.</w:t>
+      </w:r>
+    </w:p>
+    <w:p>
+      <w:pPr>
+        <w:pStyle w:val="Heading2"/>
+      </w:pPr>
+      <w:r>
+        <w:t>12.1 Key Fields</w:t>
       </w:r>
     </w:p>
     <w:p>
@@ -5565,28 +5894,215 @@
           <w:color w:val="246382"/>
           <w:sz w:val="20"/>
         </w:rPr>
-        <w:t>Overdue</w:t>
-      </w:r>
+        <w:t>Lease</w:t>
+      </w:r>
+    </w:p>
+    <w:p>
+      <w:pPr>
+        <w:pStyle w:val="ListBullet"/>
+      </w:pPr>
+      <w:r>
+        <w:rPr>
+          <w:rFonts w:ascii="Consolas" w:hAnsi="Consolas"/>
+          <w:color w:val="246382"/>
+          <w:sz w:val="20"/>
+        </w:rPr>
+        <w:t>Description</w:t>
+      </w:r>
+    </w:p>
+    <w:p>
+      <w:pPr>
+        <w:pStyle w:val="ListBullet"/>
+      </w:pPr>
+      <w:r>
+        <w:rPr>
+          <w:rFonts w:ascii="Consolas" w:hAnsi="Consolas"/>
+          <w:color w:val="246382"/>
+          <w:sz w:val="20"/>
+        </w:rPr>
+        <w:t>Period From</w:t>
+      </w:r>
+    </w:p>
+    <w:p>
+      <w:pPr>
+        <w:pStyle w:val="ListBullet"/>
+      </w:pPr>
+      <w:r>
+        <w:rPr>
+          <w:rFonts w:ascii="Consolas" w:hAnsi="Consolas"/>
+          <w:color w:val="246382"/>
+          <w:sz w:val="20"/>
+        </w:rPr>
+        <w:t>Period To</w:t>
+      </w:r>
+    </w:p>
+    <w:p>
+      <w:pPr>
+        <w:pStyle w:val="ListBullet"/>
+      </w:pPr>
+      <w:r>
+        <w:rPr>
+          <w:rFonts w:ascii="Consolas" w:hAnsi="Consolas"/>
+          <w:color w:val="246382"/>
+          <w:sz w:val="20"/>
+        </w:rPr>
+        <w:t>Due Date</w:t>
+      </w:r>
+    </w:p>
+    <w:p>
+      <w:pPr>
+        <w:pStyle w:val="ListBullet"/>
+      </w:pPr>
+      <w:r>
+        <w:rPr>
+          <w:rFonts w:ascii="Consolas" w:hAnsi="Consolas"/>
+          <w:color w:val="246382"/>
+          <w:sz w:val="20"/>
+        </w:rPr>
+        <w:t>Currency</w:t>
+      </w:r>
+    </w:p>
+    <w:p>
+      <w:pPr>
+        <w:pStyle w:val="ListBullet"/>
+      </w:pPr>
+      <w:r>
+        <w:rPr>
+          <w:rFonts w:ascii="Consolas" w:hAnsi="Consolas"/>
+          <w:color w:val="246382"/>
+          <w:sz w:val="20"/>
+        </w:rPr>
+        <w:t>Base Rent</w:t>
+      </w:r>
+    </w:p>
+    <w:p>
+      <w:pPr>
+        <w:pStyle w:val="ListBullet"/>
+      </w:pPr>
+      <w:r>
+        <w:rPr>
+          <w:rFonts w:ascii="Consolas" w:hAnsi="Consolas"/>
+          <w:color w:val="246382"/>
+          <w:sz w:val="20"/>
+        </w:rPr>
+        <w:t>Service Charge</w:t>
+      </w:r>
+    </w:p>
+    <w:p>
+      <w:pPr>
+        <w:pStyle w:val="ListBullet"/>
+      </w:pPr>
+      <w:r>
+        <w:rPr>
+          <w:rFonts w:ascii="Consolas" w:hAnsi="Consolas"/>
+          <w:color w:val="246382"/>
+          <w:sz w:val="20"/>
+        </w:rPr>
+        <w:t>Tax</w:t>
+      </w:r>
+    </w:p>
+    <w:p>
+      <w:pPr>
+        <w:pStyle w:val="ListBullet"/>
+      </w:pPr>
+      <w:r>
+        <w:rPr>
+          <w:rFonts w:ascii="Consolas" w:hAnsi="Consolas"/>
+          <w:color w:val="246382"/>
+          <w:sz w:val="20"/>
+        </w:rPr>
+        <w:t>Total Due</w:t>
+      </w:r>
+    </w:p>
+    <w:p>
+      <w:pPr>
+        <w:pStyle w:val="ListBullet"/>
+      </w:pPr>
+      <w:r>
+        <w:rPr>
+          <w:rFonts w:ascii="Consolas" w:hAnsi="Consolas"/>
+          <w:color w:val="246382"/>
+          <w:sz w:val="20"/>
+        </w:rPr>
+        <w:t>Payment Status</w:t>
+      </w:r>
+    </w:p>
+    <w:p>
+      <w:pPr>
+        <w:pStyle w:val="ListBullet"/>
+      </w:pPr>
+      <w:r>
+        <w:rPr>
+          <w:rFonts w:ascii="Consolas" w:hAnsi="Consolas"/>
+          <w:color w:val="246382"/>
+          <w:sz w:val="20"/>
+        </w:rPr>
+        <w:t>Schedule Status</w:t>
+      </w:r>
+    </w:p>
+    <w:p>
+      <w:pPr>
+        <w:pStyle w:val="ListBullet"/>
+      </w:pPr>
+      <w:r>
+        <w:rPr>
+          <w:rFonts w:ascii="Consolas" w:hAnsi="Consolas"/>
+          <w:color w:val="246382"/>
+          <w:sz w:val="20"/>
+        </w:rPr>
+        <w:t>Payment Reference</w:t>
+      </w:r>
+    </w:p>
+    <w:p>
+      <w:pPr>
+        <w:pStyle w:val="ListBullet"/>
+      </w:pPr>
+      <w:r>
+        <w:rPr>
+          <w:rFonts w:ascii="Consolas" w:hAnsi="Consolas"/>
+          <w:color w:val="246382"/>
+          <w:sz w:val="20"/>
+        </w:rPr>
+        <w:t>Paid On</w:t>
+      </w:r>
+    </w:p>
+    <w:p>
+      <w:pPr>
+        <w:pStyle w:val="ListBullet"/>
+      </w:pPr>
+      <w:r>
+        <w:rPr>
+          <w:rFonts w:ascii="Consolas" w:hAnsi="Consolas"/>
+          <w:color w:val="246382"/>
+          <w:sz w:val="20"/>
+        </w:rPr>
+        <w:t>Notes</w:t>
+      </w:r>
+    </w:p>
+    <w:p>
+      <w:pPr>
+        <w:pStyle w:val="Heading2"/>
+      </w:pPr>
+      <w:r>
+        <w:t>12.2 System Behavior</w:t>
+      </w:r>
+    </w:p>
+    <w:p>
       <w:r>
         <w:rPr>
           <w:rFonts w:ascii="Calibri" w:hAnsi="Calibri"/>
           <w:color w:val="263038"/>
           <w:sz w:val="21"/>
         </w:rPr>
-        <w:t xml:space="preserve"> if due date has passed and not settled</w:t>
-      </w:r>
-    </w:p>
-    <w:p>
-      <w:pPr>
-        <w:pStyle w:val="ListBullet"/>
-      </w:pPr>
+        <w:t xml:space="preserve">The system calculates </w:t>
+      </w:r>
       <w:r>
         <w:rPr>
           <w:rFonts w:ascii="Consolas" w:hAnsi="Consolas"/>
           <w:color w:val="246382"/>
           <w:sz w:val="20"/>
         </w:rPr>
-        <w:t>Paid</w:t>
+        <w:t>Total Due</w:t>
       </w:r>
       <w:r>
         <w:rPr>
@@ -5594,28 +6110,38 @@
           <w:color w:val="263038"/>
           <w:sz w:val="21"/>
         </w:rPr>
-        <w:t xml:space="preserve"> if payment status is </w:t>
-      </w:r>
+        <w:t xml:space="preserve"> as:</w:t>
+      </w:r>
+    </w:p>
+    <w:p>
+      <w:pPr>
+        <w:pStyle w:val="ListBullet"/>
+      </w:pPr>
       <w:r>
         <w:rPr>
           <w:rFonts w:ascii="Consolas" w:hAnsi="Consolas"/>
           <w:color w:val="246382"/>
           <w:sz w:val="20"/>
         </w:rPr>
-        <w:t>Paid</w:t>
-      </w:r>
-    </w:p>
-    <w:p>
-      <w:pPr>
-        <w:pStyle w:val="ListBullet"/>
-      </w:pPr>
+        <w:t>Base Rent + Service Charge + Tax</w:t>
+      </w:r>
+    </w:p>
+    <w:p>
+      <w:r>
+        <w:rPr>
+          <w:rFonts w:ascii="Calibri" w:hAnsi="Calibri"/>
+          <w:color w:val="263038"/>
+          <w:sz w:val="21"/>
+        </w:rPr>
+        <w:t xml:space="preserve">The system also derives </w:t>
+      </w:r>
       <w:r>
         <w:rPr>
           <w:rFonts w:ascii="Consolas" w:hAnsi="Consolas"/>
           <w:color w:val="246382"/>
           <w:sz w:val="20"/>
         </w:rPr>
-        <w:t>Waived</w:t>
+        <w:t>Schedule Status</w:t>
       </w:r>
       <w:r>
         <w:rPr>
@@ -5623,15 +6149,28 @@
           <w:color w:val="263038"/>
           <w:sz w:val="21"/>
         </w:rPr>
-        <w:t xml:space="preserve"> if payment status is </w:t>
-      </w:r>
+        <w:t xml:space="preserve"> automatically:</w:t>
+      </w:r>
+    </w:p>
+    <w:p>
+      <w:pPr>
+        <w:pStyle w:val="ListBullet"/>
+      </w:pPr>
       <w:r>
         <w:rPr>
           <w:rFonts w:ascii="Consolas" w:hAnsi="Consolas"/>
           <w:color w:val="246382"/>
           <w:sz w:val="20"/>
         </w:rPr>
-        <w:t>Waived</w:t>
+        <w:t>Planned</w:t>
+      </w:r>
+      <w:r>
+        <w:rPr>
+          <w:rFonts w:ascii="Calibri" w:hAnsi="Calibri"/>
+          <w:color w:val="263038"/>
+          <w:sz w:val="21"/>
+        </w:rPr>
+        <w:t xml:space="preserve"> if due date is in the future</w:t>
       </w:r>
     </w:p>
     <w:p>
@@ -5644,7 +6183,7 @@
           <w:color w:val="246382"/>
           <w:sz w:val="20"/>
         </w:rPr>
-        <w:t>Cancelled</w:t>
+        <w:t>Due</w:t>
       </w:r>
       <w:r>
         <w:rPr>
@@ -5652,77 +6191,125 @@
           <w:color w:val="263038"/>
           <w:sz w:val="21"/>
         </w:rPr>
-        <w:t xml:space="preserve"> if the record is cancelled</w:t>
-      </w:r>
-    </w:p>
-    <w:p>
-      <w:pPr>
-        <w:pStyle w:val="Heading2"/>
-      </w:pPr>
-      <w:r>
-        <w:t>12.3 Validation Rules</w:t>
-      </w:r>
-    </w:p>
-    <w:p>
+        <w:t xml:space="preserve"> if due today</w:t>
+      </w:r>
+    </w:p>
+    <w:p>
+      <w:pPr>
+        <w:pStyle w:val="ListBullet"/>
+      </w:pPr>
+      <w:r>
+        <w:rPr>
+          <w:rFonts w:ascii="Consolas" w:hAnsi="Consolas"/>
+          <w:color w:val="246382"/>
+          <w:sz w:val="20"/>
+        </w:rPr>
+        <w:t>Overdue</w:t>
+      </w:r>
       <w:r>
         <w:rPr>
           <w:rFonts w:ascii="Calibri" w:hAnsi="Calibri"/>
           <w:color w:val="263038"/>
           <w:sz w:val="21"/>
         </w:rPr>
-        <w:t>The system prevents:</w:t>
+        <w:t xml:space="preserve"> if due date has passed and not settled</w:t>
       </w:r>
     </w:p>
     <w:p>
       <w:pPr>
         <w:pStyle w:val="ListBullet"/>
       </w:pPr>
+      <w:r>
+        <w:rPr>
+          <w:rFonts w:ascii="Consolas" w:hAnsi="Consolas"/>
+          <w:color w:val="246382"/>
+          <w:sz w:val="20"/>
+        </w:rPr>
+        <w:t>Paid</w:t>
+      </w:r>
       <w:r>
         <w:rPr>
           <w:rFonts w:ascii="Calibri" w:hAnsi="Calibri"/>
           <w:color w:val="263038"/>
           <w:sz w:val="21"/>
         </w:rPr>
-        <w:t>Period end before period start</w:t>
+        <w:t xml:space="preserve"> if payment status is </w:t>
+      </w:r>
+      <w:r>
+        <w:rPr>
+          <w:rFonts w:ascii="Consolas" w:hAnsi="Consolas"/>
+          <w:color w:val="246382"/>
+          <w:sz w:val="20"/>
+        </w:rPr>
+        <w:t>Paid</w:t>
       </w:r>
     </w:p>
     <w:p>
       <w:pPr>
         <w:pStyle w:val="ListBullet"/>
       </w:pPr>
+      <w:r>
+        <w:rPr>
+          <w:rFonts w:ascii="Consolas" w:hAnsi="Consolas"/>
+          <w:color w:val="246382"/>
+          <w:sz w:val="20"/>
+        </w:rPr>
+        <w:t>Waived</w:t>
+      </w:r>
       <w:r>
         <w:rPr>
           <w:rFonts w:ascii="Calibri" w:hAnsi="Calibri"/>
           <w:color w:val="263038"/>
           <w:sz w:val="21"/>
         </w:rPr>
-        <w:t>Rent periods outside the parent lease start and end dates</w:t>
+        <w:t xml:space="preserve"> if payment status is </w:t>
+      </w:r>
+      <w:r>
+        <w:rPr>
+          <w:rFonts w:ascii="Consolas" w:hAnsi="Consolas"/>
+          <w:color w:val="246382"/>
+          <w:sz w:val="20"/>
+        </w:rPr>
+        <w:t>Waived</w:t>
       </w:r>
     </w:p>
     <w:p>
       <w:pPr>
         <w:pStyle w:val="ListBullet"/>
       </w:pPr>
+      <w:r>
+        <w:rPr>
+          <w:rFonts w:ascii="Consolas" w:hAnsi="Consolas"/>
+          <w:color w:val="246382"/>
+          <w:sz w:val="20"/>
+        </w:rPr>
+        <w:t>Cancelled</w:t>
+      </w:r>
       <w:r>
         <w:rPr>
           <w:rFonts w:ascii="Calibri" w:hAnsi="Calibri"/>
           <w:color w:val="263038"/>
           <w:sz w:val="21"/>
         </w:rPr>
-        <w:t>Negative amounts</w:t>
-      </w:r>
-    </w:p>
-    <w:p>
-      <w:pPr>
-        <w:pStyle w:val="ListBullet"/>
-      </w:pPr>
+        <w:t xml:space="preserve"> if the record is cancelled</w:t>
+      </w:r>
+    </w:p>
+    <w:p>
+      <w:pPr>
+        <w:pStyle w:val="Heading2"/>
+      </w:pPr>
+      <w:r>
+        <w:t>12.3 Validation Rules</w:t>
+      </w:r>
+    </w:p>
+    <w:p>
       <w:r>
         <w:rPr>
           <w:rFonts w:ascii="Calibri" w:hAnsi="Calibri"/>
           <w:color w:val="263038"/>
           <w:sz w:val="21"/>
         </w:rPr>
-        <w:t>Empty schedules with all zero amounts</w:t>
+        <w:t>The system prevents:</w:t>
       </w:r>
     </w:p>
     <w:p>
@@ -5735,24 +6322,76 @@
           <w:color w:val="263038"/>
           <w:sz w:val="21"/>
         </w:rPr>
-        <w:t>Currency mismatch between schedule and lease</w:t>
-      </w:r>
-    </w:p>
-    <w:p>
-      <w:pPr>
-        <w:pStyle w:val="Heading1"/>
-      </w:pPr>
-      <w:r>
-        <w:t>13. Renewal Request Workflow</w:t>
-      </w:r>
-    </w:p>
-    <w:p>
+        <w:t>Period end before period start</w:t>
+      </w:r>
+    </w:p>
+    <w:p>
+      <w:pPr>
+        <w:pStyle w:val="ListBullet"/>
+      </w:pPr>
       <w:r>
         <w:rPr>
           <w:rFonts w:ascii="Calibri" w:hAnsi="Calibri"/>
           <w:color w:val="263038"/>
           <w:sz w:val="21"/>
         </w:rPr>
+        <w:t>Rent periods outside the parent lease start and end dates</w:t>
+      </w:r>
+    </w:p>
+    <w:p>
+      <w:pPr>
+        <w:pStyle w:val="ListBullet"/>
+      </w:pPr>
+      <w:r>
+        <w:rPr>
+          <w:rFonts w:ascii="Calibri" w:hAnsi="Calibri"/>
+          <w:color w:val="263038"/>
+          <w:sz w:val="21"/>
+        </w:rPr>
+        <w:t>Negative amounts</w:t>
+      </w:r>
+    </w:p>
+    <w:p>
+      <w:pPr>
+        <w:pStyle w:val="ListBullet"/>
+      </w:pPr>
+      <w:r>
+        <w:rPr>
+          <w:rFonts w:ascii="Calibri" w:hAnsi="Calibri"/>
+          <w:color w:val="263038"/>
+          <w:sz w:val="21"/>
+        </w:rPr>
+        <w:t>Empty schedules with all zero amounts</w:t>
+      </w:r>
+    </w:p>
+    <w:p>
+      <w:pPr>
+        <w:pStyle w:val="ListBullet"/>
+      </w:pPr>
+      <w:r>
+        <w:rPr>
+          <w:rFonts w:ascii="Calibri" w:hAnsi="Calibri"/>
+          <w:color w:val="263038"/>
+          <w:sz w:val="21"/>
+        </w:rPr>
+        <w:t>Currency mismatch between schedule and lease</w:t>
+      </w:r>
+    </w:p>
+    <w:p>
+      <w:pPr>
+        <w:pStyle w:val="Heading1"/>
+      </w:pPr>
+      <w:r>
+        <w:t>13. Renewal Request Workflow</w:t>
+      </w:r>
+    </w:p>
+    <w:p>
+      <w:r>
+        <w:rPr>
+          <w:rFonts w:ascii="Calibri" w:hAnsi="Calibri"/>
+          <w:color w:val="263038"/>
+          <w:sz w:val="21"/>
+        </w:rPr>
         <w:t xml:space="preserve">Open </w:t>
       </w:r>
       <w:r>
@@ -9369,21 +10008,21 @@
       </w:r>
     </w:p>
     <w:p>
-      <w:pPr>
-        <w:pStyle w:val="Heading2"/>
-      </w:pPr>
-      <w:r>
-        <w:t>22.3 Assigned-user and department access</w:t>
-      </w:r>
-    </w:p>
-    <w:p>
       <w:r>
         <w:rPr>
           <w:rFonts w:ascii="Calibri" w:hAnsi="Calibri"/>
           <w:color w:val="263038"/>
           <w:sz w:val="21"/>
         </w:rPr>
-        <w:t>For scoped users, a lease is visible when the user is the Responsible Officer, Contract Owner, or Backup Officer, or when a Frappe User Permission grants that user the lease's Lease Department. The User Permission must allow Lease Department, match Responsible Department, and either be globally applicable or applicable to Lease. The same rule flows down to Renewal Requests, Rent Schedules, Lease Documents, and Reminder Logs through their Lease link. Lease Documents add their own confidentiality check after the parent Lease check.</w:t>
+        <w:t>For Lease Document specifically, the default create grant belongs to Rent Renewal System Manager, Lease Administrator, and Responsible Officer. Administrator retains the Frappe permission bypass. System Manager alone bypasses the record-level filter but cannot create a Lease Document because the default Lease Document permission matrix does not grant that role create permission.</w:t>
+      </w:r>
+    </w:p>
+    <w:p>
+      <w:pPr>
+        <w:pStyle w:val="Heading2"/>
+      </w:pPr>
+      <w:r>
+        <w:t>22.3 Assigned-user and department access</w:t>
       </w:r>
     </w:p>
     <w:p>
@@ -9393,15 +10032,7 @@
           <w:color w:val="263038"/>
           <w:sz w:val="21"/>
         </w:rPr>
-        <w:t>When a new Lease is saved, the same scope is evaluated from its proposed values before insertion. Unrestricted operational roles may create without assignment. A Responsible Officer must assign themselves as Responsible Officer, Contract Owner, or Backup Officer, or hold the matching Lease Department User Permission, and the selected classification must be within their clearance. Related records must link to a Lease the user is authorized to access.</w:t>
-      </w:r>
-    </w:p>
-    <w:p>
-      <w:pPr>
-        <w:pStyle w:val="Heading2"/>
-      </w:pPr>
-      <w:r>
-        <w:t>22.4 Confidentiality clearance</w:t>
+        <w:t>For scoped users, a lease is visible when the user is the Responsible Officer, Contract Owner, or Backup Officer, or when a Frappe User Permission grants that user the lease's Lease Department. The User Permission must allow Lease Department, match Responsible Department, and either be globally applicable or applicable to Lease. The same rule flows down to Renewal Requests, Rent Schedules, Lease Documents, and Reminder Logs through their Lease link. Lease Documents add their own confidentiality check after the parent Lease check.</w:t>
       </w:r>
     </w:p>
     <w:p>
@@ -9411,7 +10042,35 @@
           <w:color w:val="263038"/>
           <w:sz w:val="21"/>
         </w:rPr>
+        <w:t>When a new Lease is saved, the same scope is evaluated from its proposed values before insertion. Unrestricted operational roles may create without assignment. A Responsible Officer must assign themselves as Responsible Officer, Contract Owner, or Backup Officer, or hold the matching Lease Department User Permission, and the selected classification must be within their clearance. Related records must link to a Lease the user is authorized to access.</w:t>
+      </w:r>
+    </w:p>
+    <w:p>
+      <w:pPr>
+        <w:pStyle w:val="Heading2"/>
+      </w:pPr>
+      <w:r>
+        <w:t>22.4 Confidentiality clearance</w:t>
+      </w:r>
+    </w:p>
+    <w:p>
+      <w:r>
+        <w:rPr>
+          <w:rFonts w:ascii="Calibri" w:hAnsi="Calibri"/>
+          <w:color w:val="263038"/>
+          <w:sz w:val="21"/>
+        </w:rPr>
         <w:t>Lease Viewer can see Public and Internal leases. Responsible Officer, Department Head, and Finance Approver can see Public, Internal, and Confidential leases. Legal Approver, Management Approver, and Lease Auditor can see Public, Internal, Confidential, and Restricted leases. A user with multiple roles receives the union of those clearances. Lease Document access must pass this parent clearance and the document's Internal, Confidential, or Restricted classification; a user may see the Lease while a stricter linked document and private file remain hidden.</w:t>
+      </w:r>
+    </w:p>
+    <w:p>
+      <w:r>
+        <w:rPr>
+          <w:rFonts w:ascii="Calibri" w:hAnsi="Calibri"/>
+          <w:color w:val="263038"/>
+          <w:sz w:val="21"/>
+        </w:rPr>
+        <w:t>Role permissions are also combined. A user with Responsible Officer plus Legal Approver, Management Approver, or Lease Auditor receives Lease Document create permission from Responsible Officer and Restricted clearance from the additional role, but the user must still be assigned to the Lease or hold the matching Lease Department User Permission.</w:t>
       </w:r>
     </w:p>
     <w:p>

--- a/docs/Rent Renewal Tracker Knowledge Base and User Manual.docx
+++ b/docs/Rent Renewal Tracker Knowledge Base and User Manual.docx
@@ -6426,78 +6426,59 @@
         <w:pStyle w:val="Heading2"/>
       </w:pPr>
       <w:r>
-        <w:t>13.1 Creating a Renewal Request</w:t>
-      </w:r>
-    </w:p>
-    <w:p>
-      <w:pPr>
-        <w:pStyle w:val="ListNumber"/>
-      </w:pPr>
-      <w:r>
-        <w:rPr>
-          <w:rFonts w:ascii="Calibri" w:hAnsi="Calibri"/>
-          <w:color w:val="263038"/>
-          <w:sz w:val="21"/>
-        </w:rPr>
-        <w:t xml:space="preserve">Open </w:t>
-      </w:r>
+        <w:t>13.1 Who Can Start a Lease Renewal?</w:t>
+      </w:r>
+    </w:p>
+    <w:p>
+      <w:r>
+        <w:rPr>
+          <w:rFonts w:ascii="Calibri" w:hAnsi="Calibri"/>
+          <w:color w:val="263038"/>
+          <w:sz w:val="21"/>
+        </w:rPr>
+        <w:t>Under the application's default Renewal Request permissions:</w:t>
+      </w:r>
+    </w:p>
+    <w:p>
+      <w:pPr>
+        <w:pStyle w:val="ListBullet"/>
+      </w:pPr>
       <w:r>
         <w:rPr>
           <w:rFonts w:ascii="Consolas" w:hAnsi="Consolas"/>
           <w:color w:val="246382"/>
           <w:sz w:val="20"/>
         </w:rPr>
-        <w:t>Renewal Requests</w:t>
-      </w:r>
-      <w:r>
-        <w:rPr>
-          <w:rFonts w:ascii="Calibri" w:hAnsi="Calibri"/>
-          <w:color w:val="263038"/>
-          <w:sz w:val="21"/>
-        </w:rPr>
-        <w:t>.</w:t>
-      </w:r>
-    </w:p>
-    <w:p>
-      <w:pPr>
-        <w:pStyle w:val="ListNumber"/>
-      </w:pPr>
-      <w:r>
-        <w:rPr>
-          <w:rFonts w:ascii="Calibri" w:hAnsi="Calibri"/>
-          <w:color w:val="263038"/>
-          <w:sz w:val="21"/>
-        </w:rPr>
-        <w:t xml:space="preserve">Click </w:t>
-      </w:r>
+        <w:t>Administrator</w:t>
+      </w:r>
+      <w:r>
+        <w:rPr>
+          <w:rFonts w:ascii="Calibri" w:hAnsi="Calibri"/>
+          <w:color w:val="263038"/>
+          <w:sz w:val="21"/>
+        </w:rPr>
+        <w:t xml:space="preserve"> can create a Renewal Request for any Lease.</w:t>
+      </w:r>
+    </w:p>
+    <w:p>
+      <w:pPr>
+        <w:pStyle w:val="ListBullet"/>
+      </w:pPr>
       <w:r>
         <w:rPr>
           <w:rFonts w:ascii="Consolas" w:hAnsi="Consolas"/>
           <w:color w:val="246382"/>
           <w:sz w:val="20"/>
         </w:rPr>
-        <w:t>Add Renewal Request</w:t>
-      </w:r>
-      <w:r>
-        <w:rPr>
-          <w:rFonts w:ascii="Calibri" w:hAnsi="Calibri"/>
-          <w:color w:val="263038"/>
-          <w:sz w:val="21"/>
-        </w:rPr>
-        <w:t>.</w:t>
-      </w:r>
-    </w:p>
-    <w:p>
-      <w:pPr>
-        <w:pStyle w:val="ListNumber"/>
-      </w:pPr>
-      <w:r>
-        <w:rPr>
-          <w:rFonts w:ascii="Calibri" w:hAnsi="Calibri"/>
-          <w:color w:val="263038"/>
-          <w:sz w:val="21"/>
-        </w:rPr>
-        <w:t xml:space="preserve">Select the </w:t>
+        <w:t>Rent Renewal System Manager</w:t>
+      </w:r>
+      <w:r>
+        <w:rPr>
+          <w:rFonts w:ascii="Calibri" w:hAnsi="Calibri"/>
+          <w:color w:val="263038"/>
+          <w:sz w:val="21"/>
+        </w:rPr>
+        <w:t xml:space="preserve"> and </w:t>
       </w:r>
       <w:r>
         <w:rPr>
@@ -6505,164 +6486,78 @@
           <w:color w:val="246382"/>
           <w:sz w:val="20"/>
         </w:rPr>
-        <w:t>Lease</w:t>
-      </w:r>
-      <w:r>
-        <w:rPr>
-          <w:rFonts w:ascii="Calibri" w:hAnsi="Calibri"/>
-          <w:color w:val="263038"/>
-          <w:sz w:val="21"/>
-        </w:rPr>
-        <w:t>.</w:t>
-      </w:r>
-    </w:p>
-    <w:p>
-      <w:pPr>
-        <w:pStyle w:val="ListNumber"/>
-      </w:pPr>
-      <w:r>
-        <w:rPr>
-          <w:rFonts w:ascii="Calibri" w:hAnsi="Calibri"/>
-          <w:color w:val="263038"/>
-          <w:sz w:val="21"/>
-        </w:rPr>
-        <w:t>Complete the proposed terms and recommendation.</w:t>
-      </w:r>
-    </w:p>
-    <w:p>
-      <w:pPr>
-        <w:pStyle w:val="ListNumber"/>
-      </w:pPr>
-      <w:r>
-        <w:rPr>
-          <w:rFonts w:ascii="Calibri" w:hAnsi="Calibri"/>
-          <w:color w:val="263038"/>
-          <w:sz w:val="21"/>
-        </w:rPr>
-        <w:t xml:space="preserve">Save the request in </w:t>
-      </w:r>
+        <w:t>Lease Administrator</w:t>
+      </w:r>
+      <w:r>
+        <w:rPr>
+          <w:rFonts w:ascii="Calibri" w:hAnsi="Calibri"/>
+          <w:color w:val="263038"/>
+          <w:sz w:val="21"/>
+        </w:rPr>
+        <w:t xml:space="preserve"> can create a Renewal Request without Lease assignment, department-scope, or confidentiality restrictions.</w:t>
+      </w:r>
+    </w:p>
+    <w:p>
+      <w:pPr>
+        <w:pStyle w:val="ListBullet"/>
+      </w:pPr>
       <w:r>
         <w:rPr>
           <w:rFonts w:ascii="Consolas" w:hAnsi="Consolas"/>
           <w:color w:val="246382"/>
           <w:sz w:val="20"/>
         </w:rPr>
-        <w:t>Draft</w:t>
-      </w:r>
-      <w:r>
-        <w:rPr>
-          <w:rFonts w:ascii="Calibri" w:hAnsi="Calibri"/>
-          <w:color w:val="263038"/>
-          <w:sz w:val="21"/>
-        </w:rPr>
-        <w:t>.</w:t>
-      </w:r>
-    </w:p>
-    <w:p>
-      <w:pPr>
-        <w:pStyle w:val="ListNumber"/>
-      </w:pPr>
-      <w:r>
-        <w:rPr>
-          <w:rFonts w:ascii="Calibri" w:hAnsi="Calibri"/>
-          <w:color w:val="263038"/>
-          <w:sz w:val="21"/>
-        </w:rPr>
-        <w:t>Use the workflow action to send it for review.</w:t>
-      </w:r>
-    </w:p>
-    <w:p>
-      <w:r>
-        <w:rPr>
-          <w:rFonts w:ascii="Calibri" w:hAnsi="Calibri"/>
-          <w:color w:val="263038"/>
-          <w:sz w:val="21"/>
-        </w:rPr>
-        <w:t>The system automatically:</w:t>
+        <w:t>Responsible Officer</w:t>
+      </w:r>
+      <w:r>
+        <w:rPr>
+          <w:rFonts w:ascii="Calibri" w:hAnsi="Calibri"/>
+          <w:color w:val="263038"/>
+          <w:sz w:val="21"/>
+        </w:rPr>
+        <w:t xml:space="preserve"> can create a Renewal Request only for a Lease within the user's assignment or Lease Department scope and confidentiality clearance.</w:t>
       </w:r>
     </w:p>
     <w:p>
       <w:pPr>
         <w:pStyle w:val="ListBullet"/>
       </w:pPr>
-      <w:r>
-        <w:rPr>
-          <w:rFonts w:ascii="Calibri" w:hAnsi="Calibri"/>
-          <w:color w:val="263038"/>
-          <w:sz w:val="21"/>
-        </w:rPr>
-        <w:t xml:space="preserve">Assigns the next </w:t>
-      </w:r>
       <w:r>
         <w:rPr>
           <w:rFonts w:ascii="Consolas" w:hAnsi="Consolas"/>
           <w:color w:val="246382"/>
           <w:sz w:val="20"/>
         </w:rPr>
-        <w:t>Renewal Sequence</w:t>
-      </w:r>
-      <w:r>
-        <w:rPr>
-          <w:rFonts w:ascii="Calibri" w:hAnsi="Calibri"/>
-          <w:color w:val="263038"/>
-          <w:sz w:val="21"/>
-        </w:rPr>
-        <w:t>.</w:t>
+        <w:t>System Manager</w:t>
+      </w:r>
+      <w:r>
+        <w:rPr>
+          <w:rFonts w:ascii="Calibri" w:hAnsi="Calibri"/>
+          <w:color w:val="263038"/>
+          <w:sz w:val="21"/>
+        </w:rPr>
+        <w:t xml:space="preserve"> by itself cannot create a Renewal Request. Record-level filter bypass does not grant the Renewal Request create permission that is absent from the default DocType permission matrix.</w:t>
       </w:r>
     </w:p>
     <w:p>
       <w:pPr>
         <w:pStyle w:val="ListBullet"/>
       </w:pPr>
-      <w:r>
-        <w:rPr>
-          <w:rFonts w:ascii="Calibri" w:hAnsi="Calibri"/>
-          <w:color w:val="263038"/>
-          <w:sz w:val="21"/>
-        </w:rPr>
-        <w:t>Captures a snapshot of the current lease terms.</w:t>
-      </w:r>
-    </w:p>
-    <w:p>
-      <w:pPr>
-        <w:pStyle w:val="ListBullet"/>
-      </w:pPr>
-      <w:r>
-        <w:rPr>
-          <w:rFonts w:ascii="Calibri" w:hAnsi="Calibri"/>
-          <w:color w:val="263038"/>
-          <w:sz w:val="21"/>
-        </w:rPr>
-        <w:t>Defaults proposed values from the current lease.</w:t>
-      </w:r>
-    </w:p>
-    <w:p>
-      <w:pPr>
-        <w:pStyle w:val="ListBullet"/>
-      </w:pPr>
-      <w:r>
-        <w:rPr>
-          <w:rFonts w:ascii="Calibri" w:hAnsi="Calibri"/>
-          <w:color w:val="263038"/>
-          <w:sz w:val="21"/>
-        </w:rPr>
-        <w:t xml:space="preserve">Fills </w:t>
-      </w:r>
       <w:r>
         <w:rPr>
           <w:rFonts w:ascii="Consolas" w:hAnsi="Consolas"/>
           <w:color w:val="246382"/>
           <w:sz w:val="20"/>
         </w:rPr>
-        <w:t>Requested By</w:t>
-      </w:r>
-      <w:r>
-        <w:rPr>
-          <w:rFonts w:ascii="Calibri" w:hAnsi="Calibri"/>
-          <w:color w:val="263038"/>
-          <w:sz w:val="21"/>
-        </w:rPr>
-        <w:t xml:space="preserve"> and </w:t>
+        <w:t>Department Head</w:t>
+      </w:r>
+      <w:r>
+        <w:rPr>
+          <w:rFonts w:ascii="Calibri" w:hAnsi="Calibri"/>
+          <w:color w:val="263038"/>
+          <w:sz w:val="21"/>
+        </w:rPr>
+        <w:t xml:space="preserve">, </w:t>
       </w:r>
       <w:r>
         <w:rPr>
@@ -6670,176 +6565,257 @@
           <w:color w:val="246382"/>
           <w:sz w:val="20"/>
         </w:rPr>
-        <w:t>Requested On</w:t>
-      </w:r>
-      <w:r>
-        <w:rPr>
-          <w:rFonts w:ascii="Calibri" w:hAnsi="Calibri"/>
-          <w:color w:val="263038"/>
-          <w:sz w:val="21"/>
-        </w:rPr>
-        <w:t>.</w:t>
-      </w:r>
-    </w:p>
-    <w:p>
-      <w:pPr>
-        <w:pStyle w:val="Heading2"/>
-      </w:pPr>
-      <w:r>
-        <w:t>13.2 Workflow States</w:t>
-      </w:r>
-    </w:p>
-    <w:p>
-      <w:r>
-        <w:rPr>
-          <w:rFonts w:ascii="Calibri" w:hAnsi="Calibri"/>
-          <w:color w:val="263038"/>
-          <w:sz w:val="21"/>
-        </w:rPr>
-        <w:t>The renewal process follows this sequence:</w:t>
-      </w:r>
-    </w:p>
-    <w:p>
-      <w:pPr>
-        <w:pStyle w:val="ListNumber"/>
-      </w:pPr>
+        <w:t>Finance Approver</w:t>
+      </w:r>
+      <w:r>
+        <w:rPr>
+          <w:rFonts w:ascii="Calibri" w:hAnsi="Calibri"/>
+          <w:color w:val="263038"/>
+          <w:sz w:val="21"/>
+        </w:rPr>
+        <w:t xml:space="preserve">, </w:t>
+      </w:r>
       <w:r>
         <w:rPr>
           <w:rFonts w:ascii="Consolas" w:hAnsi="Consolas"/>
           <w:color w:val="246382"/>
           <w:sz w:val="20"/>
         </w:rPr>
-        <w:t>Draft</w:t>
-      </w:r>
-    </w:p>
-    <w:p>
-      <w:pPr>
-        <w:pStyle w:val="ListNumber"/>
-      </w:pPr>
+        <w:t>Legal Approver</w:t>
+      </w:r>
+      <w:r>
+        <w:rPr>
+          <w:rFonts w:ascii="Calibri" w:hAnsi="Calibri"/>
+          <w:color w:val="263038"/>
+          <w:sz w:val="21"/>
+        </w:rPr>
+        <w:t xml:space="preserve">, </w:t>
+      </w:r>
       <w:r>
         <w:rPr>
           <w:rFonts w:ascii="Consolas" w:hAnsi="Consolas"/>
           <w:color w:val="246382"/>
           <w:sz w:val="20"/>
         </w:rPr>
-        <w:t>Department Review</w:t>
-      </w:r>
-    </w:p>
-    <w:p>
-      <w:pPr>
-        <w:pStyle w:val="ListNumber"/>
-      </w:pPr>
+        <w:t>Management Approver</w:t>
+      </w:r>
+      <w:r>
+        <w:rPr>
+          <w:rFonts w:ascii="Calibri" w:hAnsi="Calibri"/>
+          <w:color w:val="263038"/>
+          <w:sz w:val="21"/>
+        </w:rPr>
+        <w:t xml:space="preserve">, </w:t>
+      </w:r>
       <w:r>
         <w:rPr>
           <w:rFonts w:ascii="Consolas" w:hAnsi="Consolas"/>
           <w:color w:val="246382"/>
           <w:sz w:val="20"/>
         </w:rPr>
-        <w:t>Finance Review</w:t>
-      </w:r>
-    </w:p>
-    <w:p>
-      <w:pPr>
-        <w:pStyle w:val="ListNumber"/>
-      </w:pPr>
+        <w:t>Lease Auditor</w:t>
+      </w:r>
+      <w:r>
+        <w:rPr>
+          <w:rFonts w:ascii="Calibri" w:hAnsi="Calibri"/>
+          <w:color w:val="263038"/>
+          <w:sz w:val="21"/>
+        </w:rPr>
+        <w:t xml:space="preserve">, and </w:t>
+      </w:r>
       <w:r>
         <w:rPr>
           <w:rFonts w:ascii="Consolas" w:hAnsi="Consolas"/>
           <w:color w:val="246382"/>
           <w:sz w:val="20"/>
         </w:rPr>
-        <w:t>Legal Review</w:t>
+        <w:t>Lease Viewer</w:t>
+      </w:r>
+      <w:r>
+        <w:rPr>
+          <w:rFonts w:ascii="Calibri" w:hAnsi="Calibri"/>
+          <w:color w:val="263038"/>
+          <w:sz w:val="21"/>
+        </w:rPr>
+        <w:t xml:space="preserve"> cannot create a Renewal Request with only those roles.</w:t>
+      </w:r>
+    </w:p>
+    <w:p>
+      <w:r>
+        <w:rPr>
+          <w:rFonts w:ascii="Calibri" w:hAnsi="Calibri"/>
+          <w:color w:val="263038"/>
+          <w:sz w:val="21"/>
+        </w:rPr>
+        <w:t>The recommended operational path is:</w:t>
       </w:r>
     </w:p>
     <w:p>
       <w:pPr>
         <w:pStyle w:val="ListNumber"/>
       </w:pPr>
+      <w:r>
+        <w:rPr>
+          <w:rFonts w:ascii="Calibri" w:hAnsi="Calibri"/>
+          <w:color w:val="263038"/>
+          <w:sz w:val="21"/>
+        </w:rPr>
+        <w:t>Open a submitted Lease.</w:t>
+      </w:r>
+    </w:p>
+    <w:p>
+      <w:pPr>
+        <w:pStyle w:val="ListNumber"/>
+      </w:pPr>
+      <w:r>
+        <w:rPr>
+          <w:rFonts w:ascii="Calibri" w:hAnsi="Calibri"/>
+          <w:color w:val="263038"/>
+          <w:sz w:val="21"/>
+        </w:rPr>
+        <w:t xml:space="preserve">Open the </w:t>
+      </w:r>
       <w:r>
         <w:rPr>
           <w:rFonts w:ascii="Consolas" w:hAnsi="Consolas"/>
           <w:color w:val="246382"/>
           <w:sz w:val="20"/>
         </w:rPr>
-        <w:t>Management Approval</w:t>
+        <w:t>Lifecycle</w:t>
+      </w:r>
+      <w:r>
+        <w:rPr>
+          <w:rFonts w:ascii="Calibri" w:hAnsi="Calibri"/>
+          <w:color w:val="263038"/>
+          <w:sz w:val="21"/>
+        </w:rPr>
+        <w:t xml:space="preserve"> menu.</w:t>
       </w:r>
     </w:p>
     <w:p>
       <w:pPr>
         <w:pStyle w:val="ListNumber"/>
       </w:pPr>
+      <w:r>
+        <w:rPr>
+          <w:rFonts w:ascii="Calibri" w:hAnsi="Calibri"/>
+          <w:color w:val="263038"/>
+          <w:sz w:val="21"/>
+        </w:rPr>
+        <w:t xml:space="preserve">Select </w:t>
+      </w:r>
       <w:r>
         <w:rPr>
           <w:rFonts w:ascii="Consolas" w:hAnsi="Consolas"/>
           <w:color w:val="246382"/>
           <w:sz w:val="20"/>
         </w:rPr>
-        <w:t>Approved</w:t>
+        <w:t>Start Renewal</w:t>
+      </w:r>
+      <w:r>
+        <w:rPr>
+          <w:rFonts w:ascii="Calibri" w:hAnsi="Calibri"/>
+          <w:color w:val="263038"/>
+          <w:sz w:val="21"/>
+        </w:rPr>
+        <w:t>.</w:t>
       </w:r>
     </w:p>
     <w:p>
       <w:pPr>
         <w:pStyle w:val="ListNumber"/>
       </w:pPr>
+      <w:r>
+        <w:rPr>
+          <w:rFonts w:ascii="Calibri" w:hAnsi="Calibri"/>
+          <w:color w:val="263038"/>
+          <w:sz w:val="21"/>
+        </w:rPr>
+        <w:t>Complete the proposed terms and recommendation in the generated Draft.</w:t>
+      </w:r>
+    </w:p>
+    <w:p>
+      <w:pPr>
+        <w:pStyle w:val="ListNumber"/>
+      </w:pPr>
+      <w:r>
+        <w:rPr>
+          <w:rFonts w:ascii="Calibri" w:hAnsi="Calibri"/>
+          <w:color w:val="263038"/>
+          <w:sz w:val="21"/>
+        </w:rPr>
+        <w:t>Save the request.</w:t>
+      </w:r>
+    </w:p>
+    <w:p>
+      <w:pPr>
+        <w:pStyle w:val="ListNumber"/>
+      </w:pPr>
+      <w:r>
+        <w:rPr>
+          <w:rFonts w:ascii="Calibri" w:hAnsi="Calibri"/>
+          <w:color w:val="263038"/>
+          <w:sz w:val="21"/>
+        </w:rPr>
+        <w:t xml:space="preserve">Use </w:t>
+      </w:r>
       <w:r>
         <w:rPr>
           <w:rFonts w:ascii="Consolas" w:hAnsi="Consolas"/>
           <w:color w:val="246382"/>
           <w:sz w:val="20"/>
         </w:rPr>
-        <w:t>Completed</w:t>
-      </w:r>
-    </w:p>
-    <w:p>
-      <w:r>
-        <w:rPr>
-          <w:rFonts w:ascii="Calibri" w:hAnsi="Calibri"/>
-          <w:color w:val="263038"/>
-          <w:sz w:val="21"/>
-        </w:rPr>
-        <w:t>Possible exit state:</w:t>
-      </w:r>
-    </w:p>
-    <w:p>
-      <w:pPr>
-        <w:pStyle w:val="ListBullet"/>
-      </w:pPr>
+        <w:t>Submit for Department Review</w:t>
+      </w:r>
+      <w:r>
+        <w:rPr>
+          <w:rFonts w:ascii="Calibri" w:hAnsi="Calibri"/>
+          <w:color w:val="263038"/>
+          <w:sz w:val="21"/>
+        </w:rPr>
+        <w:t>.</w:t>
+      </w:r>
+    </w:p>
+    <w:p>
+      <w:r>
+        <w:rPr>
+          <w:rFonts w:ascii="Calibri" w:hAnsi="Calibri"/>
+          <w:color w:val="263038"/>
+          <w:sz w:val="21"/>
+        </w:rPr>
+        <w:t xml:space="preserve">The </w:t>
+      </w:r>
       <w:r>
         <w:rPr>
           <w:rFonts w:ascii="Consolas" w:hAnsi="Consolas"/>
           <w:color w:val="246382"/>
           <w:sz w:val="20"/>
         </w:rPr>
-        <w:t>Rejected</w:t>
-      </w:r>
-    </w:p>
-    <w:p>
-      <w:pPr>
-        <w:pStyle w:val="Heading2"/>
-      </w:pPr>
-      <w:r>
-        <w:t>13.3 Who Acts at Each Stage</w:t>
-      </w:r>
-    </w:p>
-    <w:p>
-      <w:pPr>
-        <w:pStyle w:val="ListBullet"/>
-      </w:pPr>
+        <w:t>Start Renewal</w:t>
+      </w:r>
+      <w:r>
+        <w:rPr>
+          <w:rFonts w:ascii="Calibri" w:hAnsi="Calibri"/>
+          <w:color w:val="263038"/>
+          <w:sz w:val="21"/>
+        </w:rPr>
+        <w:t xml:space="preserve"> action accepts only submitted Leases whose status is </w:t>
+      </w:r>
       <w:r>
         <w:rPr>
           <w:rFonts w:ascii="Consolas" w:hAnsi="Consolas"/>
           <w:color w:val="246382"/>
           <w:sz w:val="20"/>
         </w:rPr>
-        <w:t>Responsible Officer</w:t>
-      </w:r>
-      <w:r>
-        <w:rPr>
-          <w:rFonts w:ascii="Calibri" w:hAnsi="Calibri"/>
-          <w:color w:val="263038"/>
-          <w:sz w:val="21"/>
-        </w:rPr>
-        <w:t xml:space="preserve"> or </w:t>
+        <w:t>Active</w:t>
+      </w:r>
+      <w:r>
+        <w:rPr>
+          <w:rFonts w:ascii="Calibri" w:hAnsi="Calibri"/>
+          <w:color w:val="263038"/>
+          <w:sz w:val="21"/>
+        </w:rPr>
+        <w:t xml:space="preserve">, </w:t>
       </w:r>
       <w:r>
         <w:rPr>
@@ -6847,371 +6823,530 @@
           <w:color w:val="246382"/>
           <w:sz w:val="20"/>
         </w:rPr>
-        <w:t>Lease Administrator</w:t>
-      </w:r>
-      <w:r>
-        <w:rPr>
-          <w:rFonts w:ascii="Calibri" w:hAnsi="Calibri"/>
-          <w:color w:val="263038"/>
-          <w:sz w:val="21"/>
-        </w:rPr>
-        <w:t>: submit draft for department review</w:t>
-      </w:r>
-    </w:p>
-    <w:p>
-      <w:pPr>
-        <w:pStyle w:val="ListBullet"/>
-      </w:pPr>
+        <w:t>Expiring Soon</w:t>
+      </w:r>
+      <w:r>
+        <w:rPr>
+          <w:rFonts w:ascii="Calibri" w:hAnsi="Calibri"/>
+          <w:color w:val="263038"/>
+          <w:sz w:val="21"/>
+        </w:rPr>
+        <w:t xml:space="preserve">, or </w:t>
+      </w:r>
       <w:r>
         <w:rPr>
           <w:rFonts w:ascii="Consolas" w:hAnsi="Consolas"/>
           <w:color w:val="246382"/>
           <w:sz w:val="20"/>
         </w:rPr>
-        <w:t>Department Head</w:t>
-      </w:r>
-      <w:r>
-        <w:rPr>
-          <w:rFonts w:ascii="Calibri" w:hAnsi="Calibri"/>
-          <w:color w:val="263038"/>
-          <w:sz w:val="21"/>
-        </w:rPr>
-        <w:t>: approve to finance or return to draft</w:t>
-      </w:r>
-    </w:p>
-    <w:p>
-      <w:pPr>
-        <w:pStyle w:val="ListBullet"/>
-      </w:pPr>
+        <w:t>Expired</w:t>
+      </w:r>
+      <w:r>
+        <w:rPr>
+          <w:rFonts w:ascii="Calibri" w:hAnsi="Calibri"/>
+          <w:color w:val="263038"/>
+          <w:sz w:val="21"/>
+        </w:rPr>
+        <w:t>. If an open renewal request already exists, the existing request opens. If an open termination request exists, it must be completed or cancelled first.</w:t>
+      </w:r>
+    </w:p>
+    <w:p>
+      <w:r>
+        <w:rPr>
+          <w:rFonts w:ascii="Calibri" w:hAnsi="Calibri"/>
+          <w:color w:val="263038"/>
+          <w:sz w:val="21"/>
+        </w:rPr>
+        <w:t xml:space="preserve">Create-enabled users can also use </w:t>
+      </w:r>
       <w:r>
         <w:rPr>
           <w:rFonts w:ascii="Consolas" w:hAnsi="Consolas"/>
           <w:color w:val="246382"/>
           <w:sz w:val="20"/>
         </w:rPr>
-        <w:t>Finance Approver</w:t>
-      </w:r>
-      <w:r>
-        <w:rPr>
-          <w:rFonts w:ascii="Calibri" w:hAnsi="Calibri"/>
-          <w:color w:val="263038"/>
-          <w:sz w:val="21"/>
-        </w:rPr>
-        <w:t>: approve to legal or return to draft</w:t>
-      </w:r>
-    </w:p>
-    <w:p>
-      <w:pPr>
-        <w:pStyle w:val="ListBullet"/>
-      </w:pPr>
+        <w:t>Add Renewal Request</w:t>
+      </w:r>
+      <w:r>
+        <w:rPr>
+          <w:rFonts w:ascii="Calibri" w:hAnsi="Calibri"/>
+          <w:color w:val="263038"/>
+          <w:sz w:val="21"/>
+        </w:rPr>
+        <w:t xml:space="preserve"> from the Renewal Request list. The current application applies the submitted/status eligibility check through the </w:t>
+      </w:r>
       <w:r>
         <w:rPr>
           <w:rFonts w:ascii="Consolas" w:hAnsi="Consolas"/>
           <w:color w:val="246382"/>
           <w:sz w:val="20"/>
         </w:rPr>
-        <w:t>Legal Approver</w:t>
-      </w:r>
-      <w:r>
-        <w:rPr>
-          <w:rFonts w:ascii="Calibri" w:hAnsi="Calibri"/>
-          <w:color w:val="263038"/>
-          <w:sz w:val="21"/>
-        </w:rPr>
-        <w:t>: approve to management or return to draft</w:t>
+        <w:t>Start Renewal</w:t>
+      </w:r>
+      <w:r>
+        <w:rPr>
+          <w:rFonts w:ascii="Calibri" w:hAnsi="Calibri"/>
+          <w:color w:val="263038"/>
+          <w:sz w:val="21"/>
+        </w:rPr>
+        <w:t xml:space="preserve"> action, not through direct list creation, so operational users should use the Lease lifecycle action as the standard entry point.</w:t>
+      </w:r>
+    </w:p>
+    <w:p>
+      <w:r>
+        <w:rPr>
+          <w:rFonts w:ascii="Calibri" w:hAnsi="Calibri"/>
+          <w:color w:val="263038"/>
+          <w:sz w:val="21"/>
+        </w:rPr>
+        <w:t>The system automatically:</w:t>
       </w:r>
     </w:p>
     <w:p>
       <w:pPr>
         <w:pStyle w:val="ListBullet"/>
       </w:pPr>
+      <w:r>
+        <w:rPr>
+          <w:rFonts w:ascii="Calibri" w:hAnsi="Calibri"/>
+          <w:color w:val="263038"/>
+          <w:sz w:val="21"/>
+        </w:rPr>
+        <w:t xml:space="preserve">Assigns the next </w:t>
+      </w:r>
       <w:r>
         <w:rPr>
           <w:rFonts w:ascii="Consolas" w:hAnsi="Consolas"/>
           <w:color w:val="246382"/>
           <w:sz w:val="20"/>
         </w:rPr>
-        <w:t>Management Approver</w:t>
-      </w:r>
-      <w:r>
-        <w:rPr>
-          <w:rFonts w:ascii="Calibri" w:hAnsi="Calibri"/>
-          <w:color w:val="263038"/>
-          <w:sz w:val="21"/>
-        </w:rPr>
-        <w:t>: approve or reject</w:t>
+        <w:t>Renewal Sequence</w:t>
+      </w:r>
+      <w:r>
+        <w:rPr>
+          <w:rFonts w:ascii="Calibri" w:hAnsi="Calibri"/>
+          <w:color w:val="263038"/>
+          <w:sz w:val="21"/>
+        </w:rPr>
+        <w:t>.</w:t>
       </w:r>
     </w:p>
     <w:p>
       <w:pPr>
         <w:pStyle w:val="ListBullet"/>
       </w:pPr>
+      <w:r>
+        <w:rPr>
+          <w:rFonts w:ascii="Calibri" w:hAnsi="Calibri"/>
+          <w:color w:val="263038"/>
+          <w:sz w:val="21"/>
+        </w:rPr>
+        <w:t>Captures a snapshot of the current lease terms.</w:t>
+      </w:r>
+    </w:p>
+    <w:p>
+      <w:pPr>
+        <w:pStyle w:val="ListBullet"/>
+      </w:pPr>
+      <w:r>
+        <w:rPr>
+          <w:rFonts w:ascii="Calibri" w:hAnsi="Calibri"/>
+          <w:color w:val="263038"/>
+          <w:sz w:val="21"/>
+        </w:rPr>
+        <w:t>Defaults proposed values from the current lease.</w:t>
+      </w:r>
+    </w:p>
+    <w:p>
+      <w:pPr>
+        <w:pStyle w:val="ListBullet"/>
+      </w:pPr>
+      <w:r>
+        <w:rPr>
+          <w:rFonts w:ascii="Calibri" w:hAnsi="Calibri"/>
+          <w:color w:val="263038"/>
+          <w:sz w:val="21"/>
+        </w:rPr>
+        <w:t xml:space="preserve">Fills </w:t>
+      </w:r>
       <w:r>
         <w:rPr>
           <w:rFonts w:ascii="Consolas" w:hAnsi="Consolas"/>
           <w:color w:val="246382"/>
           <w:sz w:val="20"/>
         </w:rPr>
-        <w:t>Lease Administrator</w:t>
-      </w:r>
-      <w:r>
-        <w:rPr>
-          <w:rFonts w:ascii="Calibri" w:hAnsi="Calibri"/>
-          <w:color w:val="263038"/>
-          <w:sz w:val="21"/>
-        </w:rPr>
-        <w:t>: mark approved renewal as executed</w:t>
-      </w:r>
-    </w:p>
-    <w:p>
-      <w:r>
-        <w:rPr>
-          <w:rFonts w:ascii="Calibri" w:hAnsi="Calibri"/>
-          <w:color w:val="263038"/>
-          <w:sz w:val="21"/>
-        </w:rPr>
-        <w:t>Important control:</w:t>
-      </w:r>
-    </w:p>
-    <w:p>
-      <w:pPr>
-        <w:pStyle w:val="ListBullet"/>
-      </w:pPr>
-      <w:r>
-        <w:rPr>
-          <w:rFonts w:ascii="Calibri" w:hAnsi="Calibri"/>
-          <w:color w:val="263038"/>
-          <w:sz w:val="21"/>
-        </w:rPr>
-        <w:t>The original requester cannot approve their own review stage.</w:t>
-      </w:r>
-    </w:p>
-    <w:p>
-      <w:pPr>
-        <w:pStyle w:val="Heading2"/>
-      </w:pPr>
-      <w:r>
-        <w:t>13.4 Proposal and Recommendation Fields</w:t>
-      </w:r>
-    </w:p>
-    <w:p>
-      <w:r>
-        <w:rPr>
-          <w:rFonts w:ascii="Calibri" w:hAnsi="Calibri"/>
-          <w:color w:val="263038"/>
-          <w:sz w:val="21"/>
-        </w:rPr>
-        <w:t>Important fields include:</w:t>
-      </w:r>
-    </w:p>
-    <w:p>
-      <w:pPr>
-        <w:pStyle w:val="ListBullet"/>
-      </w:pPr>
+        <w:t>Requested By</w:t>
+      </w:r>
+      <w:r>
+        <w:rPr>
+          <w:rFonts w:ascii="Calibri" w:hAnsi="Calibri"/>
+          <w:color w:val="263038"/>
+          <w:sz w:val="21"/>
+        </w:rPr>
+        <w:t xml:space="preserve"> and </w:t>
+      </w:r>
       <w:r>
         <w:rPr>
           <w:rFonts w:ascii="Consolas" w:hAnsi="Consolas"/>
           <w:color w:val="246382"/>
           <w:sz w:val="20"/>
         </w:rPr>
-        <w:t>Proposed Property</w:t>
-      </w:r>
-    </w:p>
-    <w:p>
-      <w:pPr>
-        <w:pStyle w:val="ListBullet"/>
-      </w:pPr>
+        <w:t>Requested On</w:t>
+      </w:r>
+      <w:r>
+        <w:rPr>
+          <w:rFonts w:ascii="Calibri" w:hAnsi="Calibri"/>
+          <w:color w:val="263038"/>
+          <w:sz w:val="21"/>
+        </w:rPr>
+        <w:t>.</w:t>
+      </w:r>
+    </w:p>
+    <w:p>
+      <w:r>
+        <w:rPr>
+          <w:rFonts w:ascii="Calibri" w:hAnsi="Calibri"/>
+          <w:color w:val="263038"/>
+          <w:sz w:val="21"/>
+        </w:rPr>
+        <w:t xml:space="preserve">If </w:t>
+      </w:r>
       <w:r>
         <w:rPr>
           <w:rFonts w:ascii="Consolas" w:hAnsi="Consolas"/>
           <w:color w:val="246382"/>
           <w:sz w:val="20"/>
         </w:rPr>
-        <w:t>Proposed Start Date</w:t>
-      </w:r>
-    </w:p>
-    <w:p>
-      <w:pPr>
-        <w:pStyle w:val="ListBullet"/>
-      </w:pPr>
+        <w:t>Create Renewal Request at First Threshold</w:t>
+      </w:r>
+      <w:r>
+        <w:rPr>
+          <w:rFonts w:ascii="Calibri" w:hAnsi="Calibri"/>
+          <w:color w:val="263038"/>
+          <w:sz w:val="21"/>
+        </w:rPr>
+        <w:t xml:space="preserve"> is enabled in Rent Renewal Settings, the reminder engine may create a Draft automatically at the first configured reminder threshold. Human create permission is not used for that background action, but all subsequent record-scope and workflow-stage controls continue to apply.</w:t>
+      </w:r>
+    </w:p>
+    <w:p>
+      <w:pPr>
+        <w:pStyle w:val="Heading2"/>
+      </w:pPr>
+      <w:r>
+        <w:t>13.2 Exact Linked-Lease Requirements</w:t>
+      </w:r>
+    </w:p>
+    <w:p>
+      <w:r>
+        <w:rPr>
+          <w:rFonts w:ascii="Calibri" w:hAnsi="Calibri"/>
+          <w:color w:val="263038"/>
+          <w:sz w:val="21"/>
+        </w:rPr>
+        <w:t xml:space="preserve">A user relying on the </w:t>
+      </w:r>
       <w:r>
         <w:rPr>
           <w:rFonts w:ascii="Consolas" w:hAnsi="Consolas"/>
           <w:color w:val="246382"/>
           <w:sz w:val="20"/>
         </w:rPr>
-        <w:t>Proposed End Date</w:t>
+        <w:t>Responsible Officer</w:t>
+      </w:r>
+      <w:r>
+        <w:rPr>
+          <w:rFonts w:ascii="Calibri" w:hAnsi="Calibri"/>
+          <w:color w:val="263038"/>
+          <w:sz w:val="21"/>
+        </w:rPr>
+        <w:t xml:space="preserve"> role must satisfy at least one of these scope conditions:</w:t>
       </w:r>
     </w:p>
     <w:p>
       <w:pPr>
         <w:pStyle w:val="ListBullet"/>
       </w:pPr>
+      <w:r>
+        <w:rPr>
+          <w:rFonts w:ascii="Calibri" w:hAnsi="Calibri"/>
+          <w:color w:val="263038"/>
+          <w:sz w:val="21"/>
+        </w:rPr>
+        <w:t xml:space="preserve">The user's account is entered in the Lease's </w:t>
+      </w:r>
       <w:r>
         <w:rPr>
           <w:rFonts w:ascii="Consolas" w:hAnsi="Consolas"/>
           <w:color w:val="246382"/>
           <w:sz w:val="20"/>
         </w:rPr>
-        <w:t>Proposed Notice Date</w:t>
+        <w:t>Responsible Officer</w:t>
+      </w:r>
+      <w:r>
+        <w:rPr>
+          <w:rFonts w:ascii="Calibri" w:hAnsi="Calibri"/>
+          <w:color w:val="263038"/>
+          <w:sz w:val="21"/>
+        </w:rPr>
+        <w:t>.</w:t>
       </w:r>
     </w:p>
     <w:p>
       <w:pPr>
         <w:pStyle w:val="ListBullet"/>
       </w:pPr>
+      <w:r>
+        <w:rPr>
+          <w:rFonts w:ascii="Calibri" w:hAnsi="Calibri"/>
+          <w:color w:val="263038"/>
+          <w:sz w:val="21"/>
+        </w:rPr>
+        <w:t xml:space="preserve">The user's account is entered in </w:t>
+      </w:r>
       <w:r>
         <w:rPr>
           <w:rFonts w:ascii="Consolas" w:hAnsi="Consolas"/>
           <w:color w:val="246382"/>
           <w:sz w:val="20"/>
         </w:rPr>
-        <w:t>Proposed Currency</w:t>
+        <w:t>Contract Owner</w:t>
+      </w:r>
+      <w:r>
+        <w:rPr>
+          <w:rFonts w:ascii="Calibri" w:hAnsi="Calibri"/>
+          <w:color w:val="263038"/>
+          <w:sz w:val="21"/>
+        </w:rPr>
+        <w:t>.</w:t>
       </w:r>
     </w:p>
     <w:p>
       <w:pPr>
         <w:pStyle w:val="ListBullet"/>
       </w:pPr>
+      <w:r>
+        <w:rPr>
+          <w:rFonts w:ascii="Calibri" w:hAnsi="Calibri"/>
+          <w:color w:val="263038"/>
+          <w:sz w:val="21"/>
+        </w:rPr>
+        <w:t xml:space="preserve">The user's account is entered in </w:t>
+      </w:r>
       <w:r>
         <w:rPr>
           <w:rFonts w:ascii="Consolas" w:hAnsi="Consolas"/>
           <w:color w:val="246382"/>
           <w:sz w:val="20"/>
         </w:rPr>
-        <w:t>Proposed Rent Basis</w:t>
+        <w:t>Backup Officer</w:t>
+      </w:r>
+      <w:r>
+        <w:rPr>
+          <w:rFonts w:ascii="Calibri" w:hAnsi="Calibri"/>
+          <w:color w:val="263038"/>
+          <w:sz w:val="21"/>
+        </w:rPr>
+        <w:t>.</w:t>
       </w:r>
     </w:p>
     <w:p>
       <w:pPr>
         <w:pStyle w:val="ListBullet"/>
       </w:pPr>
+      <w:r>
+        <w:rPr>
+          <w:rFonts w:ascii="Calibri" w:hAnsi="Calibri"/>
+          <w:color w:val="263038"/>
+          <w:sz w:val="21"/>
+        </w:rPr>
+        <w:t xml:space="preserve">The user has a Frappe User Permission with </w:t>
+      </w:r>
       <w:r>
         <w:rPr>
           <w:rFonts w:ascii="Consolas" w:hAnsi="Consolas"/>
           <w:color w:val="246382"/>
           <w:sz w:val="20"/>
         </w:rPr>
-        <w:t>Proposed Monthly Rent</w:t>
-      </w:r>
-    </w:p>
-    <w:p>
-      <w:pPr>
-        <w:pStyle w:val="ListBullet"/>
-      </w:pPr>
+        <w:t>Allow</w:t>
+      </w:r>
+      <w:r>
+        <w:rPr>
+          <w:rFonts w:ascii="Calibri" w:hAnsi="Calibri"/>
+          <w:color w:val="263038"/>
+          <w:sz w:val="21"/>
+        </w:rPr>
+        <w:t xml:space="preserve"> set to </w:t>
+      </w:r>
       <w:r>
         <w:rPr>
           <w:rFonts w:ascii="Consolas" w:hAnsi="Consolas"/>
           <w:color w:val="246382"/>
           <w:sz w:val="20"/>
         </w:rPr>
-        <w:t>Proposed Annual Rent</w:t>
-      </w:r>
-    </w:p>
-    <w:p>
-      <w:pPr>
-        <w:pStyle w:val="ListBullet"/>
-      </w:pPr>
+        <w:t>Lease Department</w:t>
+      </w:r>
+      <w:r>
+        <w:rPr>
+          <w:rFonts w:ascii="Calibri" w:hAnsi="Calibri"/>
+          <w:color w:val="263038"/>
+          <w:sz w:val="21"/>
+        </w:rPr>
+        <w:t xml:space="preserve">, </w:t>
+      </w:r>
       <w:r>
         <w:rPr>
           <w:rFonts w:ascii="Consolas" w:hAnsi="Consolas"/>
           <w:color w:val="246382"/>
           <w:sz w:val="20"/>
         </w:rPr>
-        <w:t>Proposed Payment Frequency</w:t>
-      </w:r>
-    </w:p>
-    <w:p>
-      <w:pPr>
-        <w:pStyle w:val="ListBullet"/>
-      </w:pPr>
+        <w:t>For Value</w:t>
+      </w:r>
+      <w:r>
+        <w:rPr>
+          <w:rFonts w:ascii="Calibri" w:hAnsi="Calibri"/>
+          <w:color w:val="263038"/>
+          <w:sz w:val="21"/>
+        </w:rPr>
+        <w:t xml:space="preserve"> matching the Lease's </w:t>
+      </w:r>
       <w:r>
         <w:rPr>
           <w:rFonts w:ascii="Consolas" w:hAnsi="Consolas"/>
           <w:color w:val="246382"/>
           <w:sz w:val="20"/>
         </w:rPr>
-        <w:t>Proposed Escalation Rule</w:t>
-      </w:r>
-    </w:p>
-    <w:p>
-      <w:pPr>
-        <w:pStyle w:val="ListBullet"/>
-      </w:pPr>
+        <w:t>Responsible Department</w:t>
+      </w:r>
+      <w:r>
+        <w:rPr>
+          <w:rFonts w:ascii="Calibri" w:hAnsi="Calibri"/>
+          <w:color w:val="263038"/>
+          <w:sz w:val="21"/>
+        </w:rPr>
+        <w:t xml:space="preserve">, and </w:t>
+      </w:r>
       <w:r>
         <w:rPr>
           <w:rFonts w:ascii="Consolas" w:hAnsi="Consolas"/>
           <w:color w:val="246382"/>
           <w:sz w:val="20"/>
         </w:rPr>
-        <w:t>Recommendation</w:t>
-      </w:r>
-    </w:p>
-    <w:p>
-      <w:pPr>
-        <w:pStyle w:val="ListBullet"/>
-      </w:pPr>
+        <w:t>Applicable For</w:t>
+      </w:r>
+      <w:r>
+        <w:rPr>
+          <w:rFonts w:ascii="Calibri" w:hAnsi="Calibri"/>
+          <w:color w:val="263038"/>
+          <w:sz w:val="21"/>
+        </w:rPr>
+        <w:t xml:space="preserve"> set to </w:t>
+      </w:r>
       <w:r>
         <w:rPr>
           <w:rFonts w:ascii="Consolas" w:hAnsi="Consolas"/>
           <w:color w:val="246382"/>
           <w:sz w:val="20"/>
         </w:rPr>
-        <w:t>Business Justification</w:t>
-      </w:r>
-    </w:p>
-    <w:p>
-      <w:pPr>
-        <w:pStyle w:val="ListBullet"/>
-      </w:pPr>
+        <w:t>Lease</w:t>
+      </w:r>
+      <w:r>
+        <w:rPr>
+          <w:rFonts w:ascii="Calibri" w:hAnsi="Calibri"/>
+          <w:color w:val="263038"/>
+          <w:sz w:val="21"/>
+        </w:rPr>
+        <w:t xml:space="preserve"> or left blank.</w:t>
+      </w:r>
+    </w:p>
+    <w:p>
+      <w:r>
+        <w:rPr>
+          <w:rFonts w:ascii="Calibri" w:hAnsi="Calibri"/>
+          <w:color w:val="263038"/>
+          <w:sz w:val="21"/>
+        </w:rPr>
+        <w:t xml:space="preserve">A Responsible Officer alone has clearance for Public, Internal, and Confidential Leases, but not Restricted Leases. Frappe combines role clearances, so a Responsible Officer who also has </w:t>
+      </w:r>
       <w:r>
         <w:rPr>
           <w:rFonts w:ascii="Consolas" w:hAnsi="Consolas"/>
           <w:color w:val="246382"/>
           <w:sz w:val="20"/>
         </w:rPr>
-        <w:t>Risk Assessment</w:t>
-      </w:r>
-    </w:p>
-    <w:p>
-      <w:pPr>
-        <w:pStyle w:val="ListBullet"/>
-      </w:pPr>
+        <w:t>Legal Approver</w:t>
+      </w:r>
+      <w:r>
+        <w:rPr>
+          <w:rFonts w:ascii="Calibri" w:hAnsi="Calibri"/>
+          <w:color w:val="263038"/>
+          <w:sz w:val="21"/>
+        </w:rPr>
+        <w:t xml:space="preserve">, </w:t>
+      </w:r>
       <w:r>
         <w:rPr>
           <w:rFonts w:ascii="Consolas" w:hAnsi="Consolas"/>
           <w:color w:val="246382"/>
           <w:sz w:val="20"/>
         </w:rPr>
-        <w:t>Budget Impact</w:t>
-      </w:r>
-    </w:p>
-    <w:p>
-      <w:pPr>
-        <w:pStyle w:val="ListBullet"/>
-      </w:pPr>
+        <w:t>Management Approver</w:t>
+      </w:r>
+      <w:r>
+        <w:rPr>
+          <w:rFonts w:ascii="Calibri" w:hAnsi="Calibri"/>
+          <w:color w:val="263038"/>
+          <w:sz w:val="21"/>
+        </w:rPr>
+        <w:t xml:space="preserve">, </w:t>
+      </w:r>
       <w:r>
         <w:rPr>
           <w:rFonts w:ascii="Consolas" w:hAnsi="Consolas"/>
           <w:color w:val="246382"/>
           <w:sz w:val="20"/>
         </w:rPr>
-        <w:t>Alternative Options</w:t>
-      </w:r>
-    </w:p>
-    <w:p>
-      <w:r>
-        <w:rPr>
-          <w:rFonts w:ascii="Calibri" w:hAnsi="Calibri"/>
-          <w:color w:val="263038"/>
-          <w:sz w:val="21"/>
-        </w:rPr>
-        <w:t>Recommendation values:</w:t>
-      </w:r>
-    </w:p>
-    <w:p>
-      <w:pPr>
-        <w:pStyle w:val="ListBullet"/>
+        <w:t>Lease Auditor</w:t>
+      </w:r>
+      <w:r>
+        <w:rPr>
+          <w:rFonts w:ascii="Calibri" w:hAnsi="Calibri"/>
+          <w:color w:val="263038"/>
+          <w:sz w:val="21"/>
+        </w:rPr>
+        <w:t>, or an unrestricted operational role can receive Restricted clearance.</w:t>
+      </w:r>
+    </w:p>
+    <w:p>
+      <w:r>
+        <w:rPr>
+          <w:rFonts w:ascii="Calibri" w:hAnsi="Calibri"/>
+          <w:color w:val="263038"/>
+          <w:sz w:val="21"/>
+        </w:rPr>
+        <w:t>The same linked-Lease authorization is required for every scoped workflow approver. A workflow role does not by itself grant access to the Renewal Request. The approver must also be assigned to the Lease or hold the matching Lease Department User Permission and must have sufficient confidentiality clearance.</w:t>
+      </w:r>
+    </w:p>
+    <w:p>
+      <w:pPr>
+        <w:pStyle w:val="Heading2"/>
+      </w:pPr>
+      <w:r>
+        <w:t>13.3 Workflow States</w:t>
+      </w:r>
+    </w:p>
+    <w:p>
+      <w:r>
+        <w:rPr>
+          <w:rFonts w:ascii="Calibri" w:hAnsi="Calibri"/>
+          <w:color w:val="263038"/>
+          <w:sz w:val="21"/>
+        </w:rPr>
+        <w:t>The renewal process follows this sequence:</w:t>
+      </w:r>
+    </w:p>
+    <w:p>
+      <w:pPr>
+        <w:pStyle w:val="ListNumber"/>
       </w:pPr>
       <w:r>
         <w:rPr>
@@ -7219,12 +7354,12 @@
           <w:color w:val="246382"/>
           <w:sz w:val="20"/>
         </w:rPr>
-        <w:t>Renew</w:t>
-      </w:r>
-    </w:p>
-    <w:p>
-      <w:pPr>
-        <w:pStyle w:val="ListBullet"/>
+        <w:t>Draft</w:t>
+      </w:r>
+    </w:p>
+    <w:p>
+      <w:pPr>
+        <w:pStyle w:val="ListNumber"/>
       </w:pPr>
       <w:r>
         <w:rPr>
@@ -7232,12 +7367,12 @@
           <w:color w:val="246382"/>
           <w:sz w:val="20"/>
         </w:rPr>
-        <w:t>Renegotiate</w:t>
-      </w:r>
-    </w:p>
-    <w:p>
-      <w:pPr>
-        <w:pStyle w:val="ListBullet"/>
+        <w:t>Department Review</w:t>
+      </w:r>
+    </w:p>
+    <w:p>
+      <w:pPr>
+        <w:pStyle w:val="ListNumber"/>
       </w:pPr>
       <w:r>
         <w:rPr>
@@ -7245,12 +7380,12 @@
           <w:color w:val="246382"/>
           <w:sz w:val="20"/>
         </w:rPr>
-        <w:t>Relocate</w:t>
-      </w:r>
-    </w:p>
-    <w:p>
-      <w:pPr>
-        <w:pStyle w:val="ListBullet"/>
+        <w:t>Finance Review</w:t>
+      </w:r>
+    </w:p>
+    <w:p>
+      <w:pPr>
+        <w:pStyle w:val="ListNumber"/>
       </w:pPr>
       <w:r>
         <w:rPr>
@@ -7258,200 +7393,39 @@
           <w:color w:val="246382"/>
           <w:sz w:val="20"/>
         </w:rPr>
-        <w:t>Terminate</w:t>
-      </w:r>
-    </w:p>
-    <w:p>
-      <w:pPr>
-        <w:pStyle w:val="Heading2"/>
-      </w:pPr>
-      <w:r>
-        <w:t>13.5 Workflow Comments and Decision History</w:t>
-      </w:r>
-    </w:p>
-    <w:p>
-      <w:r>
-        <w:rPr>
-          <w:rFonts w:ascii="Calibri" w:hAnsi="Calibri"/>
-          <w:color w:val="263038"/>
-          <w:sz w:val="21"/>
-        </w:rPr>
-        <w:t xml:space="preserve">Use </w:t>
-      </w:r>
+        <w:t>Legal Review</w:t>
+      </w:r>
+    </w:p>
+    <w:p>
+      <w:pPr>
+        <w:pStyle w:val="ListNumber"/>
+      </w:pPr>
       <w:r>
         <w:rPr>
           <w:rFonts w:ascii="Consolas" w:hAnsi="Consolas"/>
           <w:color w:val="246382"/>
           <w:sz w:val="20"/>
         </w:rPr>
-        <w:t>Workflow Comment</w:t>
-      </w:r>
-      <w:r>
-        <w:rPr>
-          <w:rFonts w:ascii="Calibri" w:hAnsi="Calibri"/>
-          <w:color w:val="263038"/>
-          <w:sz w:val="21"/>
-        </w:rPr>
-        <w:t xml:space="preserve"> whenever context is needed.</w:t>
-      </w:r>
-    </w:p>
-    <w:p>
-      <w:r>
-        <w:rPr>
-          <w:rFonts w:ascii="Calibri" w:hAnsi="Calibri"/>
-          <w:color w:val="263038"/>
-          <w:sz w:val="21"/>
-        </w:rPr>
-        <w:t>The system requires a comment when:</w:t>
-      </w:r>
-    </w:p>
-    <w:p>
-      <w:pPr>
-        <w:pStyle w:val="ListBullet"/>
-      </w:pPr>
-      <w:r>
-        <w:rPr>
-          <w:rFonts w:ascii="Calibri" w:hAnsi="Calibri"/>
-          <w:color w:val="263038"/>
-          <w:sz w:val="21"/>
-        </w:rPr>
-        <w:t>Returning a request</w:t>
-      </w:r>
-    </w:p>
-    <w:p>
-      <w:pPr>
-        <w:pStyle w:val="ListBullet"/>
-      </w:pPr>
-      <w:r>
-        <w:rPr>
-          <w:rFonts w:ascii="Calibri" w:hAnsi="Calibri"/>
-          <w:color w:val="263038"/>
-          <w:sz w:val="21"/>
-        </w:rPr>
-        <w:t>Rejecting a request</w:t>
-      </w:r>
-    </w:p>
-    <w:p>
-      <w:r>
-        <w:rPr>
-          <w:rFonts w:ascii="Calibri" w:hAnsi="Calibri"/>
-          <w:color w:val="263038"/>
-          <w:sz w:val="21"/>
-        </w:rPr>
-        <w:t xml:space="preserve">Every valid transition is written to </w:t>
-      </w:r>
+        <w:t>Management Approval</w:t>
+      </w:r>
+    </w:p>
+    <w:p>
+      <w:pPr>
+        <w:pStyle w:val="ListNumber"/>
+      </w:pPr>
       <w:r>
         <w:rPr>
           <w:rFonts w:ascii="Consolas" w:hAnsi="Consolas"/>
           <w:color w:val="246382"/>
           <w:sz w:val="20"/>
         </w:rPr>
-        <w:t>Decision History</w:t>
-      </w:r>
-      <w:r>
-        <w:rPr>
-          <w:rFonts w:ascii="Calibri" w:hAnsi="Calibri"/>
-          <w:color w:val="263038"/>
-          <w:sz w:val="21"/>
-        </w:rPr>
-        <w:t xml:space="preserve"> with:</w:t>
-      </w:r>
-    </w:p>
-    <w:p>
-      <w:pPr>
-        <w:pStyle w:val="ListBullet"/>
-      </w:pPr>
-      <w:r>
-        <w:rPr>
-          <w:rFonts w:ascii="Calibri" w:hAnsi="Calibri"/>
-          <w:color w:val="263038"/>
-          <w:sz w:val="21"/>
-        </w:rPr>
-        <w:t>from state</w:t>
-      </w:r>
-    </w:p>
-    <w:p>
-      <w:pPr>
-        <w:pStyle w:val="ListBullet"/>
-      </w:pPr>
-      <w:r>
-        <w:rPr>
-          <w:rFonts w:ascii="Calibri" w:hAnsi="Calibri"/>
-          <w:color w:val="263038"/>
-          <w:sz w:val="21"/>
-        </w:rPr>
-        <w:t>action</w:t>
-      </w:r>
-    </w:p>
-    <w:p>
-      <w:pPr>
-        <w:pStyle w:val="ListBullet"/>
-      </w:pPr>
-      <w:r>
-        <w:rPr>
-          <w:rFonts w:ascii="Calibri" w:hAnsi="Calibri"/>
-          <w:color w:val="263038"/>
-          <w:sz w:val="21"/>
-        </w:rPr>
-        <w:t>to state</w:t>
-      </w:r>
-    </w:p>
-    <w:p>
-      <w:pPr>
-        <w:pStyle w:val="ListBullet"/>
-      </w:pPr>
-      <w:r>
-        <w:rPr>
-          <w:rFonts w:ascii="Calibri" w:hAnsi="Calibri"/>
-          <w:color w:val="263038"/>
-          <w:sz w:val="21"/>
-        </w:rPr>
-        <w:t>actor</w:t>
-      </w:r>
-    </w:p>
-    <w:p>
-      <w:pPr>
-        <w:pStyle w:val="ListBullet"/>
-      </w:pPr>
-      <w:r>
-        <w:rPr>
-          <w:rFonts w:ascii="Calibri" w:hAnsi="Calibri"/>
-          <w:color w:val="263038"/>
-          <w:sz w:val="21"/>
-        </w:rPr>
-        <w:t>action date/time</w:t>
-      </w:r>
-    </w:p>
-    <w:p>
-      <w:pPr>
-        <w:pStyle w:val="ListBullet"/>
-      </w:pPr>
-      <w:r>
-        <w:rPr>
-          <w:rFonts w:ascii="Calibri" w:hAnsi="Calibri"/>
-          <w:color w:val="263038"/>
-          <w:sz w:val="21"/>
-        </w:rPr>
-        <w:t>comment</w:t>
-      </w:r>
-    </w:p>
-    <w:p>
-      <w:pPr>
-        <w:pStyle w:val="Heading2"/>
-      </w:pPr>
-      <w:r>
-        <w:t>13.6 Completion Behavior</w:t>
-      </w:r>
-    </w:p>
-    <w:p>
-      <w:r>
-        <w:rPr>
-          <w:rFonts w:ascii="Calibri" w:hAnsi="Calibri"/>
-          <w:color w:val="263038"/>
-          <w:sz w:val="21"/>
-        </w:rPr>
-        <w:t xml:space="preserve">When a request moves to </w:t>
-      </w:r>
+        <w:t>Approved</w:t>
+      </w:r>
+    </w:p>
+    <w:p>
+      <w:pPr>
+        <w:pStyle w:val="ListNumber"/>
+      </w:pPr>
       <w:r>
         <w:rPr>
           <w:rFonts w:ascii="Consolas" w:hAnsi="Consolas"/>
@@ -7460,224 +7434,89 @@
         </w:rPr>
         <w:t>Completed</w:t>
       </w:r>
-      <w:r>
-        <w:rPr>
-          <w:rFonts w:ascii="Calibri" w:hAnsi="Calibri"/>
-          <w:color w:val="263038"/>
-          <w:sz w:val="21"/>
-        </w:rPr>
-        <w:t>:</w:t>
+    </w:p>
+    <w:p>
+      <w:r>
+        <w:rPr>
+          <w:rFonts w:ascii="Calibri" w:hAnsi="Calibri"/>
+          <w:color w:val="263038"/>
+          <w:sz w:val="21"/>
+        </w:rPr>
+        <w:t>Possible exit state:</w:t>
       </w:r>
     </w:p>
     <w:p>
       <w:pPr>
         <w:pStyle w:val="ListBullet"/>
       </w:pPr>
-      <w:r>
-        <w:rPr>
-          <w:rFonts w:ascii="Calibri" w:hAnsi="Calibri"/>
-          <w:color w:val="263038"/>
-          <w:sz w:val="21"/>
-        </w:rPr>
-        <w:t>The system checks that proposed lease dates exist.</w:t>
-      </w:r>
-    </w:p>
-    <w:p>
-      <w:pPr>
-        <w:pStyle w:val="ListBullet"/>
-      </w:pPr>
-      <w:r>
-        <w:rPr>
-          <w:rFonts w:ascii="Calibri" w:hAnsi="Calibri"/>
-          <w:color w:val="263038"/>
-          <w:sz w:val="21"/>
-        </w:rPr>
-        <w:t xml:space="preserve">The required supporting document must already be attached as a </w:t>
-      </w:r>
       <w:r>
         <w:rPr>
           <w:rFonts w:ascii="Consolas" w:hAnsi="Consolas"/>
           <w:color w:val="246382"/>
           <w:sz w:val="20"/>
         </w:rPr>
-        <w:t>Lease Document</w:t>
-      </w:r>
-      <w:r>
-        <w:rPr>
-          <w:rFonts w:ascii="Calibri" w:hAnsi="Calibri"/>
-          <w:color w:val="263038"/>
-          <w:sz w:val="21"/>
-        </w:rPr>
-        <w:t>.</w:t>
+        <w:t>Rejected</w:t>
+      </w:r>
+    </w:p>
+    <w:p>
+      <w:pPr>
+        <w:pStyle w:val="Heading2"/>
+      </w:pPr>
+      <w:r>
+        <w:t>13.4 Who Acts at Each Stage</w:t>
       </w:r>
     </w:p>
     <w:p>
       <w:pPr>
         <w:pStyle w:val="ListBullet"/>
       </w:pPr>
-      <w:r>
-        <w:rPr>
-          <w:rFonts w:ascii="Calibri" w:hAnsi="Calibri"/>
-          <w:color w:val="263038"/>
-          <w:sz w:val="21"/>
-        </w:rPr>
-        <w:t xml:space="preserve">If the recommendation is not </w:t>
-      </w:r>
       <w:r>
         <w:rPr>
           <w:rFonts w:ascii="Consolas" w:hAnsi="Consolas"/>
           <w:color w:val="246382"/>
           <w:sz w:val="20"/>
         </w:rPr>
-        <w:t>Terminate</w:t>
-      </w:r>
-      <w:r>
-        <w:rPr>
-          <w:rFonts w:ascii="Calibri" w:hAnsi="Calibri"/>
-          <w:color w:val="263038"/>
-          <w:sz w:val="21"/>
-        </w:rPr>
-        <w:t>, the system creates a successor lease automatically if one does not already exist.</w:t>
-      </w:r>
-    </w:p>
-    <w:p>
-      <w:pPr>
-        <w:pStyle w:val="ListBullet"/>
-      </w:pPr>
-      <w:r>
-        <w:rPr>
-          <w:rFonts w:ascii="Calibri" w:hAnsi="Calibri"/>
-          <w:color w:val="263038"/>
-          <w:sz w:val="21"/>
-        </w:rPr>
-        <w:t>The successor lease carries forward the main lease structure and uses the approved proposed terms.</w:t>
-      </w:r>
-    </w:p>
-    <w:p>
-      <w:pPr>
-        <w:pStyle w:val="Heading2"/>
-      </w:pPr>
-      <w:r>
-        <w:t>13.7 Open-Cycle Control</w:t>
-      </w:r>
-    </w:p>
-    <w:p>
-      <w:r>
-        <w:rPr>
-          <w:rFonts w:ascii="Calibri" w:hAnsi="Calibri"/>
-          <w:color w:val="263038"/>
-          <w:sz w:val="21"/>
-        </w:rPr>
-        <w:t>Only one open renewal request is allowed per lease at a time. The system blocks creation of another active cycle until the previous one is completed, rejected, or cancelled.</w:t>
-      </w:r>
-    </w:p>
-    <w:p>
-      <w:pPr>
-        <w:pStyle w:val="Heading1"/>
-      </w:pPr>
-      <w:r>
-        <w:t>14. Automated Status Updates</w:t>
-      </w:r>
-    </w:p>
-    <w:p>
-      <w:r>
-        <w:rPr>
-          <w:rFonts w:ascii="Calibri" w:hAnsi="Calibri"/>
-          <w:color w:val="263038"/>
-          <w:sz w:val="21"/>
-        </w:rPr>
-        <w:t>The app runs daily background jobs that:</w:t>
-      </w:r>
-    </w:p>
-    <w:p>
-      <w:pPr>
-        <w:pStyle w:val="ListBullet"/>
-      </w:pPr>
-      <w:r>
-        <w:rPr>
-          <w:rFonts w:ascii="Calibri" w:hAnsi="Calibri"/>
-          <w:color w:val="263038"/>
-          <w:sz w:val="21"/>
-        </w:rPr>
-        <w:t>Refresh lease status and date-derived values.</w:t>
-      </w:r>
-    </w:p>
-    <w:p>
-      <w:pPr>
-        <w:pStyle w:val="ListBullet"/>
-      </w:pPr>
-      <w:r>
-        <w:rPr>
-          <w:rFonts w:ascii="Calibri" w:hAnsi="Calibri"/>
-          <w:color w:val="263038"/>
-          <w:sz w:val="21"/>
-        </w:rPr>
-        <w:t>Refresh unpaid rent schedule statuses.</w:t>
-      </w:r>
-    </w:p>
-    <w:p>
-      <w:pPr>
-        <w:pStyle w:val="ListBullet"/>
-      </w:pPr>
-      <w:r>
-        <w:rPr>
-          <w:rFonts w:ascii="Calibri" w:hAnsi="Calibri"/>
-          <w:color w:val="263038"/>
-          <w:sz w:val="21"/>
-        </w:rPr>
-        <w:t>Process due reminders.</w:t>
-      </w:r>
-    </w:p>
-    <w:p>
-      <w:r>
-        <w:rPr>
-          <w:rFonts w:ascii="Calibri" w:hAnsi="Calibri"/>
-          <w:color w:val="263038"/>
-          <w:sz w:val="21"/>
-        </w:rPr>
-        <w:t>This means:</w:t>
-      </w:r>
-    </w:p>
-    <w:p>
-      <w:pPr>
-        <w:pStyle w:val="ListBullet"/>
-      </w:pPr>
+        <w:t>Draft</w:t>
+      </w:r>
+      <w:r>
+        <w:rPr>
+          <w:rFonts w:ascii="Calibri" w:hAnsi="Calibri"/>
+          <w:color w:val="263038"/>
+          <w:sz w:val="21"/>
+        </w:rPr>
+        <w:t xml:space="preserve">: </w:t>
+      </w:r>
       <w:r>
         <w:rPr>
           <w:rFonts w:ascii="Consolas" w:hAnsi="Consolas"/>
           <w:color w:val="246382"/>
           <w:sz w:val="20"/>
         </w:rPr>
-        <w:t>Days to Expiry</w:t>
-      </w:r>
-      <w:r>
-        <w:rPr>
-          <w:rFonts w:ascii="Calibri" w:hAnsi="Calibri"/>
-          <w:color w:val="263038"/>
-          <w:sz w:val="21"/>
-        </w:rPr>
-        <w:t xml:space="preserve"> stays current.</w:t>
-      </w:r>
-    </w:p>
-    <w:p>
-      <w:pPr>
-        <w:pStyle w:val="ListBullet"/>
-      </w:pPr>
+        <w:t>Responsible Officer</w:t>
+      </w:r>
+      <w:r>
+        <w:rPr>
+          <w:rFonts w:ascii="Calibri" w:hAnsi="Calibri"/>
+          <w:color w:val="263038"/>
+          <w:sz w:val="21"/>
+        </w:rPr>
+        <w:t xml:space="preserve"> edits the proposal. </w:t>
+      </w:r>
       <w:r>
         <w:rPr>
           <w:rFonts w:ascii="Consolas" w:hAnsi="Consolas"/>
           <w:color w:val="246382"/>
           <w:sz w:val="20"/>
         </w:rPr>
-        <w:t>Expiring Soon</w:t>
-      </w:r>
-      <w:r>
-        <w:rPr>
-          <w:rFonts w:ascii="Calibri" w:hAnsi="Calibri"/>
-          <w:color w:val="263038"/>
-          <w:sz w:val="21"/>
-        </w:rPr>
-        <w:t xml:space="preserve">, </w:t>
+        <w:t>Responsible Officer</w:t>
+      </w:r>
+      <w:r>
+        <w:rPr>
+          <w:rFonts w:ascii="Calibri" w:hAnsi="Calibri"/>
+          <w:color w:val="263038"/>
+          <w:sz w:val="21"/>
+        </w:rPr>
+        <w:t xml:space="preserve"> or </w:t>
       </w:r>
       <w:r>
         <w:rPr>
@@ -7685,68 +7524,73 @@
           <w:color w:val="246382"/>
           <w:sz w:val="20"/>
         </w:rPr>
-        <w:t>Expired</w:t>
-      </w:r>
-      <w:r>
-        <w:rPr>
-          <w:rFonts w:ascii="Calibri" w:hAnsi="Calibri"/>
-          <w:color w:val="263038"/>
-          <w:sz w:val="21"/>
-        </w:rPr>
-        <w:t xml:space="preserve">, and </w:t>
-      </w:r>
+        <w:t>Lease Administrator</w:t>
+      </w:r>
+      <w:r>
+        <w:rPr>
+          <w:rFonts w:ascii="Calibri" w:hAnsi="Calibri"/>
+          <w:color w:val="263038"/>
+          <w:sz w:val="21"/>
+        </w:rPr>
+        <w:t xml:space="preserve"> can submit it for Department Review.</w:t>
+      </w:r>
+    </w:p>
+    <w:p>
+      <w:pPr>
+        <w:pStyle w:val="ListBullet"/>
+      </w:pPr>
       <w:r>
         <w:rPr>
           <w:rFonts w:ascii="Consolas" w:hAnsi="Consolas"/>
           <w:color w:val="246382"/>
           <w:sz w:val="20"/>
         </w:rPr>
-        <w:t>Active</w:t>
-      </w:r>
-      <w:r>
-        <w:rPr>
-          <w:rFonts w:ascii="Calibri" w:hAnsi="Calibri"/>
-          <w:color w:val="263038"/>
-          <w:sz w:val="21"/>
-        </w:rPr>
-        <w:t xml:space="preserve"> statuses update automatically.</w:t>
-      </w:r>
-    </w:p>
-    <w:p>
-      <w:pPr>
-        <w:pStyle w:val="ListBullet"/>
-      </w:pPr>
+        <w:t>Department Review</w:t>
+      </w:r>
+      <w:r>
+        <w:rPr>
+          <w:rFonts w:ascii="Calibri" w:hAnsi="Calibri"/>
+          <w:color w:val="263038"/>
+          <w:sz w:val="21"/>
+        </w:rPr>
+        <w:t xml:space="preserve">: </w:t>
+      </w:r>
       <w:r>
         <w:rPr>
           <w:rFonts w:ascii="Consolas" w:hAnsi="Consolas"/>
           <w:color w:val="246382"/>
           <w:sz w:val="20"/>
         </w:rPr>
-        <w:t>Planned</w:t>
-      </w:r>
-      <w:r>
-        <w:rPr>
-          <w:rFonts w:ascii="Calibri" w:hAnsi="Calibri"/>
-          <w:color w:val="263038"/>
-          <w:sz w:val="21"/>
-        </w:rPr>
-        <w:t xml:space="preserve">, </w:t>
-      </w:r>
+        <w:t>Department Head</w:t>
+      </w:r>
+      <w:r>
+        <w:rPr>
+          <w:rFonts w:ascii="Calibri" w:hAnsi="Calibri"/>
+          <w:color w:val="263038"/>
+          <w:sz w:val="21"/>
+        </w:rPr>
+        <w:t xml:space="preserve"> can approve to Finance Review or return the request to Draft.</w:t>
+      </w:r>
+    </w:p>
+    <w:p>
+      <w:pPr>
+        <w:pStyle w:val="ListBullet"/>
+      </w:pPr>
       <w:r>
         <w:rPr>
           <w:rFonts w:ascii="Consolas" w:hAnsi="Consolas"/>
           <w:color w:val="246382"/>
           <w:sz w:val="20"/>
         </w:rPr>
-        <w:t>Due</w:t>
-      </w:r>
-      <w:r>
-        <w:rPr>
-          <w:rFonts w:ascii="Calibri" w:hAnsi="Calibri"/>
-          <w:color w:val="263038"/>
-          <w:sz w:val="21"/>
-        </w:rPr>
-        <w:t xml:space="preserve">, and </w:t>
+        <w:t>Finance Review</w:t>
+      </w:r>
+      <w:r>
+        <w:rPr>
+          <w:rFonts w:ascii="Calibri" w:hAnsi="Calibri"/>
+          <w:color w:val="263038"/>
+          <w:sz w:val="21"/>
+        </w:rPr>
+        <w:t xml:space="preserve">: </w:t>
       </w:r>
       <w:r>
         <w:rPr>
@@ -7754,62 +7598,36 @@
           <w:color w:val="246382"/>
           <w:sz w:val="20"/>
         </w:rPr>
-        <w:t>Overdue</w:t>
-      </w:r>
-      <w:r>
-        <w:rPr>
-          <w:rFonts w:ascii="Calibri" w:hAnsi="Calibri"/>
-          <w:color w:val="263038"/>
-          <w:sz w:val="21"/>
-        </w:rPr>
-        <w:t xml:space="preserve"> schedule statuses update automatically.</w:t>
-      </w:r>
-    </w:p>
-    <w:p>
-      <w:pPr>
-        <w:pStyle w:val="Heading1"/>
-      </w:pPr>
-      <w:r>
-        <w:t>15. Reminder Processing</w:t>
-      </w:r>
-    </w:p>
-    <w:p>
-      <w:r>
-        <w:rPr>
-          <w:rFonts w:ascii="Calibri" w:hAnsi="Calibri"/>
-          <w:color w:val="263038"/>
-          <w:sz w:val="21"/>
-        </w:rPr>
-        <w:t>The reminder engine monitors leases that:</w:t>
+        <w:t>Finance Approver</w:t>
+      </w:r>
+      <w:r>
+        <w:rPr>
+          <w:rFonts w:ascii="Calibri" w:hAnsi="Calibri"/>
+          <w:color w:val="263038"/>
+          <w:sz w:val="21"/>
+        </w:rPr>
+        <w:t xml:space="preserve"> can approve to Legal Review or return the request to Draft.</w:t>
       </w:r>
     </w:p>
     <w:p>
       <w:pPr>
         <w:pStyle w:val="ListBullet"/>
       </w:pPr>
-      <w:r>
-        <w:rPr>
-          <w:rFonts w:ascii="Calibri" w:hAnsi="Calibri"/>
-          <w:color w:val="263038"/>
-          <w:sz w:val="21"/>
-        </w:rPr>
-        <w:t xml:space="preserve">are not </w:t>
-      </w:r>
       <w:r>
         <w:rPr>
           <w:rFonts w:ascii="Consolas" w:hAnsi="Consolas"/>
           <w:color w:val="246382"/>
           <w:sz w:val="20"/>
         </w:rPr>
-        <w:t>Draft</w:t>
-      </w:r>
-      <w:r>
-        <w:rPr>
-          <w:rFonts w:ascii="Calibri" w:hAnsi="Calibri"/>
-          <w:color w:val="263038"/>
-          <w:sz w:val="21"/>
-        </w:rPr>
-        <w:t xml:space="preserve">, </w:t>
+        <w:t>Legal Review</w:t>
+      </w:r>
+      <w:r>
+        <w:rPr>
+          <w:rFonts w:ascii="Calibri" w:hAnsi="Calibri"/>
+          <w:color w:val="263038"/>
+          <w:sz w:val="21"/>
+        </w:rPr>
+        <w:t xml:space="preserve">: </w:t>
       </w:r>
       <w:r>
         <w:rPr>
@@ -7817,36 +7635,36 @@
           <w:color w:val="246382"/>
           <w:sz w:val="20"/>
         </w:rPr>
-        <w:t>Renewed</w:t>
-      </w:r>
-      <w:r>
-        <w:rPr>
-          <w:rFonts w:ascii="Calibri" w:hAnsi="Calibri"/>
-          <w:color w:val="263038"/>
-          <w:sz w:val="21"/>
-        </w:rPr>
-        <w:t xml:space="preserve">, or </w:t>
-      </w:r>
+        <w:t>Legal Approver</w:t>
+      </w:r>
+      <w:r>
+        <w:rPr>
+          <w:rFonts w:ascii="Calibri" w:hAnsi="Calibri"/>
+          <w:color w:val="263038"/>
+          <w:sz w:val="21"/>
+        </w:rPr>
+        <w:t xml:space="preserve"> can approve to Management Approval or return the request to Draft.</w:t>
+      </w:r>
+    </w:p>
+    <w:p>
+      <w:pPr>
+        <w:pStyle w:val="ListBullet"/>
+      </w:pPr>
       <w:r>
         <w:rPr>
           <w:rFonts w:ascii="Consolas" w:hAnsi="Consolas"/>
           <w:color w:val="246382"/>
           <w:sz w:val="20"/>
         </w:rPr>
-        <w:t>Terminated</w:t>
-      </w:r>
-    </w:p>
-    <w:p>
-      <w:pPr>
-        <w:pStyle w:val="ListBullet"/>
-      </w:pPr>
-      <w:r>
-        <w:rPr>
-          <w:rFonts w:ascii="Calibri" w:hAnsi="Calibri"/>
-          <w:color w:val="263038"/>
-          <w:sz w:val="21"/>
-        </w:rPr>
-        <w:t xml:space="preserve">are not in renewal status </w:t>
+        <w:t>Management Approval</w:t>
+      </w:r>
+      <w:r>
+        <w:rPr>
+          <w:rFonts w:ascii="Calibri" w:hAnsi="Calibri"/>
+          <w:color w:val="263038"/>
+          <w:sz w:val="21"/>
+        </w:rPr>
+        <w:t xml:space="preserve">: </w:t>
       </w:r>
       <w:r>
         <w:rPr>
@@ -7854,36 +7672,36 @@
           <w:color w:val="246382"/>
           <w:sz w:val="20"/>
         </w:rPr>
-        <w:t>Completed</w:t>
-      </w:r>
-      <w:r>
-        <w:rPr>
-          <w:rFonts w:ascii="Calibri" w:hAnsi="Calibri"/>
-          <w:color w:val="263038"/>
-          <w:sz w:val="21"/>
-        </w:rPr>
-        <w:t xml:space="preserve"> or </w:t>
-      </w:r>
+        <w:t>Management Approver</w:t>
+      </w:r>
+      <w:r>
+        <w:rPr>
+          <w:rFonts w:ascii="Calibri" w:hAnsi="Calibri"/>
+          <w:color w:val="263038"/>
+          <w:sz w:val="21"/>
+        </w:rPr>
+        <w:t xml:space="preserve"> can approve the request or reject it.</w:t>
+      </w:r>
+    </w:p>
+    <w:p>
+      <w:pPr>
+        <w:pStyle w:val="ListBullet"/>
+      </w:pPr>
       <w:r>
         <w:rPr>
           <w:rFonts w:ascii="Consolas" w:hAnsi="Consolas"/>
           <w:color w:val="246382"/>
           <w:sz w:val="20"/>
         </w:rPr>
-        <w:t>Not Renewing</w:t>
-      </w:r>
-    </w:p>
-    <w:p>
-      <w:pPr>
-        <w:pStyle w:val="ListBullet"/>
-      </w:pPr>
-      <w:r>
-        <w:rPr>
-          <w:rFonts w:ascii="Calibri" w:hAnsi="Calibri"/>
-          <w:color w:val="263038"/>
-          <w:sz w:val="21"/>
-        </w:rPr>
-        <w:t xml:space="preserve">have an </w:t>
+        <w:t>Approved</w:t>
+      </w:r>
+      <w:r>
+        <w:rPr>
+          <w:rFonts w:ascii="Calibri" w:hAnsi="Calibri"/>
+          <w:color w:val="263038"/>
+          <w:sz w:val="21"/>
+        </w:rPr>
+        <w:t xml:space="preserve">: </w:t>
       </w:r>
       <w:r>
         <w:rPr>
@@ -7891,695 +7709,49 @@
           <w:color w:val="246382"/>
           <w:sz w:val="20"/>
         </w:rPr>
-        <w:t>End Date</w:t>
-      </w:r>
-    </w:p>
-    <w:p>
-      <w:r>
-        <w:rPr>
-          <w:rFonts w:ascii="Calibri" w:hAnsi="Calibri"/>
-          <w:color w:val="263038"/>
-          <w:sz w:val="21"/>
-        </w:rPr>
-        <w:t>When a threshold is reached, the system:</w:t>
-      </w:r>
-    </w:p>
-    <w:p>
-      <w:pPr>
-        <w:pStyle w:val="ListNumber"/>
-      </w:pPr>
-      <w:r>
-        <w:rPr>
-          <w:rFonts w:ascii="Calibri" w:hAnsi="Calibri"/>
-          <w:color w:val="263038"/>
-          <w:sz w:val="21"/>
-        </w:rPr>
-        <w:t>Resolves the active reminder policy.</w:t>
-      </w:r>
-    </w:p>
-    <w:p>
-      <w:pPr>
-        <w:pStyle w:val="ListNumber"/>
-      </w:pPr>
-      <w:r>
-        <w:rPr>
-          <w:rFonts w:ascii="Calibri" w:hAnsi="Calibri"/>
-          <w:color w:val="263038"/>
-          <w:sz w:val="21"/>
-        </w:rPr>
-        <w:t>Determines whether that threshold is due.</w:t>
-      </w:r>
-    </w:p>
-    <w:p>
-      <w:pPr>
-        <w:pStyle w:val="ListNumber"/>
-      </w:pPr>
-      <w:r>
-        <w:rPr>
-          <w:rFonts w:ascii="Calibri" w:hAnsi="Calibri"/>
-          <w:color w:val="263038"/>
-          <w:sz w:val="21"/>
-        </w:rPr>
-        <w:t>Optionally creates a renewal request automatically at the first threshold.</w:t>
-      </w:r>
-    </w:p>
-    <w:p>
-      <w:pPr>
-        <w:pStyle w:val="ListNumber"/>
-      </w:pPr>
-      <w:r>
-        <w:rPr>
-          <w:rFonts w:ascii="Calibri" w:hAnsi="Calibri"/>
-          <w:color w:val="263038"/>
-          <w:sz w:val="21"/>
-        </w:rPr>
-        <w:t>Creates reminder log records.</w:t>
-      </w:r>
-    </w:p>
-    <w:p>
-      <w:pPr>
-        <w:pStyle w:val="ListNumber"/>
-      </w:pPr>
-      <w:r>
-        <w:rPr>
-          <w:rFonts w:ascii="Calibri" w:hAnsi="Calibri"/>
-          <w:color w:val="263038"/>
-          <w:sz w:val="21"/>
-        </w:rPr>
-        <w:t>Queues email and or in-app notification delivery.</w:t>
-      </w:r>
-    </w:p>
-    <w:p>
-      <w:pPr>
-        <w:pStyle w:val="ListNumber"/>
-      </w:pPr>
-      <w:r>
-        <w:rPr>
-          <w:rFonts w:ascii="Calibri" w:hAnsi="Calibri"/>
-          <w:color w:val="263038"/>
-          <w:sz w:val="21"/>
-        </w:rPr>
-        <w:t>Retries failed deliveries up to the configured retry limit.</w:t>
-      </w:r>
-    </w:p>
-    <w:p>
-      <w:r>
-        <w:rPr>
-          <w:rFonts w:ascii="Calibri" w:hAnsi="Calibri"/>
-          <w:color w:val="263038"/>
-          <w:sz w:val="21"/>
-        </w:rPr>
-        <w:t>After successful delivery, the lease updates:</w:t>
-      </w:r>
-    </w:p>
-    <w:p>
-      <w:pPr>
-        <w:pStyle w:val="ListBullet"/>
-      </w:pPr>
+        <w:t>Lease Administrator</w:t>
+      </w:r>
+      <w:r>
+        <w:rPr>
+          <w:rFonts w:ascii="Calibri" w:hAnsi="Calibri"/>
+          <w:color w:val="263038"/>
+          <w:sz w:val="21"/>
+        </w:rPr>
+        <w:t xml:space="preserve"> can use </w:t>
+      </w:r>
       <w:r>
         <w:rPr>
           <w:rFonts w:ascii="Consolas" w:hAnsi="Consolas"/>
           <w:color w:val="246382"/>
           <w:sz w:val="20"/>
         </w:rPr>
-        <w:t>Last Reminder Date</w:t>
-      </w:r>
-    </w:p>
-    <w:p>
-      <w:pPr>
-        <w:pStyle w:val="ListBullet"/>
-      </w:pPr>
+        <w:t>Mark Executed</w:t>
+      </w:r>
+      <w:r>
+        <w:rPr>
+          <w:rFonts w:ascii="Calibri" w:hAnsi="Calibri"/>
+          <w:color w:val="263038"/>
+          <w:sz w:val="21"/>
+        </w:rPr>
+        <w:t xml:space="preserve"> to complete the renewal.</w:t>
+      </w:r>
+    </w:p>
+    <w:p>
       <w:r>
         <w:rPr>
           <w:rFonts w:ascii="Consolas" w:hAnsi="Consolas"/>
           <w:color w:val="246382"/>
           <w:sz w:val="20"/>
         </w:rPr>
-        <w:t>Next Reminder Date</w:t>
-      </w:r>
-    </w:p>
-    <w:p>
-      <w:pPr>
-        <w:pStyle w:val="Heading1"/>
-      </w:pPr>
-      <w:r>
-        <w:t>16. Reports</w:t>
-      </w:r>
-    </w:p>
-    <w:p>
-      <w:pPr>
-        <w:pStyle w:val="Heading2"/>
-      </w:pPr>
-      <w:r>
-        <w:t>16.1 Upcoming Expiries</w:t>
-      </w:r>
-    </w:p>
-    <w:p>
-      <w:r>
-        <w:rPr>
-          <w:rFonts w:ascii="Calibri" w:hAnsi="Calibri"/>
-          <w:color w:val="263038"/>
-          <w:sz w:val="21"/>
-        </w:rPr>
-        <w:t>Use this report to identify leases ending within a date range.</w:t>
-      </w:r>
-    </w:p>
-    <w:p>
-      <w:r>
-        <w:rPr>
-          <w:rFonts w:ascii="Calibri" w:hAnsi="Calibri"/>
-          <w:color w:val="263038"/>
-          <w:sz w:val="21"/>
-        </w:rPr>
-        <w:t>Helpful fields shown:</w:t>
-      </w:r>
-    </w:p>
-    <w:p>
-      <w:pPr>
-        <w:pStyle w:val="ListBullet"/>
-      </w:pPr>
-      <w:r>
-        <w:rPr>
-          <w:rFonts w:ascii="Calibri" w:hAnsi="Calibri"/>
-          <w:color w:val="263038"/>
-          <w:sz w:val="21"/>
-        </w:rPr>
-        <w:t>Lease</w:t>
-      </w:r>
-    </w:p>
-    <w:p>
-      <w:pPr>
-        <w:pStyle w:val="ListBullet"/>
-      </w:pPr>
-      <w:r>
-        <w:rPr>
-          <w:rFonts w:ascii="Calibri" w:hAnsi="Calibri"/>
-          <w:color w:val="263038"/>
-          <w:sz w:val="21"/>
-        </w:rPr>
-        <w:t>Title</w:t>
-      </w:r>
-    </w:p>
-    <w:p>
-      <w:pPr>
-        <w:pStyle w:val="ListBullet"/>
-      </w:pPr>
-      <w:r>
-        <w:rPr>
-          <w:rFonts w:ascii="Calibri" w:hAnsi="Calibri"/>
-          <w:color w:val="263038"/>
-          <w:sz w:val="21"/>
-        </w:rPr>
-        <w:t>Property</w:t>
-      </w:r>
-    </w:p>
-    <w:p>
-      <w:pPr>
-        <w:pStyle w:val="ListBullet"/>
-      </w:pPr>
-      <w:r>
-        <w:rPr>
-          <w:rFonts w:ascii="Calibri" w:hAnsi="Calibri"/>
-          <w:color w:val="263038"/>
-          <w:sz w:val="21"/>
-        </w:rPr>
-        <w:t>Landlord</w:t>
-      </w:r>
-    </w:p>
-    <w:p>
-      <w:pPr>
-        <w:pStyle w:val="ListBullet"/>
-      </w:pPr>
-      <w:r>
-        <w:rPr>
-          <w:rFonts w:ascii="Calibri" w:hAnsi="Calibri"/>
-          <w:color w:val="263038"/>
-          <w:sz w:val="21"/>
-        </w:rPr>
-        <w:t>Department</w:t>
-      </w:r>
-    </w:p>
-    <w:p>
-      <w:pPr>
-        <w:pStyle w:val="ListBullet"/>
-      </w:pPr>
-      <w:r>
-        <w:rPr>
-          <w:rFonts w:ascii="Calibri" w:hAnsi="Calibri"/>
-          <w:color w:val="263038"/>
-          <w:sz w:val="21"/>
-        </w:rPr>
-        <w:t>Officer</w:t>
-      </w:r>
-    </w:p>
-    <w:p>
-      <w:pPr>
-        <w:pStyle w:val="ListBullet"/>
-      </w:pPr>
-      <w:r>
-        <w:rPr>
-          <w:rFonts w:ascii="Calibri" w:hAnsi="Calibri"/>
-          <w:color w:val="263038"/>
-          <w:sz w:val="21"/>
-        </w:rPr>
-        <w:t>End Date</w:t>
-      </w:r>
-    </w:p>
-    <w:p>
-      <w:pPr>
-        <w:pStyle w:val="ListBullet"/>
-      </w:pPr>
-      <w:r>
-        <w:rPr>
-          <w:rFonts w:ascii="Calibri" w:hAnsi="Calibri"/>
-          <w:color w:val="263038"/>
-          <w:sz w:val="21"/>
-        </w:rPr>
-        <w:t>Days to Expiry</w:t>
-      </w:r>
-    </w:p>
-    <w:p>
-      <w:pPr>
-        <w:pStyle w:val="ListBullet"/>
-      </w:pPr>
-      <w:r>
-        <w:rPr>
-          <w:rFonts w:ascii="Calibri" w:hAnsi="Calibri"/>
-          <w:color w:val="263038"/>
-          <w:sz w:val="21"/>
-        </w:rPr>
-        <w:t>Lease Status</w:t>
-      </w:r>
-    </w:p>
-    <w:p>
-      <w:pPr>
-        <w:pStyle w:val="ListBullet"/>
-      </w:pPr>
-      <w:r>
-        <w:rPr>
-          <w:rFonts w:ascii="Calibri" w:hAnsi="Calibri"/>
-          <w:color w:val="263038"/>
-          <w:sz w:val="21"/>
-        </w:rPr>
-        <w:t>Renewal Status</w:t>
-      </w:r>
-    </w:p>
-    <w:p>
-      <w:pPr>
-        <w:pStyle w:val="ListBullet"/>
-      </w:pPr>
-      <w:r>
-        <w:rPr>
-          <w:rFonts w:ascii="Calibri" w:hAnsi="Calibri"/>
-          <w:color w:val="263038"/>
-          <w:sz w:val="21"/>
-        </w:rPr>
-        <w:t>Next Action</w:t>
-      </w:r>
-    </w:p>
-    <w:p>
-      <w:r>
-        <w:rPr>
-          <w:rFonts w:ascii="Calibri" w:hAnsi="Calibri"/>
-          <w:color w:val="263038"/>
-          <w:sz w:val="21"/>
-        </w:rPr>
-        <w:t>Use it for weekly renewal planning and operational review meetings.</w:t>
-      </w:r>
-    </w:p>
-    <w:p>
-      <w:pPr>
-        <w:pStyle w:val="Heading2"/>
-      </w:pPr>
-      <w:r>
-        <w:t>16.2 Renewal Pipeline</w:t>
-      </w:r>
-    </w:p>
-    <w:p>
-      <w:r>
-        <w:rPr>
-          <w:rFonts w:ascii="Calibri" w:hAnsi="Calibri"/>
-          <w:color w:val="263038"/>
-          <w:sz w:val="21"/>
-        </w:rPr>
-        <w:t>Use this report to track every renewal request in progress or completed.</w:t>
-      </w:r>
-    </w:p>
-    <w:p>
-      <w:r>
-        <w:rPr>
-          <w:rFonts w:ascii="Calibri" w:hAnsi="Calibri"/>
-          <w:color w:val="263038"/>
-          <w:sz w:val="21"/>
-        </w:rPr>
-        <w:t>Helpful fields shown:</w:t>
-      </w:r>
-    </w:p>
-    <w:p>
-      <w:pPr>
-        <w:pStyle w:val="ListBullet"/>
-      </w:pPr>
-      <w:r>
-        <w:rPr>
-          <w:rFonts w:ascii="Calibri" w:hAnsi="Calibri"/>
-          <w:color w:val="263038"/>
-          <w:sz w:val="21"/>
-        </w:rPr>
-        <w:t>Renewal</w:t>
-      </w:r>
-    </w:p>
-    <w:p>
-      <w:pPr>
-        <w:pStyle w:val="ListBullet"/>
-      </w:pPr>
-      <w:r>
-        <w:rPr>
-          <w:rFonts w:ascii="Calibri" w:hAnsi="Calibri"/>
-          <w:color w:val="263038"/>
-          <w:sz w:val="21"/>
-        </w:rPr>
-        <w:t>Lease</w:t>
-      </w:r>
-    </w:p>
-    <w:p>
-      <w:pPr>
-        <w:pStyle w:val="ListBullet"/>
-      </w:pPr>
-      <w:r>
-        <w:rPr>
-          <w:rFonts w:ascii="Calibri" w:hAnsi="Calibri"/>
-          <w:color w:val="263038"/>
-          <w:sz w:val="21"/>
-        </w:rPr>
-        <w:t>Cycle</w:t>
-      </w:r>
-    </w:p>
-    <w:p>
-      <w:pPr>
-        <w:pStyle w:val="ListBullet"/>
-      </w:pPr>
-      <w:r>
-        <w:rPr>
-          <w:rFonts w:ascii="Calibri" w:hAnsi="Calibri"/>
-          <w:color w:val="263038"/>
-          <w:sz w:val="21"/>
-        </w:rPr>
-        <w:t>Workflow State</w:t>
-      </w:r>
-    </w:p>
-    <w:p>
-      <w:pPr>
-        <w:pStyle w:val="ListBullet"/>
-      </w:pPr>
-      <w:r>
-        <w:rPr>
-          <w:rFonts w:ascii="Calibri" w:hAnsi="Calibri"/>
-          <w:color w:val="263038"/>
-          <w:sz w:val="21"/>
-        </w:rPr>
-        <w:t>Pending With</w:t>
-      </w:r>
-    </w:p>
-    <w:p>
-      <w:pPr>
-        <w:pStyle w:val="ListBullet"/>
-      </w:pPr>
-      <w:r>
-        <w:rPr>
-          <w:rFonts w:ascii="Calibri" w:hAnsi="Calibri"/>
-          <w:color w:val="263038"/>
-          <w:sz w:val="21"/>
-        </w:rPr>
-        <w:t>Age (Days)</w:t>
-      </w:r>
-    </w:p>
-    <w:p>
-      <w:pPr>
-        <w:pStyle w:val="ListBullet"/>
-      </w:pPr>
-      <w:r>
-        <w:rPr>
-          <w:rFonts w:ascii="Calibri" w:hAnsi="Calibri"/>
-          <w:color w:val="263038"/>
-          <w:sz w:val="21"/>
-        </w:rPr>
-        <w:t>Recommendation</w:t>
-      </w:r>
-    </w:p>
-    <w:p>
-      <w:pPr>
-        <w:pStyle w:val="ListBullet"/>
-      </w:pPr>
-      <w:r>
-        <w:rPr>
-          <w:rFonts w:ascii="Calibri" w:hAnsi="Calibri"/>
-          <w:color w:val="263038"/>
-          <w:sz w:val="21"/>
-        </w:rPr>
-        <w:t>Requested By</w:t>
-      </w:r>
-    </w:p>
-    <w:p>
-      <w:pPr>
-        <w:pStyle w:val="ListBullet"/>
-      </w:pPr>
-      <w:r>
-        <w:rPr>
-          <w:rFonts w:ascii="Calibri" w:hAnsi="Calibri"/>
-          <w:color w:val="263038"/>
-          <w:sz w:val="21"/>
-        </w:rPr>
-        <w:t>Requested On</w:t>
-      </w:r>
-    </w:p>
-    <w:p>
-      <w:pPr>
-        <w:pStyle w:val="ListBullet"/>
-      </w:pPr>
-      <w:r>
-        <w:rPr>
-          <w:rFonts w:ascii="Calibri" w:hAnsi="Calibri"/>
-          <w:color w:val="263038"/>
-          <w:sz w:val="21"/>
-        </w:rPr>
-        <w:t>Proposed Start and End</w:t>
-      </w:r>
-    </w:p>
-    <w:p>
-      <w:pPr>
-        <w:pStyle w:val="ListBullet"/>
-      </w:pPr>
-      <w:r>
-        <w:rPr>
-          <w:rFonts w:ascii="Calibri" w:hAnsi="Calibri"/>
-          <w:color w:val="263038"/>
-          <w:sz w:val="21"/>
-        </w:rPr>
-        <w:t>Proposed Annual Rent</w:t>
-      </w:r>
-    </w:p>
-    <w:p>
-      <w:r>
-        <w:rPr>
-          <w:rFonts w:ascii="Calibri" w:hAnsi="Calibri"/>
-          <w:color w:val="263038"/>
-          <w:sz w:val="21"/>
-        </w:rPr>
-        <w:t>Use it to identify approvals that are ageing or stuck at a stage.</w:t>
-      </w:r>
-    </w:p>
-    <w:p>
-      <w:pPr>
-        <w:pStyle w:val="Heading2"/>
-      </w:pPr>
-      <w:r>
-        <w:t>16.3 Upcoming Payments</w:t>
-      </w:r>
-    </w:p>
-    <w:p>
-      <w:r>
-        <w:rPr>
-          <w:rFonts w:ascii="Calibri" w:hAnsi="Calibri"/>
-          <w:color w:val="263038"/>
-          <w:sz w:val="21"/>
-        </w:rPr>
-        <w:t>Use this report to monitor unpaid obligations within a date range.</w:t>
-      </w:r>
-    </w:p>
-    <w:p>
-      <w:r>
-        <w:rPr>
-          <w:rFonts w:ascii="Calibri" w:hAnsi="Calibri"/>
-          <w:color w:val="263038"/>
-          <w:sz w:val="21"/>
-        </w:rPr>
-        <w:t>Helpful fields shown:</w:t>
-      </w:r>
-    </w:p>
-    <w:p>
-      <w:pPr>
-        <w:pStyle w:val="ListBullet"/>
-      </w:pPr>
-      <w:r>
-        <w:rPr>
-          <w:rFonts w:ascii="Calibri" w:hAnsi="Calibri"/>
-          <w:color w:val="263038"/>
-          <w:sz w:val="21"/>
-        </w:rPr>
-        <w:t>Schedule</w:t>
-      </w:r>
-    </w:p>
-    <w:p>
-      <w:pPr>
-        <w:pStyle w:val="ListBullet"/>
-      </w:pPr>
-      <w:r>
-        <w:rPr>
-          <w:rFonts w:ascii="Calibri" w:hAnsi="Calibri"/>
-          <w:color w:val="263038"/>
-          <w:sz w:val="21"/>
-        </w:rPr>
-        <w:t>Lease</w:t>
-      </w:r>
-    </w:p>
-    <w:p>
-      <w:pPr>
-        <w:pStyle w:val="ListBullet"/>
-      </w:pPr>
-      <w:r>
-        <w:rPr>
-          <w:rFonts w:ascii="Calibri" w:hAnsi="Calibri"/>
-          <w:color w:val="263038"/>
-          <w:sz w:val="21"/>
-        </w:rPr>
-        <w:t>Description</w:t>
-      </w:r>
-    </w:p>
-    <w:p>
-      <w:pPr>
-        <w:pStyle w:val="ListBullet"/>
-      </w:pPr>
-      <w:r>
-        <w:rPr>
-          <w:rFonts w:ascii="Calibri" w:hAnsi="Calibri"/>
-          <w:color w:val="263038"/>
-          <w:sz w:val="21"/>
-        </w:rPr>
-        <w:t>Period</w:t>
-      </w:r>
-    </w:p>
-    <w:p>
-      <w:pPr>
-        <w:pStyle w:val="ListBullet"/>
-      </w:pPr>
-      <w:r>
-        <w:rPr>
-          <w:rFonts w:ascii="Calibri" w:hAnsi="Calibri"/>
-          <w:color w:val="263038"/>
-          <w:sz w:val="21"/>
-        </w:rPr>
-        <w:t>Due Date</w:t>
-      </w:r>
-    </w:p>
-    <w:p>
-      <w:pPr>
-        <w:pStyle w:val="ListBullet"/>
-      </w:pPr>
-      <w:r>
-        <w:rPr>
-          <w:rFonts w:ascii="Calibri" w:hAnsi="Calibri"/>
-          <w:color w:val="263038"/>
-          <w:sz w:val="21"/>
-        </w:rPr>
-        <w:t>Days</w:t>
-      </w:r>
-    </w:p>
-    <w:p>
-      <w:pPr>
-        <w:pStyle w:val="ListBullet"/>
-      </w:pPr>
-      <w:r>
-        <w:rPr>
-          <w:rFonts w:ascii="Calibri" w:hAnsi="Calibri"/>
-          <w:color w:val="263038"/>
-          <w:sz w:val="21"/>
-        </w:rPr>
-        <w:t>Currency</w:t>
-      </w:r>
-    </w:p>
-    <w:p>
-      <w:pPr>
-        <w:pStyle w:val="ListBullet"/>
-      </w:pPr>
-      <w:r>
-        <w:rPr>
-          <w:rFonts w:ascii="Calibri" w:hAnsi="Calibri"/>
-          <w:color w:val="263038"/>
-          <w:sz w:val="21"/>
-        </w:rPr>
-        <w:t>Base Rent</w:t>
-      </w:r>
-    </w:p>
-    <w:p>
-      <w:pPr>
-        <w:pStyle w:val="ListBullet"/>
-      </w:pPr>
-      <w:r>
-        <w:rPr>
-          <w:rFonts w:ascii="Calibri" w:hAnsi="Calibri"/>
-          <w:color w:val="263038"/>
-          <w:sz w:val="21"/>
-        </w:rPr>
-        <w:t>Service Charge</w:t>
-      </w:r>
-    </w:p>
-    <w:p>
-      <w:pPr>
-        <w:pStyle w:val="ListBullet"/>
-      </w:pPr>
-      <w:r>
-        <w:rPr>
-          <w:rFonts w:ascii="Calibri" w:hAnsi="Calibri"/>
-          <w:color w:val="263038"/>
-          <w:sz w:val="21"/>
-        </w:rPr>
-        <w:t>Tax</w:t>
-      </w:r>
-    </w:p>
-    <w:p>
-      <w:pPr>
-        <w:pStyle w:val="ListBullet"/>
-      </w:pPr>
-      <w:r>
-        <w:rPr>
-          <w:rFonts w:ascii="Calibri" w:hAnsi="Calibri"/>
-          <w:color w:val="263038"/>
-          <w:sz w:val="21"/>
-        </w:rPr>
-        <w:t>Total Due</w:t>
-      </w:r>
-    </w:p>
-    <w:p>
-      <w:pPr>
-        <w:pStyle w:val="ListBullet"/>
-      </w:pPr>
-      <w:r>
-        <w:rPr>
-          <w:rFonts w:ascii="Calibri" w:hAnsi="Calibri"/>
-          <w:color w:val="263038"/>
-          <w:sz w:val="21"/>
-        </w:rPr>
-        <w:t>Status</w:t>
-      </w:r>
-    </w:p>
-    <w:p>
-      <w:r>
-        <w:rPr>
-          <w:rFonts w:ascii="Calibri" w:hAnsi="Calibri"/>
-          <w:color w:val="263038"/>
-          <w:sz w:val="21"/>
-        </w:rPr>
-        <w:t xml:space="preserve">By default, it excludes </w:t>
+        <w:t>Administrator</w:t>
+      </w:r>
+      <w:r>
+        <w:rPr>
+          <w:rFonts w:ascii="Calibri" w:hAnsi="Calibri"/>
+          <w:color w:val="263038"/>
+          <w:sz w:val="21"/>
+        </w:rPr>
+        <w:t xml:space="preserve"> can perform all stages. </w:t>
       </w:r>
       <w:r>
         <w:rPr>
@@ -8587,15 +7759,15 @@
           <w:color w:val="246382"/>
           <w:sz w:val="20"/>
         </w:rPr>
-        <w:t>Paid</w:t>
-      </w:r>
-      <w:r>
-        <w:rPr>
-          <w:rFonts w:ascii="Calibri" w:hAnsi="Calibri"/>
-          <w:color w:val="263038"/>
-          <w:sz w:val="21"/>
-        </w:rPr>
-        <w:t xml:space="preserve">, </w:t>
+        <w:t>Rent Renewal System Manager</w:t>
+      </w:r>
+      <w:r>
+        <w:rPr>
+          <w:rFonts w:ascii="Calibri" w:hAnsi="Calibri"/>
+          <w:color w:val="263038"/>
+          <w:sz w:val="21"/>
+        </w:rPr>
+        <w:t xml:space="preserve"> has broad Renewal Request DocType permissions and unrestricted record scope, but that role alone is not listed for a workflow transition. The user must also hold the role assigned to the current workflow action. Likewise, </w:t>
       </w:r>
       <w:r>
         <w:rPr>
@@ -8603,1083 +7775,2947 @@
           <w:color w:val="246382"/>
           <w:sz w:val="20"/>
         </w:rPr>
-        <w:t>Waived</w:t>
-      </w:r>
-      <w:r>
-        <w:rPr>
-          <w:rFonts w:ascii="Calibri" w:hAnsi="Calibri"/>
-          <w:color w:val="263038"/>
-          <w:sz w:val="21"/>
-        </w:rPr>
-        <w:t xml:space="preserve">, and </w:t>
-      </w:r>
+        <w:t>Lease Administrator</w:t>
+      </w:r>
+      <w:r>
+        <w:rPr>
+          <w:rFonts w:ascii="Calibri" w:hAnsi="Calibri"/>
+          <w:color w:val="263038"/>
+          <w:sz w:val="21"/>
+        </w:rPr>
+        <w:t xml:space="preserve"> can submit a Draft and execute an Approved request, but cannot replace the Department, Finance, Legal, or Management approver without also holding that stage's role.</w:t>
+      </w:r>
+    </w:p>
+    <w:p>
+      <w:r>
+        <w:rPr>
+          <w:rFonts w:ascii="Calibri" w:hAnsi="Calibri"/>
+          <w:color w:val="263038"/>
+          <w:sz w:val="21"/>
+        </w:rPr>
+        <w:t>Important control:</w:t>
+      </w:r>
+    </w:p>
+    <w:p>
+      <w:pPr>
+        <w:pStyle w:val="ListBullet"/>
+      </w:pPr>
+      <w:r>
+        <w:rPr>
+          <w:rFonts w:ascii="Calibri" w:hAnsi="Calibri"/>
+          <w:color w:val="263038"/>
+          <w:sz w:val="21"/>
+        </w:rPr>
+        <w:t>The original requester cannot approve their own review stage.</w:t>
+      </w:r>
+    </w:p>
+    <w:p>
+      <w:pPr>
+        <w:pStyle w:val="ListBullet"/>
+      </w:pPr>
+      <w:r>
+        <w:rPr>
+          <w:rFonts w:ascii="Calibri" w:hAnsi="Calibri"/>
+          <w:color w:val="263038"/>
+          <w:sz w:val="21"/>
+        </w:rPr>
+        <w:t>Return and Reject require a workflow comment.</w:t>
+      </w:r>
+    </w:p>
+    <w:p>
+      <w:pPr>
+        <w:pStyle w:val="ListBullet"/>
+      </w:pPr>
+      <w:r>
+        <w:rPr>
+          <w:rFonts w:ascii="Calibri" w:hAnsi="Calibri"/>
+          <w:color w:val="263038"/>
+          <w:sz w:val="21"/>
+        </w:rPr>
+        <w:t>Role permissions and confidentiality clearances are combined when a user has multiple roles.</w:t>
+      </w:r>
+    </w:p>
+    <w:p>
+      <w:pPr>
+        <w:pStyle w:val="ListBullet"/>
+      </w:pPr>
+      <w:r>
+        <w:rPr>
+          <w:rFonts w:ascii="Calibri" w:hAnsi="Calibri"/>
+          <w:color w:val="263038"/>
+          <w:sz w:val="21"/>
+        </w:rPr>
+        <w:t>Department Head and Finance Approver have clearance through Confidential. Acting on a Restricted Lease requires an additional role that supplies Restricted clearance or an unrestricted operational role.</w:t>
+      </w:r>
+    </w:p>
+    <w:p>
+      <w:pPr>
+        <w:pStyle w:val="ListBullet"/>
+      </w:pPr>
+      <w:r>
+        <w:rPr>
+          <w:rFonts w:ascii="Calibri" w:hAnsi="Calibri"/>
+          <w:color w:val="263038"/>
+          <w:sz w:val="21"/>
+        </w:rPr>
+        <w:t>Legal Approver and Management Approver have Restricted clearance but still require Lease assignment or department scope unless they also hold an unrestricted operational role.</w:t>
+      </w:r>
+    </w:p>
+    <w:p>
+      <w:pPr>
+        <w:pStyle w:val="Heading2"/>
+      </w:pPr>
+      <w:r>
+        <w:t>13.5 Proposal and Recommendation Fields</w:t>
+      </w:r>
+    </w:p>
+    <w:p>
+      <w:r>
+        <w:rPr>
+          <w:rFonts w:ascii="Calibri" w:hAnsi="Calibri"/>
+          <w:color w:val="263038"/>
+          <w:sz w:val="21"/>
+        </w:rPr>
+        <w:t>Important fields include:</w:t>
+      </w:r>
+    </w:p>
+    <w:p>
+      <w:pPr>
+        <w:pStyle w:val="ListBullet"/>
+      </w:pPr>
       <w:r>
         <w:rPr>
           <w:rFonts w:ascii="Consolas" w:hAnsi="Consolas"/>
           <w:color w:val="246382"/>
           <w:sz w:val="20"/>
         </w:rPr>
-        <w:t>Cancelled</w:t>
-      </w:r>
-      <w:r>
-        <w:rPr>
-          <w:rFonts w:ascii="Calibri" w:hAnsi="Calibri"/>
-          <w:color w:val="263038"/>
-          <w:sz w:val="21"/>
-        </w:rPr>
-        <w:t xml:space="preserve"> entries unless filters are changed.</w:t>
-      </w:r>
-    </w:p>
-    <w:p>
-      <w:pPr>
-        <w:pStyle w:val="Heading2"/>
-      </w:pPr>
-      <w:r>
-        <w:t>16.4 Rent Exposure</w:t>
-      </w:r>
-    </w:p>
-    <w:p>
-      <w:r>
-        <w:rPr>
-          <w:rFonts w:ascii="Calibri" w:hAnsi="Calibri"/>
-          <w:color w:val="263038"/>
-          <w:sz w:val="21"/>
-        </w:rPr>
-        <w:t>Use this report for financial visibility across active and expiring leases.</w:t>
-      </w:r>
-    </w:p>
-    <w:p>
-      <w:r>
-        <w:rPr>
-          <w:rFonts w:ascii="Calibri" w:hAnsi="Calibri"/>
-          <w:color w:val="263038"/>
-          <w:sz w:val="21"/>
-        </w:rPr>
-        <w:t>Helpful fields shown:</w:t>
+        <w:t>Proposed Property</w:t>
       </w:r>
     </w:p>
     <w:p>
       <w:pPr>
         <w:pStyle w:val="ListBullet"/>
       </w:pPr>
-      <w:r>
-        <w:rPr>
-          <w:rFonts w:ascii="Calibri" w:hAnsi="Calibri"/>
-          <w:color w:val="263038"/>
-          <w:sz w:val="21"/>
-        </w:rPr>
-        <w:t>Lease</w:t>
-      </w:r>
-    </w:p>
-    <w:p>
-      <w:pPr>
-        <w:pStyle w:val="ListBullet"/>
-      </w:pPr>
-      <w:r>
-        <w:rPr>
-          <w:rFonts w:ascii="Calibri" w:hAnsi="Calibri"/>
-          <w:color w:val="263038"/>
-          <w:sz w:val="21"/>
-        </w:rPr>
-        <w:t>Title</w:t>
-      </w:r>
-    </w:p>
-    <w:p>
-      <w:pPr>
-        <w:pStyle w:val="ListBullet"/>
-      </w:pPr>
-      <w:r>
-        <w:rPr>
-          <w:rFonts w:ascii="Calibri" w:hAnsi="Calibri"/>
-          <w:color w:val="263038"/>
-          <w:sz w:val="21"/>
-        </w:rPr>
-        <w:t>Property</w:t>
-      </w:r>
-    </w:p>
-    <w:p>
-      <w:pPr>
-        <w:pStyle w:val="ListBullet"/>
-      </w:pPr>
-      <w:r>
-        <w:rPr>
-          <w:rFonts w:ascii="Calibri" w:hAnsi="Calibri"/>
-          <w:color w:val="263038"/>
-          <w:sz w:val="21"/>
-        </w:rPr>
-        <w:t>Landlord</w:t>
-      </w:r>
-    </w:p>
-    <w:p>
-      <w:pPr>
-        <w:pStyle w:val="ListBullet"/>
-      </w:pPr>
-      <w:r>
-        <w:rPr>
-          <w:rFonts w:ascii="Calibri" w:hAnsi="Calibri"/>
-          <w:color w:val="263038"/>
-          <w:sz w:val="21"/>
-        </w:rPr>
-        <w:t>Region</w:t>
-      </w:r>
-    </w:p>
-    <w:p>
-      <w:pPr>
-        <w:pStyle w:val="ListBullet"/>
-      </w:pPr>
-      <w:r>
-        <w:rPr>
-          <w:rFonts w:ascii="Calibri" w:hAnsi="Calibri"/>
-          <w:color w:val="263038"/>
-          <w:sz w:val="21"/>
-        </w:rPr>
-        <w:t>Department</w:t>
-      </w:r>
-    </w:p>
-    <w:p>
-      <w:pPr>
-        <w:pStyle w:val="ListBullet"/>
-      </w:pPr>
-      <w:r>
-        <w:rPr>
-          <w:rFonts w:ascii="Calibri" w:hAnsi="Calibri"/>
-          <w:color w:val="263038"/>
-          <w:sz w:val="21"/>
-        </w:rPr>
-        <w:t>Currency</w:t>
-      </w:r>
-    </w:p>
-    <w:p>
-      <w:pPr>
-        <w:pStyle w:val="ListBullet"/>
-      </w:pPr>
-      <w:r>
-        <w:rPr>
-          <w:rFonts w:ascii="Calibri" w:hAnsi="Calibri"/>
-          <w:color w:val="263038"/>
-          <w:sz w:val="21"/>
-        </w:rPr>
-        <w:t>Monthly Rent</w:t>
-      </w:r>
-    </w:p>
-    <w:p>
-      <w:pPr>
-        <w:pStyle w:val="ListBullet"/>
-      </w:pPr>
-      <w:r>
-        <w:rPr>
-          <w:rFonts w:ascii="Calibri" w:hAnsi="Calibri"/>
-          <w:color w:val="263038"/>
-          <w:sz w:val="21"/>
-        </w:rPr>
-        <w:t>Annual Rent</w:t>
-      </w:r>
-    </w:p>
-    <w:p>
-      <w:pPr>
-        <w:pStyle w:val="ListBullet"/>
-      </w:pPr>
-      <w:r>
-        <w:rPr>
-          <w:rFonts w:ascii="Calibri" w:hAnsi="Calibri"/>
-          <w:color w:val="263038"/>
-          <w:sz w:val="21"/>
-        </w:rPr>
-        <w:t>Service Charge</w:t>
-      </w:r>
-    </w:p>
-    <w:p>
-      <w:pPr>
-        <w:pStyle w:val="ListBullet"/>
-      </w:pPr>
-      <w:r>
-        <w:rPr>
-          <w:rFonts w:ascii="Calibri" w:hAnsi="Calibri"/>
-          <w:color w:val="263038"/>
-          <w:sz w:val="21"/>
-        </w:rPr>
-        <w:t>Tax</w:t>
-      </w:r>
-    </w:p>
-    <w:p>
-      <w:pPr>
-        <w:pStyle w:val="ListBullet"/>
-      </w:pPr>
-      <w:r>
-        <w:rPr>
-          <w:rFonts w:ascii="Calibri" w:hAnsi="Calibri"/>
-          <w:color w:val="263038"/>
-          <w:sz w:val="21"/>
-        </w:rPr>
-        <w:t>Total Annual Cost</w:t>
-      </w:r>
-    </w:p>
-    <w:p>
-      <w:pPr>
-        <w:pStyle w:val="ListBullet"/>
-      </w:pPr>
-      <w:r>
-        <w:rPr>
-          <w:rFonts w:ascii="Calibri" w:hAnsi="Calibri"/>
-          <w:color w:val="263038"/>
-          <w:sz w:val="21"/>
-        </w:rPr>
-        <w:t>Status</w:t>
-      </w:r>
-    </w:p>
-    <w:p>
-      <w:pPr>
-        <w:pStyle w:val="ListBullet"/>
-      </w:pPr>
-      <w:r>
-        <w:rPr>
-          <w:rFonts w:ascii="Calibri" w:hAnsi="Calibri"/>
-          <w:color w:val="263038"/>
-          <w:sz w:val="21"/>
-        </w:rPr>
-        <w:t>End Date</w:t>
-      </w:r>
-    </w:p>
-    <w:p>
-      <w:r>
-        <w:rPr>
-          <w:rFonts w:ascii="Calibri" w:hAnsi="Calibri"/>
-          <w:color w:val="263038"/>
-          <w:sz w:val="21"/>
-        </w:rPr>
-        <w:t>If multiple currencies exist and no currency filter is applied, totals should be reviewed per currency rather than combined.</w:t>
-      </w:r>
-    </w:p>
-    <w:p>
-      <w:pPr>
-        <w:pStyle w:val="Heading2"/>
-      </w:pPr>
-      <w:r>
-        <w:t>16.5 Reminder Delivery</w:t>
-      </w:r>
-    </w:p>
-    <w:p>
-      <w:r>
-        <w:rPr>
-          <w:rFonts w:ascii="Calibri" w:hAnsi="Calibri"/>
-          <w:color w:val="263038"/>
-          <w:sz w:val="21"/>
-        </w:rPr>
-        <w:t>Use this report to audit reminder operations.</w:t>
-      </w:r>
-    </w:p>
-    <w:p>
-      <w:r>
-        <w:rPr>
-          <w:rFonts w:ascii="Calibri" w:hAnsi="Calibri"/>
-          <w:color w:val="263038"/>
-          <w:sz w:val="21"/>
-        </w:rPr>
-        <w:t>Helpful outputs:</w:t>
-      </w:r>
-    </w:p>
-    <w:p>
-      <w:pPr>
-        <w:pStyle w:val="ListBullet"/>
-      </w:pPr>
-      <w:r>
-        <w:rPr>
-          <w:rFonts w:ascii="Calibri" w:hAnsi="Calibri"/>
-          <w:color w:val="263038"/>
-          <w:sz w:val="21"/>
-        </w:rPr>
-        <w:t>Reminder log list</w:t>
-      </w:r>
-    </w:p>
-    <w:p>
-      <w:pPr>
-        <w:pStyle w:val="ListBullet"/>
-      </w:pPr>
-      <w:r>
-        <w:rPr>
-          <w:rFonts w:ascii="Calibri" w:hAnsi="Calibri"/>
-          <w:color w:val="263038"/>
-          <w:sz w:val="21"/>
-        </w:rPr>
-        <w:t>Delivery status counts</w:t>
-      </w:r>
-    </w:p>
-    <w:p>
-      <w:pPr>
-        <w:pStyle w:val="ListBullet"/>
-      </w:pPr>
-      <w:r>
-        <w:rPr>
-          <w:rFonts w:ascii="Calibri" w:hAnsi="Calibri"/>
-          <w:color w:val="263038"/>
-          <w:sz w:val="21"/>
-        </w:rPr>
-        <w:t xml:space="preserve">Donut chart of </w:t>
-      </w:r>
       <w:r>
         <w:rPr>
           <w:rFonts w:ascii="Consolas" w:hAnsi="Consolas"/>
           <w:color w:val="246382"/>
           <w:sz w:val="20"/>
         </w:rPr>
-        <w:t>Queued</w:t>
-      </w:r>
-      <w:r>
-        <w:rPr>
-          <w:rFonts w:ascii="Calibri" w:hAnsi="Calibri"/>
-          <w:color w:val="263038"/>
-          <w:sz w:val="21"/>
-        </w:rPr>
-        <w:t xml:space="preserve">, </w:t>
-      </w:r>
+        <w:t>Proposed Start Date</w:t>
+      </w:r>
+    </w:p>
+    <w:p>
+      <w:pPr>
+        <w:pStyle w:val="ListBullet"/>
+      </w:pPr>
       <w:r>
         <w:rPr>
           <w:rFonts w:ascii="Consolas" w:hAnsi="Consolas"/>
           <w:color w:val="246382"/>
           <w:sz w:val="20"/>
         </w:rPr>
-        <w:t>Sent</w:t>
-      </w:r>
-      <w:r>
-        <w:rPr>
-          <w:rFonts w:ascii="Calibri" w:hAnsi="Calibri"/>
-          <w:color w:val="263038"/>
-          <w:sz w:val="21"/>
-        </w:rPr>
-        <w:t xml:space="preserve">, and </w:t>
-      </w:r>
+        <w:t>Proposed End Date</w:t>
+      </w:r>
+    </w:p>
+    <w:p>
+      <w:pPr>
+        <w:pStyle w:val="ListBullet"/>
+      </w:pPr>
       <w:r>
         <w:rPr>
           <w:rFonts w:ascii="Consolas" w:hAnsi="Consolas"/>
           <w:color w:val="246382"/>
           <w:sz w:val="20"/>
         </w:rPr>
-        <w:t>Failed</w:t>
+        <w:t>Proposed Notice Date</w:t>
       </w:r>
     </w:p>
     <w:p>
       <w:pPr>
         <w:pStyle w:val="ListBullet"/>
       </w:pPr>
-      <w:r>
-        <w:rPr>
-          <w:rFonts w:ascii="Calibri" w:hAnsi="Calibri"/>
-          <w:color w:val="263038"/>
-          <w:sz w:val="21"/>
-        </w:rPr>
-        <w:t>Delivery rate summary</w:t>
-      </w:r>
-    </w:p>
-    <w:p>
-      <w:r>
-        <w:rPr>
-          <w:rFonts w:ascii="Calibri" w:hAnsi="Calibri"/>
-          <w:color w:val="263038"/>
-          <w:sz w:val="21"/>
-        </w:rPr>
-        <w:t>Helpful fields shown:</w:t>
-      </w:r>
-    </w:p>
-    <w:p>
-      <w:pPr>
-        <w:pStyle w:val="ListBullet"/>
-      </w:pPr>
-      <w:r>
-        <w:rPr>
-          <w:rFonts w:ascii="Calibri" w:hAnsi="Calibri"/>
-          <w:color w:val="263038"/>
-          <w:sz w:val="21"/>
-        </w:rPr>
-        <w:t>Log</w:t>
-      </w:r>
-    </w:p>
-    <w:p>
-      <w:pPr>
-        <w:pStyle w:val="ListBullet"/>
-      </w:pPr>
-      <w:r>
-        <w:rPr>
-          <w:rFonts w:ascii="Calibri" w:hAnsi="Calibri"/>
-          <w:color w:val="263038"/>
-          <w:sz w:val="21"/>
-        </w:rPr>
-        <w:t>Lease</w:t>
-      </w:r>
-    </w:p>
-    <w:p>
-      <w:pPr>
-        <w:pStyle w:val="ListBullet"/>
-      </w:pPr>
-      <w:r>
-        <w:rPr>
-          <w:rFonts w:ascii="Calibri" w:hAnsi="Calibri"/>
-          <w:color w:val="263038"/>
-          <w:sz w:val="21"/>
-        </w:rPr>
-        <w:t>Renewal</w:t>
-      </w:r>
-    </w:p>
-    <w:p>
-      <w:pPr>
-        <w:pStyle w:val="ListBullet"/>
-      </w:pPr>
-      <w:r>
-        <w:rPr>
-          <w:rFonts w:ascii="Calibri" w:hAnsi="Calibri"/>
-          <w:color w:val="263038"/>
-          <w:sz w:val="21"/>
-        </w:rPr>
-        <w:t>Policy</w:t>
-      </w:r>
-    </w:p>
-    <w:p>
-      <w:pPr>
-        <w:pStyle w:val="ListBullet"/>
-      </w:pPr>
-      <w:r>
-        <w:rPr>
-          <w:rFonts w:ascii="Calibri" w:hAnsi="Calibri"/>
-          <w:color w:val="263038"/>
-          <w:sz w:val="21"/>
-        </w:rPr>
-        <w:t>Threshold</w:t>
-      </w:r>
-    </w:p>
-    <w:p>
-      <w:pPr>
-        <w:pStyle w:val="ListBullet"/>
-      </w:pPr>
-      <w:r>
-        <w:rPr>
-          <w:rFonts w:ascii="Calibri" w:hAnsi="Calibri"/>
-          <w:color w:val="263038"/>
-          <w:sz w:val="21"/>
-        </w:rPr>
-        <w:t>Scheduled Date</w:t>
-      </w:r>
-    </w:p>
-    <w:p>
-      <w:pPr>
-        <w:pStyle w:val="ListBullet"/>
-      </w:pPr>
-      <w:r>
-        <w:rPr>
-          <w:rFonts w:ascii="Calibri" w:hAnsi="Calibri"/>
-          <w:color w:val="263038"/>
-          <w:sz w:val="21"/>
-        </w:rPr>
-        <w:t>Channel</w:t>
-      </w:r>
-    </w:p>
-    <w:p>
-      <w:pPr>
-        <w:pStyle w:val="ListBullet"/>
-      </w:pPr>
-      <w:r>
-        <w:rPr>
-          <w:rFonts w:ascii="Calibri" w:hAnsi="Calibri"/>
-          <w:color w:val="263038"/>
-          <w:sz w:val="21"/>
-        </w:rPr>
-        <w:t>Recipient</w:t>
-      </w:r>
-    </w:p>
-    <w:p>
-      <w:pPr>
-        <w:pStyle w:val="ListBullet"/>
-      </w:pPr>
-      <w:r>
-        <w:rPr>
-          <w:rFonts w:ascii="Calibri" w:hAnsi="Calibri"/>
-          <w:color w:val="263038"/>
-          <w:sz w:val="21"/>
-        </w:rPr>
-        <w:t>Status</w:t>
-      </w:r>
-    </w:p>
-    <w:p>
-      <w:pPr>
-        <w:pStyle w:val="ListBullet"/>
-      </w:pPr>
-      <w:r>
-        <w:rPr>
-          <w:rFonts w:ascii="Calibri" w:hAnsi="Calibri"/>
-          <w:color w:val="263038"/>
-          <w:sz w:val="21"/>
-        </w:rPr>
-        <w:t>Sent At</w:t>
-      </w:r>
-    </w:p>
-    <w:p>
-      <w:pPr>
-        <w:pStyle w:val="ListBullet"/>
-      </w:pPr>
-      <w:r>
-        <w:rPr>
-          <w:rFonts w:ascii="Calibri" w:hAnsi="Calibri"/>
-          <w:color w:val="263038"/>
-          <w:sz w:val="21"/>
-        </w:rPr>
-        <w:t>Retries</w:t>
-      </w:r>
-    </w:p>
-    <w:p>
-      <w:pPr>
-        <w:pStyle w:val="ListBullet"/>
-      </w:pPr>
-      <w:r>
-        <w:rPr>
-          <w:rFonts w:ascii="Calibri" w:hAnsi="Calibri"/>
-          <w:color w:val="263038"/>
-          <w:sz w:val="21"/>
-        </w:rPr>
-        <w:t>Error</w:t>
-      </w:r>
-    </w:p>
-    <w:p>
-      <w:pPr>
-        <w:pStyle w:val="Heading1"/>
-      </w:pPr>
-      <w:r>
-        <w:t>17. Common Operating Procedures</w:t>
-      </w:r>
-    </w:p>
-    <w:p>
-      <w:pPr>
-        <w:pStyle w:val="Heading2"/>
-      </w:pPr>
-      <w:r>
-        <w:t>17.1 Register a New Lease</w:t>
-      </w:r>
-    </w:p>
-    <w:p>
-      <w:pPr>
-        <w:pStyle w:val="ListNumber"/>
-      </w:pPr>
-      <w:r>
-        <w:rPr>
-          <w:rFonts w:ascii="Calibri" w:hAnsi="Calibri"/>
-          <w:color w:val="263038"/>
-          <w:sz w:val="21"/>
-        </w:rPr>
-        <w:t xml:space="preserve">Confirm the </w:t>
-      </w:r>
       <w:r>
         <w:rPr>
           <w:rFonts w:ascii="Consolas" w:hAnsi="Consolas"/>
           <w:color w:val="246382"/>
           <w:sz w:val="20"/>
         </w:rPr>
-        <w:t>Property</w:t>
-      </w:r>
-      <w:r>
-        <w:rPr>
-          <w:rFonts w:ascii="Calibri" w:hAnsi="Calibri"/>
-          <w:color w:val="263038"/>
-          <w:sz w:val="21"/>
-        </w:rPr>
-        <w:t xml:space="preserve">, </w:t>
-      </w:r>
+        <w:t>Proposed Currency</w:t>
+      </w:r>
+    </w:p>
+    <w:p>
+      <w:pPr>
+        <w:pStyle w:val="ListBullet"/>
+      </w:pPr>
       <w:r>
         <w:rPr>
           <w:rFonts w:ascii="Consolas" w:hAnsi="Consolas"/>
           <w:color w:val="246382"/>
           <w:sz w:val="20"/>
         </w:rPr>
-        <w:t>Landlord</w:t>
-      </w:r>
-      <w:r>
-        <w:rPr>
-          <w:rFonts w:ascii="Calibri" w:hAnsi="Calibri"/>
-          <w:color w:val="263038"/>
-          <w:sz w:val="21"/>
-        </w:rPr>
-        <w:t xml:space="preserve">, and </w:t>
-      </w:r>
+        <w:t>Proposed Rent Basis</w:t>
+      </w:r>
+    </w:p>
+    <w:p>
+      <w:pPr>
+        <w:pStyle w:val="ListBullet"/>
+      </w:pPr>
       <w:r>
         <w:rPr>
           <w:rFonts w:ascii="Consolas" w:hAnsi="Consolas"/>
           <w:color w:val="246382"/>
           <w:sz w:val="20"/>
         </w:rPr>
-        <w:t>Lease Department</w:t>
-      </w:r>
-      <w:r>
-        <w:rPr>
-          <w:rFonts w:ascii="Calibri" w:hAnsi="Calibri"/>
-          <w:color w:val="263038"/>
-          <w:sz w:val="21"/>
-        </w:rPr>
-        <w:t xml:space="preserve"> already exist.</w:t>
-      </w:r>
-    </w:p>
-    <w:p>
-      <w:pPr>
-        <w:pStyle w:val="ListNumber"/>
-      </w:pPr>
-      <w:r>
-        <w:rPr>
-          <w:rFonts w:ascii="Calibri" w:hAnsi="Calibri"/>
-          <w:color w:val="263038"/>
-          <w:sz w:val="21"/>
-        </w:rPr>
-        <w:t>Create the lease and complete ownership, term, and financial fields.</w:t>
-      </w:r>
-    </w:p>
-    <w:p>
-      <w:pPr>
-        <w:pStyle w:val="ListNumber"/>
-      </w:pPr>
-      <w:r>
-        <w:rPr>
-          <w:rFonts w:ascii="Calibri" w:hAnsi="Calibri"/>
-          <w:color w:val="263038"/>
-          <w:sz w:val="21"/>
-        </w:rPr>
-        <w:t>Add lease contacts.</w:t>
-      </w:r>
-    </w:p>
-    <w:p>
-      <w:pPr>
-        <w:pStyle w:val="ListNumber"/>
-      </w:pPr>
-      <w:r>
-        <w:rPr>
-          <w:rFonts w:ascii="Calibri" w:hAnsi="Calibri"/>
-          <w:color w:val="263038"/>
-          <w:sz w:val="21"/>
-        </w:rPr>
-        <w:t>Save and confirm notice deadline and next action date.</w:t>
-      </w:r>
-    </w:p>
-    <w:p>
-      <w:pPr>
-        <w:pStyle w:val="ListNumber"/>
-      </w:pPr>
-      <w:r>
-        <w:rPr>
-          <w:rFonts w:ascii="Calibri" w:hAnsi="Calibri"/>
-          <w:color w:val="263038"/>
-          <w:sz w:val="21"/>
-        </w:rPr>
-        <w:t xml:space="preserve">Upload the signed agreement under </w:t>
-      </w:r>
+        <w:t>Proposed Monthly Rent</w:t>
+      </w:r>
+    </w:p>
+    <w:p>
+      <w:pPr>
+        <w:pStyle w:val="ListBullet"/>
+      </w:pPr>
       <w:r>
         <w:rPr>
           <w:rFonts w:ascii="Consolas" w:hAnsi="Consolas"/>
           <w:color w:val="246382"/>
           <w:sz w:val="20"/>
         </w:rPr>
-        <w:t>Lease Documents</w:t>
-      </w:r>
-      <w:r>
-        <w:rPr>
-          <w:rFonts w:ascii="Calibri" w:hAnsi="Calibri"/>
-          <w:color w:val="263038"/>
-          <w:sz w:val="21"/>
-        </w:rPr>
-        <w:t>.</w:t>
-      </w:r>
-    </w:p>
-    <w:p>
-      <w:pPr>
-        <w:pStyle w:val="ListNumber"/>
-      </w:pPr>
-      <w:r>
-        <w:rPr>
-          <w:rFonts w:ascii="Calibri" w:hAnsi="Calibri"/>
-          <w:color w:val="263038"/>
-          <w:sz w:val="21"/>
-        </w:rPr>
-        <w:t>Create the initial rent schedules.</w:t>
-      </w:r>
-    </w:p>
-    <w:p>
-      <w:pPr>
-        <w:pStyle w:val="Heading2"/>
-      </w:pPr>
-      <w:r>
-        <w:t>17.2 Start a Renewal</w:t>
-      </w:r>
-    </w:p>
-    <w:p>
-      <w:pPr>
-        <w:pStyle w:val="ListNumber"/>
-      </w:pPr>
-      <w:r>
-        <w:rPr>
-          <w:rFonts w:ascii="Calibri" w:hAnsi="Calibri"/>
-          <w:color w:val="263038"/>
-          <w:sz w:val="21"/>
-        </w:rPr>
-        <w:t>Open the lease.</w:t>
-      </w:r>
-    </w:p>
-    <w:p>
-      <w:pPr>
-        <w:pStyle w:val="ListNumber"/>
-      </w:pPr>
-      <w:r>
-        <w:rPr>
-          <w:rFonts w:ascii="Calibri" w:hAnsi="Calibri"/>
-          <w:color w:val="263038"/>
-          <w:sz w:val="21"/>
-        </w:rPr>
-        <w:t>Review end date, notice deadline, and latest reminders.</w:t>
-      </w:r>
-    </w:p>
-    <w:p>
-      <w:pPr>
-        <w:pStyle w:val="ListNumber"/>
-      </w:pPr>
-      <w:r>
-        <w:rPr>
-          <w:rFonts w:ascii="Calibri" w:hAnsi="Calibri"/>
-          <w:color w:val="263038"/>
-          <w:sz w:val="21"/>
-        </w:rPr>
-        <w:t xml:space="preserve">Create a </w:t>
-      </w:r>
+        <w:t>Proposed Annual Rent</w:t>
+      </w:r>
+    </w:p>
+    <w:p>
+      <w:pPr>
+        <w:pStyle w:val="ListBullet"/>
+      </w:pPr>
       <w:r>
         <w:rPr>
           <w:rFonts w:ascii="Consolas" w:hAnsi="Consolas"/>
           <w:color w:val="246382"/>
           <w:sz w:val="20"/>
         </w:rPr>
-        <w:t>Renewal Request</w:t>
-      </w:r>
-      <w:r>
-        <w:rPr>
-          <w:rFonts w:ascii="Calibri" w:hAnsi="Calibri"/>
-          <w:color w:val="263038"/>
-          <w:sz w:val="21"/>
-        </w:rPr>
-        <w:t>.</w:t>
-      </w:r>
-    </w:p>
-    <w:p>
-      <w:pPr>
-        <w:pStyle w:val="ListNumber"/>
-      </w:pPr>
-      <w:r>
-        <w:rPr>
-          <w:rFonts w:ascii="Calibri" w:hAnsi="Calibri"/>
-          <w:color w:val="263038"/>
-          <w:sz w:val="21"/>
-        </w:rPr>
-        <w:t>Adjust proposed terms and business justification.</w:t>
-      </w:r>
-    </w:p>
-    <w:p>
-      <w:pPr>
-        <w:pStyle w:val="ListNumber"/>
-      </w:pPr>
-      <w:r>
-        <w:rPr>
-          <w:rFonts w:ascii="Calibri" w:hAnsi="Calibri"/>
-          <w:color w:val="263038"/>
-          <w:sz w:val="21"/>
-        </w:rPr>
-        <w:t>Submit for department review.</w:t>
-      </w:r>
-    </w:p>
-    <w:p>
-      <w:pPr>
-        <w:pStyle w:val="Heading2"/>
-      </w:pPr>
-      <w:r>
-        <w:t>17.3 Complete an Approved Renewal</w:t>
-      </w:r>
-    </w:p>
-    <w:p>
-      <w:pPr>
-        <w:pStyle w:val="ListNumber"/>
-      </w:pPr>
-      <w:r>
-        <w:rPr>
-          <w:rFonts w:ascii="Calibri" w:hAnsi="Calibri"/>
-          <w:color w:val="263038"/>
-          <w:sz w:val="21"/>
-        </w:rPr>
-        <w:t xml:space="preserve">Confirm the request is in </w:t>
-      </w:r>
+        <w:t>Proposed Payment Frequency</w:t>
+      </w:r>
+    </w:p>
+    <w:p>
+      <w:pPr>
+        <w:pStyle w:val="ListBullet"/>
+      </w:pPr>
       <w:r>
         <w:rPr>
           <w:rFonts w:ascii="Consolas" w:hAnsi="Consolas"/>
           <w:color w:val="246382"/>
           <w:sz w:val="20"/>
         </w:rPr>
-        <w:t>Approved</w:t>
-      </w:r>
-      <w:r>
-        <w:rPr>
-          <w:rFonts w:ascii="Calibri" w:hAnsi="Calibri"/>
-          <w:color w:val="263038"/>
-          <w:sz w:val="21"/>
-        </w:rPr>
-        <w:t>.</w:t>
-      </w:r>
-    </w:p>
-    <w:p>
-      <w:pPr>
-        <w:pStyle w:val="ListNumber"/>
-      </w:pPr>
-      <w:r>
-        <w:rPr>
-          <w:rFonts w:ascii="Calibri" w:hAnsi="Calibri"/>
-          <w:color w:val="263038"/>
-          <w:sz w:val="21"/>
-        </w:rPr>
-        <w:t xml:space="preserve">Upload the supporting </w:t>
-      </w:r>
+        <w:t>Proposed Escalation Rule</w:t>
+      </w:r>
+    </w:p>
+    <w:p>
+      <w:pPr>
+        <w:pStyle w:val="ListBullet"/>
+      </w:pPr>
       <w:r>
         <w:rPr>
           <w:rFonts w:ascii="Consolas" w:hAnsi="Consolas"/>
           <w:color w:val="246382"/>
           <w:sz w:val="20"/>
         </w:rPr>
-        <w:t>Renewal Letter</w:t>
-      </w:r>
-      <w:r>
-        <w:rPr>
-          <w:rFonts w:ascii="Calibri" w:hAnsi="Calibri"/>
-          <w:color w:val="263038"/>
-          <w:sz w:val="21"/>
-        </w:rPr>
-        <w:t xml:space="preserve"> or </w:t>
-      </w:r>
+        <w:t>Recommendation</w:t>
+      </w:r>
+    </w:p>
+    <w:p>
+      <w:pPr>
+        <w:pStyle w:val="ListBullet"/>
+      </w:pPr>
       <w:r>
         <w:rPr>
           <w:rFonts w:ascii="Consolas" w:hAnsi="Consolas"/>
           <w:color w:val="246382"/>
           <w:sz w:val="20"/>
         </w:rPr>
-        <w:t>Approval</w:t>
-      </w:r>
-      <w:r>
-        <w:rPr>
-          <w:rFonts w:ascii="Calibri" w:hAnsi="Calibri"/>
-          <w:color w:val="263038"/>
-          <w:sz w:val="21"/>
-        </w:rPr>
-        <w:t xml:space="preserve"> document.</w:t>
-      </w:r>
-    </w:p>
-    <w:p>
-      <w:pPr>
-        <w:pStyle w:val="ListNumber"/>
-      </w:pPr>
-      <w:r>
-        <w:rPr>
-          <w:rFonts w:ascii="Calibri" w:hAnsi="Calibri"/>
-          <w:color w:val="263038"/>
-          <w:sz w:val="21"/>
-        </w:rPr>
-        <w:t xml:space="preserve">Use </w:t>
-      </w:r>
+        <w:t>Business Justification</w:t>
+      </w:r>
+    </w:p>
+    <w:p>
+      <w:pPr>
+        <w:pStyle w:val="ListBullet"/>
+      </w:pPr>
       <w:r>
         <w:rPr>
           <w:rFonts w:ascii="Consolas" w:hAnsi="Consolas"/>
           <w:color w:val="246382"/>
           <w:sz w:val="20"/>
         </w:rPr>
-        <w:t>Mark Executed</w:t>
-      </w:r>
-      <w:r>
-        <w:rPr>
-          <w:rFonts w:ascii="Calibri" w:hAnsi="Calibri"/>
-          <w:color w:val="263038"/>
-          <w:sz w:val="21"/>
-        </w:rPr>
-        <w:t>.</w:t>
-      </w:r>
-    </w:p>
-    <w:p>
-      <w:pPr>
-        <w:pStyle w:val="ListNumber"/>
-      </w:pPr>
-      <w:r>
-        <w:rPr>
-          <w:rFonts w:ascii="Calibri" w:hAnsi="Calibri"/>
-          <w:color w:val="263038"/>
-          <w:sz w:val="21"/>
-        </w:rPr>
-        <w:t>Confirm the successor lease was created if applicable.</w:t>
-      </w:r>
-    </w:p>
-    <w:p>
-      <w:pPr>
-        <w:pStyle w:val="ListNumber"/>
-      </w:pPr>
-      <w:r>
-        <w:rPr>
-          <w:rFonts w:ascii="Calibri" w:hAnsi="Calibri"/>
-          <w:color w:val="263038"/>
-          <w:sz w:val="21"/>
-        </w:rPr>
-        <w:t>Add new rent schedules for the successor lease.</w:t>
-      </w:r>
-    </w:p>
-    <w:p>
-      <w:pPr>
-        <w:pStyle w:val="Heading2"/>
-      </w:pPr>
-      <w:r>
-        <w:t>17.4 Close Out a Rejected or Terminated Renewal</w:t>
-      </w:r>
-    </w:p>
-    <w:p>
-      <w:pPr>
-        <w:pStyle w:val="ListNumber"/>
-      </w:pPr>
-      <w:r>
-        <w:rPr>
-          <w:rFonts w:ascii="Calibri" w:hAnsi="Calibri"/>
-          <w:color w:val="263038"/>
-          <w:sz w:val="21"/>
-        </w:rPr>
-        <w:t>Review the final comment and rejection reason.</w:t>
-      </w:r>
-    </w:p>
-    <w:p>
-      <w:pPr>
-        <w:pStyle w:val="ListNumber"/>
-      </w:pPr>
-      <w:r>
-        <w:rPr>
-          <w:rFonts w:ascii="Calibri" w:hAnsi="Calibri"/>
-          <w:color w:val="263038"/>
-          <w:sz w:val="21"/>
-        </w:rPr>
-        <w:t>Confirm whether the original lease should remain active until expiry or be treated as terminating.</w:t>
-      </w:r>
-    </w:p>
-    <w:p>
-      <w:pPr>
-        <w:pStyle w:val="ListNumber"/>
-      </w:pPr>
-      <w:r>
-        <w:rPr>
-          <w:rFonts w:ascii="Calibri" w:hAnsi="Calibri"/>
-          <w:color w:val="263038"/>
-          <w:sz w:val="21"/>
-        </w:rPr>
-        <w:t>Update supporting documents and notes as needed.</w:t>
-      </w:r>
-    </w:p>
-    <w:p>
-      <w:pPr>
-        <w:pStyle w:val="Heading1"/>
-      </w:pPr>
-      <w:r>
-        <w:t>18. Troubleshooting Tips</w:t>
+        <w:t>Risk Assessment</w:t>
       </w:r>
     </w:p>
     <w:p>
       <w:pPr>
         <w:pStyle w:val="ListBullet"/>
       </w:pPr>
-      <w:r>
-        <w:rPr>
-          <w:rFonts w:ascii="Calibri" w:hAnsi="Calibri"/>
-          <w:color w:val="263038"/>
-          <w:sz w:val="21"/>
-        </w:rPr>
-        <w:t>If a user cannot create or edit a Lease, verify their role, assignment or Lease Department User Permission, confidentiality clearance, and the current workflow or document state.</w:t>
-      </w:r>
-    </w:p>
-    <w:p>
-      <w:pPr>
-        <w:pStyle w:val="ListBullet"/>
-      </w:pPr>
-      <w:r>
-        <w:rPr>
-          <w:rFonts w:ascii="Calibri" w:hAnsi="Calibri"/>
-          <w:color w:val="263038"/>
-          <w:sz w:val="21"/>
-        </w:rPr>
-        <w:t xml:space="preserve">If a renewal cannot be completed, check for the required </w:t>
-      </w:r>
       <w:r>
         <w:rPr>
           <w:rFonts w:ascii="Consolas" w:hAnsi="Consolas"/>
           <w:color w:val="246382"/>
           <w:sz w:val="20"/>
         </w:rPr>
-        <w:t>Lease Document</w:t>
-      </w:r>
-      <w:r>
-        <w:rPr>
-          <w:rFonts w:ascii="Calibri" w:hAnsi="Calibri"/>
-          <w:color w:val="263038"/>
-          <w:sz w:val="21"/>
-        </w:rPr>
-        <w:t xml:space="preserve"> category.</w:t>
+        <w:t>Budget Impact</w:t>
       </w:r>
     </w:p>
     <w:p>
       <w:pPr>
         <w:pStyle w:val="ListBullet"/>
       </w:pPr>
-      <w:r>
-        <w:rPr>
-          <w:rFonts w:ascii="Calibri" w:hAnsi="Calibri"/>
-          <w:color w:val="263038"/>
-          <w:sz w:val="21"/>
-        </w:rPr>
-        <w:t>If a rent schedule will not save, confirm the currency matches the parent lease and the period stays within lease dates.</w:t>
-      </w:r>
-    </w:p>
-    <w:p>
-      <w:pPr>
-        <w:pStyle w:val="ListBullet"/>
-      </w:pPr>
-      <w:r>
-        <w:rPr>
-          <w:rFonts w:ascii="Calibri" w:hAnsi="Calibri"/>
-          <w:color w:val="263038"/>
-          <w:sz w:val="21"/>
-        </w:rPr>
-        <w:t xml:space="preserve">If reminders are not sending, review </w:t>
-      </w:r>
       <w:r>
         <w:rPr>
           <w:rFonts w:ascii="Consolas" w:hAnsi="Consolas"/>
           <w:color w:val="246382"/>
           <w:sz w:val="20"/>
         </w:rPr>
-        <w:t>Settings</w:t>
-      </w:r>
-      <w:r>
-        <w:rPr>
-          <w:rFonts w:ascii="Calibri" w:hAnsi="Calibri"/>
-          <w:color w:val="263038"/>
-          <w:sz w:val="21"/>
-        </w:rPr>
-        <w:t xml:space="preserve">, the chosen </w:t>
-      </w:r>
+        <w:t>Alternative Options</w:t>
+      </w:r>
+    </w:p>
+    <w:p>
+      <w:r>
+        <w:rPr>
+          <w:rFonts w:ascii="Calibri" w:hAnsi="Calibri"/>
+          <w:color w:val="263038"/>
+          <w:sz w:val="21"/>
+        </w:rPr>
+        <w:t>Recommendation values:</w:t>
+      </w:r>
+    </w:p>
+    <w:p>
+      <w:pPr>
+        <w:pStyle w:val="ListBullet"/>
+      </w:pPr>
       <w:r>
         <w:rPr>
           <w:rFonts w:ascii="Consolas" w:hAnsi="Consolas"/>
           <w:color w:val="246382"/>
           <w:sz w:val="20"/>
         </w:rPr>
-        <w:t>Reminder Policy</w:t>
-      </w:r>
-      <w:r>
-        <w:rPr>
-          <w:rFonts w:ascii="Calibri" w:hAnsi="Calibri"/>
-          <w:color w:val="263038"/>
-          <w:sz w:val="21"/>
-        </w:rPr>
-        <w:t xml:space="preserve">, and the </w:t>
-      </w:r>
+        <w:t>Renew</w:t>
+      </w:r>
+    </w:p>
+    <w:p>
+      <w:pPr>
+        <w:pStyle w:val="ListBullet"/>
+      </w:pPr>
       <w:r>
         <w:rPr>
           <w:rFonts w:ascii="Consolas" w:hAnsi="Consolas"/>
           <w:color w:val="246382"/>
           <w:sz w:val="20"/>
         </w:rPr>
+        <w:t>Renegotiate</w:t>
+      </w:r>
+    </w:p>
+    <w:p>
+      <w:pPr>
+        <w:pStyle w:val="ListBullet"/>
+      </w:pPr>
+      <w:r>
+        <w:rPr>
+          <w:rFonts w:ascii="Consolas" w:hAnsi="Consolas"/>
+          <w:color w:val="246382"/>
+          <w:sz w:val="20"/>
+        </w:rPr>
+        <w:t>Relocate</w:t>
+      </w:r>
+    </w:p>
+    <w:p>
+      <w:pPr>
+        <w:pStyle w:val="ListBullet"/>
+      </w:pPr>
+      <w:r>
+        <w:rPr>
+          <w:rFonts w:ascii="Consolas" w:hAnsi="Consolas"/>
+          <w:color w:val="246382"/>
+          <w:sz w:val="20"/>
+        </w:rPr>
+        <w:t>Terminate</w:t>
+      </w:r>
+    </w:p>
+    <w:p>
+      <w:pPr>
+        <w:pStyle w:val="Heading2"/>
+      </w:pPr>
+      <w:r>
+        <w:t>13.6 Workflow Comments and Decision History</w:t>
+      </w:r>
+    </w:p>
+    <w:p>
+      <w:r>
+        <w:rPr>
+          <w:rFonts w:ascii="Calibri" w:hAnsi="Calibri"/>
+          <w:color w:val="263038"/>
+          <w:sz w:val="21"/>
+        </w:rPr>
+        <w:t xml:space="preserve">Use </w:t>
+      </w:r>
+      <w:r>
+        <w:rPr>
+          <w:rFonts w:ascii="Consolas" w:hAnsi="Consolas"/>
+          <w:color w:val="246382"/>
+          <w:sz w:val="20"/>
+        </w:rPr>
+        <w:t>Workflow Comment</w:t>
+      </w:r>
+      <w:r>
+        <w:rPr>
+          <w:rFonts w:ascii="Calibri" w:hAnsi="Calibri"/>
+          <w:color w:val="263038"/>
+          <w:sz w:val="21"/>
+        </w:rPr>
+        <w:t xml:space="preserve"> whenever context is needed.</w:t>
+      </w:r>
+    </w:p>
+    <w:p>
+      <w:r>
+        <w:rPr>
+          <w:rFonts w:ascii="Calibri" w:hAnsi="Calibri"/>
+          <w:color w:val="263038"/>
+          <w:sz w:val="21"/>
+        </w:rPr>
+        <w:t>The system requires a comment when:</w:t>
+      </w:r>
+    </w:p>
+    <w:p>
+      <w:pPr>
+        <w:pStyle w:val="ListBullet"/>
+      </w:pPr>
+      <w:r>
+        <w:rPr>
+          <w:rFonts w:ascii="Calibri" w:hAnsi="Calibri"/>
+          <w:color w:val="263038"/>
+          <w:sz w:val="21"/>
+        </w:rPr>
+        <w:t>Returning a request</w:t>
+      </w:r>
+    </w:p>
+    <w:p>
+      <w:pPr>
+        <w:pStyle w:val="ListBullet"/>
+      </w:pPr>
+      <w:r>
+        <w:rPr>
+          <w:rFonts w:ascii="Calibri" w:hAnsi="Calibri"/>
+          <w:color w:val="263038"/>
+          <w:sz w:val="21"/>
+        </w:rPr>
+        <w:t>Rejecting a request</w:t>
+      </w:r>
+    </w:p>
+    <w:p>
+      <w:r>
+        <w:rPr>
+          <w:rFonts w:ascii="Calibri" w:hAnsi="Calibri"/>
+          <w:color w:val="263038"/>
+          <w:sz w:val="21"/>
+        </w:rPr>
+        <w:t xml:space="preserve">Every valid transition is written to </w:t>
+      </w:r>
+      <w:r>
+        <w:rPr>
+          <w:rFonts w:ascii="Consolas" w:hAnsi="Consolas"/>
+          <w:color w:val="246382"/>
+          <w:sz w:val="20"/>
+        </w:rPr>
+        <w:t>Decision History</w:t>
+      </w:r>
+      <w:r>
+        <w:rPr>
+          <w:rFonts w:ascii="Calibri" w:hAnsi="Calibri"/>
+          <w:color w:val="263038"/>
+          <w:sz w:val="21"/>
+        </w:rPr>
+        <w:t xml:space="preserve"> with:</w:t>
+      </w:r>
+    </w:p>
+    <w:p>
+      <w:pPr>
+        <w:pStyle w:val="ListBullet"/>
+      </w:pPr>
+      <w:r>
+        <w:rPr>
+          <w:rFonts w:ascii="Calibri" w:hAnsi="Calibri"/>
+          <w:color w:val="263038"/>
+          <w:sz w:val="21"/>
+        </w:rPr>
+        <w:t>from state</w:t>
+      </w:r>
+    </w:p>
+    <w:p>
+      <w:pPr>
+        <w:pStyle w:val="ListBullet"/>
+      </w:pPr>
+      <w:r>
+        <w:rPr>
+          <w:rFonts w:ascii="Calibri" w:hAnsi="Calibri"/>
+          <w:color w:val="263038"/>
+          <w:sz w:val="21"/>
+        </w:rPr>
+        <w:t>action</w:t>
+      </w:r>
+    </w:p>
+    <w:p>
+      <w:pPr>
+        <w:pStyle w:val="ListBullet"/>
+      </w:pPr>
+      <w:r>
+        <w:rPr>
+          <w:rFonts w:ascii="Calibri" w:hAnsi="Calibri"/>
+          <w:color w:val="263038"/>
+          <w:sz w:val="21"/>
+        </w:rPr>
+        <w:t>to state</w:t>
+      </w:r>
+    </w:p>
+    <w:p>
+      <w:pPr>
+        <w:pStyle w:val="ListBullet"/>
+      </w:pPr>
+      <w:r>
+        <w:rPr>
+          <w:rFonts w:ascii="Calibri" w:hAnsi="Calibri"/>
+          <w:color w:val="263038"/>
+          <w:sz w:val="21"/>
+        </w:rPr>
+        <w:t>actor</w:t>
+      </w:r>
+    </w:p>
+    <w:p>
+      <w:pPr>
+        <w:pStyle w:val="ListBullet"/>
+      </w:pPr>
+      <w:r>
+        <w:rPr>
+          <w:rFonts w:ascii="Calibri" w:hAnsi="Calibri"/>
+          <w:color w:val="263038"/>
+          <w:sz w:val="21"/>
+        </w:rPr>
+        <w:t>action date/time</w:t>
+      </w:r>
+    </w:p>
+    <w:p>
+      <w:pPr>
+        <w:pStyle w:val="ListBullet"/>
+      </w:pPr>
+      <w:r>
+        <w:rPr>
+          <w:rFonts w:ascii="Calibri" w:hAnsi="Calibri"/>
+          <w:color w:val="263038"/>
+          <w:sz w:val="21"/>
+        </w:rPr>
+        <w:t>comment</w:t>
+      </w:r>
+    </w:p>
+    <w:p>
+      <w:pPr>
+        <w:pStyle w:val="Heading2"/>
+      </w:pPr>
+      <w:r>
+        <w:t>13.7 Completion Behavior</w:t>
+      </w:r>
+    </w:p>
+    <w:p>
+      <w:r>
+        <w:rPr>
+          <w:rFonts w:ascii="Calibri" w:hAnsi="Calibri"/>
+          <w:color w:val="263038"/>
+          <w:sz w:val="21"/>
+        </w:rPr>
+        <w:t xml:space="preserve">When a request moves to </w:t>
+      </w:r>
+      <w:r>
+        <w:rPr>
+          <w:rFonts w:ascii="Consolas" w:hAnsi="Consolas"/>
+          <w:color w:val="246382"/>
+          <w:sz w:val="20"/>
+        </w:rPr>
+        <w:t>Completed</w:t>
+      </w:r>
+      <w:r>
+        <w:rPr>
+          <w:rFonts w:ascii="Calibri" w:hAnsi="Calibri"/>
+          <w:color w:val="263038"/>
+          <w:sz w:val="21"/>
+        </w:rPr>
+        <w:t>:</w:t>
+      </w:r>
+    </w:p>
+    <w:p>
+      <w:pPr>
+        <w:pStyle w:val="ListBullet"/>
+      </w:pPr>
+      <w:r>
+        <w:rPr>
+          <w:rFonts w:ascii="Calibri" w:hAnsi="Calibri"/>
+          <w:color w:val="263038"/>
+          <w:sz w:val="21"/>
+        </w:rPr>
+        <w:t>The system checks that proposed lease dates exist.</w:t>
+      </w:r>
+    </w:p>
+    <w:p>
+      <w:pPr>
+        <w:pStyle w:val="ListBullet"/>
+      </w:pPr>
+      <w:r>
+        <w:rPr>
+          <w:rFonts w:ascii="Calibri" w:hAnsi="Calibri"/>
+          <w:color w:val="263038"/>
+          <w:sz w:val="21"/>
+        </w:rPr>
+        <w:t xml:space="preserve">A current private </w:t>
+      </w:r>
+      <w:r>
+        <w:rPr>
+          <w:rFonts w:ascii="Consolas" w:hAnsi="Consolas"/>
+          <w:color w:val="246382"/>
+          <w:sz w:val="20"/>
+        </w:rPr>
+        <w:t>Renewal Letter</w:t>
+      </w:r>
+      <w:r>
+        <w:rPr>
+          <w:rFonts w:ascii="Calibri" w:hAnsi="Calibri"/>
+          <w:color w:val="263038"/>
+          <w:sz w:val="21"/>
+        </w:rPr>
+        <w:t xml:space="preserve"> Lease Document must be linked to the same Lease and the exact Renewal Request and must have a Document Date.</w:t>
+      </w:r>
+    </w:p>
+    <w:p>
+      <w:pPr>
+        <w:pStyle w:val="ListBullet"/>
+      </w:pPr>
+      <w:r>
+        <w:rPr>
+          <w:rFonts w:ascii="Calibri" w:hAnsi="Calibri"/>
+          <w:color w:val="263038"/>
+          <w:sz w:val="21"/>
+        </w:rPr>
+        <w:t xml:space="preserve">If the recommendation is not </w:t>
+      </w:r>
+      <w:r>
+        <w:rPr>
+          <w:rFonts w:ascii="Consolas" w:hAnsi="Consolas"/>
+          <w:color w:val="246382"/>
+          <w:sz w:val="20"/>
+        </w:rPr>
+        <w:t>Terminate</w:t>
+      </w:r>
+      <w:r>
+        <w:rPr>
+          <w:rFonts w:ascii="Calibri" w:hAnsi="Calibri"/>
+          <w:color w:val="263038"/>
+          <w:sz w:val="21"/>
+        </w:rPr>
+        <w:t>, the system creates a successor lease automatically if one does not already exist.</w:t>
+      </w:r>
+    </w:p>
+    <w:p>
+      <w:pPr>
+        <w:pStyle w:val="ListBullet"/>
+      </w:pPr>
+      <w:r>
+        <w:rPr>
+          <w:rFonts w:ascii="Calibri" w:hAnsi="Calibri"/>
+          <w:color w:val="263038"/>
+          <w:sz w:val="21"/>
+        </w:rPr>
+        <w:t>The successor lease carries forward the main lease structure and uses the approved proposed terms.</w:t>
+      </w:r>
+    </w:p>
+    <w:p>
+      <w:r>
+        <w:rPr>
+          <w:rFonts w:ascii="Calibri" w:hAnsi="Calibri"/>
+          <w:color w:val="263038"/>
+          <w:sz w:val="21"/>
+        </w:rPr>
+        <w:t xml:space="preserve">Only </w:t>
+      </w:r>
+      <w:r>
+        <w:rPr>
+          <w:rFonts w:ascii="Consolas" w:hAnsi="Consolas"/>
+          <w:color w:val="246382"/>
+          <w:sz w:val="20"/>
+        </w:rPr>
+        <w:t>Lease Administrator</w:t>
+      </w:r>
+      <w:r>
+        <w:rPr>
+          <w:rFonts w:ascii="Calibri" w:hAnsi="Calibri"/>
+          <w:color w:val="263038"/>
+          <w:sz w:val="21"/>
+        </w:rPr>
+        <w:t xml:space="preserve"> can perform the configured </w:t>
+      </w:r>
+      <w:r>
+        <w:rPr>
+          <w:rFonts w:ascii="Consolas" w:hAnsi="Consolas"/>
+          <w:color w:val="246382"/>
+          <w:sz w:val="20"/>
+        </w:rPr>
+        <w:t>Mark Executed</w:t>
+      </w:r>
+      <w:r>
+        <w:rPr>
+          <w:rFonts w:ascii="Calibri" w:hAnsi="Calibri"/>
+          <w:color w:val="263038"/>
+          <w:sz w:val="21"/>
+        </w:rPr>
+        <w:t xml:space="preserve"> transition. Completing a termination uses a current private </w:t>
+      </w:r>
+      <w:r>
+        <w:rPr>
+          <w:rFonts w:ascii="Consolas" w:hAnsi="Consolas"/>
+          <w:color w:val="246382"/>
+          <w:sz w:val="20"/>
+        </w:rPr>
+        <w:t>Approval</w:t>
+      </w:r>
+      <w:r>
+        <w:rPr>
+          <w:rFonts w:ascii="Calibri" w:hAnsi="Calibri"/>
+          <w:color w:val="263038"/>
+          <w:sz w:val="21"/>
+        </w:rPr>
+        <w:t xml:space="preserve"> document instead of a Renewal Letter.</w:t>
+      </w:r>
+    </w:p>
+    <w:p>
+      <w:pPr>
+        <w:pStyle w:val="Heading2"/>
+      </w:pPr>
+      <w:r>
+        <w:t>13.8 Open-Cycle Control</w:t>
+      </w:r>
+    </w:p>
+    <w:p>
+      <w:r>
+        <w:rPr>
+          <w:rFonts w:ascii="Calibri" w:hAnsi="Calibri"/>
+          <w:color w:val="263038"/>
+          <w:sz w:val="21"/>
+        </w:rPr>
+        <w:t>Only one open renewal request is allowed per lease at a time. The system blocks creation of another active cycle until the previous one is completed, rejected, or cancelled.</w:t>
+      </w:r>
+    </w:p>
+    <w:p>
+      <w:pPr>
+        <w:pStyle w:val="Heading2"/>
+      </w:pPr>
+      <w:r>
+        <w:t>13.9 Current Interface and Workflow Limitations</w:t>
+      </w:r>
+    </w:p>
+    <w:p>
+      <w:pPr>
+        <w:pStyle w:val="ListBullet"/>
+      </w:pPr>
+      <w:r>
+        <w:rPr>
+          <w:rFonts w:ascii="Calibri" w:hAnsi="Calibri"/>
+          <w:color w:val="263038"/>
+          <w:sz w:val="21"/>
+        </w:rPr>
+        <w:t xml:space="preserve">The Lease form currently displays </w:t>
+      </w:r>
+      <w:r>
+        <w:rPr>
+          <w:rFonts w:ascii="Consolas" w:hAnsi="Consolas"/>
+          <w:color w:val="246382"/>
+          <w:sz w:val="20"/>
+        </w:rPr>
+        <w:t>Start Renewal</w:t>
+      </w:r>
+      <w:r>
+        <w:rPr>
+          <w:rFonts w:ascii="Calibri" w:hAnsi="Calibri"/>
+          <w:color w:val="263038"/>
+          <w:sz w:val="21"/>
+        </w:rPr>
+        <w:t xml:space="preserve"> based on Lease status and submission state rather than checking Renewal Request create permission. A read-only user may see the button, but the server rejects unauthorized creation.</w:t>
+      </w:r>
+    </w:p>
+    <w:p>
+      <w:pPr>
+        <w:pStyle w:val="ListBullet"/>
+      </w:pPr>
+      <w:r>
+        <w:rPr>
+          <w:rFonts w:ascii="Consolas" w:hAnsi="Consolas"/>
+          <w:color w:val="246382"/>
+          <w:sz w:val="20"/>
+        </w:rPr>
+        <w:t>Rent Renewal System Manager</w:t>
+      </w:r>
+      <w:r>
+        <w:rPr>
+          <w:rFonts w:ascii="Calibri" w:hAnsi="Calibri"/>
+          <w:color w:val="263038"/>
+          <w:sz w:val="21"/>
+        </w:rPr>
+        <w:t xml:space="preserve"> can create a Renewal Request but cannot progress it through workflow transitions with that role alone.</w:t>
+      </w:r>
+    </w:p>
+    <w:p>
+      <w:pPr>
+        <w:pStyle w:val="ListBullet"/>
+      </w:pPr>
+      <w:r>
+        <w:rPr>
+          <w:rFonts w:ascii="Calibri" w:hAnsi="Calibri"/>
+          <w:color w:val="263038"/>
+          <w:sz w:val="21"/>
+        </w:rPr>
+        <w:t xml:space="preserve">Direct </w:t>
+      </w:r>
+      <w:r>
+        <w:rPr>
+          <w:rFonts w:ascii="Consolas" w:hAnsi="Consolas"/>
+          <w:color w:val="246382"/>
+          <w:sz w:val="20"/>
+        </w:rPr>
+        <w:t>Add Renewal Request</w:t>
+      </w:r>
+      <w:r>
+        <w:rPr>
+          <w:rFonts w:ascii="Calibri" w:hAnsi="Calibri"/>
+          <w:color w:val="263038"/>
+          <w:sz w:val="21"/>
+        </w:rPr>
+        <w:t xml:space="preserve"> creation does not use the same submitted/status eligibility gate as the recommended </w:t>
+      </w:r>
+      <w:r>
+        <w:rPr>
+          <w:rFonts w:ascii="Consolas" w:hAnsi="Consolas"/>
+          <w:color w:val="246382"/>
+          <w:sz w:val="20"/>
+        </w:rPr>
+        <w:t>Start Renewal</w:t>
+      </w:r>
+      <w:r>
+        <w:rPr>
+          <w:rFonts w:ascii="Calibri" w:hAnsi="Calibri"/>
+          <w:color w:val="263038"/>
+          <w:sz w:val="21"/>
+        </w:rPr>
+        <w:t xml:space="preserve"> lifecycle action.</w:t>
+      </w:r>
+    </w:p>
+    <w:p>
+      <w:pPr>
+        <w:pStyle w:val="Heading1"/>
+      </w:pPr>
+      <w:r>
+        <w:t>14. Automated Status Updates</w:t>
+      </w:r>
+    </w:p>
+    <w:p>
+      <w:r>
+        <w:rPr>
+          <w:rFonts w:ascii="Calibri" w:hAnsi="Calibri"/>
+          <w:color w:val="263038"/>
+          <w:sz w:val="21"/>
+        </w:rPr>
+        <w:t>The app runs daily background jobs that:</w:t>
+      </w:r>
+    </w:p>
+    <w:p>
+      <w:pPr>
+        <w:pStyle w:val="ListBullet"/>
+      </w:pPr>
+      <w:r>
+        <w:rPr>
+          <w:rFonts w:ascii="Calibri" w:hAnsi="Calibri"/>
+          <w:color w:val="263038"/>
+          <w:sz w:val="21"/>
+        </w:rPr>
+        <w:t>Refresh lease status and date-derived values.</w:t>
+      </w:r>
+    </w:p>
+    <w:p>
+      <w:pPr>
+        <w:pStyle w:val="ListBullet"/>
+      </w:pPr>
+      <w:r>
+        <w:rPr>
+          <w:rFonts w:ascii="Calibri" w:hAnsi="Calibri"/>
+          <w:color w:val="263038"/>
+          <w:sz w:val="21"/>
+        </w:rPr>
+        <w:t>Refresh unpaid rent schedule statuses.</w:t>
+      </w:r>
+    </w:p>
+    <w:p>
+      <w:pPr>
+        <w:pStyle w:val="ListBullet"/>
+      </w:pPr>
+      <w:r>
+        <w:rPr>
+          <w:rFonts w:ascii="Calibri" w:hAnsi="Calibri"/>
+          <w:color w:val="263038"/>
+          <w:sz w:val="21"/>
+        </w:rPr>
+        <w:t>Process due reminders.</w:t>
+      </w:r>
+    </w:p>
+    <w:p>
+      <w:r>
+        <w:rPr>
+          <w:rFonts w:ascii="Calibri" w:hAnsi="Calibri"/>
+          <w:color w:val="263038"/>
+          <w:sz w:val="21"/>
+        </w:rPr>
+        <w:t>This means:</w:t>
+      </w:r>
+    </w:p>
+    <w:p>
+      <w:pPr>
+        <w:pStyle w:val="ListBullet"/>
+      </w:pPr>
+      <w:r>
+        <w:rPr>
+          <w:rFonts w:ascii="Consolas" w:hAnsi="Consolas"/>
+          <w:color w:val="246382"/>
+          <w:sz w:val="20"/>
+        </w:rPr>
+        <w:t>Days to Expiry</w:t>
+      </w:r>
+      <w:r>
+        <w:rPr>
+          <w:rFonts w:ascii="Calibri" w:hAnsi="Calibri"/>
+          <w:color w:val="263038"/>
+          <w:sz w:val="21"/>
+        </w:rPr>
+        <w:t xml:space="preserve"> stays current.</w:t>
+      </w:r>
+    </w:p>
+    <w:p>
+      <w:pPr>
+        <w:pStyle w:val="ListBullet"/>
+      </w:pPr>
+      <w:r>
+        <w:rPr>
+          <w:rFonts w:ascii="Consolas" w:hAnsi="Consolas"/>
+          <w:color w:val="246382"/>
+          <w:sz w:val="20"/>
+        </w:rPr>
+        <w:t>Expiring Soon</w:t>
+      </w:r>
+      <w:r>
+        <w:rPr>
+          <w:rFonts w:ascii="Calibri" w:hAnsi="Calibri"/>
+          <w:color w:val="263038"/>
+          <w:sz w:val="21"/>
+        </w:rPr>
+        <w:t xml:space="preserve">, </w:t>
+      </w:r>
+      <w:r>
+        <w:rPr>
+          <w:rFonts w:ascii="Consolas" w:hAnsi="Consolas"/>
+          <w:color w:val="246382"/>
+          <w:sz w:val="20"/>
+        </w:rPr>
+        <w:t>Expired</w:t>
+      </w:r>
+      <w:r>
+        <w:rPr>
+          <w:rFonts w:ascii="Calibri" w:hAnsi="Calibri"/>
+          <w:color w:val="263038"/>
+          <w:sz w:val="21"/>
+        </w:rPr>
+        <w:t xml:space="preserve">, and </w:t>
+      </w:r>
+      <w:r>
+        <w:rPr>
+          <w:rFonts w:ascii="Consolas" w:hAnsi="Consolas"/>
+          <w:color w:val="246382"/>
+          <w:sz w:val="20"/>
+        </w:rPr>
+        <w:t>Active</w:t>
+      </w:r>
+      <w:r>
+        <w:rPr>
+          <w:rFonts w:ascii="Calibri" w:hAnsi="Calibri"/>
+          <w:color w:val="263038"/>
+          <w:sz w:val="21"/>
+        </w:rPr>
+        <w:t xml:space="preserve"> statuses update automatically.</w:t>
+      </w:r>
+    </w:p>
+    <w:p>
+      <w:pPr>
+        <w:pStyle w:val="ListBullet"/>
+      </w:pPr>
+      <w:r>
+        <w:rPr>
+          <w:rFonts w:ascii="Consolas" w:hAnsi="Consolas"/>
+          <w:color w:val="246382"/>
+          <w:sz w:val="20"/>
+        </w:rPr>
+        <w:t>Planned</w:t>
+      </w:r>
+      <w:r>
+        <w:rPr>
+          <w:rFonts w:ascii="Calibri" w:hAnsi="Calibri"/>
+          <w:color w:val="263038"/>
+          <w:sz w:val="21"/>
+        </w:rPr>
+        <w:t xml:space="preserve">, </w:t>
+      </w:r>
+      <w:r>
+        <w:rPr>
+          <w:rFonts w:ascii="Consolas" w:hAnsi="Consolas"/>
+          <w:color w:val="246382"/>
+          <w:sz w:val="20"/>
+        </w:rPr>
+        <w:t>Due</w:t>
+      </w:r>
+      <w:r>
+        <w:rPr>
+          <w:rFonts w:ascii="Calibri" w:hAnsi="Calibri"/>
+          <w:color w:val="263038"/>
+          <w:sz w:val="21"/>
+        </w:rPr>
+        <w:t xml:space="preserve">, and </w:t>
+      </w:r>
+      <w:r>
+        <w:rPr>
+          <w:rFonts w:ascii="Consolas" w:hAnsi="Consolas"/>
+          <w:color w:val="246382"/>
+          <w:sz w:val="20"/>
+        </w:rPr>
+        <w:t>Overdue</w:t>
+      </w:r>
+      <w:r>
+        <w:rPr>
+          <w:rFonts w:ascii="Calibri" w:hAnsi="Calibri"/>
+          <w:color w:val="263038"/>
+          <w:sz w:val="21"/>
+        </w:rPr>
+        <w:t xml:space="preserve"> schedule statuses update automatically.</w:t>
+      </w:r>
+    </w:p>
+    <w:p>
+      <w:pPr>
+        <w:pStyle w:val="Heading1"/>
+      </w:pPr>
+      <w:r>
+        <w:t>15. Reminder Processing</w:t>
+      </w:r>
+    </w:p>
+    <w:p>
+      <w:r>
+        <w:rPr>
+          <w:rFonts w:ascii="Calibri" w:hAnsi="Calibri"/>
+          <w:color w:val="263038"/>
+          <w:sz w:val="21"/>
+        </w:rPr>
+        <w:t>The reminder engine monitors leases that:</w:t>
+      </w:r>
+    </w:p>
+    <w:p>
+      <w:pPr>
+        <w:pStyle w:val="ListBullet"/>
+      </w:pPr>
+      <w:r>
+        <w:rPr>
+          <w:rFonts w:ascii="Calibri" w:hAnsi="Calibri"/>
+          <w:color w:val="263038"/>
+          <w:sz w:val="21"/>
+        </w:rPr>
+        <w:t xml:space="preserve">are not </w:t>
+      </w:r>
+      <w:r>
+        <w:rPr>
+          <w:rFonts w:ascii="Consolas" w:hAnsi="Consolas"/>
+          <w:color w:val="246382"/>
+          <w:sz w:val="20"/>
+        </w:rPr>
+        <w:t>Draft</w:t>
+      </w:r>
+      <w:r>
+        <w:rPr>
+          <w:rFonts w:ascii="Calibri" w:hAnsi="Calibri"/>
+          <w:color w:val="263038"/>
+          <w:sz w:val="21"/>
+        </w:rPr>
+        <w:t xml:space="preserve">, </w:t>
+      </w:r>
+      <w:r>
+        <w:rPr>
+          <w:rFonts w:ascii="Consolas" w:hAnsi="Consolas"/>
+          <w:color w:val="246382"/>
+          <w:sz w:val="20"/>
+        </w:rPr>
+        <w:t>Renewed</w:t>
+      </w:r>
+      <w:r>
+        <w:rPr>
+          <w:rFonts w:ascii="Calibri" w:hAnsi="Calibri"/>
+          <w:color w:val="263038"/>
+          <w:sz w:val="21"/>
+        </w:rPr>
+        <w:t xml:space="preserve">, or </w:t>
+      </w:r>
+      <w:r>
+        <w:rPr>
+          <w:rFonts w:ascii="Consolas" w:hAnsi="Consolas"/>
+          <w:color w:val="246382"/>
+          <w:sz w:val="20"/>
+        </w:rPr>
+        <w:t>Terminated</w:t>
+      </w:r>
+    </w:p>
+    <w:p>
+      <w:pPr>
+        <w:pStyle w:val="ListBullet"/>
+      </w:pPr>
+      <w:r>
+        <w:rPr>
+          <w:rFonts w:ascii="Calibri" w:hAnsi="Calibri"/>
+          <w:color w:val="263038"/>
+          <w:sz w:val="21"/>
+        </w:rPr>
+        <w:t xml:space="preserve">are not in renewal status </w:t>
+      </w:r>
+      <w:r>
+        <w:rPr>
+          <w:rFonts w:ascii="Consolas" w:hAnsi="Consolas"/>
+          <w:color w:val="246382"/>
+          <w:sz w:val="20"/>
+        </w:rPr>
+        <w:t>Completed</w:t>
+      </w:r>
+      <w:r>
+        <w:rPr>
+          <w:rFonts w:ascii="Calibri" w:hAnsi="Calibri"/>
+          <w:color w:val="263038"/>
+          <w:sz w:val="21"/>
+        </w:rPr>
+        <w:t xml:space="preserve"> or </w:t>
+      </w:r>
+      <w:r>
+        <w:rPr>
+          <w:rFonts w:ascii="Consolas" w:hAnsi="Consolas"/>
+          <w:color w:val="246382"/>
+          <w:sz w:val="20"/>
+        </w:rPr>
+        <w:t>Not Renewing</w:t>
+      </w:r>
+    </w:p>
+    <w:p>
+      <w:pPr>
+        <w:pStyle w:val="ListBullet"/>
+      </w:pPr>
+      <w:r>
+        <w:rPr>
+          <w:rFonts w:ascii="Calibri" w:hAnsi="Calibri"/>
+          <w:color w:val="263038"/>
+          <w:sz w:val="21"/>
+        </w:rPr>
+        <w:t xml:space="preserve">have an </w:t>
+      </w:r>
+      <w:r>
+        <w:rPr>
+          <w:rFonts w:ascii="Consolas" w:hAnsi="Consolas"/>
+          <w:color w:val="246382"/>
+          <w:sz w:val="20"/>
+        </w:rPr>
+        <w:t>End Date</w:t>
+      </w:r>
+    </w:p>
+    <w:p>
+      <w:r>
+        <w:rPr>
+          <w:rFonts w:ascii="Calibri" w:hAnsi="Calibri"/>
+          <w:color w:val="263038"/>
+          <w:sz w:val="21"/>
+        </w:rPr>
+        <w:t>When a threshold is reached, the system:</w:t>
+      </w:r>
+    </w:p>
+    <w:p>
+      <w:pPr>
+        <w:pStyle w:val="ListNumber"/>
+      </w:pPr>
+      <w:r>
+        <w:rPr>
+          <w:rFonts w:ascii="Calibri" w:hAnsi="Calibri"/>
+          <w:color w:val="263038"/>
+          <w:sz w:val="21"/>
+        </w:rPr>
+        <w:t>Resolves the active reminder policy.</w:t>
+      </w:r>
+    </w:p>
+    <w:p>
+      <w:pPr>
+        <w:pStyle w:val="ListNumber"/>
+      </w:pPr>
+      <w:r>
+        <w:rPr>
+          <w:rFonts w:ascii="Calibri" w:hAnsi="Calibri"/>
+          <w:color w:val="263038"/>
+          <w:sz w:val="21"/>
+        </w:rPr>
+        <w:t>Determines whether that threshold is due.</w:t>
+      </w:r>
+    </w:p>
+    <w:p>
+      <w:pPr>
+        <w:pStyle w:val="ListNumber"/>
+      </w:pPr>
+      <w:r>
+        <w:rPr>
+          <w:rFonts w:ascii="Calibri" w:hAnsi="Calibri"/>
+          <w:color w:val="263038"/>
+          <w:sz w:val="21"/>
+        </w:rPr>
+        <w:t>Optionally creates a renewal request automatically at the first threshold.</w:t>
+      </w:r>
+    </w:p>
+    <w:p>
+      <w:pPr>
+        <w:pStyle w:val="ListNumber"/>
+      </w:pPr>
+      <w:r>
+        <w:rPr>
+          <w:rFonts w:ascii="Calibri" w:hAnsi="Calibri"/>
+          <w:color w:val="263038"/>
+          <w:sz w:val="21"/>
+        </w:rPr>
+        <w:t>Creates reminder log records.</w:t>
+      </w:r>
+    </w:p>
+    <w:p>
+      <w:pPr>
+        <w:pStyle w:val="ListNumber"/>
+      </w:pPr>
+      <w:r>
+        <w:rPr>
+          <w:rFonts w:ascii="Calibri" w:hAnsi="Calibri"/>
+          <w:color w:val="263038"/>
+          <w:sz w:val="21"/>
+        </w:rPr>
+        <w:t>Queues email and or in-app notification delivery.</w:t>
+      </w:r>
+    </w:p>
+    <w:p>
+      <w:pPr>
+        <w:pStyle w:val="ListNumber"/>
+      </w:pPr>
+      <w:r>
+        <w:rPr>
+          <w:rFonts w:ascii="Calibri" w:hAnsi="Calibri"/>
+          <w:color w:val="263038"/>
+          <w:sz w:val="21"/>
+        </w:rPr>
+        <w:t>Retries failed deliveries up to the configured retry limit.</w:t>
+      </w:r>
+    </w:p>
+    <w:p>
+      <w:r>
+        <w:rPr>
+          <w:rFonts w:ascii="Calibri" w:hAnsi="Calibri"/>
+          <w:color w:val="263038"/>
+          <w:sz w:val="21"/>
+        </w:rPr>
+        <w:t>After successful delivery, the lease updates:</w:t>
+      </w:r>
+    </w:p>
+    <w:p>
+      <w:pPr>
+        <w:pStyle w:val="ListBullet"/>
+      </w:pPr>
+      <w:r>
+        <w:rPr>
+          <w:rFonts w:ascii="Consolas" w:hAnsi="Consolas"/>
+          <w:color w:val="246382"/>
+          <w:sz w:val="20"/>
+        </w:rPr>
+        <w:t>Last Reminder Date</w:t>
+      </w:r>
+    </w:p>
+    <w:p>
+      <w:pPr>
+        <w:pStyle w:val="ListBullet"/>
+      </w:pPr>
+      <w:r>
+        <w:rPr>
+          <w:rFonts w:ascii="Consolas" w:hAnsi="Consolas"/>
+          <w:color w:val="246382"/>
+          <w:sz w:val="20"/>
+        </w:rPr>
+        <w:t>Next Reminder Date</w:t>
+      </w:r>
+    </w:p>
+    <w:p>
+      <w:pPr>
+        <w:pStyle w:val="Heading1"/>
+      </w:pPr>
+      <w:r>
+        <w:t>16. Reports</w:t>
+      </w:r>
+    </w:p>
+    <w:p>
+      <w:pPr>
+        <w:pStyle w:val="Heading2"/>
+      </w:pPr>
+      <w:r>
+        <w:t>16.1 Upcoming Expiries</w:t>
+      </w:r>
+    </w:p>
+    <w:p>
+      <w:r>
+        <w:rPr>
+          <w:rFonts w:ascii="Calibri" w:hAnsi="Calibri"/>
+          <w:color w:val="263038"/>
+          <w:sz w:val="21"/>
+        </w:rPr>
+        <w:t>Use this report to identify leases ending within a date range.</w:t>
+      </w:r>
+    </w:p>
+    <w:p>
+      <w:r>
+        <w:rPr>
+          <w:rFonts w:ascii="Calibri" w:hAnsi="Calibri"/>
+          <w:color w:val="263038"/>
+          <w:sz w:val="21"/>
+        </w:rPr>
+        <w:t>Helpful fields shown:</w:t>
+      </w:r>
+    </w:p>
+    <w:p>
+      <w:pPr>
+        <w:pStyle w:val="ListBullet"/>
+      </w:pPr>
+      <w:r>
+        <w:rPr>
+          <w:rFonts w:ascii="Calibri" w:hAnsi="Calibri"/>
+          <w:color w:val="263038"/>
+          <w:sz w:val="21"/>
+        </w:rPr>
+        <w:t>Lease</w:t>
+      </w:r>
+    </w:p>
+    <w:p>
+      <w:pPr>
+        <w:pStyle w:val="ListBullet"/>
+      </w:pPr>
+      <w:r>
+        <w:rPr>
+          <w:rFonts w:ascii="Calibri" w:hAnsi="Calibri"/>
+          <w:color w:val="263038"/>
+          <w:sz w:val="21"/>
+        </w:rPr>
+        <w:t>Title</w:t>
+      </w:r>
+    </w:p>
+    <w:p>
+      <w:pPr>
+        <w:pStyle w:val="ListBullet"/>
+      </w:pPr>
+      <w:r>
+        <w:rPr>
+          <w:rFonts w:ascii="Calibri" w:hAnsi="Calibri"/>
+          <w:color w:val="263038"/>
+          <w:sz w:val="21"/>
+        </w:rPr>
+        <w:t>Property</w:t>
+      </w:r>
+    </w:p>
+    <w:p>
+      <w:pPr>
+        <w:pStyle w:val="ListBullet"/>
+      </w:pPr>
+      <w:r>
+        <w:rPr>
+          <w:rFonts w:ascii="Calibri" w:hAnsi="Calibri"/>
+          <w:color w:val="263038"/>
+          <w:sz w:val="21"/>
+        </w:rPr>
+        <w:t>Landlord</w:t>
+      </w:r>
+    </w:p>
+    <w:p>
+      <w:pPr>
+        <w:pStyle w:val="ListBullet"/>
+      </w:pPr>
+      <w:r>
+        <w:rPr>
+          <w:rFonts w:ascii="Calibri" w:hAnsi="Calibri"/>
+          <w:color w:val="263038"/>
+          <w:sz w:val="21"/>
+        </w:rPr>
+        <w:t>Department</w:t>
+      </w:r>
+    </w:p>
+    <w:p>
+      <w:pPr>
+        <w:pStyle w:val="ListBullet"/>
+      </w:pPr>
+      <w:r>
+        <w:rPr>
+          <w:rFonts w:ascii="Calibri" w:hAnsi="Calibri"/>
+          <w:color w:val="263038"/>
+          <w:sz w:val="21"/>
+        </w:rPr>
+        <w:t>Officer</w:t>
+      </w:r>
+    </w:p>
+    <w:p>
+      <w:pPr>
+        <w:pStyle w:val="ListBullet"/>
+      </w:pPr>
+      <w:r>
+        <w:rPr>
+          <w:rFonts w:ascii="Calibri" w:hAnsi="Calibri"/>
+          <w:color w:val="263038"/>
+          <w:sz w:val="21"/>
+        </w:rPr>
+        <w:t>End Date</w:t>
+      </w:r>
+    </w:p>
+    <w:p>
+      <w:pPr>
+        <w:pStyle w:val="ListBullet"/>
+      </w:pPr>
+      <w:r>
+        <w:rPr>
+          <w:rFonts w:ascii="Calibri" w:hAnsi="Calibri"/>
+          <w:color w:val="263038"/>
+          <w:sz w:val="21"/>
+        </w:rPr>
+        <w:t>Days to Expiry</w:t>
+      </w:r>
+    </w:p>
+    <w:p>
+      <w:pPr>
+        <w:pStyle w:val="ListBullet"/>
+      </w:pPr>
+      <w:r>
+        <w:rPr>
+          <w:rFonts w:ascii="Calibri" w:hAnsi="Calibri"/>
+          <w:color w:val="263038"/>
+          <w:sz w:val="21"/>
+        </w:rPr>
+        <w:t>Lease Status</w:t>
+      </w:r>
+    </w:p>
+    <w:p>
+      <w:pPr>
+        <w:pStyle w:val="ListBullet"/>
+      </w:pPr>
+      <w:r>
+        <w:rPr>
+          <w:rFonts w:ascii="Calibri" w:hAnsi="Calibri"/>
+          <w:color w:val="263038"/>
+          <w:sz w:val="21"/>
+        </w:rPr>
+        <w:t>Renewal Status</w:t>
+      </w:r>
+    </w:p>
+    <w:p>
+      <w:pPr>
+        <w:pStyle w:val="ListBullet"/>
+      </w:pPr>
+      <w:r>
+        <w:rPr>
+          <w:rFonts w:ascii="Calibri" w:hAnsi="Calibri"/>
+          <w:color w:val="263038"/>
+          <w:sz w:val="21"/>
+        </w:rPr>
+        <w:t>Next Action</w:t>
+      </w:r>
+    </w:p>
+    <w:p>
+      <w:r>
+        <w:rPr>
+          <w:rFonts w:ascii="Calibri" w:hAnsi="Calibri"/>
+          <w:color w:val="263038"/>
+          <w:sz w:val="21"/>
+        </w:rPr>
+        <w:t>Use it for weekly renewal planning and operational review meetings.</w:t>
+      </w:r>
+    </w:p>
+    <w:p>
+      <w:pPr>
+        <w:pStyle w:val="Heading2"/>
+      </w:pPr>
+      <w:r>
+        <w:t>16.2 Renewal Pipeline</w:t>
+      </w:r>
+    </w:p>
+    <w:p>
+      <w:r>
+        <w:rPr>
+          <w:rFonts w:ascii="Calibri" w:hAnsi="Calibri"/>
+          <w:color w:val="263038"/>
+          <w:sz w:val="21"/>
+        </w:rPr>
+        <w:t>Use this report to track every renewal request in progress or completed.</w:t>
+      </w:r>
+    </w:p>
+    <w:p>
+      <w:r>
+        <w:rPr>
+          <w:rFonts w:ascii="Calibri" w:hAnsi="Calibri"/>
+          <w:color w:val="263038"/>
+          <w:sz w:val="21"/>
+        </w:rPr>
+        <w:t>Helpful fields shown:</w:t>
+      </w:r>
+    </w:p>
+    <w:p>
+      <w:pPr>
+        <w:pStyle w:val="ListBullet"/>
+      </w:pPr>
+      <w:r>
+        <w:rPr>
+          <w:rFonts w:ascii="Calibri" w:hAnsi="Calibri"/>
+          <w:color w:val="263038"/>
+          <w:sz w:val="21"/>
+        </w:rPr>
+        <w:t>Renewal</w:t>
+      </w:r>
+    </w:p>
+    <w:p>
+      <w:pPr>
+        <w:pStyle w:val="ListBullet"/>
+      </w:pPr>
+      <w:r>
+        <w:rPr>
+          <w:rFonts w:ascii="Calibri" w:hAnsi="Calibri"/>
+          <w:color w:val="263038"/>
+          <w:sz w:val="21"/>
+        </w:rPr>
+        <w:t>Lease</w:t>
+      </w:r>
+    </w:p>
+    <w:p>
+      <w:pPr>
+        <w:pStyle w:val="ListBullet"/>
+      </w:pPr>
+      <w:r>
+        <w:rPr>
+          <w:rFonts w:ascii="Calibri" w:hAnsi="Calibri"/>
+          <w:color w:val="263038"/>
+          <w:sz w:val="21"/>
+        </w:rPr>
+        <w:t>Cycle</w:t>
+      </w:r>
+    </w:p>
+    <w:p>
+      <w:pPr>
+        <w:pStyle w:val="ListBullet"/>
+      </w:pPr>
+      <w:r>
+        <w:rPr>
+          <w:rFonts w:ascii="Calibri" w:hAnsi="Calibri"/>
+          <w:color w:val="263038"/>
+          <w:sz w:val="21"/>
+        </w:rPr>
+        <w:t>Workflow State</w:t>
+      </w:r>
+    </w:p>
+    <w:p>
+      <w:pPr>
+        <w:pStyle w:val="ListBullet"/>
+      </w:pPr>
+      <w:r>
+        <w:rPr>
+          <w:rFonts w:ascii="Calibri" w:hAnsi="Calibri"/>
+          <w:color w:val="263038"/>
+          <w:sz w:val="21"/>
+        </w:rPr>
+        <w:t>Pending With</w:t>
+      </w:r>
+    </w:p>
+    <w:p>
+      <w:pPr>
+        <w:pStyle w:val="ListBullet"/>
+      </w:pPr>
+      <w:r>
+        <w:rPr>
+          <w:rFonts w:ascii="Calibri" w:hAnsi="Calibri"/>
+          <w:color w:val="263038"/>
+          <w:sz w:val="21"/>
+        </w:rPr>
+        <w:t>Age (Days)</w:t>
+      </w:r>
+    </w:p>
+    <w:p>
+      <w:pPr>
+        <w:pStyle w:val="ListBullet"/>
+      </w:pPr>
+      <w:r>
+        <w:rPr>
+          <w:rFonts w:ascii="Calibri" w:hAnsi="Calibri"/>
+          <w:color w:val="263038"/>
+          <w:sz w:val="21"/>
+        </w:rPr>
+        <w:t>Recommendation</w:t>
+      </w:r>
+    </w:p>
+    <w:p>
+      <w:pPr>
+        <w:pStyle w:val="ListBullet"/>
+      </w:pPr>
+      <w:r>
+        <w:rPr>
+          <w:rFonts w:ascii="Calibri" w:hAnsi="Calibri"/>
+          <w:color w:val="263038"/>
+          <w:sz w:val="21"/>
+        </w:rPr>
+        <w:t>Requested By</w:t>
+      </w:r>
+    </w:p>
+    <w:p>
+      <w:pPr>
+        <w:pStyle w:val="ListBullet"/>
+      </w:pPr>
+      <w:r>
+        <w:rPr>
+          <w:rFonts w:ascii="Calibri" w:hAnsi="Calibri"/>
+          <w:color w:val="263038"/>
+          <w:sz w:val="21"/>
+        </w:rPr>
+        <w:t>Requested On</w:t>
+      </w:r>
+    </w:p>
+    <w:p>
+      <w:pPr>
+        <w:pStyle w:val="ListBullet"/>
+      </w:pPr>
+      <w:r>
+        <w:rPr>
+          <w:rFonts w:ascii="Calibri" w:hAnsi="Calibri"/>
+          <w:color w:val="263038"/>
+          <w:sz w:val="21"/>
+        </w:rPr>
+        <w:t>Proposed Start and End</w:t>
+      </w:r>
+    </w:p>
+    <w:p>
+      <w:pPr>
+        <w:pStyle w:val="ListBullet"/>
+      </w:pPr>
+      <w:r>
+        <w:rPr>
+          <w:rFonts w:ascii="Calibri" w:hAnsi="Calibri"/>
+          <w:color w:val="263038"/>
+          <w:sz w:val="21"/>
+        </w:rPr>
+        <w:t>Proposed Annual Rent</w:t>
+      </w:r>
+    </w:p>
+    <w:p>
+      <w:r>
+        <w:rPr>
+          <w:rFonts w:ascii="Calibri" w:hAnsi="Calibri"/>
+          <w:color w:val="263038"/>
+          <w:sz w:val="21"/>
+        </w:rPr>
+        <w:t>Use it to identify approvals that are ageing or stuck at a stage.</w:t>
+      </w:r>
+    </w:p>
+    <w:p>
+      <w:pPr>
+        <w:pStyle w:val="Heading2"/>
+      </w:pPr>
+      <w:r>
+        <w:t>16.3 Upcoming Payments</w:t>
+      </w:r>
+    </w:p>
+    <w:p>
+      <w:r>
+        <w:rPr>
+          <w:rFonts w:ascii="Calibri" w:hAnsi="Calibri"/>
+          <w:color w:val="263038"/>
+          <w:sz w:val="21"/>
+        </w:rPr>
+        <w:t>Use this report to monitor unpaid obligations within a date range.</w:t>
+      </w:r>
+    </w:p>
+    <w:p>
+      <w:r>
+        <w:rPr>
+          <w:rFonts w:ascii="Calibri" w:hAnsi="Calibri"/>
+          <w:color w:val="263038"/>
+          <w:sz w:val="21"/>
+        </w:rPr>
+        <w:t>Helpful fields shown:</w:t>
+      </w:r>
+    </w:p>
+    <w:p>
+      <w:pPr>
+        <w:pStyle w:val="ListBullet"/>
+      </w:pPr>
+      <w:r>
+        <w:rPr>
+          <w:rFonts w:ascii="Calibri" w:hAnsi="Calibri"/>
+          <w:color w:val="263038"/>
+          <w:sz w:val="21"/>
+        </w:rPr>
+        <w:t>Schedule</w:t>
+      </w:r>
+    </w:p>
+    <w:p>
+      <w:pPr>
+        <w:pStyle w:val="ListBullet"/>
+      </w:pPr>
+      <w:r>
+        <w:rPr>
+          <w:rFonts w:ascii="Calibri" w:hAnsi="Calibri"/>
+          <w:color w:val="263038"/>
+          <w:sz w:val="21"/>
+        </w:rPr>
+        <w:t>Lease</w:t>
+      </w:r>
+    </w:p>
+    <w:p>
+      <w:pPr>
+        <w:pStyle w:val="ListBullet"/>
+      </w:pPr>
+      <w:r>
+        <w:rPr>
+          <w:rFonts w:ascii="Calibri" w:hAnsi="Calibri"/>
+          <w:color w:val="263038"/>
+          <w:sz w:val="21"/>
+        </w:rPr>
+        <w:t>Description</w:t>
+      </w:r>
+    </w:p>
+    <w:p>
+      <w:pPr>
+        <w:pStyle w:val="ListBullet"/>
+      </w:pPr>
+      <w:r>
+        <w:rPr>
+          <w:rFonts w:ascii="Calibri" w:hAnsi="Calibri"/>
+          <w:color w:val="263038"/>
+          <w:sz w:val="21"/>
+        </w:rPr>
+        <w:t>Period</w:t>
+      </w:r>
+    </w:p>
+    <w:p>
+      <w:pPr>
+        <w:pStyle w:val="ListBullet"/>
+      </w:pPr>
+      <w:r>
+        <w:rPr>
+          <w:rFonts w:ascii="Calibri" w:hAnsi="Calibri"/>
+          <w:color w:val="263038"/>
+          <w:sz w:val="21"/>
+        </w:rPr>
+        <w:t>Due Date</w:t>
+      </w:r>
+    </w:p>
+    <w:p>
+      <w:pPr>
+        <w:pStyle w:val="ListBullet"/>
+      </w:pPr>
+      <w:r>
+        <w:rPr>
+          <w:rFonts w:ascii="Calibri" w:hAnsi="Calibri"/>
+          <w:color w:val="263038"/>
+          <w:sz w:val="21"/>
+        </w:rPr>
+        <w:t>Days</w:t>
+      </w:r>
+    </w:p>
+    <w:p>
+      <w:pPr>
+        <w:pStyle w:val="ListBullet"/>
+      </w:pPr>
+      <w:r>
+        <w:rPr>
+          <w:rFonts w:ascii="Calibri" w:hAnsi="Calibri"/>
+          <w:color w:val="263038"/>
+          <w:sz w:val="21"/>
+        </w:rPr>
+        <w:t>Currency</w:t>
+      </w:r>
+    </w:p>
+    <w:p>
+      <w:pPr>
+        <w:pStyle w:val="ListBullet"/>
+      </w:pPr>
+      <w:r>
+        <w:rPr>
+          <w:rFonts w:ascii="Calibri" w:hAnsi="Calibri"/>
+          <w:color w:val="263038"/>
+          <w:sz w:val="21"/>
+        </w:rPr>
+        <w:t>Base Rent</w:t>
+      </w:r>
+    </w:p>
+    <w:p>
+      <w:pPr>
+        <w:pStyle w:val="ListBullet"/>
+      </w:pPr>
+      <w:r>
+        <w:rPr>
+          <w:rFonts w:ascii="Calibri" w:hAnsi="Calibri"/>
+          <w:color w:val="263038"/>
+          <w:sz w:val="21"/>
+        </w:rPr>
+        <w:t>Service Charge</w:t>
+      </w:r>
+    </w:p>
+    <w:p>
+      <w:pPr>
+        <w:pStyle w:val="ListBullet"/>
+      </w:pPr>
+      <w:r>
+        <w:rPr>
+          <w:rFonts w:ascii="Calibri" w:hAnsi="Calibri"/>
+          <w:color w:val="263038"/>
+          <w:sz w:val="21"/>
+        </w:rPr>
+        <w:t>Tax</w:t>
+      </w:r>
+    </w:p>
+    <w:p>
+      <w:pPr>
+        <w:pStyle w:val="ListBullet"/>
+      </w:pPr>
+      <w:r>
+        <w:rPr>
+          <w:rFonts w:ascii="Calibri" w:hAnsi="Calibri"/>
+          <w:color w:val="263038"/>
+          <w:sz w:val="21"/>
+        </w:rPr>
+        <w:t>Total Due</w:t>
+      </w:r>
+    </w:p>
+    <w:p>
+      <w:pPr>
+        <w:pStyle w:val="ListBullet"/>
+      </w:pPr>
+      <w:r>
+        <w:rPr>
+          <w:rFonts w:ascii="Calibri" w:hAnsi="Calibri"/>
+          <w:color w:val="263038"/>
+          <w:sz w:val="21"/>
+        </w:rPr>
+        <w:t>Status</w:t>
+      </w:r>
+    </w:p>
+    <w:p>
+      <w:r>
+        <w:rPr>
+          <w:rFonts w:ascii="Calibri" w:hAnsi="Calibri"/>
+          <w:color w:val="263038"/>
+          <w:sz w:val="21"/>
+        </w:rPr>
+        <w:t xml:space="preserve">By default, it excludes </w:t>
+      </w:r>
+      <w:r>
+        <w:rPr>
+          <w:rFonts w:ascii="Consolas" w:hAnsi="Consolas"/>
+          <w:color w:val="246382"/>
+          <w:sz w:val="20"/>
+        </w:rPr>
+        <w:t>Paid</w:t>
+      </w:r>
+      <w:r>
+        <w:rPr>
+          <w:rFonts w:ascii="Calibri" w:hAnsi="Calibri"/>
+          <w:color w:val="263038"/>
+          <w:sz w:val="21"/>
+        </w:rPr>
+        <w:t xml:space="preserve">, </w:t>
+      </w:r>
+      <w:r>
+        <w:rPr>
+          <w:rFonts w:ascii="Consolas" w:hAnsi="Consolas"/>
+          <w:color w:val="246382"/>
+          <w:sz w:val="20"/>
+        </w:rPr>
+        <w:t>Waived</w:t>
+      </w:r>
+      <w:r>
+        <w:rPr>
+          <w:rFonts w:ascii="Calibri" w:hAnsi="Calibri"/>
+          <w:color w:val="263038"/>
+          <w:sz w:val="21"/>
+        </w:rPr>
+        <w:t xml:space="preserve">, and </w:t>
+      </w:r>
+      <w:r>
+        <w:rPr>
+          <w:rFonts w:ascii="Consolas" w:hAnsi="Consolas"/>
+          <w:color w:val="246382"/>
+          <w:sz w:val="20"/>
+        </w:rPr>
+        <w:t>Cancelled</w:t>
+      </w:r>
+      <w:r>
+        <w:rPr>
+          <w:rFonts w:ascii="Calibri" w:hAnsi="Calibri"/>
+          <w:color w:val="263038"/>
+          <w:sz w:val="21"/>
+        </w:rPr>
+        <w:t xml:space="preserve"> entries unless filters are changed.</w:t>
+      </w:r>
+    </w:p>
+    <w:p>
+      <w:pPr>
+        <w:pStyle w:val="Heading2"/>
+      </w:pPr>
+      <w:r>
+        <w:t>16.4 Rent Exposure</w:t>
+      </w:r>
+    </w:p>
+    <w:p>
+      <w:r>
+        <w:rPr>
+          <w:rFonts w:ascii="Calibri" w:hAnsi="Calibri"/>
+          <w:color w:val="263038"/>
+          <w:sz w:val="21"/>
+        </w:rPr>
+        <w:t>Use this report for financial visibility across active and expiring leases.</w:t>
+      </w:r>
+    </w:p>
+    <w:p>
+      <w:r>
+        <w:rPr>
+          <w:rFonts w:ascii="Calibri" w:hAnsi="Calibri"/>
+          <w:color w:val="263038"/>
+          <w:sz w:val="21"/>
+        </w:rPr>
+        <w:t>Helpful fields shown:</w:t>
+      </w:r>
+    </w:p>
+    <w:p>
+      <w:pPr>
+        <w:pStyle w:val="ListBullet"/>
+      </w:pPr>
+      <w:r>
+        <w:rPr>
+          <w:rFonts w:ascii="Calibri" w:hAnsi="Calibri"/>
+          <w:color w:val="263038"/>
+          <w:sz w:val="21"/>
+        </w:rPr>
+        <w:t>Lease</w:t>
+      </w:r>
+    </w:p>
+    <w:p>
+      <w:pPr>
+        <w:pStyle w:val="ListBullet"/>
+      </w:pPr>
+      <w:r>
+        <w:rPr>
+          <w:rFonts w:ascii="Calibri" w:hAnsi="Calibri"/>
+          <w:color w:val="263038"/>
+          <w:sz w:val="21"/>
+        </w:rPr>
+        <w:t>Title</w:t>
+      </w:r>
+    </w:p>
+    <w:p>
+      <w:pPr>
+        <w:pStyle w:val="ListBullet"/>
+      </w:pPr>
+      <w:r>
+        <w:rPr>
+          <w:rFonts w:ascii="Calibri" w:hAnsi="Calibri"/>
+          <w:color w:val="263038"/>
+          <w:sz w:val="21"/>
+        </w:rPr>
+        <w:t>Property</w:t>
+      </w:r>
+    </w:p>
+    <w:p>
+      <w:pPr>
+        <w:pStyle w:val="ListBullet"/>
+      </w:pPr>
+      <w:r>
+        <w:rPr>
+          <w:rFonts w:ascii="Calibri" w:hAnsi="Calibri"/>
+          <w:color w:val="263038"/>
+          <w:sz w:val="21"/>
+        </w:rPr>
+        <w:t>Landlord</w:t>
+      </w:r>
+    </w:p>
+    <w:p>
+      <w:pPr>
+        <w:pStyle w:val="ListBullet"/>
+      </w:pPr>
+      <w:r>
+        <w:rPr>
+          <w:rFonts w:ascii="Calibri" w:hAnsi="Calibri"/>
+          <w:color w:val="263038"/>
+          <w:sz w:val="21"/>
+        </w:rPr>
+        <w:t>Region</w:t>
+      </w:r>
+    </w:p>
+    <w:p>
+      <w:pPr>
+        <w:pStyle w:val="ListBullet"/>
+      </w:pPr>
+      <w:r>
+        <w:rPr>
+          <w:rFonts w:ascii="Calibri" w:hAnsi="Calibri"/>
+          <w:color w:val="263038"/>
+          <w:sz w:val="21"/>
+        </w:rPr>
+        <w:t>Department</w:t>
+      </w:r>
+    </w:p>
+    <w:p>
+      <w:pPr>
+        <w:pStyle w:val="ListBullet"/>
+      </w:pPr>
+      <w:r>
+        <w:rPr>
+          <w:rFonts w:ascii="Calibri" w:hAnsi="Calibri"/>
+          <w:color w:val="263038"/>
+          <w:sz w:val="21"/>
+        </w:rPr>
+        <w:t>Currency</w:t>
+      </w:r>
+    </w:p>
+    <w:p>
+      <w:pPr>
+        <w:pStyle w:val="ListBullet"/>
+      </w:pPr>
+      <w:r>
+        <w:rPr>
+          <w:rFonts w:ascii="Calibri" w:hAnsi="Calibri"/>
+          <w:color w:val="263038"/>
+          <w:sz w:val="21"/>
+        </w:rPr>
+        <w:t>Monthly Rent</w:t>
+      </w:r>
+    </w:p>
+    <w:p>
+      <w:pPr>
+        <w:pStyle w:val="ListBullet"/>
+      </w:pPr>
+      <w:r>
+        <w:rPr>
+          <w:rFonts w:ascii="Calibri" w:hAnsi="Calibri"/>
+          <w:color w:val="263038"/>
+          <w:sz w:val="21"/>
+        </w:rPr>
+        <w:t>Annual Rent</w:t>
+      </w:r>
+    </w:p>
+    <w:p>
+      <w:pPr>
+        <w:pStyle w:val="ListBullet"/>
+      </w:pPr>
+      <w:r>
+        <w:rPr>
+          <w:rFonts w:ascii="Calibri" w:hAnsi="Calibri"/>
+          <w:color w:val="263038"/>
+          <w:sz w:val="21"/>
+        </w:rPr>
+        <w:t>Service Charge</w:t>
+      </w:r>
+    </w:p>
+    <w:p>
+      <w:pPr>
+        <w:pStyle w:val="ListBullet"/>
+      </w:pPr>
+      <w:r>
+        <w:rPr>
+          <w:rFonts w:ascii="Calibri" w:hAnsi="Calibri"/>
+          <w:color w:val="263038"/>
+          <w:sz w:val="21"/>
+        </w:rPr>
+        <w:t>Tax</w:t>
+      </w:r>
+    </w:p>
+    <w:p>
+      <w:pPr>
+        <w:pStyle w:val="ListBullet"/>
+      </w:pPr>
+      <w:r>
+        <w:rPr>
+          <w:rFonts w:ascii="Calibri" w:hAnsi="Calibri"/>
+          <w:color w:val="263038"/>
+          <w:sz w:val="21"/>
+        </w:rPr>
+        <w:t>Total Annual Cost</w:t>
+      </w:r>
+    </w:p>
+    <w:p>
+      <w:pPr>
+        <w:pStyle w:val="ListBullet"/>
+      </w:pPr>
+      <w:r>
+        <w:rPr>
+          <w:rFonts w:ascii="Calibri" w:hAnsi="Calibri"/>
+          <w:color w:val="263038"/>
+          <w:sz w:val="21"/>
+        </w:rPr>
+        <w:t>Status</w:t>
+      </w:r>
+    </w:p>
+    <w:p>
+      <w:pPr>
+        <w:pStyle w:val="ListBullet"/>
+      </w:pPr>
+      <w:r>
+        <w:rPr>
+          <w:rFonts w:ascii="Calibri" w:hAnsi="Calibri"/>
+          <w:color w:val="263038"/>
+          <w:sz w:val="21"/>
+        </w:rPr>
+        <w:t>End Date</w:t>
+      </w:r>
+    </w:p>
+    <w:p>
+      <w:r>
+        <w:rPr>
+          <w:rFonts w:ascii="Calibri" w:hAnsi="Calibri"/>
+          <w:color w:val="263038"/>
+          <w:sz w:val="21"/>
+        </w:rPr>
+        <w:t>If multiple currencies exist and no currency filter is applied, totals should be reviewed per currency rather than combined.</w:t>
+      </w:r>
+    </w:p>
+    <w:p>
+      <w:pPr>
+        <w:pStyle w:val="Heading2"/>
+      </w:pPr>
+      <w:r>
+        <w:t>16.5 Reminder Delivery</w:t>
+      </w:r>
+    </w:p>
+    <w:p>
+      <w:r>
+        <w:rPr>
+          <w:rFonts w:ascii="Calibri" w:hAnsi="Calibri"/>
+          <w:color w:val="263038"/>
+          <w:sz w:val="21"/>
+        </w:rPr>
+        <w:t>Use this report to audit reminder operations.</w:t>
+      </w:r>
+    </w:p>
+    <w:p>
+      <w:r>
+        <w:rPr>
+          <w:rFonts w:ascii="Calibri" w:hAnsi="Calibri"/>
+          <w:color w:val="263038"/>
+          <w:sz w:val="21"/>
+        </w:rPr>
+        <w:t>Helpful outputs:</w:t>
+      </w:r>
+    </w:p>
+    <w:p>
+      <w:pPr>
+        <w:pStyle w:val="ListBullet"/>
+      </w:pPr>
+      <w:r>
+        <w:rPr>
+          <w:rFonts w:ascii="Calibri" w:hAnsi="Calibri"/>
+          <w:color w:val="263038"/>
+          <w:sz w:val="21"/>
+        </w:rPr>
+        <w:t>Reminder log list</w:t>
+      </w:r>
+    </w:p>
+    <w:p>
+      <w:pPr>
+        <w:pStyle w:val="ListBullet"/>
+      </w:pPr>
+      <w:r>
+        <w:rPr>
+          <w:rFonts w:ascii="Calibri" w:hAnsi="Calibri"/>
+          <w:color w:val="263038"/>
+          <w:sz w:val="21"/>
+        </w:rPr>
+        <w:t>Delivery status counts</w:t>
+      </w:r>
+    </w:p>
+    <w:p>
+      <w:pPr>
+        <w:pStyle w:val="ListBullet"/>
+      </w:pPr>
+      <w:r>
+        <w:rPr>
+          <w:rFonts w:ascii="Calibri" w:hAnsi="Calibri"/>
+          <w:color w:val="263038"/>
+          <w:sz w:val="21"/>
+        </w:rPr>
+        <w:t xml:space="preserve">Donut chart of </w:t>
+      </w:r>
+      <w:r>
+        <w:rPr>
+          <w:rFonts w:ascii="Consolas" w:hAnsi="Consolas"/>
+          <w:color w:val="246382"/>
+          <w:sz w:val="20"/>
+        </w:rPr>
+        <w:t>Queued</w:t>
+      </w:r>
+      <w:r>
+        <w:rPr>
+          <w:rFonts w:ascii="Calibri" w:hAnsi="Calibri"/>
+          <w:color w:val="263038"/>
+          <w:sz w:val="21"/>
+        </w:rPr>
+        <w:t xml:space="preserve">, </w:t>
+      </w:r>
+      <w:r>
+        <w:rPr>
+          <w:rFonts w:ascii="Consolas" w:hAnsi="Consolas"/>
+          <w:color w:val="246382"/>
+          <w:sz w:val="20"/>
+        </w:rPr>
+        <w:t>Sent</w:t>
+      </w:r>
+      <w:r>
+        <w:rPr>
+          <w:rFonts w:ascii="Calibri" w:hAnsi="Calibri"/>
+          <w:color w:val="263038"/>
+          <w:sz w:val="21"/>
+        </w:rPr>
+        <w:t xml:space="preserve">, and </w:t>
+      </w:r>
+      <w:r>
+        <w:rPr>
+          <w:rFonts w:ascii="Consolas" w:hAnsi="Consolas"/>
+          <w:color w:val="246382"/>
+          <w:sz w:val="20"/>
+        </w:rPr>
+        <w:t>Failed</w:t>
+      </w:r>
+    </w:p>
+    <w:p>
+      <w:pPr>
+        <w:pStyle w:val="ListBullet"/>
+      </w:pPr>
+      <w:r>
+        <w:rPr>
+          <w:rFonts w:ascii="Calibri" w:hAnsi="Calibri"/>
+          <w:color w:val="263038"/>
+          <w:sz w:val="21"/>
+        </w:rPr>
+        <w:t>Delivery rate summary</w:t>
+      </w:r>
+    </w:p>
+    <w:p>
+      <w:r>
+        <w:rPr>
+          <w:rFonts w:ascii="Calibri" w:hAnsi="Calibri"/>
+          <w:color w:val="263038"/>
+          <w:sz w:val="21"/>
+        </w:rPr>
+        <w:t>Helpful fields shown:</w:t>
+      </w:r>
+    </w:p>
+    <w:p>
+      <w:pPr>
+        <w:pStyle w:val="ListBullet"/>
+      </w:pPr>
+      <w:r>
+        <w:rPr>
+          <w:rFonts w:ascii="Calibri" w:hAnsi="Calibri"/>
+          <w:color w:val="263038"/>
+          <w:sz w:val="21"/>
+        </w:rPr>
+        <w:t>Log</w:t>
+      </w:r>
+    </w:p>
+    <w:p>
+      <w:pPr>
+        <w:pStyle w:val="ListBullet"/>
+      </w:pPr>
+      <w:r>
+        <w:rPr>
+          <w:rFonts w:ascii="Calibri" w:hAnsi="Calibri"/>
+          <w:color w:val="263038"/>
+          <w:sz w:val="21"/>
+        </w:rPr>
+        <w:t>Lease</w:t>
+      </w:r>
+    </w:p>
+    <w:p>
+      <w:pPr>
+        <w:pStyle w:val="ListBullet"/>
+      </w:pPr>
+      <w:r>
+        <w:rPr>
+          <w:rFonts w:ascii="Calibri" w:hAnsi="Calibri"/>
+          <w:color w:val="263038"/>
+          <w:sz w:val="21"/>
+        </w:rPr>
+        <w:t>Renewal</w:t>
+      </w:r>
+    </w:p>
+    <w:p>
+      <w:pPr>
+        <w:pStyle w:val="ListBullet"/>
+      </w:pPr>
+      <w:r>
+        <w:rPr>
+          <w:rFonts w:ascii="Calibri" w:hAnsi="Calibri"/>
+          <w:color w:val="263038"/>
+          <w:sz w:val="21"/>
+        </w:rPr>
+        <w:t>Policy</w:t>
+      </w:r>
+    </w:p>
+    <w:p>
+      <w:pPr>
+        <w:pStyle w:val="ListBullet"/>
+      </w:pPr>
+      <w:r>
+        <w:rPr>
+          <w:rFonts w:ascii="Calibri" w:hAnsi="Calibri"/>
+          <w:color w:val="263038"/>
+          <w:sz w:val="21"/>
+        </w:rPr>
+        <w:t>Threshold</w:t>
+      </w:r>
+    </w:p>
+    <w:p>
+      <w:pPr>
+        <w:pStyle w:val="ListBullet"/>
+      </w:pPr>
+      <w:r>
+        <w:rPr>
+          <w:rFonts w:ascii="Calibri" w:hAnsi="Calibri"/>
+          <w:color w:val="263038"/>
+          <w:sz w:val="21"/>
+        </w:rPr>
+        <w:t>Scheduled Date</w:t>
+      </w:r>
+    </w:p>
+    <w:p>
+      <w:pPr>
+        <w:pStyle w:val="ListBullet"/>
+      </w:pPr>
+      <w:r>
+        <w:rPr>
+          <w:rFonts w:ascii="Calibri" w:hAnsi="Calibri"/>
+          <w:color w:val="263038"/>
+          <w:sz w:val="21"/>
+        </w:rPr>
+        <w:t>Channel</w:t>
+      </w:r>
+    </w:p>
+    <w:p>
+      <w:pPr>
+        <w:pStyle w:val="ListBullet"/>
+      </w:pPr>
+      <w:r>
+        <w:rPr>
+          <w:rFonts w:ascii="Calibri" w:hAnsi="Calibri"/>
+          <w:color w:val="263038"/>
+          <w:sz w:val="21"/>
+        </w:rPr>
+        <w:t>Recipient</w:t>
+      </w:r>
+    </w:p>
+    <w:p>
+      <w:pPr>
+        <w:pStyle w:val="ListBullet"/>
+      </w:pPr>
+      <w:r>
+        <w:rPr>
+          <w:rFonts w:ascii="Calibri" w:hAnsi="Calibri"/>
+          <w:color w:val="263038"/>
+          <w:sz w:val="21"/>
+        </w:rPr>
+        <w:t>Status</w:t>
+      </w:r>
+    </w:p>
+    <w:p>
+      <w:pPr>
+        <w:pStyle w:val="ListBullet"/>
+      </w:pPr>
+      <w:r>
+        <w:rPr>
+          <w:rFonts w:ascii="Calibri" w:hAnsi="Calibri"/>
+          <w:color w:val="263038"/>
+          <w:sz w:val="21"/>
+        </w:rPr>
+        <w:t>Sent At</w:t>
+      </w:r>
+    </w:p>
+    <w:p>
+      <w:pPr>
+        <w:pStyle w:val="ListBullet"/>
+      </w:pPr>
+      <w:r>
+        <w:rPr>
+          <w:rFonts w:ascii="Calibri" w:hAnsi="Calibri"/>
+          <w:color w:val="263038"/>
+          <w:sz w:val="21"/>
+        </w:rPr>
+        <w:t>Retries</w:t>
+      </w:r>
+    </w:p>
+    <w:p>
+      <w:pPr>
+        <w:pStyle w:val="ListBullet"/>
+      </w:pPr>
+      <w:r>
+        <w:rPr>
+          <w:rFonts w:ascii="Calibri" w:hAnsi="Calibri"/>
+          <w:color w:val="263038"/>
+          <w:sz w:val="21"/>
+        </w:rPr>
+        <w:t>Error</w:t>
+      </w:r>
+    </w:p>
+    <w:p>
+      <w:pPr>
+        <w:pStyle w:val="Heading1"/>
+      </w:pPr>
+      <w:r>
+        <w:t>17. Common Operating Procedures</w:t>
+      </w:r>
+    </w:p>
+    <w:p>
+      <w:pPr>
+        <w:pStyle w:val="Heading2"/>
+      </w:pPr>
+      <w:r>
+        <w:t>17.1 Register a New Lease</w:t>
+      </w:r>
+    </w:p>
+    <w:p>
+      <w:pPr>
+        <w:pStyle w:val="ListNumber"/>
+      </w:pPr>
+      <w:r>
+        <w:rPr>
+          <w:rFonts w:ascii="Calibri" w:hAnsi="Calibri"/>
+          <w:color w:val="263038"/>
+          <w:sz w:val="21"/>
+        </w:rPr>
+        <w:t xml:space="preserve">Confirm the </w:t>
+      </w:r>
+      <w:r>
+        <w:rPr>
+          <w:rFonts w:ascii="Consolas" w:hAnsi="Consolas"/>
+          <w:color w:val="246382"/>
+          <w:sz w:val="20"/>
+        </w:rPr>
+        <w:t>Property</w:t>
+      </w:r>
+      <w:r>
+        <w:rPr>
+          <w:rFonts w:ascii="Calibri" w:hAnsi="Calibri"/>
+          <w:color w:val="263038"/>
+          <w:sz w:val="21"/>
+        </w:rPr>
+        <w:t xml:space="preserve">, </w:t>
+      </w:r>
+      <w:r>
+        <w:rPr>
+          <w:rFonts w:ascii="Consolas" w:hAnsi="Consolas"/>
+          <w:color w:val="246382"/>
+          <w:sz w:val="20"/>
+        </w:rPr>
+        <w:t>Landlord</w:t>
+      </w:r>
+      <w:r>
+        <w:rPr>
+          <w:rFonts w:ascii="Calibri" w:hAnsi="Calibri"/>
+          <w:color w:val="263038"/>
+          <w:sz w:val="21"/>
+        </w:rPr>
+        <w:t xml:space="preserve">, and </w:t>
+      </w:r>
+      <w:r>
+        <w:rPr>
+          <w:rFonts w:ascii="Consolas" w:hAnsi="Consolas"/>
+          <w:color w:val="246382"/>
+          <w:sz w:val="20"/>
+        </w:rPr>
+        <w:t>Lease Department</w:t>
+      </w:r>
+      <w:r>
+        <w:rPr>
+          <w:rFonts w:ascii="Calibri" w:hAnsi="Calibri"/>
+          <w:color w:val="263038"/>
+          <w:sz w:val="21"/>
+        </w:rPr>
+        <w:t xml:space="preserve"> already exist.</w:t>
+      </w:r>
+    </w:p>
+    <w:p>
+      <w:pPr>
+        <w:pStyle w:val="ListNumber"/>
+      </w:pPr>
+      <w:r>
+        <w:rPr>
+          <w:rFonts w:ascii="Calibri" w:hAnsi="Calibri"/>
+          <w:color w:val="263038"/>
+          <w:sz w:val="21"/>
+        </w:rPr>
+        <w:t>Create the lease and complete ownership, term, and financial fields.</w:t>
+      </w:r>
+    </w:p>
+    <w:p>
+      <w:pPr>
+        <w:pStyle w:val="ListNumber"/>
+      </w:pPr>
+      <w:r>
+        <w:rPr>
+          <w:rFonts w:ascii="Calibri" w:hAnsi="Calibri"/>
+          <w:color w:val="263038"/>
+          <w:sz w:val="21"/>
+        </w:rPr>
+        <w:t>Add lease contacts.</w:t>
+      </w:r>
+    </w:p>
+    <w:p>
+      <w:pPr>
+        <w:pStyle w:val="ListNumber"/>
+      </w:pPr>
+      <w:r>
+        <w:rPr>
+          <w:rFonts w:ascii="Calibri" w:hAnsi="Calibri"/>
+          <w:color w:val="263038"/>
+          <w:sz w:val="21"/>
+        </w:rPr>
+        <w:t>Save and confirm notice deadline and next action date.</w:t>
+      </w:r>
+    </w:p>
+    <w:p>
+      <w:pPr>
+        <w:pStyle w:val="ListNumber"/>
+      </w:pPr>
+      <w:r>
+        <w:rPr>
+          <w:rFonts w:ascii="Calibri" w:hAnsi="Calibri"/>
+          <w:color w:val="263038"/>
+          <w:sz w:val="21"/>
+        </w:rPr>
+        <w:t xml:space="preserve">Upload the signed agreement under </w:t>
+      </w:r>
+      <w:r>
+        <w:rPr>
+          <w:rFonts w:ascii="Consolas" w:hAnsi="Consolas"/>
+          <w:color w:val="246382"/>
+          <w:sz w:val="20"/>
+        </w:rPr>
+        <w:t>Lease Documents</w:t>
+      </w:r>
+      <w:r>
+        <w:rPr>
+          <w:rFonts w:ascii="Calibri" w:hAnsi="Calibri"/>
+          <w:color w:val="263038"/>
+          <w:sz w:val="21"/>
+        </w:rPr>
+        <w:t>.</w:t>
+      </w:r>
+    </w:p>
+    <w:p>
+      <w:pPr>
+        <w:pStyle w:val="ListNumber"/>
+      </w:pPr>
+      <w:r>
+        <w:rPr>
+          <w:rFonts w:ascii="Calibri" w:hAnsi="Calibri"/>
+          <w:color w:val="263038"/>
+          <w:sz w:val="21"/>
+        </w:rPr>
+        <w:t>Create the initial rent schedules.</w:t>
+      </w:r>
+    </w:p>
+    <w:p>
+      <w:pPr>
+        <w:pStyle w:val="Heading2"/>
+      </w:pPr>
+      <w:r>
+        <w:t>17.2 Start a Renewal</w:t>
+      </w:r>
+    </w:p>
+    <w:p>
+      <w:pPr>
+        <w:pStyle w:val="ListNumber"/>
+      </w:pPr>
+      <w:r>
+        <w:rPr>
+          <w:rFonts w:ascii="Calibri" w:hAnsi="Calibri"/>
+          <w:color w:val="263038"/>
+          <w:sz w:val="21"/>
+        </w:rPr>
+        <w:t>Open the lease.</w:t>
+      </w:r>
+    </w:p>
+    <w:p>
+      <w:pPr>
+        <w:pStyle w:val="ListNumber"/>
+      </w:pPr>
+      <w:r>
+        <w:rPr>
+          <w:rFonts w:ascii="Calibri" w:hAnsi="Calibri"/>
+          <w:color w:val="263038"/>
+          <w:sz w:val="21"/>
+        </w:rPr>
+        <w:t>Review end date, notice deadline, and latest reminders.</w:t>
+      </w:r>
+    </w:p>
+    <w:p>
+      <w:pPr>
+        <w:pStyle w:val="ListNumber"/>
+      </w:pPr>
+      <w:r>
+        <w:rPr>
+          <w:rFonts w:ascii="Calibri" w:hAnsi="Calibri"/>
+          <w:color w:val="263038"/>
+          <w:sz w:val="21"/>
+        </w:rPr>
+        <w:t xml:space="preserve">Create a </w:t>
+      </w:r>
+      <w:r>
+        <w:rPr>
+          <w:rFonts w:ascii="Consolas" w:hAnsi="Consolas"/>
+          <w:color w:val="246382"/>
+          <w:sz w:val="20"/>
+        </w:rPr>
+        <w:t>Renewal Request</w:t>
+      </w:r>
+      <w:r>
+        <w:rPr>
+          <w:rFonts w:ascii="Calibri" w:hAnsi="Calibri"/>
+          <w:color w:val="263038"/>
+          <w:sz w:val="21"/>
+        </w:rPr>
+        <w:t>.</w:t>
+      </w:r>
+    </w:p>
+    <w:p>
+      <w:pPr>
+        <w:pStyle w:val="ListNumber"/>
+      </w:pPr>
+      <w:r>
+        <w:rPr>
+          <w:rFonts w:ascii="Calibri" w:hAnsi="Calibri"/>
+          <w:color w:val="263038"/>
+          <w:sz w:val="21"/>
+        </w:rPr>
+        <w:t>Adjust proposed terms and business justification.</w:t>
+      </w:r>
+    </w:p>
+    <w:p>
+      <w:pPr>
+        <w:pStyle w:val="ListNumber"/>
+      </w:pPr>
+      <w:r>
+        <w:rPr>
+          <w:rFonts w:ascii="Calibri" w:hAnsi="Calibri"/>
+          <w:color w:val="263038"/>
+          <w:sz w:val="21"/>
+        </w:rPr>
+        <w:t>Submit for department review.</w:t>
+      </w:r>
+    </w:p>
+    <w:p>
+      <w:pPr>
+        <w:pStyle w:val="Heading2"/>
+      </w:pPr>
+      <w:r>
+        <w:t>17.3 Complete an Approved Renewal</w:t>
+      </w:r>
+    </w:p>
+    <w:p>
+      <w:pPr>
+        <w:pStyle w:val="ListNumber"/>
+      </w:pPr>
+      <w:r>
+        <w:rPr>
+          <w:rFonts w:ascii="Calibri" w:hAnsi="Calibri"/>
+          <w:color w:val="263038"/>
+          <w:sz w:val="21"/>
+        </w:rPr>
+        <w:t xml:space="preserve">Confirm the request is in </w:t>
+      </w:r>
+      <w:r>
+        <w:rPr>
+          <w:rFonts w:ascii="Consolas" w:hAnsi="Consolas"/>
+          <w:color w:val="246382"/>
+          <w:sz w:val="20"/>
+        </w:rPr>
+        <w:t>Approved</w:t>
+      </w:r>
+      <w:r>
+        <w:rPr>
+          <w:rFonts w:ascii="Calibri" w:hAnsi="Calibri"/>
+          <w:color w:val="263038"/>
+          <w:sz w:val="21"/>
+        </w:rPr>
+        <w:t>.</w:t>
+      </w:r>
+    </w:p>
+    <w:p>
+      <w:pPr>
+        <w:pStyle w:val="ListNumber"/>
+      </w:pPr>
+      <w:r>
+        <w:rPr>
+          <w:rFonts w:ascii="Calibri" w:hAnsi="Calibri"/>
+          <w:color w:val="263038"/>
+          <w:sz w:val="21"/>
+        </w:rPr>
+        <w:t xml:space="preserve">Upload the supporting </w:t>
+      </w:r>
+      <w:r>
+        <w:rPr>
+          <w:rFonts w:ascii="Consolas" w:hAnsi="Consolas"/>
+          <w:color w:val="246382"/>
+          <w:sz w:val="20"/>
+        </w:rPr>
+        <w:t>Renewal Letter</w:t>
+      </w:r>
+      <w:r>
+        <w:rPr>
+          <w:rFonts w:ascii="Calibri" w:hAnsi="Calibri"/>
+          <w:color w:val="263038"/>
+          <w:sz w:val="21"/>
+        </w:rPr>
+        <w:t xml:space="preserve"> or </w:t>
+      </w:r>
+      <w:r>
+        <w:rPr>
+          <w:rFonts w:ascii="Consolas" w:hAnsi="Consolas"/>
+          <w:color w:val="246382"/>
+          <w:sz w:val="20"/>
+        </w:rPr>
+        <w:t>Approval</w:t>
+      </w:r>
+      <w:r>
+        <w:rPr>
+          <w:rFonts w:ascii="Calibri" w:hAnsi="Calibri"/>
+          <w:color w:val="263038"/>
+          <w:sz w:val="21"/>
+        </w:rPr>
+        <w:t xml:space="preserve"> document.</w:t>
+      </w:r>
+    </w:p>
+    <w:p>
+      <w:pPr>
+        <w:pStyle w:val="ListNumber"/>
+      </w:pPr>
+      <w:r>
+        <w:rPr>
+          <w:rFonts w:ascii="Calibri" w:hAnsi="Calibri"/>
+          <w:color w:val="263038"/>
+          <w:sz w:val="21"/>
+        </w:rPr>
+        <w:t xml:space="preserve">Use </w:t>
+      </w:r>
+      <w:r>
+        <w:rPr>
+          <w:rFonts w:ascii="Consolas" w:hAnsi="Consolas"/>
+          <w:color w:val="246382"/>
+          <w:sz w:val="20"/>
+        </w:rPr>
+        <w:t>Mark Executed</w:t>
+      </w:r>
+      <w:r>
+        <w:rPr>
+          <w:rFonts w:ascii="Calibri" w:hAnsi="Calibri"/>
+          <w:color w:val="263038"/>
+          <w:sz w:val="21"/>
+        </w:rPr>
+        <w:t>.</w:t>
+      </w:r>
+    </w:p>
+    <w:p>
+      <w:pPr>
+        <w:pStyle w:val="ListNumber"/>
+      </w:pPr>
+      <w:r>
+        <w:rPr>
+          <w:rFonts w:ascii="Calibri" w:hAnsi="Calibri"/>
+          <w:color w:val="263038"/>
+          <w:sz w:val="21"/>
+        </w:rPr>
+        <w:t>Confirm the successor lease was created if applicable.</w:t>
+      </w:r>
+    </w:p>
+    <w:p>
+      <w:pPr>
+        <w:pStyle w:val="ListNumber"/>
+      </w:pPr>
+      <w:r>
+        <w:rPr>
+          <w:rFonts w:ascii="Calibri" w:hAnsi="Calibri"/>
+          <w:color w:val="263038"/>
+          <w:sz w:val="21"/>
+        </w:rPr>
+        <w:t>Add new rent schedules for the successor lease.</w:t>
+      </w:r>
+    </w:p>
+    <w:p>
+      <w:pPr>
+        <w:pStyle w:val="Heading2"/>
+      </w:pPr>
+      <w:r>
+        <w:t>17.4 Close Out a Rejected or Terminated Renewal</w:t>
+      </w:r>
+    </w:p>
+    <w:p>
+      <w:pPr>
+        <w:pStyle w:val="ListNumber"/>
+      </w:pPr>
+      <w:r>
+        <w:rPr>
+          <w:rFonts w:ascii="Calibri" w:hAnsi="Calibri"/>
+          <w:color w:val="263038"/>
+          <w:sz w:val="21"/>
+        </w:rPr>
+        <w:t>Review the final comment and rejection reason.</w:t>
+      </w:r>
+    </w:p>
+    <w:p>
+      <w:pPr>
+        <w:pStyle w:val="ListNumber"/>
+      </w:pPr>
+      <w:r>
+        <w:rPr>
+          <w:rFonts w:ascii="Calibri" w:hAnsi="Calibri"/>
+          <w:color w:val="263038"/>
+          <w:sz w:val="21"/>
+        </w:rPr>
+        <w:t>Confirm whether the original lease should remain active until expiry or be treated as terminating.</w:t>
+      </w:r>
+    </w:p>
+    <w:p>
+      <w:pPr>
+        <w:pStyle w:val="ListNumber"/>
+      </w:pPr>
+      <w:r>
+        <w:rPr>
+          <w:rFonts w:ascii="Calibri" w:hAnsi="Calibri"/>
+          <w:color w:val="263038"/>
+          <w:sz w:val="21"/>
+        </w:rPr>
+        <w:t>Update supporting documents and notes as needed.</w:t>
+      </w:r>
+    </w:p>
+    <w:p>
+      <w:pPr>
+        <w:pStyle w:val="Heading1"/>
+      </w:pPr>
+      <w:r>
+        <w:t>18. Troubleshooting Tips</w:t>
+      </w:r>
+    </w:p>
+    <w:p>
+      <w:pPr>
+        <w:pStyle w:val="ListBullet"/>
+      </w:pPr>
+      <w:r>
+        <w:rPr>
+          <w:rFonts w:ascii="Calibri" w:hAnsi="Calibri"/>
+          <w:color w:val="263038"/>
+          <w:sz w:val="21"/>
+        </w:rPr>
+        <w:t>If a user cannot create or edit a Lease, verify their role, assignment or Lease Department User Permission, confidentiality clearance, and the current workflow or document state.</w:t>
+      </w:r>
+    </w:p>
+    <w:p>
+      <w:pPr>
+        <w:pStyle w:val="ListBullet"/>
+      </w:pPr>
+      <w:r>
+        <w:rPr>
+          <w:rFonts w:ascii="Calibri" w:hAnsi="Calibri"/>
+          <w:color w:val="263038"/>
+          <w:sz w:val="21"/>
+        </w:rPr>
+        <w:t xml:space="preserve">If a renewal cannot be completed, check for the required </w:t>
+      </w:r>
+      <w:r>
+        <w:rPr>
+          <w:rFonts w:ascii="Consolas" w:hAnsi="Consolas"/>
+          <w:color w:val="246382"/>
+          <w:sz w:val="20"/>
+        </w:rPr>
+        <w:t>Lease Document</w:t>
+      </w:r>
+      <w:r>
+        <w:rPr>
+          <w:rFonts w:ascii="Calibri" w:hAnsi="Calibri"/>
+          <w:color w:val="263038"/>
+          <w:sz w:val="21"/>
+        </w:rPr>
+        <w:t xml:space="preserve"> category.</w:t>
+      </w:r>
+    </w:p>
+    <w:p>
+      <w:pPr>
+        <w:pStyle w:val="ListBullet"/>
+      </w:pPr>
+      <w:r>
+        <w:rPr>
+          <w:rFonts w:ascii="Calibri" w:hAnsi="Calibri"/>
+          <w:color w:val="263038"/>
+          <w:sz w:val="21"/>
+        </w:rPr>
+        <w:t>If a rent schedule will not save, confirm the currency matches the parent lease and the period stays within lease dates.</w:t>
+      </w:r>
+    </w:p>
+    <w:p>
+      <w:pPr>
+        <w:pStyle w:val="ListBullet"/>
+      </w:pPr>
+      <w:r>
+        <w:rPr>
+          <w:rFonts w:ascii="Calibri" w:hAnsi="Calibri"/>
+          <w:color w:val="263038"/>
+          <w:sz w:val="21"/>
+        </w:rPr>
+        <w:t xml:space="preserve">If reminders are not sending, review </w:t>
+      </w:r>
+      <w:r>
+        <w:rPr>
+          <w:rFonts w:ascii="Consolas" w:hAnsi="Consolas"/>
+          <w:color w:val="246382"/>
+          <w:sz w:val="20"/>
+        </w:rPr>
+        <w:t>Settings</w:t>
+      </w:r>
+      <w:r>
+        <w:rPr>
+          <w:rFonts w:ascii="Calibri" w:hAnsi="Calibri"/>
+          <w:color w:val="263038"/>
+          <w:sz w:val="21"/>
+        </w:rPr>
+        <w:t xml:space="preserve">, the chosen </w:t>
+      </w:r>
+      <w:r>
+        <w:rPr>
+          <w:rFonts w:ascii="Consolas" w:hAnsi="Consolas"/>
+          <w:color w:val="246382"/>
+          <w:sz w:val="20"/>
+        </w:rPr>
+        <w:t>Reminder Policy</w:t>
+      </w:r>
+      <w:r>
+        <w:rPr>
+          <w:rFonts w:ascii="Calibri" w:hAnsi="Calibri"/>
+          <w:color w:val="263038"/>
+          <w:sz w:val="21"/>
+        </w:rPr>
+        <w:t xml:space="preserve">, and the </w:t>
+      </w:r>
+      <w:r>
+        <w:rPr>
+          <w:rFonts w:ascii="Consolas" w:hAnsi="Consolas"/>
+          <w:color w:val="246382"/>
+          <w:sz w:val="20"/>
+        </w:rPr>
         <w:t>Reminder Delivery</w:t>
       </w:r>
       <w:r>
@@ -10092,6 +11128,26 @@
       </w:r>
     </w:p>
     <w:p>
+      <w:r>
+        <w:rPr>
+          <w:rFonts w:ascii="Calibri" w:hAnsi="Calibri"/>
+          <w:color w:val="263038"/>
+          <w:sz w:val="21"/>
+        </w:rPr>
+        <w:t>For Renewal Request creation, the default create grant belongs to Rent Renewal System Manager, Lease Administrator, and Responsible Officer, while Administrator retains the Frappe permission bypass. System Manager alone and the review-only roles cannot create a Renewal Request. A Responsible Officer must pass the same assignment or Lease Department scope and confidentiality checks as the linked Lease.</w:t>
+      </w:r>
+    </w:p>
+    <w:p>
+      <w:r>
+        <w:rPr>
+          <w:rFonts w:ascii="Calibri" w:hAnsi="Calibri"/>
+          <w:color w:val="263038"/>
+          <w:sz w:val="21"/>
+        </w:rPr>
+        <w:t>Workflow authority is separate from DocType authority. Rent Renewal System Manager can create a Renewal Request but has no transition assigned to that role alone. Lease Administrator can submit a Draft and mark an Approved request executed, while Department Head, Finance Approver, Legal Approver, and Management Approver act only at their configured stages. Every scoped approver must also pass the linked-Lease authorization check.</w:t>
+      </w:r>
+    </w:p>
+    <w:p>
       <w:pPr>
         <w:pStyle w:val="Heading2"/>
       </w:pPr>
@@ -10136,6 +11192,16 @@
       </w:r>
     </w:p>
     <w:p>
+      <w:r>
+        <w:rPr>
+          <w:rFonts w:ascii="Calibri" w:hAnsi="Calibri"/>
+          <w:color w:val="263038"/>
+          <w:sz w:val="21"/>
+        </w:rPr>
+        <w:t>The Lease lifecycle action is the recommended entry point because it applies the submitted/status eligibility checks. Direct Add Renewal Request creation remains available to create-enabled roles but does not currently apply that same eligibility gate. The Lease form may also display the lifecycle button to a read-only user; server-side create permission still prevents unauthorized creation.</w:t>
+      </w:r>
+    </w:p>
+    <w:p>
       <w:pPr>
         <w:pStyle w:val="Heading2"/>
       </w:pPr>
@@ -10168,7 +11234,7 @@
           <w:color w:val="263038"/>
           <w:sz w:val="21"/>
         </w:rPr>
-        <w:t>For Renew, Renegotiate, or Relocate, the approved request requires proposed property, start date, end date, currency, rent basis, and payment frequency before leaving Draft. Before execution, attach a current private Renewal Letter with Document Date and link it to the request. Mark Executed creates one successor lease, links predecessor and successor, copies ownership, contacts, landlord, classification, and selected financial structure, and applies approved proposed terms. Application validation permits one non-cancelled successor while retaining cancelled and amended revision history.</w:t>
+        <w:t>For Renew, Renegotiate, or Relocate, the approved request requires proposed property, start date, end date, currency, rent basis, and payment frequency before leaving Draft. Before execution, attach a current private Renewal Letter with Document Date and link it to the same Lease and exact Renewal Request. Only Lease Administrator can perform the configured Mark Executed transition. Completion creates one successor lease, links predecessor and successor, copies ownership, contacts, landlord, classification, and selected financial structure, and applies approved proposed terms. Application validation permits one non-cancelled successor while retaining cancelled and amended revision history.</w:t>
       </w:r>
     </w:p>
     <w:p>

--- a/docs/Rent Renewal Tracker Knowledge Base and User Manual.docx
+++ b/docs/Rent Renewal Tracker Knowledge Base and User Manual.docx
@@ -74,7 +74,7 @@
           <w:color w:val="5F6C76"/>
           <w:sz w:val="20"/>
         </w:rPr>
-        <w:t>Prepared 16 July 2026</w:t>
+        <w:t>Prepared 17 July 2026</w:t>
       </w:r>
     </w:p>
     <w:p/>
@@ -191,7 +191,7 @@
                 <w:color w:val="263038"/>
                 <w:sz w:val="20"/>
               </w:rPr>
-              <w:t>This manual is derived from the application source in this workspace as of 16 July 2026. It documents implemented behavior. Site-specific Frappe configuration, custom roles, email accounts, print formats, and future code changes may alter what an individual user sees.</w:t>
+              <w:t>This manual is derived from the application source in this workspace as of 17 July 2026. It documents implemented behavior. Site-specific Frappe configuration, custom roles, email accounts, print formats, and future code changes may alter what an individual user sees.</w:t>
             </w:r>
           </w:p>
         </w:tc>
@@ -11476,27 +11476,371 @@
         <w:pStyle w:val="Heading2"/>
       </w:pPr>
       <w:r>
-        <w:t>22.4 Confidentiality clearance</w:t>
-      </w:r>
-    </w:p>
-    <w:p>
-      <w:r>
-        <w:rPr>
-          <w:rFonts w:ascii="Calibri" w:hAnsi="Calibri"/>
-          <w:color w:val="263038"/>
-          <w:sz w:val="21"/>
-        </w:rPr>
-        <w:t>Lease Viewer can see Public and Internal leases. Responsible Officer, Department Head, and Finance Approver can see Public, Internal, and Confidential leases. Legal Approver, Management Approver, and Lease Auditor can see Public, Internal, Confidential, and Restricted leases. A user with multiple roles receives the union of those clearances. Lease Document access must pass this parent clearance and the document's Internal, Confidential, or Restricted classification; a user may see the Lease while a stricter linked document and private file remain hidden.</w:t>
-      </w:r>
-    </w:p>
-    <w:p>
-      <w:r>
-        <w:rPr>
-          <w:rFonts w:ascii="Calibri" w:hAnsi="Calibri"/>
-          <w:color w:val="263038"/>
-          <w:sz w:val="21"/>
-        </w:rPr>
-        <w:t>Role permissions are also combined. A user with Responsible Officer plus Legal Approver, Management Approver, or Lease Auditor receives Lease Document create permission from Responsible Officer and Restricted clearance from the additional role, but the user must still be assigned to the Lease or hold the matching Lease Department User Permission.</w:t>
+        <w:t>22.4 Confidentiality classification and clearance</w:t>
+      </w:r>
+    </w:p>
+    <w:p>
+      <w:r>
+        <w:rPr>
+          <w:rFonts w:ascii="Consolas" w:hAnsi="Consolas"/>
+          <w:color w:val="246382"/>
+          <w:sz w:val="20"/>
+        </w:rPr>
+        <w:t>Confidentiality Classification</w:t>
+      </w:r>
+      <w:r>
+        <w:rPr>
+          <w:rFonts w:ascii="Calibri" w:hAnsi="Calibri"/>
+          <w:color w:val="263038"/>
+          <w:sz w:val="21"/>
+        </w:rPr>
+        <w:t xml:space="preserve"> is a required Lease field and defaults to </w:t>
+      </w:r>
+      <w:r>
+        <w:rPr>
+          <w:rFonts w:ascii="Consolas" w:hAnsi="Consolas"/>
+          <w:color w:val="246382"/>
+          <w:sz w:val="20"/>
+        </w:rPr>
+        <w:t>Internal</w:t>
+      </w:r>
+      <w:r>
+        <w:rPr>
+          <w:rFonts w:ascii="Calibri" w:hAnsi="Calibri"/>
+          <w:color w:val="263038"/>
+          <w:sz w:val="21"/>
+        </w:rPr>
+        <w:t>. It controls how sensitive the entire Lease record is treated. Classification is one access gate rather than a complete permission by itself: a scoped user must also have the required application role and DocType permission and must be assigned as Responsible Officer, Contract Owner, or Backup Officer, or hold the matching Lease Department User Permission.</w:t>
+      </w:r>
+    </w:p>
+    <w:p>
+      <w:pPr>
+        <w:pStyle w:val="ListBullet"/>
+      </w:pPr>
+      <w:r>
+        <w:rPr>
+          <w:rFonts w:ascii="Consolas" w:hAnsi="Consolas"/>
+          <w:color w:val="246382"/>
+          <w:sz w:val="20"/>
+        </w:rPr>
+        <w:t>Public</w:t>
+      </w:r>
+      <w:r>
+        <w:rPr>
+          <w:rFonts w:ascii="Calibri" w:hAnsi="Calibri"/>
+          <w:color w:val="263038"/>
+          <w:sz w:val="21"/>
+        </w:rPr>
+        <w:t>: use for low-sensitivity lease information that may be shared broadly among authorized Rent Renewal Tracker users. Public does not mean internet-public, website-visible, or available to Guest; Guest users receive no application access.</w:t>
+      </w:r>
+    </w:p>
+    <w:p>
+      <w:pPr>
+        <w:pStyle w:val="ListBullet"/>
+      </w:pPr>
+      <w:r>
+        <w:rPr>
+          <w:rFonts w:ascii="Consolas" w:hAnsi="Consolas"/>
+          <w:color w:val="246382"/>
+          <w:sz w:val="20"/>
+        </w:rPr>
+        <w:t>Internal</w:t>
+      </w:r>
+      <w:r>
+        <w:rPr>
+          <w:rFonts w:ascii="Calibri" w:hAnsi="Calibri"/>
+          <w:color w:val="263038"/>
+          <w:sz w:val="21"/>
+        </w:rPr>
+        <w:t>: use for routine operational leases intended for staff inside the organization. This is the recommended default for ordinary leases.</w:t>
+      </w:r>
+    </w:p>
+    <w:p>
+      <w:pPr>
+        <w:pStyle w:val="ListBullet"/>
+      </w:pPr>
+      <w:r>
+        <w:rPr>
+          <w:rFonts w:ascii="Consolas" w:hAnsi="Consolas"/>
+          <w:color w:val="246382"/>
+          <w:sz w:val="20"/>
+        </w:rPr>
+        <w:t>Confidential</w:t>
+      </w:r>
+      <w:r>
+        <w:rPr>
+          <w:rFonts w:ascii="Calibri" w:hAnsi="Calibri"/>
+          <w:color w:val="263038"/>
+          <w:sz w:val="21"/>
+        </w:rPr>
+        <w:t>: use for commercially sensitive leases containing negotiated rents, special terms, sensitive counterparty information, or material internal assessments. This level excludes Lease Viewer.</w:t>
+      </w:r>
+    </w:p>
+    <w:p>
+      <w:pPr>
+        <w:pStyle w:val="ListBullet"/>
+      </w:pPr>
+      <w:r>
+        <w:rPr>
+          <w:rFonts w:ascii="Consolas" w:hAnsi="Consolas"/>
+          <w:color w:val="246382"/>
+          <w:sz w:val="20"/>
+        </w:rPr>
+        <w:t>Restricted</w:t>
+      </w:r>
+      <w:r>
+        <w:rPr>
+          <w:rFonts w:ascii="Calibri" w:hAnsi="Calibri"/>
+          <w:color w:val="263038"/>
+          <w:sz w:val="21"/>
+        </w:rPr>
+        <w:t>: use only for highly sensitive leases involving litigation, executive matters, investigations, strategic negotiations, exceptional financial terms, or similarly limited information.</w:t>
+      </w:r>
+    </w:p>
+    <w:p>
+      <w:r>
+        <w:rPr>
+          <w:rFonts w:ascii="Calibri" w:hAnsi="Calibri"/>
+          <w:color w:val="263038"/>
+          <w:sz w:val="21"/>
+        </w:rPr>
+        <w:t>Public and Internal currently have the same technical role-clearance boundary. Their difference is the business handling label: Public means broadly shareable within the authorized app population, while Internal records information as ordinary internal-only material. Neither classification bypasses assignment, department scope, DocType permission, or authentication.</w:t>
+      </w:r>
+    </w:p>
+    <w:p>
+      <w:r>
+        <w:rPr>
+          <w:rFonts w:ascii="Calibri" w:hAnsi="Calibri"/>
+          <w:color w:val="263038"/>
+          <w:sz w:val="21"/>
+        </w:rPr>
+        <w:t>Clearance by scoped role is:</w:t>
+      </w:r>
+    </w:p>
+    <w:p>
+      <w:pPr>
+        <w:pStyle w:val="ListBullet"/>
+      </w:pPr>
+      <w:r>
+        <w:rPr>
+          <w:rFonts w:ascii="Consolas" w:hAnsi="Consolas"/>
+          <w:color w:val="246382"/>
+          <w:sz w:val="20"/>
+        </w:rPr>
+        <w:t>Lease Viewer</w:t>
+      </w:r>
+      <w:r>
+        <w:rPr>
+          <w:rFonts w:ascii="Calibri" w:hAnsi="Calibri"/>
+          <w:color w:val="263038"/>
+          <w:sz w:val="21"/>
+        </w:rPr>
+        <w:t>: Public and Internal.</w:t>
+      </w:r>
+    </w:p>
+    <w:p>
+      <w:pPr>
+        <w:pStyle w:val="ListBullet"/>
+      </w:pPr>
+      <w:r>
+        <w:rPr>
+          <w:rFonts w:ascii="Consolas" w:hAnsi="Consolas"/>
+          <w:color w:val="246382"/>
+          <w:sz w:val="20"/>
+        </w:rPr>
+        <w:t>Responsible Officer</w:t>
+      </w:r>
+      <w:r>
+        <w:rPr>
+          <w:rFonts w:ascii="Calibri" w:hAnsi="Calibri"/>
+          <w:color w:val="263038"/>
+          <w:sz w:val="21"/>
+        </w:rPr>
+        <w:t xml:space="preserve">, </w:t>
+      </w:r>
+      <w:r>
+        <w:rPr>
+          <w:rFonts w:ascii="Consolas" w:hAnsi="Consolas"/>
+          <w:color w:val="246382"/>
+          <w:sz w:val="20"/>
+        </w:rPr>
+        <w:t>Department Head</w:t>
+      </w:r>
+      <w:r>
+        <w:rPr>
+          <w:rFonts w:ascii="Calibri" w:hAnsi="Calibri"/>
+          <w:color w:val="263038"/>
+          <w:sz w:val="21"/>
+        </w:rPr>
+        <w:t xml:space="preserve">, and </w:t>
+      </w:r>
+      <w:r>
+        <w:rPr>
+          <w:rFonts w:ascii="Consolas" w:hAnsi="Consolas"/>
+          <w:color w:val="246382"/>
+          <w:sz w:val="20"/>
+        </w:rPr>
+        <w:t>Finance Approver</w:t>
+      </w:r>
+      <w:r>
+        <w:rPr>
+          <w:rFonts w:ascii="Calibri" w:hAnsi="Calibri"/>
+          <w:color w:val="263038"/>
+          <w:sz w:val="21"/>
+        </w:rPr>
+        <w:t>: Public, Internal, and Confidential.</w:t>
+      </w:r>
+    </w:p>
+    <w:p>
+      <w:pPr>
+        <w:pStyle w:val="ListBullet"/>
+      </w:pPr>
+      <w:r>
+        <w:rPr>
+          <w:rFonts w:ascii="Consolas" w:hAnsi="Consolas"/>
+          <w:color w:val="246382"/>
+          <w:sz w:val="20"/>
+        </w:rPr>
+        <w:t>Legal Approver</w:t>
+      </w:r>
+      <w:r>
+        <w:rPr>
+          <w:rFonts w:ascii="Calibri" w:hAnsi="Calibri"/>
+          <w:color w:val="263038"/>
+          <w:sz w:val="21"/>
+        </w:rPr>
+        <w:t xml:space="preserve">, </w:t>
+      </w:r>
+      <w:r>
+        <w:rPr>
+          <w:rFonts w:ascii="Consolas" w:hAnsi="Consolas"/>
+          <w:color w:val="246382"/>
+          <w:sz w:val="20"/>
+        </w:rPr>
+        <w:t>Management Approver</w:t>
+      </w:r>
+      <w:r>
+        <w:rPr>
+          <w:rFonts w:ascii="Calibri" w:hAnsi="Calibri"/>
+          <w:color w:val="263038"/>
+          <w:sz w:val="21"/>
+        </w:rPr>
+        <w:t xml:space="preserve">, and </w:t>
+      </w:r>
+      <w:r>
+        <w:rPr>
+          <w:rFonts w:ascii="Consolas" w:hAnsi="Consolas"/>
+          <w:color w:val="246382"/>
+          <w:sz w:val="20"/>
+        </w:rPr>
+        <w:t>Lease Auditor</w:t>
+      </w:r>
+      <w:r>
+        <w:rPr>
+          <w:rFonts w:ascii="Calibri" w:hAnsi="Calibri"/>
+          <w:color w:val="263038"/>
+          <w:sz w:val="21"/>
+        </w:rPr>
+        <w:t>: Public, Internal, Confidential, and Restricted.</w:t>
+      </w:r>
+    </w:p>
+    <w:p>
+      <w:pPr>
+        <w:pStyle w:val="ListBullet"/>
+      </w:pPr>
+      <w:r>
+        <w:rPr>
+          <w:rFonts w:ascii="Consolas" w:hAnsi="Consolas"/>
+          <w:color w:val="246382"/>
+          <w:sz w:val="20"/>
+        </w:rPr>
+        <w:t>Administrator</w:t>
+      </w:r>
+      <w:r>
+        <w:rPr>
+          <w:rFonts w:ascii="Calibri" w:hAnsi="Calibri"/>
+          <w:color w:val="263038"/>
+          <w:sz w:val="21"/>
+        </w:rPr>
+        <w:t xml:space="preserve">, </w:t>
+      </w:r>
+      <w:r>
+        <w:rPr>
+          <w:rFonts w:ascii="Consolas" w:hAnsi="Consolas"/>
+          <w:color w:val="246382"/>
+          <w:sz w:val="20"/>
+        </w:rPr>
+        <w:t>System Manager</w:t>
+      </w:r>
+      <w:r>
+        <w:rPr>
+          <w:rFonts w:ascii="Calibri" w:hAnsi="Calibri"/>
+          <w:color w:val="263038"/>
+          <w:sz w:val="21"/>
+        </w:rPr>
+        <w:t xml:space="preserve">, </w:t>
+      </w:r>
+      <w:r>
+        <w:rPr>
+          <w:rFonts w:ascii="Consolas" w:hAnsi="Consolas"/>
+          <w:color w:val="246382"/>
+          <w:sz w:val="20"/>
+        </w:rPr>
+        <w:t>Rent Renewal System Manager</w:t>
+      </w:r>
+      <w:r>
+        <w:rPr>
+          <w:rFonts w:ascii="Calibri" w:hAnsi="Calibri"/>
+          <w:color w:val="263038"/>
+          <w:sz w:val="21"/>
+        </w:rPr>
+        <w:t xml:space="preserve">, and </w:t>
+      </w:r>
+      <w:r>
+        <w:rPr>
+          <w:rFonts w:ascii="Consolas" w:hAnsi="Consolas"/>
+          <w:color w:val="246382"/>
+          <w:sz w:val="20"/>
+        </w:rPr>
+        <w:t>Lease Administrator</w:t>
+      </w:r>
+      <w:r>
+        <w:rPr>
+          <w:rFonts w:ascii="Calibri" w:hAnsi="Calibri"/>
+          <w:color w:val="263038"/>
+          <w:sz w:val="21"/>
+        </w:rPr>
+        <w:t>: bypass the classification and assignment filters as unrestricted roles, while the normal DocType action matrix still determines what each role may create, write, submit, cancel, export, or delete.</w:t>
+      </w:r>
+    </w:p>
+    <w:p>
+      <w:r>
+        <w:rPr>
+          <w:rFonts w:ascii="Calibri" w:hAnsi="Calibri"/>
+          <w:color w:val="263038"/>
+          <w:sz w:val="21"/>
+        </w:rPr>
+        <w:t>A user with multiple roles receives the union of those clearances. For example, Responsible Officer plus Legal Approver receives create and submit authority from Responsible Officer and Restricted clearance from Legal Approver, but the user must still be assigned to the Lease or hold the matching Lease Department User Permission.</w:t>
+      </w:r>
+    </w:p>
+    <w:p>
+      <w:r>
+        <w:rPr>
+          <w:rFonts w:ascii="Calibri" w:hAnsi="Calibri"/>
+          <w:color w:val="263038"/>
+          <w:sz w:val="21"/>
+        </w:rPr>
+        <w:t>The classification is enforced when leases are listed, opened, created, saved, reported, exported, or counted on permission-aware dashboards. Renewal Requests, Rent Schedules, and Reminder Logs inherit the parent Lease authorization through their Lease link. Lease Documents must pass both the parent Lease classification and the document's separate Internal, Confidential, or Restricted classification, so a user may see a Lease while a stricter linked document and its private file remain hidden. Restricted leases also display a red warning in the Lease form, and a successor Lease created from a completed renewal inherits the predecessor's classification.</w:t>
+      </w:r>
+    </w:p>
+    <w:p>
+      <w:r>
+        <w:rPr>
+          <w:rFonts w:ascii="Calibri" w:hAnsi="Calibri"/>
+          <w:color w:val="263038"/>
+          <w:sz w:val="21"/>
+        </w:rPr>
+        <w:t>Choose the classification before submitting the Lease. Changes to a submitted Lease follow the normal Frappe amendment and document-control process.</w:t>
       </w:r>
     </w:p>
     <w:p>
@@ -32791,7 +33135,7 @@
                 <w:color w:val="263038"/>
                 <w:sz w:val="18"/>
               </w:rPr>
-              <w:t>The lease-level access label Public, Internal, Confidential, or Restricted.</w:t>
+              <w:t>The required lease-level sensitivity label Public, Internal, Confidential, or Restricted. It works together with role permission and assignment or department scope; Public never means guest or website access.</w:t>
             </w:r>
           </w:p>
         </w:tc>
